--- a/Selenium Notes/SELENIUM NOTES.docx
+++ b/Selenium Notes/SELENIUM NOTES.docx
@@ -51,17 +51,7 @@
           <w:szCs w:val="32"/>
           <w:highlight w:val="yellow"/>
         </w:rPr>
-        <w:t>Overview of Selenium</w:t>
-      </w:r>
-      <w:r>
-        <w:rPr>
-          <w:b/>
-          <w:bCs/>
-          <w:sz w:val="32"/>
-          <w:szCs w:val="32"/>
-          <w:highlight w:val="yellow"/>
-        </w:rPr>
-        <w:t xml:space="preserve"> </w:t>
+        <w:t xml:space="preserve">Overview of Selenium </w:t>
       </w:r>
       <w:r>
         <w:rPr>
@@ -895,19 +885,35 @@
         <w:t>("</w:t>
       </w:r>
       <w:proofErr w:type="spellStart"/>
+      <w:proofErr w:type="gramStart"/>
       <w:r>
         <w:rPr>
           <w:u w:val="single"/>
         </w:rPr>
-        <w:t>webdriver.chrome.driver</w:t>
-      </w:r>
-      <w:proofErr w:type="spellEnd"/>
+        <w:t>webdriver.chrome</w:t>
+      </w:r>
+      <w:proofErr w:type="gramEnd"/>
       <w:r>
         <w:rPr>
           <w:u w:val="single"/>
         </w:rPr>
-        <w:t>", "C:\\path\\to\\chromedriver.exe");</w:t>
-      </w:r>
+        <w:t>.driver</w:t>
+      </w:r>
+      <w:proofErr w:type="spellEnd"/>
+      <w:r>
+        <w:rPr>
+          <w:u w:val="single"/>
+        </w:rPr>
+        <w:t>", "C:\\path\\to\\chromedriver.exe"</w:t>
+      </w:r>
+      <w:proofErr w:type="gramStart"/>
+      <w:r>
+        <w:rPr>
+          <w:u w:val="single"/>
+        </w:rPr>
+        <w:t>);</w:t>
+      </w:r>
+      <w:proofErr w:type="gramEnd"/>
     </w:p>
     <w:p>
       <w:pPr>
@@ -960,19 +966,35 @@
         <w:t>("</w:t>
       </w:r>
       <w:proofErr w:type="spellStart"/>
+      <w:proofErr w:type="gramStart"/>
       <w:r>
         <w:rPr>
           <w:u w:val="single"/>
         </w:rPr>
-        <w:t>webdriver.gecko.driver</w:t>
-      </w:r>
-      <w:proofErr w:type="spellEnd"/>
+        <w:t>webdriver.gecko</w:t>
+      </w:r>
+      <w:proofErr w:type="gramEnd"/>
       <w:r>
         <w:rPr>
           <w:u w:val="single"/>
         </w:rPr>
-        <w:t>", "C:\\path\\to\\geckodriver.exe");</w:t>
-      </w:r>
+        <w:t>.driver</w:t>
+      </w:r>
+      <w:proofErr w:type="spellEnd"/>
+      <w:r>
+        <w:rPr>
+          <w:u w:val="single"/>
+        </w:rPr>
+        <w:t>", "C:\\path\\to\\geckodriver.exe"</w:t>
+      </w:r>
+      <w:proofErr w:type="gramStart"/>
+      <w:r>
+        <w:rPr>
+          <w:u w:val="single"/>
+        </w:rPr>
+        <w:t>);</w:t>
+      </w:r>
+      <w:proofErr w:type="gramEnd"/>
     </w:p>
     <w:p>
       <w:pPr>
@@ -1025,19 +1047,35 @@
         <w:t>("</w:t>
       </w:r>
       <w:proofErr w:type="spellStart"/>
+      <w:proofErr w:type="gramStart"/>
       <w:r>
         <w:rPr>
           <w:u w:val="single"/>
         </w:rPr>
-        <w:t>webdriver.edge.driver</w:t>
-      </w:r>
-      <w:proofErr w:type="spellEnd"/>
+        <w:t>webdriver.edge</w:t>
+      </w:r>
+      <w:proofErr w:type="gramEnd"/>
       <w:r>
         <w:rPr>
           <w:u w:val="single"/>
         </w:rPr>
-        <w:t>", "C:\\path\\to\\msedgedriver.exe");</w:t>
-      </w:r>
+        <w:t>.driver</w:t>
+      </w:r>
+      <w:proofErr w:type="spellEnd"/>
+      <w:r>
+        <w:rPr>
+          <w:u w:val="single"/>
+        </w:rPr>
+        <w:t>", "C:\\path\\to\\msedgedriver.exe"</w:t>
+      </w:r>
+      <w:proofErr w:type="gramStart"/>
+      <w:r>
+        <w:rPr>
+          <w:u w:val="single"/>
+        </w:rPr>
+        <w:t>);</w:t>
+      </w:r>
+      <w:proofErr w:type="gramEnd"/>
     </w:p>
     <w:p>
       <w:pPr>
@@ -1090,6 +1128,7 @@
         <w:t>("</w:t>
       </w:r>
       <w:proofErr w:type="spellStart"/>
+      <w:proofErr w:type="gramStart"/>
       <w:r>
         <w:rPr>
           <w:u w:val="single"/>
@@ -1097,12 +1136,21 @@
         <w:t>webdriver.ie.driver</w:t>
       </w:r>
       <w:proofErr w:type="spellEnd"/>
+      <w:proofErr w:type="gramEnd"/>
       <w:r>
         <w:rPr>
           <w:u w:val="single"/>
         </w:rPr>
-        <w:t>", "C:\\path\\to\\IEDriverServer.exe");</w:t>
-      </w:r>
+        <w:t>", "C:\\path\\to\\IEDriverServer.exe"</w:t>
+      </w:r>
+      <w:proofErr w:type="gramStart"/>
+      <w:r>
+        <w:rPr>
+          <w:u w:val="single"/>
+        </w:rPr>
+        <w:t>);</w:t>
+      </w:r>
+      <w:proofErr w:type="gramEnd"/>
     </w:p>
     <w:p>
       <w:pPr>
@@ -1155,17 +1203,25 @@
         <w:t>("</w:t>
       </w:r>
       <w:proofErr w:type="spellStart"/>
+      <w:proofErr w:type="gramStart"/>
       <w:r>
         <w:rPr>
           <w:u w:val="single"/>
         </w:rPr>
-        <w:t>webdriver.safari.driver</w:t>
-      </w:r>
-      <w:proofErr w:type="spellEnd"/>
+        <w:t>webdriver.safari</w:t>
+      </w:r>
+      <w:proofErr w:type="gramEnd"/>
       <w:r>
         <w:rPr>
           <w:u w:val="single"/>
         </w:rPr>
+        <w:t>.driver</w:t>
+      </w:r>
+      <w:proofErr w:type="spellEnd"/>
+      <w:r>
+        <w:rPr>
+          <w:u w:val="single"/>
+        </w:rPr>
         <w:t>", "/</w:t>
       </w:r>
       <w:proofErr w:type="spellStart"/>
@@ -1194,8 +1250,16 @@
         <w:rPr>
           <w:u w:val="single"/>
         </w:rPr>
-        <w:t>");</w:t>
-      </w:r>
+        <w:t>"</w:t>
+      </w:r>
+      <w:proofErr w:type="gramStart"/>
+      <w:r>
+        <w:rPr>
+          <w:u w:val="single"/>
+        </w:rPr>
+        <w:t>);</w:t>
+      </w:r>
+      <w:proofErr w:type="gramEnd"/>
     </w:p>
     <w:p>
       <w:pPr>
@@ -1252,6 +1316,7 @@
         <w:t xml:space="preserve"> options = new </w:t>
       </w:r>
       <w:proofErr w:type="spellStart"/>
+      <w:proofErr w:type="gramStart"/>
       <w:r>
         <w:t>ChromeOptions</w:t>
       </w:r>
@@ -1259,17 +1324,20 @@
       <w:r>
         <w:t>();</w:t>
       </w:r>
-    </w:p>
-    <w:p>
-      <w:pPr>
-        <w:spacing w:after="0" w:line="240" w:lineRule="auto"/>
-        <w:ind w:left="720"/>
-      </w:pPr>
-      <w:proofErr w:type="spellStart"/>
+      <w:proofErr w:type="gramEnd"/>
+    </w:p>
+    <w:p>
+      <w:pPr>
+        <w:spacing w:after="0" w:line="240" w:lineRule="auto"/>
+        <w:ind w:left="720"/>
+      </w:pPr>
+      <w:proofErr w:type="spellStart"/>
+      <w:proofErr w:type="gramStart"/>
       <w:r>
         <w:t>options.addArguments</w:t>
       </w:r>
       <w:proofErr w:type="spellEnd"/>
+      <w:proofErr w:type="gramEnd"/>
       <w:r>
         <w:t>("--headless"); // Run in headless mode</w:t>
       </w:r>
@@ -1280,10 +1348,12 @@
         <w:ind w:left="720"/>
       </w:pPr>
       <w:proofErr w:type="spellStart"/>
+      <w:proofErr w:type="gramStart"/>
       <w:r>
         <w:t>options.addArguments</w:t>
       </w:r>
       <w:proofErr w:type="spellEnd"/>
+      <w:proofErr w:type="gramEnd"/>
       <w:r>
         <w:t>("--disable-</w:t>
       </w:r>
@@ -1807,10 +1877,12 @@
           </w:tcPr>
           <w:p>
             <w:proofErr w:type="spellStart"/>
+            <w:proofErr w:type="gramStart"/>
             <w:r>
               <w:t>driver.findElement</w:t>
             </w:r>
             <w:proofErr w:type="spellEnd"/>
+            <w:proofErr w:type="gramEnd"/>
             <w:r>
               <w:t>(By.id("login")) → returns the login button</w:t>
             </w:r>
@@ -1822,18 +1894,22 @@
           </w:tcPr>
           <w:p>
             <w:proofErr w:type="spellStart"/>
+            <w:proofErr w:type="gramStart"/>
             <w:r>
               <w:t>driver.findElements</w:t>
             </w:r>
             <w:proofErr w:type="spellEnd"/>
+            <w:proofErr w:type="gramEnd"/>
             <w:r>
               <w:t>(</w:t>
             </w:r>
             <w:proofErr w:type="spellStart"/>
+            <w:proofErr w:type="gramStart"/>
             <w:r>
               <w:t>By.className</w:t>
             </w:r>
             <w:proofErr w:type="spellEnd"/>
+            <w:proofErr w:type="gramEnd"/>
             <w:r>
               <w:t>("menu")) → returns a list of all menu items</w:t>
             </w:r>
@@ -2120,7 +2196,21 @@
               <w:rPr>
                 <w:rFonts w:ascii="Calibri" w:hAnsi="Calibri"/>
               </w:rPr>
-              <w:t>Short path from anywhere in the page</w:t>
+              <w:t xml:space="preserve">Short path from anywhere </w:t>
+            </w:r>
+            <w:proofErr w:type="gramStart"/>
+            <w:r>
+              <w:rPr>
+                <w:rFonts w:ascii="Calibri" w:hAnsi="Calibri"/>
+              </w:rPr>
+              <w:t>in</w:t>
+            </w:r>
+            <w:proofErr w:type="gramEnd"/>
+            <w:r>
+              <w:rPr>
+                <w:rFonts w:ascii="Calibri" w:hAnsi="Calibri"/>
+              </w:rPr>
+              <w:t xml:space="preserve"> the page</w:t>
             </w:r>
           </w:p>
         </w:tc>
@@ -2337,8 +2427,16 @@
               <w:rPr>
                 <w:rFonts w:ascii="Calibri" w:hAnsi="Calibri"/>
               </w:rPr>
-              <w:t>`/html/body/div[1]/div[2]/form/input[1]`</w:t>
+              <w:t>`/html/body/div[1]/div[2]/form/</w:t>
             </w:r>
+            <w:proofErr w:type="gramStart"/>
+            <w:r>
+              <w:rPr>
+                <w:rFonts w:ascii="Calibri" w:hAnsi="Calibri"/>
+              </w:rPr>
+              <w:t>input[1]`</w:t>
+            </w:r>
+            <w:proofErr w:type="gramEnd"/>
           </w:p>
         </w:tc>
         <w:tc>
@@ -2356,8 +2454,16 @@
               <w:rPr>
                 <w:rFonts w:ascii="Calibri" w:hAnsi="Calibri"/>
               </w:rPr>
-              <w:t>`//input[@id='username']`</w:t>
+              <w:t>`//input[@id='username</w:t>
             </w:r>
+            <w:proofErr w:type="gramStart"/>
+            <w:r>
+              <w:rPr>
+                <w:rFonts w:ascii="Calibri" w:hAnsi="Calibri"/>
+              </w:rPr>
+              <w:t>']`</w:t>
+            </w:r>
+            <w:proofErr w:type="gramEnd"/>
           </w:p>
         </w:tc>
       </w:tr>
@@ -2516,10 +2622,12 @@
               <w:t xml:space="preserve">Uses CSS style syntax (e.g., </w:t>
             </w:r>
             <w:proofErr w:type="spellStart"/>
+            <w:proofErr w:type="gramStart"/>
             <w:r>
               <w:t>tag#id</w:t>
             </w:r>
             <w:proofErr w:type="spellEnd"/>
+            <w:proofErr w:type="gramEnd"/>
             <w:r>
               <w:t xml:space="preserve">, </w:t>
             </w:r>
@@ -2680,7 +2788,15 @@
           </w:tcPr>
           <w:p>
             <w:r>
-              <w:t>//tag[@attribute='value']</w:t>
+              <w:t>//</w:t>
+            </w:r>
+            <w:proofErr w:type="gramStart"/>
+            <w:r>
+              <w:t>tag[@</w:t>
+            </w:r>
+            <w:proofErr w:type="gramEnd"/>
+            <w:r>
+              <w:t>attribute='value']</w:t>
             </w:r>
           </w:p>
         </w:tc>
@@ -2715,7 +2831,15 @@
           </w:tcPr>
           <w:p>
             <w:r>
-              <w:t>//tag[text()='value']</w:t>
+              <w:t>//tag[text</w:t>
+            </w:r>
+            <w:proofErr w:type="gramStart"/>
+            <w:r>
+              <w:t>()=</w:t>
+            </w:r>
+            <w:proofErr w:type="gramEnd"/>
+            <w:r>
+              <w:t>'value']</w:t>
             </w:r>
           </w:p>
         </w:tc>
@@ -2771,6 +2895,7 @@
           <w:bCs/>
         </w:rPr>
       </w:pPr>
+      <w:proofErr w:type="gramStart"/>
       <w:r>
         <w:rPr>
           <w:b/>
@@ -2785,14 +2910,24 @@
           <w:bCs/>
           <w:highlight w:val="green"/>
         </w:rPr>
-        <w:t xml:space="preserve">et() vs </w:t>
-      </w:r>
+        <w:t>et(</w:t>
+      </w:r>
+      <w:proofErr w:type="gramEnd"/>
       <w:r>
         <w:rPr>
           <w:b/>
           <w:bCs/>
           <w:highlight w:val="green"/>
         </w:rPr>
+        <w:t xml:space="preserve">) vs </w:t>
+      </w:r>
+      <w:proofErr w:type="gramStart"/>
+      <w:r>
+        <w:rPr>
+          <w:b/>
+          <w:bCs/>
+          <w:highlight w:val="green"/>
+        </w:rPr>
         <w:t>n</w:t>
       </w:r>
       <w:r>
@@ -2801,7 +2936,16 @@
           <w:bCs/>
           <w:highlight w:val="green"/>
         </w:rPr>
-        <w:t>avigate()</w:t>
+        <w:t>avigate(</w:t>
+      </w:r>
+      <w:proofErr w:type="gramEnd"/>
+      <w:r>
+        <w:rPr>
+          <w:b/>
+          <w:bCs/>
+          <w:highlight w:val="green"/>
+        </w:rPr>
+        <w:t>)</w:t>
       </w:r>
     </w:p>
     <w:tbl>
@@ -2868,6 +3012,7 @@
                 <w:szCs w:val="22"/>
               </w:rPr>
             </w:pPr>
+            <w:proofErr w:type="gramStart"/>
             <w:r>
               <w:rPr>
                 <w:b/>
@@ -2875,7 +3020,17 @@
                 <w:sz w:val="22"/>
                 <w:szCs w:val="22"/>
               </w:rPr>
-              <w:t>get()</w:t>
+              <w:t>get(</w:t>
+            </w:r>
+            <w:proofErr w:type="gramEnd"/>
+            <w:r>
+              <w:rPr>
+                <w:b/>
+                <w:bCs/>
+                <w:sz w:val="22"/>
+                <w:szCs w:val="22"/>
+              </w:rPr>
+              <w:t>)</w:t>
             </w:r>
           </w:p>
         </w:tc>
@@ -2894,6 +3049,7 @@
                 <w:szCs w:val="22"/>
               </w:rPr>
             </w:pPr>
+            <w:proofErr w:type="gramStart"/>
             <w:r>
               <w:rPr>
                 <w:b/>
@@ -2901,7 +3057,17 @@
                 <w:sz w:val="22"/>
                 <w:szCs w:val="22"/>
               </w:rPr>
-              <w:t>navigate()</w:t>
+              <w:t>navigate(</w:t>
+            </w:r>
+            <w:proofErr w:type="gramEnd"/>
+            <w:r>
+              <w:rPr>
+                <w:b/>
+                <w:bCs/>
+                <w:sz w:val="22"/>
+                <w:szCs w:val="22"/>
+              </w:rPr>
+              <w:t>)</w:t>
             </w:r>
           </w:p>
         </w:tc>
@@ -2995,8 +3161,13 @@
                   <w:pPr>
                     <w:spacing w:after="0" w:line="240" w:lineRule="auto"/>
                   </w:pPr>
+                  <w:proofErr w:type="gramStart"/>
                   <w:r>
-                    <w:t>Opens a web page</w:t>
+                    <w:t>Opens</w:t>
+                  </w:r>
+                  <w:proofErr w:type="gramEnd"/>
+                  <w:r>
+                    <w:t xml:space="preserve"> a web page</w:t>
                   </w:r>
                 </w:p>
               </w:tc>
@@ -3060,10 +3231,12 @@
           </w:tcPr>
           <w:p>
             <w:proofErr w:type="spellStart"/>
+            <w:proofErr w:type="gramStart"/>
             <w:r>
               <w:t>driver.navigate</w:t>
             </w:r>
             <w:proofErr w:type="spellEnd"/>
+            <w:proofErr w:type="gramEnd"/>
             <w:r>
               <w:t>().to("https://example.com")</w:t>
             </w:r>
@@ -3100,7 +3273,23 @@
           </w:tcPr>
           <w:p>
             <w:r>
-              <w:t>Yes (back(), forward())</w:t>
+              <w:t>Yes (</w:t>
+            </w:r>
+            <w:proofErr w:type="gramStart"/>
+            <w:r>
+              <w:t>back(</w:t>
+            </w:r>
+            <w:proofErr w:type="gramEnd"/>
+            <w:r>
+              <w:t xml:space="preserve">), </w:t>
+            </w:r>
+            <w:proofErr w:type="gramStart"/>
+            <w:r>
+              <w:t>forward(</w:t>
+            </w:r>
+            <w:proofErr w:type="gramEnd"/>
+            <w:r>
+              <w:t>))</w:t>
             </w:r>
           </w:p>
         </w:tc>
@@ -3135,7 +3324,15 @@
           </w:tcPr>
           <w:p>
             <w:r>
-              <w:t>Yes (refresh())</w:t>
+              <w:t>Yes (</w:t>
+            </w:r>
+            <w:proofErr w:type="gramStart"/>
+            <w:r>
+              <w:t>refresh(</w:t>
+            </w:r>
+            <w:proofErr w:type="gramEnd"/>
+            <w:r>
+              <w:t>))</w:t>
             </w:r>
           </w:p>
         </w:tc>
@@ -3170,7 +3367,15 @@
           </w:tcPr>
           <w:p>
             <w:r>
-              <w:t>Opening a page and also moving around in browser history</w:t>
+              <w:t xml:space="preserve">Opening a page </w:t>
+            </w:r>
+            <w:proofErr w:type="gramStart"/>
+            <w:r>
+              <w:t>and also</w:t>
+            </w:r>
+            <w:proofErr w:type="gramEnd"/>
+            <w:r>
+              <w:t xml:space="preserve"> moving around in browser history</w:t>
             </w:r>
           </w:p>
         </w:tc>
@@ -3243,8 +3448,13 @@
       </w:r>
       <w:proofErr w:type="spellEnd"/>
       <w:r>
-        <w:t xml:space="preserve"> element;</w:t>
-      </w:r>
+        <w:t xml:space="preserve"> </w:t>
+      </w:r>
+      <w:proofErr w:type="gramStart"/>
+      <w:r>
+        <w:t>element;</w:t>
+      </w:r>
+      <w:proofErr w:type="gramEnd"/>
     </w:p>
     <w:p>
       <w:pPr>
@@ -3256,13 +3466,20 @@
         <w:spacing w:after="0"/>
       </w:pPr>
       <w:proofErr w:type="spellStart"/>
+      <w:proofErr w:type="gramStart"/>
       <w:r>
         <w:t>element.clear</w:t>
       </w:r>
       <w:proofErr w:type="spellEnd"/>
-      <w:r>
-        <w:t>();</w:t>
-      </w:r>
+      <w:proofErr w:type="gramEnd"/>
+      <w:r>
+        <w:t>(</w:t>
+      </w:r>
+      <w:proofErr w:type="gramStart"/>
+      <w:r>
+        <w:t>);</w:t>
+      </w:r>
+      <w:proofErr w:type="gramEnd"/>
     </w:p>
     <w:p>
       <w:pPr>
@@ -3274,13 +3491,20 @@
         <w:spacing w:after="0"/>
       </w:pPr>
       <w:proofErr w:type="spellStart"/>
+      <w:proofErr w:type="gramStart"/>
       <w:r>
         <w:t>element.sendKeys</w:t>
       </w:r>
       <w:proofErr w:type="spellEnd"/>
-      <w:r>
-        <w:t>("text");</w:t>
-      </w:r>
+      <w:proofErr w:type="gramEnd"/>
+      <w:r>
+        <w:t>("text"</w:t>
+      </w:r>
+      <w:proofErr w:type="gramStart"/>
+      <w:r>
+        <w:t>);</w:t>
+      </w:r>
+      <w:proofErr w:type="gramEnd"/>
     </w:p>
     <w:p>
       <w:pPr>
@@ -3292,13 +3516,20 @@
         <w:spacing w:after="0"/>
       </w:pPr>
       <w:proofErr w:type="spellStart"/>
+      <w:proofErr w:type="gramStart"/>
       <w:r>
         <w:t>element.getText</w:t>
       </w:r>
       <w:proofErr w:type="spellEnd"/>
-      <w:r>
-        <w:t>();</w:t>
-      </w:r>
+      <w:proofErr w:type="gramEnd"/>
+      <w:r>
+        <w:t>(</w:t>
+      </w:r>
+      <w:proofErr w:type="gramStart"/>
+      <w:r>
+        <w:t>);</w:t>
+      </w:r>
+      <w:proofErr w:type="gramEnd"/>
     </w:p>
     <w:p>
       <w:pPr>
@@ -3310,10 +3541,12 @@
         <w:spacing w:after="0"/>
       </w:pPr>
       <w:proofErr w:type="spellStart"/>
+      <w:proofErr w:type="gramStart"/>
       <w:r>
         <w:t>element.getAttribute</w:t>
       </w:r>
       <w:proofErr w:type="spellEnd"/>
+      <w:proofErr w:type="gramEnd"/>
       <w:r>
         <w:t>("</w:t>
       </w:r>
@@ -3323,8 +3556,13 @@
       </w:r>
       <w:proofErr w:type="spellEnd"/>
       <w:r>
-        <w:t>");</w:t>
-      </w:r>
+        <w:t>"</w:t>
+      </w:r>
+      <w:proofErr w:type="gramStart"/>
+      <w:r>
+        <w:t>);</w:t>
+      </w:r>
+      <w:proofErr w:type="gramEnd"/>
     </w:p>
     <w:p>
       <w:pPr>
@@ -3336,13 +3574,20 @@
         <w:spacing w:after="0"/>
       </w:pPr>
       <w:proofErr w:type="spellStart"/>
+      <w:proofErr w:type="gramStart"/>
       <w:r>
         <w:t>element.isDisplayed</w:t>
       </w:r>
       <w:proofErr w:type="spellEnd"/>
-      <w:r>
-        <w:t>();</w:t>
-      </w:r>
+      <w:proofErr w:type="gramEnd"/>
+      <w:r>
+        <w:t>(</w:t>
+      </w:r>
+      <w:proofErr w:type="gramStart"/>
+      <w:r>
+        <w:t>);</w:t>
+      </w:r>
+      <w:proofErr w:type="gramEnd"/>
     </w:p>
     <w:p>
       <w:pPr>
@@ -3354,13 +3599,20 @@
         <w:spacing w:after="0"/>
       </w:pPr>
       <w:proofErr w:type="spellStart"/>
+      <w:proofErr w:type="gramStart"/>
       <w:r>
         <w:t>element.isEnabled</w:t>
       </w:r>
       <w:proofErr w:type="spellEnd"/>
-      <w:r>
-        <w:t>();</w:t>
-      </w:r>
+      <w:proofErr w:type="gramEnd"/>
+      <w:r>
+        <w:t>(</w:t>
+      </w:r>
+      <w:proofErr w:type="gramStart"/>
+      <w:r>
+        <w:t>);</w:t>
+      </w:r>
+      <w:proofErr w:type="gramEnd"/>
     </w:p>
     <w:p>
       <w:pPr>
@@ -3372,13 +3624,20 @@
         <w:spacing w:after="0"/>
       </w:pPr>
       <w:proofErr w:type="spellStart"/>
+      <w:proofErr w:type="gramStart"/>
       <w:r>
         <w:t>element.isSelected</w:t>
       </w:r>
       <w:proofErr w:type="spellEnd"/>
-      <w:r>
-        <w:t>();</w:t>
-      </w:r>
+      <w:proofErr w:type="gramEnd"/>
+      <w:r>
+        <w:t>(</w:t>
+      </w:r>
+      <w:proofErr w:type="gramStart"/>
+      <w:r>
+        <w:t>);</w:t>
+      </w:r>
+      <w:proofErr w:type="gramEnd"/>
     </w:p>
     <w:p>
       <w:pPr>
@@ -3390,13 +3649,20 @@
         <w:spacing w:after="0"/>
       </w:pPr>
       <w:proofErr w:type="spellStart"/>
+      <w:proofErr w:type="gramStart"/>
       <w:r>
         <w:t>element.submit</w:t>
       </w:r>
       <w:proofErr w:type="spellEnd"/>
-      <w:r>
-        <w:t>();</w:t>
-      </w:r>
+      <w:proofErr w:type="gramEnd"/>
+      <w:r>
+        <w:t>(</w:t>
+      </w:r>
+      <w:proofErr w:type="gramStart"/>
+      <w:r>
+        <w:t>);</w:t>
+      </w:r>
+      <w:proofErr w:type="gramEnd"/>
     </w:p>
     <w:p>
       <w:pPr>
@@ -3434,13 +3700,20 @@
         </w:numPr>
       </w:pPr>
       <w:proofErr w:type="spellStart"/>
+      <w:proofErr w:type="gramStart"/>
       <w:r>
         <w:t>driver.getTitle</w:t>
       </w:r>
       <w:proofErr w:type="spellEnd"/>
-      <w:r>
-        <w:t>();</w:t>
-      </w:r>
+      <w:proofErr w:type="gramEnd"/>
+      <w:r>
+        <w:t>(</w:t>
+      </w:r>
+      <w:proofErr w:type="gramStart"/>
+      <w:r>
+        <w:t>);</w:t>
+      </w:r>
+      <w:proofErr w:type="gramEnd"/>
     </w:p>
     <w:p>
       <w:pPr>
@@ -3451,13 +3724,20 @@
         </w:numPr>
       </w:pPr>
       <w:proofErr w:type="spellStart"/>
+      <w:proofErr w:type="gramStart"/>
       <w:r>
         <w:t>driver.getPageSource</w:t>
       </w:r>
       <w:proofErr w:type="spellEnd"/>
-      <w:r>
-        <w:t>();</w:t>
-      </w:r>
+      <w:proofErr w:type="gramEnd"/>
+      <w:r>
+        <w:t>(</w:t>
+      </w:r>
+      <w:proofErr w:type="gramStart"/>
+      <w:r>
+        <w:t>);</w:t>
+      </w:r>
+      <w:proofErr w:type="gramEnd"/>
     </w:p>
     <w:p>
       <w:pPr>
@@ -3468,13 +3748,20 @@
         </w:numPr>
       </w:pPr>
       <w:proofErr w:type="spellStart"/>
+      <w:proofErr w:type="gramStart"/>
       <w:r>
         <w:t>driver.getCurrentUrl</w:t>
       </w:r>
       <w:proofErr w:type="spellEnd"/>
-      <w:r>
-        <w:t>();</w:t>
-      </w:r>
+      <w:proofErr w:type="gramEnd"/>
+      <w:r>
+        <w:t>(</w:t>
+      </w:r>
+      <w:proofErr w:type="gramStart"/>
+      <w:r>
+        <w:t>);</w:t>
+      </w:r>
+      <w:proofErr w:type="gramEnd"/>
     </w:p>
     <w:p>
       <w:pPr>
@@ -3485,13 +3772,20 @@
         </w:numPr>
       </w:pPr>
       <w:proofErr w:type="spellStart"/>
+      <w:proofErr w:type="gramStart"/>
       <w:r>
         <w:t>driver.quit</w:t>
       </w:r>
       <w:proofErr w:type="spellEnd"/>
-      <w:r>
-        <w:t>();</w:t>
-      </w:r>
+      <w:proofErr w:type="gramEnd"/>
+      <w:r>
+        <w:t>(</w:t>
+      </w:r>
+      <w:proofErr w:type="gramStart"/>
+      <w:r>
+        <w:t>);</w:t>
+      </w:r>
+      <w:proofErr w:type="gramEnd"/>
     </w:p>
     <w:p>
       <w:pPr>
@@ -3502,13 +3796,20 @@
         </w:numPr>
       </w:pPr>
       <w:proofErr w:type="spellStart"/>
+      <w:proofErr w:type="gramStart"/>
       <w:r>
         <w:t>driver.close</w:t>
       </w:r>
       <w:proofErr w:type="spellEnd"/>
-      <w:r>
-        <w:t>();</w:t>
-      </w:r>
+      <w:proofErr w:type="gramEnd"/>
+      <w:r>
+        <w:t>(</w:t>
+      </w:r>
+      <w:proofErr w:type="gramStart"/>
+      <w:r>
+        <w:t>);</w:t>
+      </w:r>
+      <w:proofErr w:type="gramEnd"/>
     </w:p>
     <w:p>
       <w:pPr>
@@ -3540,8 +3841,13 @@
       </w:r>
       <w:proofErr w:type="spellEnd"/>
       <w:r>
-        <w:t>("http://example.com");</w:t>
-      </w:r>
+        <w:t>("http://example.com"</w:t>
+      </w:r>
+      <w:proofErr w:type="gramStart"/>
+      <w:r>
+        <w:t>);</w:t>
+      </w:r>
+      <w:proofErr w:type="gramEnd"/>
     </w:p>
     <w:p>
       <w:pPr>
@@ -3552,13 +3858,20 @@
         </w:numPr>
       </w:pPr>
       <w:proofErr w:type="spellStart"/>
+      <w:proofErr w:type="gramStart"/>
       <w:r>
         <w:t>driver.navigate</w:t>
       </w:r>
       <w:proofErr w:type="spellEnd"/>
-      <w:r>
-        <w:t>().to("http://example.com");</w:t>
-      </w:r>
+      <w:proofErr w:type="gramEnd"/>
+      <w:r>
+        <w:t>().to("http://example.com"</w:t>
+      </w:r>
+      <w:proofErr w:type="gramStart"/>
+      <w:r>
+        <w:t>);</w:t>
+      </w:r>
+      <w:proofErr w:type="gramEnd"/>
     </w:p>
     <w:p>
       <w:pPr>
@@ -3569,13 +3882,28 @@
         </w:numPr>
       </w:pPr>
       <w:proofErr w:type="spellStart"/>
+      <w:proofErr w:type="gramStart"/>
       <w:r>
         <w:t>driver.navigate</w:t>
       </w:r>
       <w:proofErr w:type="spellEnd"/>
-      <w:r>
-        <w:t>().back();</w:t>
-      </w:r>
+      <w:proofErr w:type="gramEnd"/>
+      <w:r>
+        <w:t>(</w:t>
+      </w:r>
+      <w:proofErr w:type="gramStart"/>
+      <w:r>
+        <w:t>).back</w:t>
+      </w:r>
+      <w:proofErr w:type="gramEnd"/>
+      <w:r>
+        <w:t>(</w:t>
+      </w:r>
+      <w:proofErr w:type="gramStart"/>
+      <w:r>
+        <w:t>);</w:t>
+      </w:r>
+      <w:proofErr w:type="gramEnd"/>
     </w:p>
     <w:p>
       <w:pPr>
@@ -3586,13 +3914,20 @@
         </w:numPr>
       </w:pPr>
       <w:proofErr w:type="spellStart"/>
+      <w:proofErr w:type="gramStart"/>
       <w:r>
         <w:t>driver.navigate</w:t>
       </w:r>
       <w:proofErr w:type="spellEnd"/>
-      <w:r>
-        <w:t>().forward();</w:t>
-      </w:r>
+      <w:proofErr w:type="gramEnd"/>
+      <w:r>
+        <w:t>().</w:t>
+      </w:r>
+      <w:proofErr w:type="gramStart"/>
+      <w:r>
+        <w:t>forward();</w:t>
+      </w:r>
+      <w:proofErr w:type="gramEnd"/>
     </w:p>
     <w:p>
       <w:pPr>
@@ -3603,13 +3938,28 @@
         </w:numPr>
       </w:pPr>
       <w:proofErr w:type="spellStart"/>
+      <w:proofErr w:type="gramStart"/>
       <w:r>
         <w:t>driver.navigate</w:t>
       </w:r>
       <w:proofErr w:type="spellEnd"/>
-      <w:r>
-        <w:t>().refresh();</w:t>
-      </w:r>
+      <w:proofErr w:type="gramEnd"/>
+      <w:r>
+        <w:t>(</w:t>
+      </w:r>
+      <w:proofErr w:type="gramStart"/>
+      <w:r>
+        <w:t>).refresh</w:t>
+      </w:r>
+      <w:proofErr w:type="gramEnd"/>
+      <w:r>
+        <w:t>(</w:t>
+      </w:r>
+      <w:proofErr w:type="gramStart"/>
+      <w:r>
+        <w:t>);</w:t>
+      </w:r>
+      <w:proofErr w:type="gramEnd"/>
     </w:p>
     <w:p>
       <w:pPr>
@@ -3651,13 +4001,28 @@
         <w:spacing w:after="0"/>
       </w:pPr>
       <w:proofErr w:type="spellStart"/>
+      <w:proofErr w:type="gramStart"/>
       <w:r>
         <w:t>driver.switchTo</w:t>
       </w:r>
       <w:proofErr w:type="spellEnd"/>
-      <w:r>
-        <w:t>().frame(int index);</w:t>
-      </w:r>
+      <w:proofErr w:type="gramEnd"/>
+      <w:r>
+        <w:t>(</w:t>
+      </w:r>
+      <w:proofErr w:type="gramStart"/>
+      <w:r>
+        <w:t>).frame</w:t>
+      </w:r>
+      <w:proofErr w:type="gramEnd"/>
+      <w:r>
+        <w:t>(int index</w:t>
+      </w:r>
+      <w:proofErr w:type="gramStart"/>
+      <w:r>
+        <w:t>);</w:t>
+      </w:r>
+      <w:proofErr w:type="gramEnd"/>
     </w:p>
     <w:p>
       <w:pPr>
@@ -3669,21 +4034,33 @@
         <w:spacing w:after="0"/>
       </w:pPr>
       <w:proofErr w:type="spellStart"/>
+      <w:proofErr w:type="gramStart"/>
       <w:r>
         <w:t>driver.switchTo</w:t>
       </w:r>
       <w:proofErr w:type="spellEnd"/>
-      <w:r>
-        <w:t xml:space="preserve">().frame(String </w:t>
+      <w:proofErr w:type="gramEnd"/>
+      <w:r>
+        <w:t>(</w:t>
+      </w:r>
+      <w:proofErr w:type="gramStart"/>
+      <w:r>
+        <w:t>).frame</w:t>
+      </w:r>
+      <w:proofErr w:type="gramEnd"/>
+      <w:r>
+        <w:t xml:space="preserve">(String </w:t>
       </w:r>
       <w:proofErr w:type="spellStart"/>
       <w:r>
         <w:t>nameOrId</w:t>
       </w:r>
       <w:proofErr w:type="spellEnd"/>
+      <w:proofErr w:type="gramStart"/>
       <w:r>
         <w:t>);</w:t>
       </w:r>
+      <w:proofErr w:type="gramEnd"/>
     </w:p>
     <w:p>
       <w:pPr>
@@ -3695,12 +4072,22 @@
         <w:spacing w:after="0"/>
       </w:pPr>
       <w:proofErr w:type="spellStart"/>
+      <w:proofErr w:type="gramStart"/>
       <w:r>
         <w:t>driver.switchTo</w:t>
       </w:r>
       <w:proofErr w:type="spellEnd"/>
-      <w:r>
-        <w:t>().frame(</w:t>
+      <w:proofErr w:type="gramEnd"/>
+      <w:r>
+        <w:t>(</w:t>
+      </w:r>
+      <w:proofErr w:type="gramStart"/>
+      <w:r>
+        <w:t>).frame</w:t>
+      </w:r>
+      <w:proofErr w:type="gramEnd"/>
+      <w:r>
+        <w:t>(</w:t>
       </w:r>
       <w:proofErr w:type="spellStart"/>
       <w:r>
@@ -3715,9 +4102,11 @@
         <w:t>frameElement</w:t>
       </w:r>
       <w:proofErr w:type="spellEnd"/>
+      <w:proofErr w:type="gramStart"/>
       <w:r>
         <w:t>);</w:t>
       </w:r>
+      <w:proofErr w:type="gramEnd"/>
     </w:p>
     <w:p>
       <w:pPr>
@@ -3729,21 +4118,33 @@
         <w:spacing w:after="0"/>
       </w:pPr>
       <w:proofErr w:type="spellStart"/>
+      <w:proofErr w:type="gramStart"/>
       <w:r>
         <w:t>driver.switchTo</w:t>
       </w:r>
       <w:proofErr w:type="spellEnd"/>
-      <w:r>
-        <w:t>().</w:t>
+      <w:proofErr w:type="gramEnd"/>
+      <w:r>
+        <w:t>(</w:t>
+      </w:r>
+      <w:proofErr w:type="gramStart"/>
+      <w:r>
+        <w:t>).</w:t>
       </w:r>
       <w:proofErr w:type="spellStart"/>
       <w:r>
         <w:t>defaultContent</w:t>
       </w:r>
       <w:proofErr w:type="spellEnd"/>
-      <w:r>
-        <w:t>();</w:t>
-      </w:r>
+      <w:proofErr w:type="gramEnd"/>
+      <w:r>
+        <w:t>(</w:t>
+      </w:r>
+      <w:proofErr w:type="gramStart"/>
+      <w:r>
+        <w:t>);</w:t>
+      </w:r>
+      <w:proofErr w:type="gramEnd"/>
     </w:p>
     <w:p>
       <w:pPr>
@@ -3781,21 +4182,41 @@
         </w:numPr>
       </w:pPr>
       <w:proofErr w:type="spellStart"/>
+      <w:proofErr w:type="gramStart"/>
       <w:r>
         <w:t>driver.switchTo</w:t>
       </w:r>
       <w:proofErr w:type="spellEnd"/>
-      <w:r>
-        <w:t>().alert().</w:t>
+      <w:proofErr w:type="gramEnd"/>
+      <w:r>
+        <w:t>(</w:t>
+      </w:r>
+      <w:proofErr w:type="gramStart"/>
+      <w:r>
+        <w:t>).alert</w:t>
+      </w:r>
+      <w:proofErr w:type="gramEnd"/>
+      <w:r>
+        <w:t>(</w:t>
+      </w:r>
+      <w:proofErr w:type="gramStart"/>
+      <w:r>
+        <w:t>).</w:t>
       </w:r>
       <w:proofErr w:type="spellStart"/>
       <w:r>
         <w:t>getText</w:t>
       </w:r>
       <w:proofErr w:type="spellEnd"/>
-      <w:r>
-        <w:t>();</w:t>
-      </w:r>
+      <w:proofErr w:type="gramEnd"/>
+      <w:r>
+        <w:t>(</w:t>
+      </w:r>
+      <w:proofErr w:type="gramStart"/>
+      <w:r>
+        <w:t>);</w:t>
+      </w:r>
+      <w:proofErr w:type="gramEnd"/>
     </w:p>
     <w:p>
       <w:pPr>
@@ -3806,13 +4227,36 @@
         </w:numPr>
       </w:pPr>
       <w:proofErr w:type="spellStart"/>
+      <w:proofErr w:type="gramStart"/>
       <w:r>
         <w:t>driver.switchTo</w:t>
       </w:r>
       <w:proofErr w:type="spellEnd"/>
-      <w:r>
-        <w:t>().alert().accept();</w:t>
-      </w:r>
+      <w:proofErr w:type="gramEnd"/>
+      <w:r>
+        <w:t>(</w:t>
+      </w:r>
+      <w:proofErr w:type="gramStart"/>
+      <w:r>
+        <w:t>).alert</w:t>
+      </w:r>
+      <w:proofErr w:type="gramEnd"/>
+      <w:r>
+        <w:t>(</w:t>
+      </w:r>
+      <w:proofErr w:type="gramStart"/>
+      <w:r>
+        <w:t>).accept</w:t>
+      </w:r>
+      <w:proofErr w:type="gramEnd"/>
+      <w:r>
+        <w:t>(</w:t>
+      </w:r>
+      <w:proofErr w:type="gramStart"/>
+      <w:r>
+        <w:t>);</w:t>
+      </w:r>
+      <w:proofErr w:type="gramEnd"/>
     </w:p>
     <w:p>
       <w:pPr>
@@ -3823,13 +4267,36 @@
         </w:numPr>
       </w:pPr>
       <w:proofErr w:type="spellStart"/>
+      <w:proofErr w:type="gramStart"/>
       <w:r>
         <w:t>driver.switchTo</w:t>
       </w:r>
       <w:proofErr w:type="spellEnd"/>
-      <w:r>
-        <w:t>().alert().dismiss();</w:t>
-      </w:r>
+      <w:proofErr w:type="gramEnd"/>
+      <w:r>
+        <w:t>(</w:t>
+      </w:r>
+      <w:proofErr w:type="gramStart"/>
+      <w:r>
+        <w:t>).alert</w:t>
+      </w:r>
+      <w:proofErr w:type="gramEnd"/>
+      <w:r>
+        <w:t>(</w:t>
+      </w:r>
+      <w:proofErr w:type="gramStart"/>
+      <w:r>
+        <w:t>).dismiss</w:t>
+      </w:r>
+      <w:proofErr w:type="gramEnd"/>
+      <w:r>
+        <w:t>(</w:t>
+      </w:r>
+      <w:proofErr w:type="gramStart"/>
+      <w:r>
+        <w:t>);</w:t>
+      </w:r>
+      <w:proofErr w:type="gramEnd"/>
     </w:p>
     <w:p>
       <w:pPr>
@@ -3840,21 +4307,41 @@
         </w:numPr>
       </w:pPr>
       <w:proofErr w:type="spellStart"/>
+      <w:proofErr w:type="gramStart"/>
       <w:r>
         <w:t>driver.switchTo</w:t>
       </w:r>
       <w:proofErr w:type="spellEnd"/>
-      <w:r>
-        <w:t>().alert().</w:t>
+      <w:proofErr w:type="gramEnd"/>
+      <w:r>
+        <w:t>(</w:t>
+      </w:r>
+      <w:proofErr w:type="gramStart"/>
+      <w:r>
+        <w:t>).alert</w:t>
+      </w:r>
+      <w:proofErr w:type="gramEnd"/>
+      <w:r>
+        <w:t>(</w:t>
+      </w:r>
+      <w:proofErr w:type="gramStart"/>
+      <w:r>
+        <w:t>).</w:t>
       </w:r>
       <w:proofErr w:type="spellStart"/>
       <w:r>
         <w:t>sendKeys</w:t>
       </w:r>
       <w:proofErr w:type="spellEnd"/>
-      <w:r>
-        <w:t>("text");</w:t>
-      </w:r>
+      <w:proofErr w:type="gramEnd"/>
+      <w:r>
+        <w:t>("text"</w:t>
+      </w:r>
+      <w:proofErr w:type="gramStart"/>
+      <w:r>
+        <w:t>);</w:t>
+      </w:r>
+      <w:proofErr w:type="gramEnd"/>
     </w:p>
     <w:p/>
     <w:p/>
@@ -3928,18 +4415,33 @@
         <w:t xml:space="preserve"> </w:t>
       </w:r>
       <w:proofErr w:type="spellStart"/>
+      <w:proofErr w:type="gramStart"/>
       <w:r>
         <w:t>driver.manage</w:t>
       </w:r>
       <w:proofErr w:type="spellEnd"/>
-      <w:r>
-        <w:t>().timeouts().</w:t>
+      <w:proofErr w:type="gramEnd"/>
+      <w:r>
+        <w:t>(</w:t>
+      </w:r>
+      <w:proofErr w:type="gramStart"/>
+      <w:r>
+        <w:t>).timeouts</w:t>
+      </w:r>
+      <w:proofErr w:type="gramEnd"/>
+      <w:r>
+        <w:t>(</w:t>
+      </w:r>
+      <w:proofErr w:type="gramStart"/>
+      <w:r>
+        <w:t>).</w:t>
       </w:r>
       <w:proofErr w:type="spellStart"/>
       <w:r>
         <w:t>implicitlyWait</w:t>
       </w:r>
       <w:proofErr w:type="spellEnd"/>
+      <w:proofErr w:type="gramEnd"/>
       <w:r>
         <w:t xml:space="preserve">(10, </w:t>
       </w:r>
@@ -3948,9 +4450,11 @@
         <w:t>TimeUnit.SECONDS</w:t>
       </w:r>
       <w:proofErr w:type="spellEnd"/>
+      <w:proofErr w:type="gramStart"/>
       <w:r>
         <w:t>);</w:t>
       </w:r>
+      <w:proofErr w:type="gramEnd"/>
     </w:p>
     <w:p>
       <w:pPr>
@@ -3989,12 +4493,17 @@
         <w:t xml:space="preserve"> wait = new </w:t>
       </w:r>
       <w:proofErr w:type="spellStart"/>
+      <w:proofErr w:type="gramStart"/>
       <w:r>
         <w:t>WebDriverWait</w:t>
       </w:r>
       <w:proofErr w:type="spellEnd"/>
       <w:r>
-        <w:t>(driver, 10); // 10 seconds</w:t>
+        <w:t>(</w:t>
+      </w:r>
+      <w:proofErr w:type="gramEnd"/>
+      <w:r>
+        <w:t>driver, 10); // 10 seconds</w:t>
       </w:r>
     </w:p>
     <w:p>
@@ -4013,10 +4522,12 @@
         <w:t xml:space="preserve"> element1 = </w:t>
       </w:r>
       <w:proofErr w:type="spellStart"/>
+      <w:proofErr w:type="gramStart"/>
       <w:r>
         <w:t>wait.until</w:t>
       </w:r>
       <w:proofErr w:type="spellEnd"/>
+      <w:proofErr w:type="gramEnd"/>
       <w:r>
         <w:t>(</w:t>
       </w:r>
@@ -4032,8 +4543,13 @@
         <w:t xml:space="preserve">                </w:t>
       </w:r>
       <w:r>
-        <w:t>ExpectedConditions.visibilityOfElementLocated(By.id("username")));</w:t>
-      </w:r>
+        <w:t>ExpectedConditions.visibilityOfElementLocated(By.id("username"))</w:t>
+      </w:r>
+      <w:proofErr w:type="gramStart"/>
+      <w:r>
+        <w:t>);</w:t>
+      </w:r>
+      <w:proofErr w:type="gramEnd"/>
     </w:p>
     <w:p>
       <w:pPr>
@@ -4108,6 +4624,7 @@
       <w:r>
         <w:t xml:space="preserve">           </w:t>
       </w:r>
+      <w:proofErr w:type="gramStart"/>
       <w:r>
         <w:t>.</w:t>
       </w:r>
@@ -4116,6 +4633,7 @@
         <w:t>withTimeout</w:t>
       </w:r>
       <w:proofErr w:type="spellEnd"/>
+      <w:proofErr w:type="gramEnd"/>
       <w:r>
         <w:t xml:space="preserve">(20, </w:t>
       </w:r>
@@ -4138,6 +4656,7 @@
       <w:r>
         <w:t xml:space="preserve">           </w:t>
       </w:r>
+      <w:proofErr w:type="gramStart"/>
       <w:r>
         <w:t>.</w:t>
       </w:r>
@@ -4146,6 +4665,7 @@
         <w:t>pollingEvery</w:t>
       </w:r>
       <w:proofErr w:type="spellEnd"/>
+      <w:proofErr w:type="gramEnd"/>
       <w:r>
         <w:t xml:space="preserve">(2, </w:t>
       </w:r>
@@ -4169,7 +4689,15 @@
         <w:t xml:space="preserve">            </w:t>
       </w:r>
       <w:r>
-        <w:t xml:space="preserve"> .ignoring(</w:t>
+        <w:t xml:space="preserve"> </w:t>
+      </w:r>
+      <w:proofErr w:type="gramStart"/>
+      <w:r>
+        <w:t>.ignoring</w:t>
+      </w:r>
+      <w:proofErr w:type="gramEnd"/>
+      <w:r>
+        <w:t>(</w:t>
       </w:r>
       <w:proofErr w:type="spellStart"/>
       <w:r>
@@ -4230,30 +4758,55 @@
           <w:sz w:val="22"/>
           <w:szCs w:val="22"/>
         </w:rPr>
-        <w:t xml:space="preserve">(new Function&lt;WebDriver, </w:t>
-      </w:r>
+        <w:t>(new Function&lt;</w:t>
+      </w:r>
+      <w:proofErr w:type="gramStart"/>
       <w:r>
         <w:rPr>
           <w:sz w:val="22"/>
           <w:szCs w:val="22"/>
         </w:rPr>
-        <w:t xml:space="preserve">    </w:t>
-      </w:r>
-      <w:proofErr w:type="spellStart"/>
+        <w:t xml:space="preserve">WebDriver, </w:t>
+      </w:r>
       <w:r>
         <w:rPr>
           <w:sz w:val="22"/>
           <w:szCs w:val="22"/>
         </w:rPr>
-        <w:t>WebElement</w:t>
-      </w:r>
-      <w:proofErr w:type="spellEnd"/>
+        <w:t xml:space="preserve">  </w:t>
+      </w:r>
+      <w:proofErr w:type="gramEnd"/>
       <w:r>
         <w:rPr>
           <w:sz w:val="22"/>
           <w:szCs w:val="22"/>
         </w:rPr>
-        <w:t>&gt;() {</w:t>
+        <w:t xml:space="preserve">  </w:t>
+      </w:r>
+      <w:proofErr w:type="spellStart"/>
+      <w:r>
+        <w:rPr>
+          <w:sz w:val="22"/>
+          <w:szCs w:val="22"/>
+        </w:rPr>
+        <w:t>WebElement</w:t>
+      </w:r>
+      <w:proofErr w:type="spellEnd"/>
+      <w:proofErr w:type="gramStart"/>
+      <w:r>
+        <w:rPr>
+          <w:sz w:val="22"/>
+          <w:szCs w:val="22"/>
+        </w:rPr>
+        <w:t>&gt;(</w:t>
+      </w:r>
+      <w:proofErr w:type="gramEnd"/>
+      <w:r>
+        <w:rPr>
+          <w:sz w:val="22"/>
+          <w:szCs w:val="22"/>
+        </w:rPr>
+        <w:t>) {</w:t>
       </w:r>
     </w:p>
     <w:p>
@@ -4275,8 +4828,21 @@
       </w:r>
       <w:proofErr w:type="spellEnd"/>
       <w:r>
-        <w:t xml:space="preserve"> apply(WebDriver driver) {</w:t>
-      </w:r>
+        <w:t xml:space="preserve"> </w:t>
+      </w:r>
+      <w:proofErr w:type="gramStart"/>
+      <w:r>
+        <w:t>apply(</w:t>
+      </w:r>
+      <w:proofErr w:type="gramEnd"/>
+      <w:r>
+        <w:t xml:space="preserve">WebDriver </w:t>
+      </w:r>
+      <w:proofErr w:type="gramStart"/>
+      <w:r>
+        <w:t>driver) {</w:t>
+      </w:r>
+      <w:proofErr w:type="gramEnd"/>
     </w:p>
     <w:p>
       <w:pPr>
@@ -4292,13 +4858,20 @@
         <w:t xml:space="preserve">return </w:t>
       </w:r>
       <w:proofErr w:type="spellStart"/>
+      <w:proofErr w:type="gramStart"/>
       <w:r>
         <w:t>driver.findElement</w:t>
       </w:r>
       <w:proofErr w:type="spellEnd"/>
-      <w:r>
-        <w:t>(By.id("username"));</w:t>
-      </w:r>
+      <w:proofErr w:type="gramEnd"/>
+      <w:r>
+        <w:t>(By.id("</w:t>
+      </w:r>
+      <w:proofErr w:type="gramStart"/>
+      <w:r>
+        <w:t>username"));</w:t>
+      </w:r>
+      <w:proofErr w:type="gramEnd"/>
     </w:p>
     <w:p>
       <w:pPr>
@@ -4365,8 +4938,13 @@
       </w:r>
       <w:proofErr w:type="spellEnd"/>
       <w:r>
-        <w:t xml:space="preserve"> = new Select(dropdown);</w:t>
-      </w:r>
+        <w:t xml:space="preserve"> = new Select(dropdown</w:t>
+      </w:r>
+      <w:proofErr w:type="gramStart"/>
+      <w:r>
+        <w:t>);</w:t>
+      </w:r>
+      <w:proofErr w:type="gramEnd"/>
     </w:p>
     <w:p>
       <w:pPr>
@@ -4374,13 +4952,20 @@
         <w:ind w:left="720"/>
       </w:pPr>
       <w:proofErr w:type="spellStart"/>
+      <w:proofErr w:type="gramStart"/>
       <w:r>
         <w:t>select.selectByVisibleText</w:t>
       </w:r>
       <w:proofErr w:type="spellEnd"/>
-      <w:r>
-        <w:t>("India");</w:t>
-      </w:r>
+      <w:proofErr w:type="gramEnd"/>
+      <w:r>
+        <w:t>("India"</w:t>
+      </w:r>
+      <w:proofErr w:type="gramStart"/>
+      <w:r>
+        <w:t>);</w:t>
+      </w:r>
+      <w:proofErr w:type="gramEnd"/>
     </w:p>
     <w:p>
       <w:pPr>
@@ -4388,13 +4973,20 @@
         <w:ind w:left="720"/>
       </w:pPr>
       <w:proofErr w:type="spellStart"/>
+      <w:proofErr w:type="gramStart"/>
       <w:r>
         <w:t>select.selectByValue</w:t>
       </w:r>
       <w:proofErr w:type="spellEnd"/>
-      <w:r>
-        <w:t>("IN");</w:t>
-      </w:r>
+      <w:proofErr w:type="gramEnd"/>
+      <w:r>
+        <w:t>("IN"</w:t>
+      </w:r>
+      <w:proofErr w:type="gramStart"/>
+      <w:r>
+        <w:t>);</w:t>
+      </w:r>
+      <w:proofErr w:type="gramEnd"/>
     </w:p>
     <w:p>
       <w:pPr>
@@ -4402,13 +4994,20 @@
         <w:ind w:left="720"/>
       </w:pPr>
       <w:proofErr w:type="spellStart"/>
+      <w:proofErr w:type="gramStart"/>
       <w:r>
         <w:t>select.selectByIndex</w:t>
       </w:r>
       <w:proofErr w:type="spellEnd"/>
-      <w:r>
-        <w:t>(2);</w:t>
-      </w:r>
+      <w:proofErr w:type="gramEnd"/>
+      <w:r>
+        <w:t>(2</w:t>
+      </w:r>
+      <w:proofErr w:type="gramStart"/>
+      <w:r>
+        <w:t>);</w:t>
+      </w:r>
+      <w:proofErr w:type="gramEnd"/>
     </w:p>
     <w:p>
       <w:pPr>
@@ -4425,13 +5024,20 @@
         <w:t>if (</w:t>
       </w:r>
       <w:proofErr w:type="spellStart"/>
+      <w:proofErr w:type="gramStart"/>
       <w:r>
         <w:t>select.isMultiple</w:t>
       </w:r>
       <w:proofErr w:type="spellEnd"/>
-      <w:r>
-        <w:t>()){</w:t>
-      </w:r>
+      <w:proofErr w:type="gramEnd"/>
+      <w:r>
+        <w:t>(</w:t>
+      </w:r>
+      <w:proofErr w:type="gramStart"/>
+      <w:r>
+        <w:t>)){</w:t>
+      </w:r>
+      <w:proofErr w:type="gramEnd"/>
     </w:p>
     <w:p>
       <w:pPr>
@@ -4439,13 +5045,20 @@
         <w:ind w:left="720"/>
       </w:pPr>
       <w:proofErr w:type="spellStart"/>
+      <w:proofErr w:type="gramStart"/>
       <w:r>
         <w:t>select.selectByVisibleText</w:t>
       </w:r>
       <w:proofErr w:type="spellEnd"/>
-      <w:r>
-        <w:t>("Java");</w:t>
-      </w:r>
+      <w:proofErr w:type="gramEnd"/>
+      <w:r>
+        <w:t>("Java"</w:t>
+      </w:r>
+      <w:proofErr w:type="gramStart"/>
+      <w:r>
+        <w:t>);</w:t>
+      </w:r>
+      <w:proofErr w:type="gramEnd"/>
     </w:p>
     <w:p>
       <w:pPr>
@@ -4453,13 +5066,20 @@
         <w:ind w:left="720"/>
       </w:pPr>
       <w:proofErr w:type="spellStart"/>
+      <w:proofErr w:type="gramStart"/>
       <w:r>
         <w:t>select.selectByVisibleText</w:t>
       </w:r>
       <w:proofErr w:type="spellEnd"/>
-      <w:r>
-        <w:t>("Selenium");</w:t>
-      </w:r>
+      <w:proofErr w:type="gramEnd"/>
+      <w:r>
+        <w:t>("Selenium"</w:t>
+      </w:r>
+      <w:proofErr w:type="gramStart"/>
+      <w:r>
+        <w:t>);</w:t>
+      </w:r>
+      <w:proofErr w:type="gramEnd"/>
     </w:p>
     <w:p>
       <w:pPr>
@@ -4473,13 +5093,20 @@
         <w:ind w:left="720"/>
       </w:pPr>
       <w:proofErr w:type="spellStart"/>
+      <w:proofErr w:type="gramStart"/>
       <w:r>
         <w:t>select.deselectByVisibleText</w:t>
       </w:r>
       <w:proofErr w:type="spellEnd"/>
-      <w:r>
-        <w:t>("Java");</w:t>
-      </w:r>
+      <w:proofErr w:type="gramEnd"/>
+      <w:r>
+        <w:t>("Java"</w:t>
+      </w:r>
+      <w:proofErr w:type="gramStart"/>
+      <w:r>
+        <w:t>);</w:t>
+      </w:r>
+      <w:proofErr w:type="gramEnd"/>
     </w:p>
     <w:p>
       <w:pPr>
@@ -4487,13 +5114,20 @@
         <w:ind w:left="720"/>
       </w:pPr>
       <w:proofErr w:type="spellStart"/>
+      <w:proofErr w:type="gramStart"/>
       <w:r>
         <w:t>select.deselectAll</w:t>
       </w:r>
       <w:proofErr w:type="spellEnd"/>
-      <w:r>
-        <w:t>();</w:t>
-      </w:r>
+      <w:proofErr w:type="gramEnd"/>
+      <w:r>
+        <w:t>(</w:t>
+      </w:r>
+      <w:proofErr w:type="gramStart"/>
+      <w:r>
+        <w:t>);</w:t>
+      </w:r>
+      <w:proofErr w:type="gramEnd"/>
     </w:p>
     <w:p>
       <w:pPr>
@@ -4530,11 +5164,11 @@
       <w:r>
         <w:t xml:space="preserve">&gt; options = </w:t>
       </w:r>
-      <w:proofErr w:type="spellStart"/>
+      <w:proofErr w:type="gramStart"/>
       <w:r>
         <w:t>select.getOptio</w:t>
       </w:r>
-      <w:proofErr w:type="spellEnd"/>
+      <w:proofErr w:type="gramEnd"/>
     </w:p>
     <w:p>
       <w:pPr>
@@ -4561,16 +5195,29 @@
         <w:ind w:left="720"/>
       </w:pPr>
       <w:r>
-        <w:t>if (!</w:t>
-      </w:r>
-      <w:proofErr w:type="spellStart"/>
-      <w:r>
-        <w:t>radio.isSelected</w:t>
+        <w:t xml:space="preserve">if </w:t>
+      </w:r>
+      <w:proofErr w:type="gramStart"/>
+      <w:r>
+        <w:t>(!</w:t>
+      </w:r>
+      <w:proofErr w:type="spellStart"/>
+      <w:r>
+        <w:t>radio</w:t>
+      </w:r>
+      <w:proofErr w:type="gramEnd"/>
+      <w:r>
+        <w:t>.</w:t>
+      </w:r>
+      <w:proofErr w:type="gramStart"/>
+      <w:r>
+        <w:t>isSelected</w:t>
       </w:r>
       <w:proofErr w:type="spellEnd"/>
       <w:r>
         <w:t>()) {</w:t>
       </w:r>
+      <w:proofErr w:type="gramEnd"/>
     </w:p>
     <w:p>
       <w:pPr>
@@ -4581,10 +5228,12 @@
         <w:t xml:space="preserve">    </w:t>
       </w:r>
       <w:proofErr w:type="spellStart"/>
+      <w:proofErr w:type="gramStart"/>
       <w:r>
         <w:t>radio.click</w:t>
       </w:r>
       <w:proofErr w:type="spellEnd"/>
+      <w:proofErr w:type="gramEnd"/>
       <w:r>
         <w:t>();}</w:t>
       </w:r>
@@ -4645,8 +5294,13 @@
       </w:r>
       <w:proofErr w:type="spellEnd"/>
       <w:r>
-        <w:t xml:space="preserve"> = new Actions(driver);</w:t>
-      </w:r>
+        <w:t xml:space="preserve"> = new Actions(driver</w:t>
+      </w:r>
+      <w:proofErr w:type="gramStart"/>
+      <w:r>
+        <w:t>);</w:t>
+      </w:r>
+      <w:proofErr w:type="gramEnd"/>
     </w:p>
     <w:p>
       <w:pPr>
@@ -4704,13 +5358,20 @@
         <w:t xml:space="preserve"> menu = </w:t>
       </w:r>
       <w:proofErr w:type="spellStart"/>
+      <w:proofErr w:type="gramStart"/>
       <w:r>
         <w:t>driver.findElement</w:t>
       </w:r>
       <w:proofErr w:type="spellEnd"/>
-      <w:r>
-        <w:t>(By.id("menu"));</w:t>
-      </w:r>
+      <w:proofErr w:type="gramEnd"/>
+      <w:r>
+        <w:t>(By.id("menu")</w:t>
+      </w:r>
+      <w:proofErr w:type="gramStart"/>
+      <w:r>
+        <w:t>);</w:t>
+      </w:r>
+      <w:proofErr w:type="gramEnd"/>
     </w:p>
     <w:p>
       <w:pPr>
@@ -4718,13 +5379,28 @@
         <w:ind w:left="720"/>
       </w:pPr>
       <w:proofErr w:type="spellStart"/>
+      <w:proofErr w:type="gramStart"/>
       <w:r>
         <w:t>actions.moveToElement</w:t>
       </w:r>
       <w:proofErr w:type="spellEnd"/>
-      <w:r>
-        <w:t>(menu).perform();</w:t>
-      </w:r>
+      <w:proofErr w:type="gramEnd"/>
+      <w:r>
+        <w:t>(menu</w:t>
+      </w:r>
+      <w:proofErr w:type="gramStart"/>
+      <w:r>
+        <w:t>).perform</w:t>
+      </w:r>
+      <w:proofErr w:type="gramEnd"/>
+      <w:r>
+        <w:t>(</w:t>
+      </w:r>
+      <w:proofErr w:type="gramStart"/>
+      <w:r>
+        <w:t>);</w:t>
+      </w:r>
+      <w:proofErr w:type="gramEnd"/>
     </w:p>
     <w:p>
       <w:pPr>
@@ -4737,8 +5413,13 @@
       </w:r>
       <w:proofErr w:type="spellEnd"/>
       <w:r>
-        <w:t>(1000);</w:t>
-      </w:r>
+        <w:t>(1000</w:t>
+      </w:r>
+      <w:proofErr w:type="gramStart"/>
+      <w:r>
+        <w:t>);</w:t>
+      </w:r>
+      <w:proofErr w:type="gramEnd"/>
     </w:p>
     <w:p>
       <w:pPr>
@@ -4784,13 +5465,20 @@
         <w:t xml:space="preserve"> source = </w:t>
       </w:r>
       <w:proofErr w:type="spellStart"/>
+      <w:proofErr w:type="gramStart"/>
       <w:r>
         <w:t>driver.findElement</w:t>
       </w:r>
       <w:proofErr w:type="spellEnd"/>
-      <w:r>
-        <w:t>(By.id("draggable"));</w:t>
-      </w:r>
+      <w:proofErr w:type="gramEnd"/>
+      <w:r>
+        <w:t>(By.id("draggable")</w:t>
+      </w:r>
+      <w:proofErr w:type="gramStart"/>
+      <w:r>
+        <w:t>);</w:t>
+      </w:r>
+      <w:proofErr w:type="gramEnd"/>
     </w:p>
     <w:p>
       <w:pPr>
@@ -4806,13 +5494,20 @@
         <w:t xml:space="preserve"> target = </w:t>
       </w:r>
       <w:proofErr w:type="spellStart"/>
+      <w:proofErr w:type="gramStart"/>
       <w:r>
         <w:t>driver.findElement</w:t>
       </w:r>
       <w:proofErr w:type="spellEnd"/>
-      <w:r>
-        <w:t>(By.id("droppable"));</w:t>
-      </w:r>
+      <w:proofErr w:type="gramEnd"/>
+      <w:r>
+        <w:t>(By.id("droppable")</w:t>
+      </w:r>
+      <w:proofErr w:type="gramStart"/>
+      <w:r>
+        <w:t>);</w:t>
+      </w:r>
+      <w:proofErr w:type="gramEnd"/>
     </w:p>
     <w:p>
       <w:pPr>
@@ -4820,13 +5515,28 @@
         <w:ind w:left="720"/>
       </w:pPr>
       <w:proofErr w:type="spellStart"/>
+      <w:proofErr w:type="gramStart"/>
       <w:r>
         <w:t>actions.dragAndDrop</w:t>
       </w:r>
       <w:proofErr w:type="spellEnd"/>
-      <w:r>
-        <w:t>(source, target).perform();</w:t>
-      </w:r>
+      <w:proofErr w:type="gramEnd"/>
+      <w:r>
+        <w:t>(source, target</w:t>
+      </w:r>
+      <w:proofErr w:type="gramStart"/>
+      <w:r>
+        <w:t>).perform</w:t>
+      </w:r>
+      <w:proofErr w:type="gramEnd"/>
+      <w:r>
+        <w:t>(</w:t>
+      </w:r>
+      <w:proofErr w:type="gramStart"/>
+      <w:r>
+        <w:t>);</w:t>
+      </w:r>
+      <w:proofErr w:type="gramEnd"/>
     </w:p>
     <w:p>
       <w:pPr>
@@ -4839,8 +5549,13 @@
       </w:r>
       <w:proofErr w:type="spellEnd"/>
       <w:r>
-        <w:t>(1000);</w:t>
-      </w:r>
+        <w:t>(1000</w:t>
+      </w:r>
+      <w:proofErr w:type="gramStart"/>
+      <w:r>
+        <w:t>);</w:t>
+      </w:r>
+      <w:proofErr w:type="gramEnd"/>
     </w:p>
     <w:p>
       <w:pPr>
@@ -4894,14 +5609,17 @@
         <w:t xml:space="preserve"> = </w:t>
       </w:r>
       <w:proofErr w:type="spellStart"/>
+      <w:proofErr w:type="gramStart"/>
       <w:r>
         <w:t>driver.findElement</w:t>
       </w:r>
       <w:proofErr w:type="spellEnd"/>
+      <w:proofErr w:type="gramEnd"/>
       <w:r>
         <w:t>(By.id("</w:t>
       </w:r>
       <w:proofErr w:type="spellStart"/>
+      <w:proofErr w:type="gramStart"/>
       <w:r>
         <w:t>doubleClickBtn</w:t>
       </w:r>
@@ -4909,6 +5627,7 @@
       <w:r>
         <w:t>"));</w:t>
       </w:r>
+      <w:proofErr w:type="gramEnd"/>
     </w:p>
     <w:p>
       <w:pPr>
@@ -4916,10 +5635,12 @@
         <w:ind w:left="720"/>
       </w:pPr>
       <w:proofErr w:type="spellStart"/>
+      <w:proofErr w:type="gramStart"/>
       <w:r>
         <w:t>actions.doubleClick</w:t>
       </w:r>
       <w:proofErr w:type="spellEnd"/>
+      <w:proofErr w:type="gramEnd"/>
       <w:r>
         <w:t>(</w:t>
       </w:r>
@@ -4928,9 +5649,19 @@
         <w:t>doubleClickBtn</w:t>
       </w:r>
       <w:proofErr w:type="spellEnd"/>
-      <w:r>
-        <w:t>).perform();</w:t>
-      </w:r>
+      <w:proofErr w:type="gramStart"/>
+      <w:r>
+        <w:t>).perform</w:t>
+      </w:r>
+      <w:proofErr w:type="gramEnd"/>
+      <w:r>
+        <w:t>(</w:t>
+      </w:r>
+      <w:proofErr w:type="gramStart"/>
+      <w:r>
+        <w:t>);</w:t>
+      </w:r>
+      <w:proofErr w:type="gramEnd"/>
     </w:p>
     <w:p>
       <w:pPr>
@@ -4943,8 +5674,13 @@
       </w:r>
       <w:proofErr w:type="spellEnd"/>
       <w:r>
-        <w:t>(1000);</w:t>
-      </w:r>
+        <w:t>(1000</w:t>
+      </w:r>
+      <w:proofErr w:type="gramStart"/>
+      <w:r>
+        <w:t>);</w:t>
+      </w:r>
+      <w:proofErr w:type="gramEnd"/>
     </w:p>
     <w:p>
       <w:pPr>
@@ -4998,10 +5734,12 @@
         <w:t xml:space="preserve"> = </w:t>
       </w:r>
       <w:proofErr w:type="spellStart"/>
+      <w:proofErr w:type="gramStart"/>
       <w:r>
         <w:t>driver.findElement</w:t>
       </w:r>
       <w:proofErr w:type="spellEnd"/>
+      <w:proofErr w:type="gramEnd"/>
       <w:r>
         <w:t>(By.id("</w:t>
       </w:r>
@@ -5011,8 +5749,13 @@
       </w:r>
       <w:proofErr w:type="spellEnd"/>
       <w:r>
-        <w:t>"));</w:t>
-      </w:r>
+        <w:t>")</w:t>
+      </w:r>
+      <w:proofErr w:type="gramStart"/>
+      <w:r>
+        <w:t>);</w:t>
+      </w:r>
+      <w:proofErr w:type="gramEnd"/>
     </w:p>
     <w:p>
       <w:pPr>
@@ -5020,10 +5763,12 @@
         <w:ind w:left="720"/>
       </w:pPr>
       <w:proofErr w:type="spellStart"/>
+      <w:proofErr w:type="gramStart"/>
       <w:r>
         <w:t>actions.contextClick</w:t>
       </w:r>
       <w:proofErr w:type="spellEnd"/>
+      <w:proofErr w:type="gramEnd"/>
       <w:r>
         <w:t>(</w:t>
       </w:r>
@@ -5032,9 +5777,19 @@
         <w:t>rightClickBtn</w:t>
       </w:r>
       <w:proofErr w:type="spellEnd"/>
-      <w:r>
-        <w:t>).perform();</w:t>
-      </w:r>
+      <w:proofErr w:type="gramStart"/>
+      <w:r>
+        <w:t>).perform</w:t>
+      </w:r>
+      <w:proofErr w:type="gramEnd"/>
+      <w:r>
+        <w:t>(</w:t>
+      </w:r>
+      <w:proofErr w:type="gramStart"/>
+      <w:r>
+        <w:t>);</w:t>
+      </w:r>
+      <w:proofErr w:type="gramEnd"/>
     </w:p>
     <w:p>
       <w:pPr>
@@ -5047,8 +5802,13 @@
       </w:r>
       <w:proofErr w:type="spellEnd"/>
       <w:r>
-        <w:t>(1000);</w:t>
-      </w:r>
+        <w:t>(1000</w:t>
+      </w:r>
+      <w:proofErr w:type="gramStart"/>
+      <w:r>
+        <w:t>);</w:t>
+      </w:r>
+      <w:proofErr w:type="gramEnd"/>
     </w:p>
     <w:p>
       <w:pPr>
@@ -5085,13 +5845,28 @@
         <w:spacing w:after="0"/>
       </w:pPr>
       <w:proofErr w:type="spellStart"/>
+      <w:proofErr w:type="gramStart"/>
       <w:r>
         <w:t>actions.moveToElement</w:t>
       </w:r>
       <w:proofErr w:type="spellEnd"/>
-      <w:r>
-        <w:t>(menu).perform();</w:t>
-      </w:r>
+      <w:proofErr w:type="gramEnd"/>
+      <w:r>
+        <w:t>(menu</w:t>
+      </w:r>
+      <w:proofErr w:type="gramStart"/>
+      <w:r>
+        <w:t>).perform</w:t>
+      </w:r>
+      <w:proofErr w:type="gramEnd"/>
+      <w:r>
+        <w:t>(</w:t>
+      </w:r>
+      <w:proofErr w:type="gramStart"/>
+      <w:r>
+        <w:t>);</w:t>
+      </w:r>
+      <w:proofErr w:type="gramEnd"/>
     </w:p>
     <w:p>
       <w:pPr>
@@ -5171,10 +5946,12 @@
         <w:t xml:space="preserve"> = </w:t>
       </w:r>
       <w:proofErr w:type="spellStart"/>
+      <w:proofErr w:type="gramStart"/>
       <w:r>
         <w:t>driver.findElement</w:t>
       </w:r>
       <w:proofErr w:type="spellEnd"/>
+      <w:proofErr w:type="gramEnd"/>
       <w:r>
         <w:t>(By.id("</w:t>
       </w:r>
@@ -5184,8 +5961,13 @@
       </w:r>
       <w:proofErr w:type="spellEnd"/>
       <w:r>
-        <w:t>"));</w:t>
-      </w:r>
+        <w:t>")</w:t>
+      </w:r>
+      <w:proofErr w:type="gramStart"/>
+      <w:r>
+        <w:t>);</w:t>
+      </w:r>
+      <w:proofErr w:type="gramEnd"/>
     </w:p>
     <w:p>
       <w:pPr>
@@ -5193,10 +5975,12 @@
         <w:ind w:left="720"/>
       </w:pPr>
       <w:proofErr w:type="spellStart"/>
+      <w:proofErr w:type="gramStart"/>
       <w:r>
         <w:t>actions.keyDown</w:t>
       </w:r>
       <w:proofErr w:type="spellEnd"/>
+      <w:proofErr w:type="gramEnd"/>
       <w:r>
         <w:t>(</w:t>
       </w:r>
@@ -5205,6 +5989,7 @@
         <w:t>Keys.SHIFT</w:t>
       </w:r>
       <w:proofErr w:type="spellEnd"/>
+      <w:proofErr w:type="gramStart"/>
       <w:r>
         <w:t>).</w:t>
       </w:r>
@@ -5213,6 +5998,7 @@
         <w:t>sendKeys</w:t>
       </w:r>
       <w:proofErr w:type="spellEnd"/>
+      <w:proofErr w:type="gramEnd"/>
       <w:r>
         <w:t>(</w:t>
       </w:r>
@@ -5222,13 +6008,18 @@
       </w:r>
       <w:proofErr w:type="spellEnd"/>
       <w:r>
-        <w:t>, "selenium").</w:t>
+        <w:t>, "selenium"</w:t>
+      </w:r>
+      <w:proofErr w:type="gramStart"/>
+      <w:r>
+        <w:t>).</w:t>
       </w:r>
       <w:proofErr w:type="spellStart"/>
       <w:r>
         <w:t>keyUp</w:t>
       </w:r>
       <w:proofErr w:type="spellEnd"/>
+      <w:proofErr w:type="gramEnd"/>
       <w:r>
         <w:t>(</w:t>
       </w:r>
@@ -5237,9 +6028,19 @@
         <w:t>Keys.SHIFT</w:t>
       </w:r>
       <w:proofErr w:type="spellEnd"/>
-      <w:r>
-        <w:t>).perform();</w:t>
-      </w:r>
+      <w:proofErr w:type="gramStart"/>
+      <w:r>
+        <w:t>).perform</w:t>
+      </w:r>
+      <w:proofErr w:type="gramEnd"/>
+      <w:r>
+        <w:t>(</w:t>
+      </w:r>
+      <w:proofErr w:type="gramStart"/>
+      <w:r>
+        <w:t>);</w:t>
+      </w:r>
+      <w:proofErr w:type="gramEnd"/>
     </w:p>
     <w:p>
       <w:pPr>
@@ -5252,8 +6053,13 @@
       </w:r>
       <w:proofErr w:type="spellEnd"/>
       <w:r>
-        <w:t>(1000);</w:t>
-      </w:r>
+        <w:t>(1000</w:t>
+      </w:r>
+      <w:proofErr w:type="gramStart"/>
+      <w:r>
+        <w:t>);</w:t>
+      </w:r>
+      <w:proofErr w:type="gramEnd"/>
     </w:p>
     <w:p>
       <w:pPr>
@@ -5288,9 +6094,51 @@
       <w:r>
         <w:t xml:space="preserve">                    </w:t>
       </w:r>
-      <w:r>
-        <w:t>actions.keyDown(Keys.CONTROL).sendKeys("a").keyUp(Keys.CONTROL).sendKeys(Keys.DELETE).perform();</w:t>
-      </w:r>
+      <w:proofErr w:type="gramStart"/>
+      <w:r>
+        <w:t>actions.keyDown</w:t>
+      </w:r>
+      <w:proofErr w:type="gramEnd"/>
+      <w:r>
+        <w:t>(Keys.CONTROL</w:t>
+      </w:r>
+      <w:proofErr w:type="gramStart"/>
+      <w:r>
+        <w:t>).sendKeys</w:t>
+      </w:r>
+      <w:proofErr w:type="gramEnd"/>
+      <w:r>
+        <w:t>("a"</w:t>
+      </w:r>
+      <w:proofErr w:type="gramStart"/>
+      <w:r>
+        <w:t>).keyUp</w:t>
+      </w:r>
+      <w:proofErr w:type="gramEnd"/>
+      <w:r>
+        <w:t>(Keys.CONTROL</w:t>
+      </w:r>
+      <w:proofErr w:type="gramStart"/>
+      <w:r>
+        <w:t>).sendKeys</w:t>
+      </w:r>
+      <w:proofErr w:type="gramEnd"/>
+      <w:r>
+        <w:t>(Keys.DELETE</w:t>
+      </w:r>
+      <w:proofErr w:type="gramStart"/>
+      <w:r>
+        <w:t>).perform</w:t>
+      </w:r>
+      <w:proofErr w:type="gramEnd"/>
+      <w:r>
+        <w:t>(</w:t>
+      </w:r>
+      <w:proofErr w:type="gramStart"/>
+      <w:r>
+        <w:t>);</w:t>
+      </w:r>
+      <w:proofErr w:type="gramEnd"/>
     </w:p>
     <w:p>
       <w:pPr>
@@ -5298,13 +6146,20 @@
         <w:ind w:left="720"/>
       </w:pPr>
       <w:proofErr w:type="spellStart"/>
+      <w:proofErr w:type="gramStart"/>
       <w:r>
         <w:t>driver.quit</w:t>
       </w:r>
       <w:proofErr w:type="spellEnd"/>
-      <w:r>
-        <w:t>();</w:t>
-      </w:r>
+      <w:proofErr w:type="gramEnd"/>
+      <w:r>
+        <w:t>(</w:t>
+      </w:r>
+      <w:proofErr w:type="gramStart"/>
+      <w:r>
+        <w:t>);</w:t>
+      </w:r>
+      <w:proofErr w:type="gramEnd"/>
     </w:p>
     <w:p>
       <w:pPr>
@@ -5355,7 +6210,51 @@
           <w:szCs w:val="26"/>
           <w:highlight w:val="green"/>
         </w:rPr>
-        <w:t>7.Difference Between build() and perform() in Selenium Actions Class</w:t>
+        <w:t xml:space="preserve">7.Difference Between </w:t>
+      </w:r>
+      <w:proofErr w:type="gramStart"/>
+      <w:r>
+        <w:rPr>
+          <w:b/>
+          <w:bCs/>
+          <w:sz w:val="26"/>
+          <w:szCs w:val="26"/>
+          <w:highlight w:val="green"/>
+        </w:rPr>
+        <w:t>build(</w:t>
+      </w:r>
+      <w:proofErr w:type="gramEnd"/>
+      <w:r>
+        <w:rPr>
+          <w:b/>
+          <w:bCs/>
+          <w:sz w:val="26"/>
+          <w:szCs w:val="26"/>
+          <w:highlight w:val="green"/>
+        </w:rPr>
+        <w:t xml:space="preserve">) and </w:t>
+      </w:r>
+      <w:proofErr w:type="gramStart"/>
+      <w:r>
+        <w:rPr>
+          <w:b/>
+          <w:bCs/>
+          <w:sz w:val="26"/>
+          <w:szCs w:val="26"/>
+          <w:highlight w:val="green"/>
+        </w:rPr>
+        <w:t>perform(</w:t>
+      </w:r>
+      <w:proofErr w:type="gramEnd"/>
+      <w:r>
+        <w:rPr>
+          <w:b/>
+          <w:bCs/>
+          <w:sz w:val="26"/>
+          <w:szCs w:val="26"/>
+          <w:highlight w:val="green"/>
+        </w:rPr>
+        <w:t>) in Selenium Actions Class</w:t>
       </w:r>
     </w:p>
     <w:p>
@@ -5380,7 +6279,23 @@
           <w:b/>
           <w:bCs/>
         </w:rPr>
-        <w:t>1. perform()</w:t>
+        <w:t xml:space="preserve">1. </w:t>
+      </w:r>
+      <w:proofErr w:type="gramStart"/>
+      <w:r>
+        <w:rPr>
+          <w:b/>
+          <w:bCs/>
+        </w:rPr>
+        <w:t>perform(</w:t>
+      </w:r>
+      <w:proofErr w:type="gramEnd"/>
+      <w:r>
+        <w:rPr>
+          <w:b/>
+          <w:bCs/>
+        </w:rPr>
+        <w:t>)</w:t>
       </w:r>
     </w:p>
     <w:p>
@@ -5458,8 +6373,13 @@
       </w:r>
       <w:proofErr w:type="spellEnd"/>
       <w:r>
-        <w:t xml:space="preserve"> = new Actions(driver);</w:t>
-      </w:r>
+        <w:t xml:space="preserve"> = new Actions(driver</w:t>
+      </w:r>
+      <w:proofErr w:type="gramStart"/>
+      <w:r>
+        <w:t>);</w:t>
+      </w:r>
+      <w:proofErr w:type="gramEnd"/>
     </w:p>
     <w:p>
       <w:pPr>
@@ -5477,13 +6397,20 @@
         <w:t xml:space="preserve"> element = </w:t>
       </w:r>
       <w:proofErr w:type="spellStart"/>
+      <w:proofErr w:type="gramStart"/>
       <w:r>
         <w:t>driver.findElement</w:t>
       </w:r>
       <w:proofErr w:type="spellEnd"/>
-      <w:r>
-        <w:t>(By.id("menu"));</w:t>
-      </w:r>
+      <w:proofErr w:type="gramEnd"/>
+      <w:r>
+        <w:t>(By.id("menu")</w:t>
+      </w:r>
+      <w:proofErr w:type="gramStart"/>
+      <w:r>
+        <w:t>);</w:t>
+      </w:r>
+      <w:proofErr w:type="gramEnd"/>
     </w:p>
     <w:p>
       <w:pPr>
@@ -5493,13 +6420,28 @@
         <w:t xml:space="preserve">             </w:t>
       </w:r>
       <w:proofErr w:type="spellStart"/>
+      <w:proofErr w:type="gramStart"/>
       <w:r>
         <w:t>actions.moveToElement</w:t>
       </w:r>
       <w:proofErr w:type="spellEnd"/>
-      <w:r>
-        <w:t>(element).perform();</w:t>
-      </w:r>
+      <w:proofErr w:type="gramEnd"/>
+      <w:r>
+        <w:t>(element</w:t>
+      </w:r>
+      <w:proofErr w:type="gramStart"/>
+      <w:r>
+        <w:t>).perform</w:t>
+      </w:r>
+      <w:proofErr w:type="gramEnd"/>
+      <w:r>
+        <w:t>(</w:t>
+      </w:r>
+      <w:proofErr w:type="gramStart"/>
+      <w:r>
+        <w:t>);</w:t>
+      </w:r>
+      <w:proofErr w:type="gramEnd"/>
     </w:p>
     <w:p>
       <w:pPr>
@@ -5555,7 +6497,23 @@
           <w:b/>
           <w:bCs/>
         </w:rPr>
-        <w:t>2. build()</w:t>
+        <w:t xml:space="preserve">2. </w:t>
+      </w:r>
+      <w:proofErr w:type="gramStart"/>
+      <w:r>
+        <w:rPr>
+          <w:b/>
+          <w:bCs/>
+        </w:rPr>
+        <w:t>build(</w:t>
+      </w:r>
+      <w:proofErr w:type="gramEnd"/>
+      <w:r>
+        <w:rPr>
+          <w:b/>
+          <w:bCs/>
+        </w:rPr>
+        <w:t>)</w:t>
       </w:r>
     </w:p>
     <w:p>
@@ -5594,7 +6552,23 @@
         <w:spacing w:after="0"/>
       </w:pPr>
       <w:r>
-        <w:t>Note: build() only prepares; you must still call perform() to execute.</w:t>
+        <w:t xml:space="preserve">Note: </w:t>
+      </w:r>
+      <w:proofErr w:type="gramStart"/>
+      <w:r>
+        <w:t>build(</w:t>
+      </w:r>
+      <w:proofErr w:type="gramEnd"/>
+      <w:r>
+        <w:t xml:space="preserve">) only prepares; you must still call </w:t>
+      </w:r>
+      <w:proofErr w:type="gramStart"/>
+      <w:r>
+        <w:t>perform(</w:t>
+      </w:r>
+      <w:proofErr w:type="gramEnd"/>
+      <w:r>
+        <w:t>) to execute.</w:t>
       </w:r>
     </w:p>
     <w:p>
@@ -5636,8 +6610,13 @@
       </w:r>
       <w:proofErr w:type="spellEnd"/>
       <w:r>
-        <w:t xml:space="preserve"> = new Actions(driver);</w:t>
-      </w:r>
+        <w:t xml:space="preserve"> = new Actions(driver</w:t>
+      </w:r>
+      <w:proofErr w:type="gramStart"/>
+      <w:r>
+        <w:t>);</w:t>
+      </w:r>
+      <w:proofErr w:type="gramEnd"/>
     </w:p>
     <w:p>
       <w:pPr>
@@ -5653,13 +6632,20 @@
         <w:t xml:space="preserve"> source = </w:t>
       </w:r>
       <w:proofErr w:type="spellStart"/>
+      <w:proofErr w:type="gramStart"/>
       <w:r>
         <w:t>driver.findElement</w:t>
       </w:r>
       <w:proofErr w:type="spellEnd"/>
-      <w:r>
-        <w:t>(By.id("drag"));</w:t>
-      </w:r>
+      <w:proofErr w:type="gramEnd"/>
+      <w:r>
+        <w:t>(By.id("drag")</w:t>
+      </w:r>
+      <w:proofErr w:type="gramStart"/>
+      <w:r>
+        <w:t>);</w:t>
+      </w:r>
+      <w:proofErr w:type="gramEnd"/>
     </w:p>
     <w:p>
       <w:pPr>
@@ -5675,13 +6661,20 @@
         <w:t xml:space="preserve"> target = </w:t>
       </w:r>
       <w:proofErr w:type="spellStart"/>
+      <w:proofErr w:type="gramStart"/>
       <w:r>
         <w:t>driver.findElement</w:t>
       </w:r>
       <w:proofErr w:type="spellEnd"/>
-      <w:r>
-        <w:t>(By.id("drop"));</w:t>
-      </w:r>
+      <w:proofErr w:type="gramEnd"/>
+      <w:r>
+        <w:t>(By.id("drop")</w:t>
+      </w:r>
+      <w:proofErr w:type="gramStart"/>
+      <w:r>
+        <w:t>);</w:t>
+      </w:r>
+      <w:proofErr w:type="gramEnd"/>
     </w:p>
     <w:p>
       <w:pPr>
@@ -5689,10 +6682,12 @@
         <w:spacing w:after="0" w:line="240" w:lineRule="auto"/>
       </w:pPr>
       <w:proofErr w:type="spellStart"/>
+      <w:proofErr w:type="gramStart"/>
       <w:r>
         <w:t>actions.moveToElement</w:t>
       </w:r>
       <w:proofErr w:type="spellEnd"/>
+      <w:proofErr w:type="gramEnd"/>
       <w:r>
         <w:t>(source)</w:t>
       </w:r>
@@ -5702,6 +6697,7 @@
         <w:pStyle w:val="ListParagraph"/>
         <w:spacing w:after="0" w:line="240" w:lineRule="auto"/>
       </w:pPr>
+      <w:proofErr w:type="gramStart"/>
       <w:r>
         <w:t>.</w:t>
       </w:r>
@@ -5710,6 +6706,7 @@
         <w:t>clickAndHold</w:t>
       </w:r>
       <w:proofErr w:type="spellEnd"/>
+      <w:proofErr w:type="gramEnd"/>
       <w:r>
         <w:t>()</w:t>
       </w:r>
@@ -5719,6 +6716,7 @@
         <w:pStyle w:val="ListParagraph"/>
         <w:spacing w:after="0" w:line="240" w:lineRule="auto"/>
       </w:pPr>
+      <w:proofErr w:type="gramStart"/>
       <w:r>
         <w:t>.</w:t>
       </w:r>
@@ -5727,6 +6725,7 @@
         <w:t>moveToElement</w:t>
       </w:r>
       <w:proofErr w:type="spellEnd"/>
+      <w:proofErr w:type="gramEnd"/>
       <w:r>
         <w:t>(target)</w:t>
       </w:r>
@@ -5736,8 +6735,13 @@
         <w:pStyle w:val="ListParagraph"/>
         <w:spacing w:after="0" w:line="240" w:lineRule="auto"/>
       </w:pPr>
-      <w:r>
-        <w:t>.release()</w:t>
+      <w:proofErr w:type="gramStart"/>
+      <w:r>
+        <w:t>.release</w:t>
+      </w:r>
+      <w:proofErr w:type="gramEnd"/>
+      <w:r>
+        <w:t>()</w:t>
       </w:r>
     </w:p>
     <w:p>
@@ -5745,8 +6749,13 @@
         <w:pStyle w:val="ListParagraph"/>
         <w:spacing w:after="0" w:line="240" w:lineRule="auto"/>
       </w:pPr>
-      <w:r>
-        <w:t>.build()</w:t>
+      <w:proofErr w:type="gramStart"/>
+      <w:r>
+        <w:t>.build</w:t>
+      </w:r>
+      <w:proofErr w:type="gramEnd"/>
+      <w:r>
+        <w:t>()</w:t>
       </w:r>
     </w:p>
     <w:p>
@@ -5754,9 +6763,19 @@
         <w:pStyle w:val="ListParagraph"/>
         <w:spacing w:after="0" w:line="240" w:lineRule="auto"/>
       </w:pPr>
-      <w:r>
-        <w:t>.perform();</w:t>
-      </w:r>
+      <w:proofErr w:type="gramStart"/>
+      <w:r>
+        <w:t>.perform</w:t>
+      </w:r>
+      <w:proofErr w:type="gramEnd"/>
+      <w:r>
+        <w:t>(</w:t>
+      </w:r>
+      <w:proofErr w:type="gramStart"/>
+      <w:r>
+        <w:t>);</w:t>
+      </w:r>
+      <w:proofErr w:type="gramEnd"/>
     </w:p>
     <w:p>
       <w:pPr>
@@ -5787,7 +6806,23 @@
         <w:t>Explanation:</w:t>
       </w:r>
       <w:r>
-        <w:t xml:space="preserve"> build() joins multiple steps into one action chain, perform() executes them.</w:t>
+        <w:t xml:space="preserve"> </w:t>
+      </w:r>
+      <w:proofErr w:type="gramStart"/>
+      <w:r>
+        <w:t>build(</w:t>
+      </w:r>
+      <w:proofErr w:type="gramEnd"/>
+      <w:r>
+        <w:t xml:space="preserve">) joins multiple steps into one action chain, </w:t>
+      </w:r>
+      <w:proofErr w:type="gramStart"/>
+      <w:r>
+        <w:t>perform(</w:t>
+      </w:r>
+      <w:proofErr w:type="gramEnd"/>
+      <w:r>
+        <w:t>) executes them.</w:t>
       </w:r>
     </w:p>
     <w:p>
@@ -5822,7 +6857,15 @@
         <w:ind w:left="720"/>
       </w:pPr>
       <w:r>
-        <w:t xml:space="preserve"> perform() = Do it now</w:t>
+        <w:t xml:space="preserve"> </w:t>
+      </w:r>
+      <w:proofErr w:type="gramStart"/>
+      <w:r>
+        <w:t>perform(</w:t>
+      </w:r>
+      <w:proofErr w:type="gramEnd"/>
+      <w:r>
+        <w:t>) = Do it now</w:t>
       </w:r>
     </w:p>
     <w:p>
@@ -5831,7 +6874,15 @@
         <w:ind w:left="720"/>
       </w:pPr>
       <w:r>
-        <w:t xml:space="preserve"> build() = Prepare it first, then do it</w:t>
+        <w:t xml:space="preserve"> </w:t>
+      </w:r>
+      <w:proofErr w:type="gramStart"/>
+      <w:r>
+        <w:t>build(</w:t>
+      </w:r>
+      <w:proofErr w:type="gramEnd"/>
+      <w:r>
+        <w:t>) = Prepare it first, then do it</w:t>
       </w:r>
       <w:r>
         <w:t>.</w:t>
@@ -5883,13 +6934,20 @@
         <w:ind w:left="720"/>
       </w:pPr>
       <w:proofErr w:type="spellStart"/>
+      <w:proofErr w:type="gramStart"/>
       <w:r>
         <w:t>driver.getWindowHandle</w:t>
       </w:r>
       <w:proofErr w:type="spellEnd"/>
-      <w:r>
-        <w:t>();</w:t>
-      </w:r>
+      <w:proofErr w:type="gramEnd"/>
+      <w:r>
+        <w:t>(</w:t>
+      </w:r>
+      <w:proofErr w:type="gramStart"/>
+      <w:r>
+        <w:t>);</w:t>
+      </w:r>
+      <w:proofErr w:type="gramEnd"/>
     </w:p>
     <w:p>
       <w:pPr>
@@ -5913,13 +6971,20 @@
         <w:ind w:left="720"/>
       </w:pPr>
       <w:proofErr w:type="spellStart"/>
+      <w:proofErr w:type="gramStart"/>
       <w:r>
         <w:t>driver.getWindowHandles</w:t>
       </w:r>
       <w:proofErr w:type="spellEnd"/>
-      <w:r>
-        <w:t>();</w:t>
-      </w:r>
+      <w:proofErr w:type="gramEnd"/>
+      <w:r>
+        <w:t>(</w:t>
+      </w:r>
+      <w:proofErr w:type="gramStart"/>
+      <w:r>
+        <w:t>);</w:t>
+      </w:r>
+      <w:proofErr w:type="gramEnd"/>
     </w:p>
     <w:p>
       <w:pPr>
@@ -5942,21 +7007,33 @@
         <w:ind w:left="720"/>
       </w:pPr>
       <w:proofErr w:type="spellStart"/>
+      <w:proofErr w:type="gramStart"/>
       <w:r>
         <w:t>driver.switchTo</w:t>
       </w:r>
       <w:proofErr w:type="spellEnd"/>
-      <w:r>
-        <w:t>().window(</w:t>
+      <w:proofErr w:type="gramEnd"/>
+      <w:r>
+        <w:t>(</w:t>
+      </w:r>
+      <w:proofErr w:type="gramStart"/>
+      <w:r>
+        <w:t>).window</w:t>
+      </w:r>
+      <w:proofErr w:type="gramEnd"/>
+      <w:r>
+        <w:t>(</w:t>
       </w:r>
       <w:proofErr w:type="spellStart"/>
       <w:r>
         <w:t>windowHandle</w:t>
       </w:r>
       <w:proofErr w:type="spellEnd"/>
+      <w:proofErr w:type="gramStart"/>
       <w:r>
         <w:t>);</w:t>
       </w:r>
+      <w:proofErr w:type="gramEnd"/>
     </w:p>
     <w:p>
       <w:pPr>
@@ -5978,21 +7055,33 @@
         <w:ind w:left="720"/>
       </w:pPr>
       <w:proofErr w:type="spellStart"/>
+      <w:proofErr w:type="gramStart"/>
       <w:r>
         <w:t>driver.switchTo</w:t>
       </w:r>
       <w:proofErr w:type="spellEnd"/>
-      <w:r>
-        <w:t>().</w:t>
+      <w:proofErr w:type="gramEnd"/>
+      <w:r>
+        <w:t>(</w:t>
+      </w:r>
+      <w:proofErr w:type="gramStart"/>
+      <w:r>
+        <w:t>).</w:t>
       </w:r>
       <w:proofErr w:type="spellStart"/>
       <w:r>
         <w:t>defaultContent</w:t>
       </w:r>
       <w:proofErr w:type="spellEnd"/>
-      <w:r>
-        <w:t>();</w:t>
-      </w:r>
+      <w:proofErr w:type="gramEnd"/>
+      <w:r>
+        <w:t>(</w:t>
+      </w:r>
+      <w:proofErr w:type="gramStart"/>
+      <w:r>
+        <w:t>);</w:t>
+      </w:r>
+      <w:proofErr w:type="gramEnd"/>
     </w:p>
     <w:p>
       <w:pPr>
@@ -6015,13 +7104,20 @@
         <w:ind w:left="720"/>
       </w:pPr>
       <w:proofErr w:type="spellStart"/>
+      <w:proofErr w:type="gramStart"/>
       <w:r>
         <w:t>driver.close</w:t>
       </w:r>
       <w:proofErr w:type="spellEnd"/>
-      <w:r>
-        <w:t>();</w:t>
-      </w:r>
+      <w:proofErr w:type="gramEnd"/>
+      <w:r>
+        <w:t>(</w:t>
+      </w:r>
+      <w:proofErr w:type="gramStart"/>
+      <w:r>
+        <w:t>);</w:t>
+      </w:r>
+      <w:proofErr w:type="gramEnd"/>
     </w:p>
     <w:p>
       <w:pPr>
@@ -6095,21 +7191,31 @@
       </w:r>
       <w:proofErr w:type="spellEnd"/>
       <w:r>
-        <w:t xml:space="preserve"> = ((</w:t>
-      </w:r>
-      <w:proofErr w:type="spellStart"/>
+        <w:t xml:space="preserve"> </w:t>
+      </w:r>
+      <w:proofErr w:type="gramStart"/>
+      <w:r>
+        <w:t>= ((</w:t>
+      </w:r>
+      <w:proofErr w:type="spellStart"/>
+      <w:proofErr w:type="gramEnd"/>
       <w:r>
         <w:t>TakesScreenshot</w:t>
       </w:r>
       <w:proofErr w:type="spellEnd"/>
       <w:r>
-        <w:t>) driver).</w:t>
+        <w:t>) driver</w:t>
+      </w:r>
+      <w:proofErr w:type="gramStart"/>
+      <w:r>
+        <w:t>).</w:t>
       </w:r>
       <w:proofErr w:type="spellStart"/>
       <w:r>
         <w:t>getScreenshotAs</w:t>
       </w:r>
       <w:proofErr w:type="spellEnd"/>
+      <w:proofErr w:type="gramEnd"/>
       <w:r>
         <w:t>(</w:t>
       </w:r>
@@ -6118,9 +7224,11 @@
         <w:t>OutputType.FILE</w:t>
       </w:r>
       <w:proofErr w:type="spellEnd"/>
+      <w:proofErr w:type="gramStart"/>
       <w:r>
         <w:t>);</w:t>
       </w:r>
+      <w:proofErr w:type="gramEnd"/>
     </w:p>
     <w:p>
       <w:pPr>
@@ -6139,8 +7247,19 @@
           <w:sz w:val="26"/>
           <w:szCs w:val="26"/>
         </w:rPr>
-        <w:t>Element Screenshot (Only selenium - 4 )</w:t>
-      </w:r>
+        <w:t xml:space="preserve">Element Screenshot (Only selenium - </w:t>
+      </w:r>
+      <w:proofErr w:type="gramStart"/>
+      <w:r>
+        <w:rPr>
+          <w:b/>
+          <w:bCs/>
+          <w:sz w:val="26"/>
+          <w:szCs w:val="26"/>
+        </w:rPr>
+        <w:t>4 )</w:t>
+      </w:r>
+      <w:proofErr w:type="gramEnd"/>
     </w:p>
     <w:p>
       <w:pPr>
@@ -6165,10 +7284,12 @@
         <w:t xml:space="preserve"> = </w:t>
       </w:r>
       <w:proofErr w:type="spellStart"/>
+      <w:proofErr w:type="gramStart"/>
       <w:r>
         <w:t>element.getScreenshotAs</w:t>
       </w:r>
       <w:proofErr w:type="spellEnd"/>
+      <w:proofErr w:type="gramEnd"/>
       <w:r>
         <w:t>(</w:t>
       </w:r>
@@ -6177,9 +7298,11 @@
         <w:t>OutputType.FILE</w:t>
       </w:r>
       <w:proofErr w:type="spellEnd"/>
+      <w:proofErr w:type="gramStart"/>
       <w:r>
         <w:t>);</w:t>
       </w:r>
+      <w:proofErr w:type="gramEnd"/>
     </w:p>
     <w:p>
       <w:pPr>
@@ -6237,8 +7360,13 @@
       </w:r>
       <w:proofErr w:type="spellEnd"/>
       <w:r>
-        <w:t>) driver;</w:t>
-      </w:r>
+        <w:t xml:space="preserve">) </w:t>
+      </w:r>
+      <w:proofErr w:type="gramStart"/>
+      <w:r>
+        <w:t>driver;</w:t>
+      </w:r>
+      <w:proofErr w:type="gramEnd"/>
     </w:p>
     <w:p>
       <w:pPr>
@@ -6253,10 +7381,12 @@
         <w:t xml:space="preserve"> element = </w:t>
       </w:r>
       <w:proofErr w:type="spellStart"/>
+      <w:proofErr w:type="gramStart"/>
       <w:r>
         <w:t>driver.findElement</w:t>
       </w:r>
       <w:proofErr w:type="spellEnd"/>
+      <w:proofErr w:type="gramEnd"/>
       <w:r>
         <w:t>(By.id("</w:t>
       </w:r>
@@ -6266,8 +7396,13 @@
       </w:r>
       <w:proofErr w:type="spellEnd"/>
       <w:r>
-        <w:t>"));</w:t>
-      </w:r>
+        <w:t>")</w:t>
+      </w:r>
+      <w:proofErr w:type="gramStart"/>
+      <w:r>
+        <w:t>);</w:t>
+      </w:r>
+      <w:proofErr w:type="gramEnd"/>
     </w:p>
     <w:p>
       <w:pPr>
@@ -6301,13 +7436,28 @@
         <w:ind w:left="720"/>
       </w:pPr>
       <w:proofErr w:type="spellStart"/>
+      <w:proofErr w:type="gramStart"/>
       <w:r>
         <w:t>js.executeScript</w:t>
       </w:r>
       <w:proofErr w:type="spellEnd"/>
-      <w:r>
-        <w:t>("arguments[0].click();", element);</w:t>
-      </w:r>
+      <w:proofErr w:type="gramEnd"/>
+      <w:r>
+        <w:t>("arguments[0</w:t>
+      </w:r>
+      <w:proofErr w:type="gramStart"/>
+      <w:r>
+        <w:t>].click</w:t>
+      </w:r>
+      <w:proofErr w:type="gramEnd"/>
+      <w:r>
+        <w:t>();", element</w:t>
+      </w:r>
+      <w:proofErr w:type="gramStart"/>
+      <w:r>
+        <w:t>);</w:t>
+      </w:r>
+      <w:proofErr w:type="gramEnd"/>
     </w:p>
     <w:p>
       <w:pPr>
@@ -6341,21 +7491,33 @@
         <w:ind w:left="720"/>
       </w:pPr>
       <w:proofErr w:type="spellStart"/>
+      <w:proofErr w:type="gramStart"/>
       <w:r>
         <w:t>js.executeScript</w:t>
       </w:r>
       <w:proofErr w:type="spellEnd"/>
-      <w:r>
-        <w:t>("arguments[0].</w:t>
+      <w:proofErr w:type="gramEnd"/>
+      <w:r>
+        <w:t>("arguments[0</w:t>
+      </w:r>
+      <w:proofErr w:type="gramStart"/>
+      <w:r>
+        <w:t>].</w:t>
       </w:r>
       <w:proofErr w:type="spellStart"/>
       <w:r>
         <w:t>scrollIntoView</w:t>
       </w:r>
       <w:proofErr w:type="spellEnd"/>
-      <w:r>
-        <w:t>(true);", element);</w:t>
-      </w:r>
+      <w:proofErr w:type="gramEnd"/>
+      <w:r>
+        <w:t>(true);", element</w:t>
+      </w:r>
+      <w:proofErr w:type="gramStart"/>
+      <w:r>
+        <w:t>);</w:t>
+      </w:r>
+      <w:proofErr w:type="gramEnd"/>
     </w:p>
     <w:p>
       <w:pPr>
@@ -6389,21 +7551,30 @@
         <w:ind w:left="720"/>
       </w:pPr>
       <w:proofErr w:type="spellStart"/>
+      <w:proofErr w:type="gramStart"/>
       <w:r>
         <w:t>js.executeScript</w:t>
       </w:r>
       <w:proofErr w:type="spellEnd"/>
+      <w:proofErr w:type="gramEnd"/>
       <w:r>
         <w:t>("</w:t>
       </w:r>
       <w:proofErr w:type="spellStart"/>
+      <w:proofErr w:type="gramStart"/>
       <w:r>
         <w:t>window.scrollBy</w:t>
       </w:r>
       <w:proofErr w:type="spellEnd"/>
-      <w:r>
-        <w:t>(0,500);");</w:t>
-      </w:r>
+      <w:proofErr w:type="gramEnd"/>
+      <w:r>
+        <w:t>(0,500);"</w:t>
+      </w:r>
+      <w:proofErr w:type="gramStart"/>
+      <w:r>
+        <w:t>);</w:t>
+      </w:r>
+      <w:proofErr w:type="gramEnd"/>
     </w:p>
     <w:p>
       <w:pPr>
@@ -6437,13 +7608,28 @@
         <w:ind w:left="720"/>
       </w:pPr>
       <w:proofErr w:type="spellStart"/>
+      <w:proofErr w:type="gramStart"/>
       <w:r>
         <w:t>js.executeScript</w:t>
       </w:r>
       <w:proofErr w:type="spellEnd"/>
-      <w:r>
-        <w:t>("arguments[0].value='Hello World';", element);</w:t>
-      </w:r>
+      <w:proofErr w:type="gramEnd"/>
+      <w:r>
+        <w:t>("</w:t>
+      </w:r>
+      <w:proofErr w:type="gramStart"/>
+      <w:r>
+        <w:t>arguments[</w:t>
+      </w:r>
+      <w:proofErr w:type="gramEnd"/>
+      <w:r>
+        <w:t>0].value='Hello World';", element</w:t>
+      </w:r>
+      <w:proofErr w:type="gramStart"/>
+      <w:r>
+        <w:t>);</w:t>
+      </w:r>
+      <w:proofErr w:type="gramEnd"/>
     </w:p>
     <w:p>
       <w:pPr>
@@ -6541,13 +7727,20 @@
         <w:t xml:space="preserve"> = </w:t>
       </w:r>
       <w:proofErr w:type="spellStart"/>
+      <w:proofErr w:type="gramStart"/>
       <w:r>
         <w:t>element.getLocation</w:t>
       </w:r>
       <w:proofErr w:type="spellEnd"/>
-      <w:r>
-        <w:t>();</w:t>
-      </w:r>
+      <w:proofErr w:type="gramEnd"/>
+      <w:r>
+        <w:t>(</w:t>
+      </w:r>
+      <w:proofErr w:type="gramStart"/>
+      <w:r>
+        <w:t>);</w:t>
+      </w:r>
+      <w:proofErr w:type="gramEnd"/>
     </w:p>
     <w:p>
       <w:pPr>
@@ -6566,13 +7759,20 @@
         <w:t xml:space="preserve"> = </w:t>
       </w:r>
       <w:proofErr w:type="spellStart"/>
+      <w:proofErr w:type="gramStart"/>
       <w:r>
         <w:t>point.getX</w:t>
       </w:r>
       <w:proofErr w:type="spellEnd"/>
-      <w:r>
-        <w:t>();</w:t>
-      </w:r>
+      <w:proofErr w:type="gramEnd"/>
+      <w:r>
+        <w:t>(</w:t>
+      </w:r>
+      <w:proofErr w:type="gramStart"/>
+      <w:r>
+        <w:t>);</w:t>
+      </w:r>
+      <w:proofErr w:type="gramEnd"/>
     </w:p>
     <w:p>
       <w:pPr>
@@ -6591,13 +7791,20 @@
         <w:t xml:space="preserve"> = </w:t>
       </w:r>
       <w:proofErr w:type="spellStart"/>
+      <w:proofErr w:type="gramStart"/>
       <w:r>
         <w:t>point.getY</w:t>
       </w:r>
       <w:proofErr w:type="spellEnd"/>
-      <w:r>
-        <w:t>();</w:t>
-      </w:r>
+      <w:proofErr w:type="gramEnd"/>
+      <w:r>
+        <w:t>(</w:t>
+      </w:r>
+      <w:proofErr w:type="gramStart"/>
+      <w:r>
+        <w:t>);</w:t>
+      </w:r>
+      <w:proofErr w:type="gramEnd"/>
     </w:p>
     <w:p>
       <w:pPr>
@@ -6617,9 +7824,11 @@
         <w:t>xPosition</w:t>
       </w:r>
       <w:proofErr w:type="spellEnd"/>
+      <w:proofErr w:type="gramStart"/>
       <w:r>
         <w:t>);</w:t>
       </w:r>
+      <w:proofErr w:type="gramEnd"/>
     </w:p>
     <w:p>
       <w:pPr>
@@ -6639,9 +7848,11 @@
         <w:t>yPosition</w:t>
       </w:r>
       <w:proofErr w:type="spellEnd"/>
+      <w:proofErr w:type="gramStart"/>
       <w:r>
         <w:t>);</w:t>
       </w:r>
+      <w:proofErr w:type="gramEnd"/>
     </w:p>
     <w:p>
       <w:pPr>
@@ -6687,13 +7898,20 @@
         <w:t xml:space="preserve">Dimension size = </w:t>
       </w:r>
       <w:proofErr w:type="spellStart"/>
+      <w:proofErr w:type="gramStart"/>
       <w:r>
         <w:t>element.getSize</w:t>
       </w:r>
       <w:proofErr w:type="spellEnd"/>
-      <w:r>
-        <w:t>();</w:t>
-      </w:r>
+      <w:proofErr w:type="gramEnd"/>
+      <w:r>
+        <w:t>(</w:t>
+      </w:r>
+      <w:proofErr w:type="gramStart"/>
+      <w:r>
+        <w:t>);</w:t>
+      </w:r>
+      <w:proofErr w:type="gramEnd"/>
     </w:p>
     <w:p>
       <w:pPr>
@@ -6704,13 +7922,20 @@
         <w:t xml:space="preserve">int height = </w:t>
       </w:r>
       <w:proofErr w:type="spellStart"/>
+      <w:proofErr w:type="gramStart"/>
       <w:r>
         <w:t>size.getHeight</w:t>
       </w:r>
       <w:proofErr w:type="spellEnd"/>
-      <w:r>
-        <w:t>();</w:t>
-      </w:r>
+      <w:proofErr w:type="gramEnd"/>
+      <w:r>
+        <w:t>(</w:t>
+      </w:r>
+      <w:proofErr w:type="gramStart"/>
+      <w:r>
+        <w:t>);</w:t>
+      </w:r>
+      <w:proofErr w:type="gramEnd"/>
     </w:p>
     <w:p>
       <w:pPr>
@@ -6721,13 +7946,20 @@
         <w:t xml:space="preserve">int width = </w:t>
       </w:r>
       <w:proofErr w:type="spellStart"/>
+      <w:proofErr w:type="gramStart"/>
       <w:r>
         <w:t>size.getWidth</w:t>
       </w:r>
       <w:proofErr w:type="spellEnd"/>
-      <w:r>
-        <w:t>();</w:t>
-      </w:r>
+      <w:proofErr w:type="gramEnd"/>
+      <w:r>
+        <w:t>(</w:t>
+      </w:r>
+      <w:proofErr w:type="gramStart"/>
+      <w:r>
+        <w:t>);</w:t>
+      </w:r>
+      <w:proofErr w:type="gramEnd"/>
     </w:p>
     <w:p>
       <w:pPr>
@@ -6740,8 +7972,13 @@
       </w:r>
       <w:proofErr w:type="spellEnd"/>
       <w:r>
-        <w:t>("Element Height: " + height);</w:t>
-      </w:r>
+        <w:t>("Element Height: " + height</w:t>
+      </w:r>
+      <w:proofErr w:type="gramStart"/>
+      <w:r>
+        <w:t>);</w:t>
+      </w:r>
+      <w:proofErr w:type="gramEnd"/>
     </w:p>
     <w:p>
       <w:pPr>
@@ -6754,8 +7991,13 @@
       </w:r>
       <w:proofErr w:type="spellEnd"/>
       <w:r>
-        <w:t>("Element Width: " + width);</w:t>
-      </w:r>
+        <w:t>("Element Width: " + width</w:t>
+      </w:r>
+      <w:proofErr w:type="gramStart"/>
+      <w:r>
+        <w:t>);</w:t>
+      </w:r>
+      <w:proofErr w:type="gramEnd"/>
     </w:p>
     <w:p>
       <w:pPr>
@@ -6787,6 +8029,7 @@
         <w:t>3.Get both position and size together (</w:t>
       </w:r>
       <w:proofErr w:type="spellStart"/>
+      <w:proofErr w:type="gramStart"/>
       <w:r>
         <w:rPr>
           <w:b/>
@@ -6806,318 +8049,9 @@
           <w:szCs w:val="26"/>
           <w:highlight w:val="green"/>
         </w:rPr>
-        <w:t>())</w:t>
-      </w:r>
-    </w:p>
-    <w:p>
-      <w:pPr>
-        <w:spacing w:after="0" w:line="240" w:lineRule="auto"/>
-        <w:rPr>
-          <w:b/>
-          <w:bCs/>
-        </w:rPr>
-      </w:pPr>
-    </w:p>
-    <w:p>
-      <w:pPr>
-        <w:spacing w:after="0" w:line="240" w:lineRule="auto"/>
-        <w:ind w:left="720"/>
-        <w:rPr>
-          <w:sz w:val="22"/>
-          <w:szCs w:val="22"/>
-        </w:rPr>
-      </w:pPr>
-      <w:r>
-        <w:rPr>
-          <w:sz w:val="22"/>
-          <w:szCs w:val="22"/>
-        </w:rPr>
-        <w:t xml:space="preserve">Rectangle </w:t>
-      </w:r>
-      <w:proofErr w:type="spellStart"/>
-      <w:r>
-        <w:rPr>
-          <w:sz w:val="22"/>
-          <w:szCs w:val="22"/>
-        </w:rPr>
-        <w:t>rect</w:t>
-      </w:r>
-      <w:proofErr w:type="spellEnd"/>
-      <w:r>
-        <w:rPr>
-          <w:sz w:val="22"/>
-          <w:szCs w:val="22"/>
-        </w:rPr>
-        <w:t xml:space="preserve"> = </w:t>
-      </w:r>
-      <w:proofErr w:type="spellStart"/>
-      <w:r>
-        <w:rPr>
-          <w:sz w:val="22"/>
-          <w:szCs w:val="22"/>
-        </w:rPr>
-        <w:t>element.getRect</w:t>
-      </w:r>
-      <w:proofErr w:type="spellEnd"/>
-      <w:r>
-        <w:rPr>
-          <w:sz w:val="22"/>
-          <w:szCs w:val="22"/>
-        </w:rPr>
-        <w:t>();</w:t>
-      </w:r>
-    </w:p>
-    <w:p>
-      <w:pPr>
-        <w:spacing w:after="0" w:line="240" w:lineRule="auto"/>
-        <w:ind w:left="720"/>
-        <w:rPr>
-          <w:sz w:val="22"/>
-          <w:szCs w:val="22"/>
-        </w:rPr>
-      </w:pPr>
-      <w:proofErr w:type="spellStart"/>
-      <w:r>
-        <w:rPr>
-          <w:sz w:val="22"/>
-          <w:szCs w:val="22"/>
-        </w:rPr>
-        <w:t>System.out.println</w:t>
-      </w:r>
-      <w:proofErr w:type="spellEnd"/>
-      <w:r>
-        <w:rPr>
-          <w:sz w:val="22"/>
-          <w:szCs w:val="22"/>
-        </w:rPr>
-        <w:t>("</w:t>
-      </w:r>
-      <w:proofErr w:type="spellStart"/>
-      <w:r>
-        <w:rPr>
-          <w:sz w:val="22"/>
-          <w:szCs w:val="22"/>
-        </w:rPr>
-        <w:t>Rect</w:t>
-      </w:r>
-      <w:proofErr w:type="spellEnd"/>
-      <w:r>
-        <w:rPr>
-          <w:sz w:val="22"/>
-          <w:szCs w:val="22"/>
-        </w:rPr>
-        <w:t xml:space="preserve"> X: " + </w:t>
-      </w:r>
-      <w:proofErr w:type="spellStart"/>
-      <w:r>
-        <w:rPr>
-          <w:sz w:val="22"/>
-          <w:szCs w:val="22"/>
-        </w:rPr>
-        <w:t>rect.getX</w:t>
-      </w:r>
-      <w:proofErr w:type="spellEnd"/>
-      <w:r>
-        <w:rPr>
-          <w:sz w:val="22"/>
-          <w:szCs w:val="22"/>
-        </w:rPr>
-        <w:t>());</w:t>
-      </w:r>
-    </w:p>
-    <w:p>
-      <w:pPr>
-        <w:spacing w:after="0" w:line="240" w:lineRule="auto"/>
-        <w:ind w:left="720"/>
-        <w:rPr>
-          <w:sz w:val="22"/>
-          <w:szCs w:val="22"/>
-        </w:rPr>
-      </w:pPr>
-      <w:proofErr w:type="spellStart"/>
-      <w:r>
-        <w:rPr>
-          <w:sz w:val="22"/>
-          <w:szCs w:val="22"/>
-        </w:rPr>
-        <w:t>System.out.println</w:t>
-      </w:r>
-      <w:proofErr w:type="spellEnd"/>
-      <w:r>
-        <w:rPr>
-          <w:sz w:val="22"/>
-          <w:szCs w:val="22"/>
-        </w:rPr>
-        <w:t>("</w:t>
-      </w:r>
-      <w:proofErr w:type="spellStart"/>
-      <w:r>
-        <w:rPr>
-          <w:sz w:val="22"/>
-          <w:szCs w:val="22"/>
-        </w:rPr>
-        <w:t>Rect</w:t>
-      </w:r>
-      <w:proofErr w:type="spellEnd"/>
-      <w:r>
-        <w:rPr>
-          <w:sz w:val="22"/>
-          <w:szCs w:val="22"/>
-        </w:rPr>
-        <w:t xml:space="preserve"> Y: " + </w:t>
-      </w:r>
-      <w:proofErr w:type="spellStart"/>
-      <w:r>
-        <w:rPr>
-          <w:sz w:val="22"/>
-          <w:szCs w:val="22"/>
-        </w:rPr>
-        <w:t>rect.getY</w:t>
-      </w:r>
-      <w:proofErr w:type="spellEnd"/>
-      <w:r>
-        <w:rPr>
-          <w:sz w:val="22"/>
-          <w:szCs w:val="22"/>
-        </w:rPr>
-        <w:t>());</w:t>
-      </w:r>
-    </w:p>
-    <w:p>
-      <w:pPr>
-        <w:spacing w:after="0" w:line="240" w:lineRule="auto"/>
-        <w:ind w:left="720"/>
-        <w:rPr>
-          <w:sz w:val="22"/>
-          <w:szCs w:val="22"/>
-        </w:rPr>
-      </w:pPr>
-      <w:proofErr w:type="spellStart"/>
-      <w:r>
-        <w:rPr>
-          <w:sz w:val="22"/>
-          <w:szCs w:val="22"/>
-        </w:rPr>
-        <w:t>System.out.println</w:t>
-      </w:r>
-      <w:proofErr w:type="spellEnd"/>
-      <w:r>
-        <w:rPr>
-          <w:sz w:val="22"/>
-          <w:szCs w:val="22"/>
-        </w:rPr>
-        <w:t>("</w:t>
-      </w:r>
-      <w:proofErr w:type="spellStart"/>
-      <w:r>
-        <w:rPr>
-          <w:sz w:val="22"/>
-          <w:szCs w:val="22"/>
-        </w:rPr>
-        <w:t>Rect</w:t>
-      </w:r>
-      <w:proofErr w:type="spellEnd"/>
-      <w:r>
-        <w:rPr>
-          <w:sz w:val="22"/>
-          <w:szCs w:val="22"/>
-        </w:rPr>
-        <w:t xml:space="preserve"> Height: " + </w:t>
-      </w:r>
-      <w:proofErr w:type="spellStart"/>
-      <w:r>
-        <w:rPr>
-          <w:sz w:val="22"/>
-          <w:szCs w:val="22"/>
-        </w:rPr>
-        <w:t>rect.getHeight</w:t>
-      </w:r>
-      <w:proofErr w:type="spellEnd"/>
-      <w:r>
-        <w:rPr>
-          <w:sz w:val="22"/>
-          <w:szCs w:val="22"/>
-        </w:rPr>
-        <w:t>());</w:t>
-      </w:r>
-    </w:p>
-    <w:p>
-      <w:pPr>
-        <w:spacing w:after="0" w:line="240" w:lineRule="auto"/>
-        <w:ind w:left="720"/>
-        <w:rPr>
-          <w:sz w:val="22"/>
-          <w:szCs w:val="22"/>
-        </w:rPr>
-      </w:pPr>
-      <w:proofErr w:type="spellStart"/>
-      <w:r>
-        <w:rPr>
-          <w:sz w:val="22"/>
-          <w:szCs w:val="22"/>
-        </w:rPr>
-        <w:t>System.out.println</w:t>
-      </w:r>
-      <w:proofErr w:type="spellEnd"/>
-      <w:r>
-        <w:rPr>
-          <w:sz w:val="22"/>
-          <w:szCs w:val="22"/>
-        </w:rPr>
-        <w:t>("</w:t>
-      </w:r>
-      <w:proofErr w:type="spellStart"/>
-      <w:r>
-        <w:rPr>
-          <w:sz w:val="22"/>
-          <w:szCs w:val="22"/>
-        </w:rPr>
-        <w:t>Rect</w:t>
-      </w:r>
-      <w:proofErr w:type="spellEnd"/>
-      <w:r>
-        <w:rPr>
-          <w:sz w:val="22"/>
-          <w:szCs w:val="22"/>
-        </w:rPr>
-        <w:t xml:space="preserve"> Width: " + </w:t>
-      </w:r>
-      <w:proofErr w:type="spellStart"/>
-      <w:r>
-        <w:rPr>
-          <w:sz w:val="22"/>
-          <w:szCs w:val="22"/>
-        </w:rPr>
-        <w:t>rect.getWidth</w:t>
-      </w:r>
-      <w:proofErr w:type="spellEnd"/>
-      <w:r>
-        <w:rPr>
-          <w:sz w:val="22"/>
-          <w:szCs w:val="22"/>
-        </w:rPr>
-        <w:t>());</w:t>
-      </w:r>
-    </w:p>
-    <w:p>
-      <w:pPr>
-        <w:spacing w:after="0"/>
-        <w:rPr>
-          <w:sz w:val="22"/>
-          <w:szCs w:val="22"/>
-        </w:rPr>
-      </w:pPr>
-    </w:p>
-    <w:p>
-      <w:pPr>
-        <w:spacing w:after="0"/>
-        <w:rPr>
-          <w:b/>
-          <w:bCs/>
-          <w:sz w:val="26"/>
-          <w:szCs w:val="26"/>
-        </w:rPr>
-      </w:pPr>
+        <w:t>(</w:t>
+      </w:r>
+      <w:proofErr w:type="gramEnd"/>
       <w:r>
         <w:rPr>
           <w:b/>
@@ -7126,6 +8060,381 @@
           <w:szCs w:val="26"/>
           <w:highlight w:val="green"/>
         </w:rPr>
+        <w:t>))</w:t>
+      </w:r>
+    </w:p>
+    <w:p>
+      <w:pPr>
+        <w:spacing w:after="0" w:line="240" w:lineRule="auto"/>
+        <w:rPr>
+          <w:b/>
+          <w:bCs/>
+        </w:rPr>
+      </w:pPr>
+    </w:p>
+    <w:p>
+      <w:pPr>
+        <w:spacing w:after="0" w:line="240" w:lineRule="auto"/>
+        <w:ind w:left="720"/>
+        <w:rPr>
+          <w:sz w:val="22"/>
+          <w:szCs w:val="22"/>
+        </w:rPr>
+      </w:pPr>
+      <w:r>
+        <w:rPr>
+          <w:sz w:val="22"/>
+          <w:szCs w:val="22"/>
+        </w:rPr>
+        <w:t xml:space="preserve">Rectangle </w:t>
+      </w:r>
+      <w:proofErr w:type="spellStart"/>
+      <w:r>
+        <w:rPr>
+          <w:sz w:val="22"/>
+          <w:szCs w:val="22"/>
+        </w:rPr>
+        <w:t>rect</w:t>
+      </w:r>
+      <w:proofErr w:type="spellEnd"/>
+      <w:r>
+        <w:rPr>
+          <w:sz w:val="22"/>
+          <w:szCs w:val="22"/>
+        </w:rPr>
+        <w:t xml:space="preserve"> = </w:t>
+      </w:r>
+      <w:proofErr w:type="spellStart"/>
+      <w:proofErr w:type="gramStart"/>
+      <w:r>
+        <w:rPr>
+          <w:sz w:val="22"/>
+          <w:szCs w:val="22"/>
+        </w:rPr>
+        <w:t>element.getRect</w:t>
+      </w:r>
+      <w:proofErr w:type="spellEnd"/>
+      <w:proofErr w:type="gramEnd"/>
+      <w:r>
+        <w:rPr>
+          <w:sz w:val="22"/>
+          <w:szCs w:val="22"/>
+        </w:rPr>
+        <w:t>(</w:t>
+      </w:r>
+      <w:proofErr w:type="gramStart"/>
+      <w:r>
+        <w:rPr>
+          <w:sz w:val="22"/>
+          <w:szCs w:val="22"/>
+        </w:rPr>
+        <w:t>);</w:t>
+      </w:r>
+      <w:proofErr w:type="gramEnd"/>
+    </w:p>
+    <w:p>
+      <w:pPr>
+        <w:spacing w:after="0" w:line="240" w:lineRule="auto"/>
+        <w:ind w:left="720"/>
+        <w:rPr>
+          <w:sz w:val="22"/>
+          <w:szCs w:val="22"/>
+        </w:rPr>
+      </w:pPr>
+      <w:proofErr w:type="spellStart"/>
+      <w:r>
+        <w:rPr>
+          <w:sz w:val="22"/>
+          <w:szCs w:val="22"/>
+        </w:rPr>
+        <w:t>System.out.println</w:t>
+      </w:r>
+      <w:proofErr w:type="spellEnd"/>
+      <w:r>
+        <w:rPr>
+          <w:sz w:val="22"/>
+          <w:szCs w:val="22"/>
+        </w:rPr>
+        <w:t>("</w:t>
+      </w:r>
+      <w:proofErr w:type="spellStart"/>
+      <w:r>
+        <w:rPr>
+          <w:sz w:val="22"/>
+          <w:szCs w:val="22"/>
+        </w:rPr>
+        <w:t>Rect</w:t>
+      </w:r>
+      <w:proofErr w:type="spellEnd"/>
+      <w:r>
+        <w:rPr>
+          <w:sz w:val="22"/>
+          <w:szCs w:val="22"/>
+        </w:rPr>
+        <w:t xml:space="preserve"> X: " + </w:t>
+      </w:r>
+      <w:proofErr w:type="spellStart"/>
+      <w:proofErr w:type="gramStart"/>
+      <w:r>
+        <w:rPr>
+          <w:sz w:val="22"/>
+          <w:szCs w:val="22"/>
+        </w:rPr>
+        <w:t>rect.getX</w:t>
+      </w:r>
+      <w:proofErr w:type="spellEnd"/>
+      <w:proofErr w:type="gramEnd"/>
+      <w:r>
+        <w:rPr>
+          <w:sz w:val="22"/>
+          <w:szCs w:val="22"/>
+        </w:rPr>
+        <w:t>()</w:t>
+      </w:r>
+      <w:proofErr w:type="gramStart"/>
+      <w:r>
+        <w:rPr>
+          <w:sz w:val="22"/>
+          <w:szCs w:val="22"/>
+        </w:rPr>
+        <w:t>);</w:t>
+      </w:r>
+      <w:proofErr w:type="gramEnd"/>
+    </w:p>
+    <w:p>
+      <w:pPr>
+        <w:spacing w:after="0" w:line="240" w:lineRule="auto"/>
+        <w:ind w:left="720"/>
+        <w:rPr>
+          <w:sz w:val="22"/>
+          <w:szCs w:val="22"/>
+        </w:rPr>
+      </w:pPr>
+      <w:proofErr w:type="spellStart"/>
+      <w:r>
+        <w:rPr>
+          <w:sz w:val="22"/>
+          <w:szCs w:val="22"/>
+        </w:rPr>
+        <w:t>System.out.println</w:t>
+      </w:r>
+      <w:proofErr w:type="spellEnd"/>
+      <w:r>
+        <w:rPr>
+          <w:sz w:val="22"/>
+          <w:szCs w:val="22"/>
+        </w:rPr>
+        <w:t>("</w:t>
+      </w:r>
+      <w:proofErr w:type="spellStart"/>
+      <w:r>
+        <w:rPr>
+          <w:sz w:val="22"/>
+          <w:szCs w:val="22"/>
+        </w:rPr>
+        <w:t>Rect</w:t>
+      </w:r>
+      <w:proofErr w:type="spellEnd"/>
+      <w:r>
+        <w:rPr>
+          <w:sz w:val="22"/>
+          <w:szCs w:val="22"/>
+        </w:rPr>
+        <w:t xml:space="preserve"> Y: " + </w:t>
+      </w:r>
+      <w:proofErr w:type="spellStart"/>
+      <w:proofErr w:type="gramStart"/>
+      <w:r>
+        <w:rPr>
+          <w:sz w:val="22"/>
+          <w:szCs w:val="22"/>
+        </w:rPr>
+        <w:t>rect.getY</w:t>
+      </w:r>
+      <w:proofErr w:type="spellEnd"/>
+      <w:proofErr w:type="gramEnd"/>
+      <w:r>
+        <w:rPr>
+          <w:sz w:val="22"/>
+          <w:szCs w:val="22"/>
+        </w:rPr>
+        <w:t>()</w:t>
+      </w:r>
+      <w:proofErr w:type="gramStart"/>
+      <w:r>
+        <w:rPr>
+          <w:sz w:val="22"/>
+          <w:szCs w:val="22"/>
+        </w:rPr>
+        <w:t>);</w:t>
+      </w:r>
+      <w:proofErr w:type="gramEnd"/>
+    </w:p>
+    <w:p>
+      <w:pPr>
+        <w:spacing w:after="0" w:line="240" w:lineRule="auto"/>
+        <w:ind w:left="720"/>
+        <w:rPr>
+          <w:sz w:val="22"/>
+          <w:szCs w:val="22"/>
+        </w:rPr>
+      </w:pPr>
+      <w:proofErr w:type="spellStart"/>
+      <w:r>
+        <w:rPr>
+          <w:sz w:val="22"/>
+          <w:szCs w:val="22"/>
+        </w:rPr>
+        <w:t>System.out.println</w:t>
+      </w:r>
+      <w:proofErr w:type="spellEnd"/>
+      <w:r>
+        <w:rPr>
+          <w:sz w:val="22"/>
+          <w:szCs w:val="22"/>
+        </w:rPr>
+        <w:t>("</w:t>
+      </w:r>
+      <w:proofErr w:type="spellStart"/>
+      <w:r>
+        <w:rPr>
+          <w:sz w:val="22"/>
+          <w:szCs w:val="22"/>
+        </w:rPr>
+        <w:t>Rect</w:t>
+      </w:r>
+      <w:proofErr w:type="spellEnd"/>
+      <w:r>
+        <w:rPr>
+          <w:sz w:val="22"/>
+          <w:szCs w:val="22"/>
+        </w:rPr>
+        <w:t xml:space="preserve"> Height: " + </w:t>
+      </w:r>
+      <w:proofErr w:type="spellStart"/>
+      <w:proofErr w:type="gramStart"/>
+      <w:r>
+        <w:rPr>
+          <w:sz w:val="22"/>
+          <w:szCs w:val="22"/>
+        </w:rPr>
+        <w:t>rect.getHeight</w:t>
+      </w:r>
+      <w:proofErr w:type="spellEnd"/>
+      <w:proofErr w:type="gramEnd"/>
+      <w:r>
+        <w:rPr>
+          <w:sz w:val="22"/>
+          <w:szCs w:val="22"/>
+        </w:rPr>
+        <w:t>()</w:t>
+      </w:r>
+      <w:proofErr w:type="gramStart"/>
+      <w:r>
+        <w:rPr>
+          <w:sz w:val="22"/>
+          <w:szCs w:val="22"/>
+        </w:rPr>
+        <w:t>);</w:t>
+      </w:r>
+      <w:proofErr w:type="gramEnd"/>
+    </w:p>
+    <w:p>
+      <w:pPr>
+        <w:spacing w:after="0" w:line="240" w:lineRule="auto"/>
+        <w:ind w:left="720"/>
+        <w:rPr>
+          <w:sz w:val="22"/>
+          <w:szCs w:val="22"/>
+        </w:rPr>
+      </w:pPr>
+      <w:proofErr w:type="spellStart"/>
+      <w:r>
+        <w:rPr>
+          <w:sz w:val="22"/>
+          <w:szCs w:val="22"/>
+        </w:rPr>
+        <w:t>System.out.println</w:t>
+      </w:r>
+      <w:proofErr w:type="spellEnd"/>
+      <w:r>
+        <w:rPr>
+          <w:sz w:val="22"/>
+          <w:szCs w:val="22"/>
+        </w:rPr>
+        <w:t>("</w:t>
+      </w:r>
+      <w:proofErr w:type="spellStart"/>
+      <w:r>
+        <w:rPr>
+          <w:sz w:val="22"/>
+          <w:szCs w:val="22"/>
+        </w:rPr>
+        <w:t>Rect</w:t>
+      </w:r>
+      <w:proofErr w:type="spellEnd"/>
+      <w:r>
+        <w:rPr>
+          <w:sz w:val="22"/>
+          <w:szCs w:val="22"/>
+        </w:rPr>
+        <w:t xml:space="preserve"> Width: " + </w:t>
+      </w:r>
+      <w:proofErr w:type="spellStart"/>
+      <w:proofErr w:type="gramStart"/>
+      <w:r>
+        <w:rPr>
+          <w:sz w:val="22"/>
+          <w:szCs w:val="22"/>
+        </w:rPr>
+        <w:t>rect.getWidth</w:t>
+      </w:r>
+      <w:proofErr w:type="spellEnd"/>
+      <w:proofErr w:type="gramEnd"/>
+      <w:r>
+        <w:rPr>
+          <w:sz w:val="22"/>
+          <w:szCs w:val="22"/>
+        </w:rPr>
+        <w:t>()</w:t>
+      </w:r>
+      <w:proofErr w:type="gramStart"/>
+      <w:r>
+        <w:rPr>
+          <w:sz w:val="22"/>
+          <w:szCs w:val="22"/>
+        </w:rPr>
+        <w:t>);</w:t>
+      </w:r>
+      <w:proofErr w:type="gramEnd"/>
+    </w:p>
+    <w:p>
+      <w:pPr>
+        <w:spacing w:after="0"/>
+        <w:rPr>
+          <w:sz w:val="22"/>
+          <w:szCs w:val="22"/>
+        </w:rPr>
+      </w:pPr>
+    </w:p>
+    <w:p>
+      <w:pPr>
+        <w:spacing w:after="0"/>
+        <w:rPr>
+          <w:b/>
+          <w:bCs/>
+          <w:sz w:val="26"/>
+          <w:szCs w:val="26"/>
+        </w:rPr>
+      </w:pPr>
+      <w:r>
+        <w:rPr>
+          <w:b/>
+          <w:bCs/>
+          <w:sz w:val="26"/>
+          <w:szCs w:val="26"/>
+          <w:highlight w:val="green"/>
+        </w:rPr>
         <w:t>Set Position</w:t>
       </w:r>
     </w:p>
@@ -7152,7 +8461,15 @@
       </w:r>
       <w:proofErr w:type="spellEnd"/>
       <w:r>
-        <w:t xml:space="preserve"> = new Point(300, 200); // Create a Point object with x=300, y=200</w:t>
+        <w:t xml:space="preserve"> = new </w:t>
+      </w:r>
+      <w:proofErr w:type="gramStart"/>
+      <w:r>
+        <w:t>Point(</w:t>
+      </w:r>
+      <w:proofErr w:type="gramEnd"/>
+      <w:r>
+        <w:t>300, 200); // Create a Point object with x=300, y=200</w:t>
       </w:r>
     </w:p>
     <w:p>
@@ -7161,21 +8478,41 @@
         <w:ind w:left="720"/>
       </w:pPr>
       <w:proofErr w:type="spellStart"/>
+      <w:proofErr w:type="gramStart"/>
       <w:r>
         <w:t>driver.manage</w:t>
       </w:r>
       <w:proofErr w:type="spellEnd"/>
-      <w:r>
-        <w:t>().window().</w:t>
+      <w:proofErr w:type="gramEnd"/>
+      <w:r>
+        <w:t>(</w:t>
+      </w:r>
+      <w:proofErr w:type="gramStart"/>
+      <w:r>
+        <w:t>).window</w:t>
+      </w:r>
+      <w:proofErr w:type="gramEnd"/>
+      <w:r>
+        <w:t>(</w:t>
+      </w:r>
+      <w:proofErr w:type="gramStart"/>
+      <w:r>
+        <w:t>).</w:t>
       </w:r>
       <w:proofErr w:type="spellStart"/>
       <w:r>
         <w:t>setPosition</w:t>
       </w:r>
       <w:proofErr w:type="spellEnd"/>
-      <w:r>
-        <w:t>(point);</w:t>
-      </w:r>
+      <w:proofErr w:type="gramEnd"/>
+      <w:r>
+        <w:t>(point</w:t>
+      </w:r>
+      <w:proofErr w:type="gramStart"/>
+      <w:r>
+        <w:t>);</w:t>
+      </w:r>
+      <w:proofErr w:type="gramEnd"/>
     </w:p>
     <w:p>
       <w:pPr>
@@ -7266,8 +8603,21 @@
         <w:t>Xpath</w:t>
       </w:r>
       <w:proofErr w:type="spellEnd"/>
-      <w:r>
-        <w:t>=//*[contains(@type,'sub')]</w:t>
+      <w:proofErr w:type="gramStart"/>
+      <w:r>
+        <w:t>=//</w:t>
+      </w:r>
+      <w:proofErr w:type="gramEnd"/>
+      <w:r>
+        <w:t>*[</w:t>
+      </w:r>
+      <w:proofErr w:type="gramStart"/>
+      <w:r>
+        <w:t>contains(@</w:t>
+      </w:r>
+      <w:proofErr w:type="gramEnd"/>
+      <w:r>
+        <w:t>type,'sub')]</w:t>
       </w:r>
     </w:p>
     <w:p>
@@ -7281,7 +8631,15 @@
       </w:r>
       <w:proofErr w:type="spellEnd"/>
       <w:r>
-        <w:t>=//label[starts-with(@id,'message')]</w:t>
+        <w:t>=//label[starts-</w:t>
+      </w:r>
+      <w:proofErr w:type="gramStart"/>
+      <w:r>
+        <w:t>with(@</w:t>
+      </w:r>
+      <w:proofErr w:type="gramEnd"/>
+      <w:r>
+        <w:t>id,'message')]</w:t>
       </w:r>
     </w:p>
     <w:p>
@@ -7294,8 +8652,13 @@
         <w:t>Xpath</w:t>
       </w:r>
       <w:proofErr w:type="spellEnd"/>
-      <w:r>
-        <w:t>=//input[contains(text(),'text')]</w:t>
+      <w:proofErr w:type="gramStart"/>
+      <w:r>
+        <w:t>=//</w:t>
+      </w:r>
+      <w:proofErr w:type="gramEnd"/>
+      <w:r>
+        <w:t>input[contains(text(),'text')]</w:t>
       </w:r>
     </w:p>
     <w:p>
@@ -7309,7 +8672,15 @@
       </w:r>
       <w:proofErr w:type="spellEnd"/>
       <w:r>
-        <w:t>=//td[text()='</w:t>
+        <w:t>=//td[text</w:t>
+      </w:r>
+      <w:proofErr w:type="gramStart"/>
+      <w:r>
+        <w:t>()=</w:t>
+      </w:r>
+      <w:proofErr w:type="gramEnd"/>
+      <w:r>
+        <w:t>'</w:t>
       </w:r>
       <w:proofErr w:type="spellStart"/>
       <w:r>
@@ -7488,7 +8859,23 @@
         <w:ind w:left="720"/>
       </w:pPr>
       <w:r>
-        <w:t>//input[@id='username']/ancestor::div</w:t>
+        <w:t>//</w:t>
+      </w:r>
+      <w:proofErr w:type="gramStart"/>
+      <w:r>
+        <w:t>input[@</w:t>
+      </w:r>
+      <w:proofErr w:type="gramEnd"/>
+      <w:r>
+        <w:t>id='username']/</w:t>
+      </w:r>
+      <w:proofErr w:type="gramStart"/>
+      <w:r>
+        <w:t>ancestor::</w:t>
+      </w:r>
+      <w:proofErr w:type="gramEnd"/>
+      <w:r>
+        <w:t>div</w:t>
       </w:r>
     </w:p>
     <w:p>
@@ -7538,7 +8925,23 @@
         <w:ind w:left="720"/>
       </w:pPr>
       <w:r>
-        <w:t>//div[@class='container']//child::label</w:t>
+        <w:t>//</w:t>
+      </w:r>
+      <w:proofErr w:type="gramStart"/>
+      <w:r>
+        <w:t>div[@</w:t>
+      </w:r>
+      <w:proofErr w:type="gramEnd"/>
+      <w:r>
+        <w:t>class='container']//</w:t>
+      </w:r>
+      <w:proofErr w:type="gramStart"/>
+      <w:r>
+        <w:t>child::</w:t>
+      </w:r>
+      <w:proofErr w:type="gramEnd"/>
+      <w:r>
+        <w:t>label</w:t>
       </w:r>
     </w:p>
     <w:p>
@@ -7577,7 +8980,23 @@
         <w:ind w:left="720"/>
       </w:pPr>
       <w:r>
-        <w:t>//input[@id='username']/parent::form</w:t>
+        <w:t>//</w:t>
+      </w:r>
+      <w:proofErr w:type="gramStart"/>
+      <w:r>
+        <w:t>input[@</w:t>
+      </w:r>
+      <w:proofErr w:type="gramEnd"/>
+      <w:r>
+        <w:t>id='username']/</w:t>
+      </w:r>
+      <w:proofErr w:type="gramStart"/>
+      <w:r>
+        <w:t>parent::</w:t>
+      </w:r>
+      <w:proofErr w:type="gramEnd"/>
+      <w:r>
+        <w:t>form</w:t>
       </w:r>
     </w:p>
     <w:p>
@@ -7647,7 +9066,23 @@
       </w:r>
       <w:proofErr w:type="spellEnd"/>
       <w:r>
-        <w:t xml:space="preserve"> =//*[@type='password']//self::input</w:t>
+        <w:t xml:space="preserve"> </w:t>
+      </w:r>
+      <w:proofErr w:type="gramStart"/>
+      <w:r>
+        <w:t>=//*[@</w:t>
+      </w:r>
+      <w:proofErr w:type="gramEnd"/>
+      <w:r>
+        <w:t>type='password']//</w:t>
+      </w:r>
+      <w:proofErr w:type="gramStart"/>
+      <w:r>
+        <w:t>self::</w:t>
+      </w:r>
+      <w:proofErr w:type="gramEnd"/>
+      <w:r>
+        <w:t>input</w:t>
       </w:r>
     </w:p>
     <w:p>
@@ -7665,7 +9100,23 @@
         <w:ind w:left="720"/>
       </w:pPr>
       <w:r>
-        <w:t>It’s often used with conditions or functions like self::node(), self::div, etc.,</w:t>
+        <w:t xml:space="preserve">It’s often used with conditions or functions like </w:t>
+      </w:r>
+      <w:proofErr w:type="gramStart"/>
+      <w:r>
+        <w:t>self::node(</w:t>
+      </w:r>
+      <w:proofErr w:type="gramEnd"/>
+      <w:r>
+        <w:t xml:space="preserve">), </w:t>
+      </w:r>
+      <w:proofErr w:type="gramStart"/>
+      <w:r>
+        <w:t>self::</w:t>
+      </w:r>
+      <w:proofErr w:type="gramEnd"/>
+      <w:r>
+        <w:t>div, etc.,</w:t>
       </w:r>
     </w:p>
     <w:p>
@@ -7720,7 +9171,23 @@
         <w:ind w:left="720"/>
       </w:pPr>
       <w:r>
-        <w:t>//div[@class='container']/descendant::label</w:t>
+        <w:t>//</w:t>
+      </w:r>
+      <w:proofErr w:type="gramStart"/>
+      <w:r>
+        <w:t>div[@</w:t>
+      </w:r>
+      <w:proofErr w:type="gramEnd"/>
+      <w:r>
+        <w:t>class='container']/</w:t>
+      </w:r>
+      <w:proofErr w:type="gramStart"/>
+      <w:r>
+        <w:t>descendant::</w:t>
+      </w:r>
+      <w:proofErr w:type="gramEnd"/>
+      <w:r>
+        <w:t>label</w:t>
       </w:r>
     </w:p>
     <w:p>
@@ -8051,12 +9518,17 @@
           </w:tcPr>
           <w:p>
             <w:proofErr w:type="spellStart"/>
+            <w:proofErr w:type="gramStart"/>
             <w:r>
               <w:t>setBrowserName</w:t>
             </w:r>
             <w:proofErr w:type="spellEnd"/>
             <w:r>
-              <w:t>(String name)</w:t>
+              <w:t>(</w:t>
+            </w:r>
+            <w:proofErr w:type="gramEnd"/>
+            <w:r>
+              <w:t>String name)</w:t>
             </w:r>
           </w:p>
         </w:tc>
@@ -8084,10 +9556,12 @@
               <w:cnfStyle w:val="000000100000" w:firstRow="0" w:lastRow="0" w:firstColumn="0" w:lastColumn="0" w:oddVBand="0" w:evenVBand="0" w:oddHBand="1" w:evenHBand="0" w:firstRowFirstColumn="0" w:firstRowLastColumn="0" w:lastRowFirstColumn="0" w:lastRowLastColumn="0"/>
             </w:pPr>
             <w:proofErr w:type="spellStart"/>
+            <w:proofErr w:type="gramStart"/>
             <w:r>
               <w:t>capabilities.setBrowserName</w:t>
             </w:r>
             <w:proofErr w:type="spellEnd"/>
+            <w:proofErr w:type="gramEnd"/>
             <w:r>
               <w:t>("chrome");</w:t>
             </w:r>
@@ -8106,12 +9580,17 @@
           </w:tcPr>
           <w:p>
             <w:proofErr w:type="spellStart"/>
+            <w:proofErr w:type="gramStart"/>
             <w:r>
               <w:t>getBrowserName</w:t>
             </w:r>
             <w:proofErr w:type="spellEnd"/>
             <w:r>
-              <w:t>()</w:t>
+              <w:t>(</w:t>
+            </w:r>
+            <w:proofErr w:type="gramEnd"/>
+            <w:r>
+              <w:t>)</w:t>
             </w:r>
           </w:p>
         </w:tc>
@@ -8139,10 +9618,12 @@
               <w:cnfStyle w:val="000000010000" w:firstRow="0" w:lastRow="0" w:firstColumn="0" w:lastColumn="0" w:oddVBand="0" w:evenVBand="0" w:oddHBand="0" w:evenHBand="1" w:firstRowFirstColumn="0" w:firstRowLastColumn="0" w:lastRowFirstColumn="0" w:lastRowLastColumn="0"/>
             </w:pPr>
             <w:proofErr w:type="spellStart"/>
+            <w:proofErr w:type="gramStart"/>
             <w:r>
               <w:t>capabilities.getBrowserName</w:t>
             </w:r>
             <w:proofErr w:type="spellEnd"/>
+            <w:proofErr w:type="gramEnd"/>
             <w:r>
               <w:t>();</w:t>
             </w:r>
@@ -8161,12 +9642,17 @@
           </w:tcPr>
           <w:p>
             <w:proofErr w:type="spellStart"/>
+            <w:proofErr w:type="gramStart"/>
             <w:r>
               <w:t>setVersion</w:t>
             </w:r>
             <w:proofErr w:type="spellEnd"/>
             <w:r>
-              <w:t>(String version)</w:t>
+              <w:t>(</w:t>
+            </w:r>
+            <w:proofErr w:type="gramEnd"/>
+            <w:r>
+              <w:t>String version)</w:t>
             </w:r>
           </w:p>
         </w:tc>
@@ -8194,10 +9680,12 @@
               <w:cnfStyle w:val="000000100000" w:firstRow="0" w:lastRow="0" w:firstColumn="0" w:lastColumn="0" w:oddVBand="0" w:evenVBand="0" w:oddHBand="1" w:evenHBand="0" w:firstRowFirstColumn="0" w:firstRowLastColumn="0" w:lastRowFirstColumn="0" w:lastRowLastColumn="0"/>
             </w:pPr>
             <w:proofErr w:type="spellStart"/>
+            <w:proofErr w:type="gramStart"/>
             <w:r>
               <w:t>capabilities.setVersion</w:t>
             </w:r>
             <w:proofErr w:type="spellEnd"/>
+            <w:proofErr w:type="gramEnd"/>
             <w:r>
               <w:t>("116.0");</w:t>
             </w:r>
@@ -8217,12 +9705,17 @@
           </w:tcPr>
           <w:p>
             <w:proofErr w:type="spellStart"/>
+            <w:proofErr w:type="gramStart"/>
             <w:r>
               <w:t>getVersion</w:t>
             </w:r>
             <w:proofErr w:type="spellEnd"/>
             <w:r>
-              <w:t>()</w:t>
+              <w:t>(</w:t>
+            </w:r>
+            <w:proofErr w:type="gramEnd"/>
+            <w:r>
+              <w:t>)</w:t>
             </w:r>
           </w:p>
         </w:tc>
@@ -8250,10 +9743,12 @@
               <w:cnfStyle w:val="000000010000" w:firstRow="0" w:lastRow="0" w:firstColumn="0" w:lastColumn="0" w:oddVBand="0" w:evenVBand="0" w:oddHBand="0" w:evenHBand="1" w:firstRowFirstColumn="0" w:firstRowLastColumn="0" w:lastRowFirstColumn="0" w:lastRowLastColumn="0"/>
             </w:pPr>
             <w:proofErr w:type="spellStart"/>
+            <w:proofErr w:type="gramStart"/>
             <w:r>
               <w:t>capabilities.getVersion</w:t>
             </w:r>
             <w:proofErr w:type="spellEnd"/>
+            <w:proofErr w:type="gramEnd"/>
             <w:r>
               <w:t>();</w:t>
             </w:r>
@@ -8272,12 +9767,17 @@
           </w:tcPr>
           <w:p>
             <w:proofErr w:type="spellStart"/>
+            <w:proofErr w:type="gramStart"/>
             <w:r>
               <w:t>setPlatform</w:t>
             </w:r>
             <w:proofErr w:type="spellEnd"/>
             <w:r>
-              <w:t>(Platform platform)</w:t>
+              <w:t>(</w:t>
+            </w:r>
+            <w:proofErr w:type="gramEnd"/>
+            <w:r>
+              <w:t>Platform platform)</w:t>
             </w:r>
           </w:p>
         </w:tc>
@@ -8305,10 +9805,12 @@
               <w:cnfStyle w:val="000000100000" w:firstRow="0" w:lastRow="0" w:firstColumn="0" w:lastColumn="0" w:oddVBand="0" w:evenVBand="0" w:oddHBand="1" w:evenHBand="0" w:firstRowFirstColumn="0" w:firstRowLastColumn="0" w:lastRowFirstColumn="0" w:lastRowLastColumn="0"/>
             </w:pPr>
             <w:proofErr w:type="spellStart"/>
+            <w:proofErr w:type="gramStart"/>
             <w:r>
               <w:t>capabilities.setPlatform</w:t>
             </w:r>
             <w:proofErr w:type="spellEnd"/>
+            <w:proofErr w:type="gramEnd"/>
             <w:r>
               <w:t>(</w:t>
             </w:r>
@@ -8335,12 +9837,17 @@
           </w:tcPr>
           <w:p>
             <w:proofErr w:type="spellStart"/>
+            <w:proofErr w:type="gramStart"/>
             <w:r>
               <w:t>getPlatform</w:t>
             </w:r>
             <w:proofErr w:type="spellEnd"/>
             <w:r>
-              <w:t>()</w:t>
+              <w:t>(</w:t>
+            </w:r>
+            <w:proofErr w:type="gramEnd"/>
+            <w:r>
+              <w:t>)</w:t>
             </w:r>
           </w:p>
         </w:tc>
@@ -8368,10 +9875,12 @@
               <w:cnfStyle w:val="000000010000" w:firstRow="0" w:lastRow="0" w:firstColumn="0" w:lastColumn="0" w:oddVBand="0" w:evenVBand="0" w:oddHBand="0" w:evenHBand="1" w:firstRowFirstColumn="0" w:firstRowLastColumn="0" w:lastRowFirstColumn="0" w:lastRowLastColumn="0"/>
             </w:pPr>
             <w:proofErr w:type="spellStart"/>
+            <w:proofErr w:type="gramStart"/>
             <w:r>
               <w:t>capabilities.getPlatform</w:t>
             </w:r>
             <w:proofErr w:type="spellEnd"/>
+            <w:proofErr w:type="gramEnd"/>
             <w:r>
               <w:t>();</w:t>
             </w:r>
@@ -8390,12 +9899,17 @@
           </w:tcPr>
           <w:p>
             <w:proofErr w:type="spellStart"/>
+            <w:proofErr w:type="gramStart"/>
             <w:r>
               <w:t>setCapability</w:t>
             </w:r>
             <w:proofErr w:type="spellEnd"/>
             <w:r>
-              <w:t>(String key, Object value)</w:t>
+              <w:t>(</w:t>
+            </w:r>
+            <w:proofErr w:type="gramEnd"/>
+            <w:r>
+              <w:t>String key, Object value)</w:t>
             </w:r>
           </w:p>
         </w:tc>
@@ -8423,10 +9937,12 @@
               <w:cnfStyle w:val="000000100000" w:firstRow="0" w:lastRow="0" w:firstColumn="0" w:lastColumn="0" w:oddVBand="0" w:evenVBand="0" w:oddHBand="1" w:evenHBand="0" w:firstRowFirstColumn="0" w:firstRowLastColumn="0" w:lastRowFirstColumn="0" w:lastRowLastColumn="0"/>
             </w:pPr>
             <w:proofErr w:type="spellStart"/>
+            <w:proofErr w:type="gramStart"/>
             <w:r>
               <w:t>capabilities.setCapability</w:t>
             </w:r>
             <w:proofErr w:type="spellEnd"/>
+            <w:proofErr w:type="gramEnd"/>
             <w:r>
               <w:t>("</w:t>
             </w:r>
@@ -8453,12 +9969,17 @@
           </w:tcPr>
           <w:p>
             <w:proofErr w:type="spellStart"/>
+            <w:proofErr w:type="gramStart"/>
             <w:r>
               <w:t>getCapability</w:t>
             </w:r>
             <w:proofErr w:type="spellEnd"/>
             <w:r>
-              <w:t>(String key)</w:t>
+              <w:t>(</w:t>
+            </w:r>
+            <w:proofErr w:type="gramEnd"/>
+            <w:r>
+              <w:t>String key)</w:t>
             </w:r>
           </w:p>
         </w:tc>
@@ -8486,10 +10007,12 @@
               <w:cnfStyle w:val="000000010000" w:firstRow="0" w:lastRow="0" w:firstColumn="0" w:lastColumn="0" w:oddVBand="0" w:evenVBand="0" w:oddHBand="0" w:evenHBand="1" w:firstRowFirstColumn="0" w:firstRowLastColumn="0" w:lastRowFirstColumn="0" w:lastRowLastColumn="0"/>
             </w:pPr>
             <w:proofErr w:type="spellStart"/>
+            <w:proofErr w:type="gramStart"/>
             <w:r>
               <w:t>capabilities.getCapability</w:t>
             </w:r>
             <w:proofErr w:type="spellEnd"/>
+            <w:proofErr w:type="gramEnd"/>
             <w:r>
               <w:t>("</w:t>
             </w:r>
@@ -8540,22 +10063,29 @@
         <w:t xml:space="preserve"> capabilities = new </w:t>
       </w:r>
       <w:proofErr w:type="spellStart"/>
+      <w:proofErr w:type="gramStart"/>
       <w:r>
         <w:t>DesiredCapabilities</w:t>
       </w:r>
       <w:proofErr w:type="spellEnd"/>
       <w:r>
-        <w:t>();</w:t>
+        <w:t>(</w:t>
+      </w:r>
+      <w:proofErr w:type="gramEnd"/>
+      <w:r>
+        <w:t>);</w:t>
       </w:r>
       <w:r>
         <w:br/>
         <w:t xml:space="preserve">        </w:t>
       </w:r>
       <w:proofErr w:type="spellStart"/>
+      <w:proofErr w:type="gramStart"/>
       <w:r>
         <w:t>capabilities.setBrowserName</w:t>
       </w:r>
       <w:proofErr w:type="spellEnd"/>
+      <w:proofErr w:type="gramEnd"/>
       <w:r>
         <w:t>("internet explorer");</w:t>
       </w:r>
@@ -8564,10 +10094,12 @@
         <w:t xml:space="preserve">        </w:t>
       </w:r>
       <w:proofErr w:type="spellStart"/>
+      <w:proofErr w:type="gramStart"/>
       <w:r>
         <w:t>capabilities.setPlatform</w:t>
       </w:r>
       <w:proofErr w:type="spellEnd"/>
+      <w:proofErr w:type="gramEnd"/>
       <w:r>
         <w:t>(</w:t>
       </w:r>
@@ -8584,10 +10116,12 @@
         <w:t xml:space="preserve">        </w:t>
       </w:r>
       <w:proofErr w:type="spellStart"/>
+      <w:proofErr w:type="gramStart"/>
       <w:r>
         <w:t>capabilities.setVersion</w:t>
       </w:r>
       <w:proofErr w:type="spellEnd"/>
+      <w:proofErr w:type="gramEnd"/>
       <w:r>
         <w:t>("11");</w:t>
       </w:r>
@@ -8601,8 +10135,13 @@
       </w:r>
       <w:proofErr w:type="spellEnd"/>
       <w:r>
-        <w:t>(capabilities);</w:t>
-      </w:r>
+        <w:t>(capabilities</w:t>
+      </w:r>
+      <w:proofErr w:type="gramStart"/>
+      <w:r>
+        <w:t>);</w:t>
+      </w:r>
+      <w:proofErr w:type="gramEnd"/>
     </w:p>
     <w:p>
       <w:pPr>
@@ -8644,24 +10183,34 @@
         <w:t xml:space="preserve">2. </w:t>
       </w:r>
       <w:proofErr w:type="spellStart"/>
+      <w:proofErr w:type="gramStart"/>
       <w:r>
         <w:t>setCapability</w:t>
       </w:r>
       <w:proofErr w:type="spellEnd"/>
       <w:r>
-        <w:t>() = Set any property.</w:t>
+        <w:t>(</w:t>
+      </w:r>
+      <w:proofErr w:type="gramEnd"/>
+      <w:r>
+        <w:t>) = Set any property.</w:t>
       </w:r>
       <w:r>
         <w:br/>
         <w:t xml:space="preserve">3. </w:t>
       </w:r>
       <w:proofErr w:type="spellStart"/>
+      <w:proofErr w:type="gramStart"/>
       <w:r>
         <w:t>getCapability</w:t>
       </w:r>
       <w:proofErr w:type="spellEnd"/>
       <w:r>
-        <w:t>() = Check current property.</w:t>
+        <w:t>(</w:t>
+      </w:r>
+      <w:proofErr w:type="gramEnd"/>
+      <w:r>
+        <w:t>) = Check current property.</w:t>
       </w:r>
       <w:r>
         <w:br/>
@@ -8737,65 +10286,81 @@
       </w:r>
       <w:proofErr w:type="spellEnd"/>
       <w:r>
+        <w:t>(</w:t>
+      </w:r>
+      <w:proofErr w:type="gramStart"/>
+      <w:r>
+        <w:t>);</w:t>
+      </w:r>
+      <w:proofErr w:type="gramEnd"/>
+    </w:p>
+    <w:p>
+      <w:pPr>
+        <w:pStyle w:val="ListParagraph"/>
+      </w:pPr>
+      <w:proofErr w:type="spellStart"/>
+      <w:proofErr w:type="gramStart"/>
+      <w:r>
+        <w:t>capabilities.setAcceptInsecureCerts</w:t>
+      </w:r>
+      <w:proofErr w:type="spellEnd"/>
+      <w:proofErr w:type="gramEnd"/>
+      <w:r>
+        <w:t>(true); // Accept SSL certificate</w:t>
+      </w:r>
+    </w:p>
+    <w:p>
+      <w:pPr>
+        <w:pStyle w:val="ListParagraph"/>
+      </w:pPr>
+    </w:p>
+    <w:p>
+      <w:pPr>
+        <w:pStyle w:val="ListParagraph"/>
+      </w:pPr>
+      <w:proofErr w:type="spellStart"/>
+      <w:r>
+        <w:t>ChromeOptions</w:t>
+      </w:r>
+      <w:proofErr w:type="spellEnd"/>
+      <w:r>
+        <w:t xml:space="preserve"> options = new </w:t>
+      </w:r>
+      <w:proofErr w:type="spellStart"/>
+      <w:proofErr w:type="gramStart"/>
+      <w:r>
+        <w:t>ChromeOptions</w:t>
+      </w:r>
+      <w:proofErr w:type="spellEnd"/>
+      <w:r>
         <w:t>();</w:t>
       </w:r>
+      <w:proofErr w:type="gramEnd"/>
     </w:p>
     <w:p>
       <w:pPr>
         <w:pStyle w:val="ListParagraph"/>
       </w:pPr>
       <w:proofErr w:type="spellStart"/>
-      <w:r>
-        <w:t>capabilities.setAcceptInsecureCerts</w:t>
-      </w:r>
-      <w:proofErr w:type="spellEnd"/>
-      <w:r>
-        <w:t>(true); // Accept SSL certificate</w:t>
-      </w:r>
+      <w:proofErr w:type="gramStart"/>
+      <w:r>
+        <w:t>options.merge</w:t>
+      </w:r>
+      <w:proofErr w:type="spellEnd"/>
+      <w:proofErr w:type="gramEnd"/>
+      <w:r>
+        <w:t>(capabilities</w:t>
+      </w:r>
+      <w:proofErr w:type="gramStart"/>
+      <w:r>
+        <w:t>);</w:t>
+      </w:r>
+      <w:proofErr w:type="gramEnd"/>
     </w:p>
     <w:p>
       <w:pPr>
         <w:pStyle w:val="ListParagraph"/>
       </w:pPr>
-    </w:p>
-    <w:p>
-      <w:pPr>
-        <w:pStyle w:val="ListParagraph"/>
-      </w:pPr>
-      <w:proofErr w:type="spellStart"/>
-      <w:r>
-        <w:t>ChromeOptions</w:t>
-      </w:r>
-      <w:proofErr w:type="spellEnd"/>
-      <w:r>
-        <w:t xml:space="preserve"> options = new </w:t>
-      </w:r>
-      <w:proofErr w:type="spellStart"/>
-      <w:r>
-        <w:t>ChromeOptions</w:t>
-      </w:r>
-      <w:proofErr w:type="spellEnd"/>
-      <w:r>
-        <w:t>();</w:t>
-      </w:r>
-    </w:p>
-    <w:p>
-      <w:pPr>
-        <w:pStyle w:val="ListParagraph"/>
-      </w:pPr>
-      <w:proofErr w:type="spellStart"/>
-      <w:r>
-        <w:t>options.merge</w:t>
-      </w:r>
-      <w:proofErr w:type="spellEnd"/>
-      <w:r>
-        <w:t>(capabilities);</w:t>
-      </w:r>
-    </w:p>
-    <w:p>
-      <w:pPr>
-        <w:pStyle w:val="ListParagraph"/>
-      </w:pPr>
       <w:r>
         <w:t xml:space="preserve">WebDriver driver = new </w:t>
       </w:r>
@@ -8805,8 +10370,13 @@
       </w:r>
       <w:proofErr w:type="spellEnd"/>
       <w:r>
-        <w:t>(options);</w:t>
-      </w:r>
+        <w:t>(options</w:t>
+      </w:r>
+      <w:proofErr w:type="gramStart"/>
+      <w:r>
+        <w:t>);</w:t>
+      </w:r>
+      <w:proofErr w:type="gramEnd"/>
     </w:p>
     <w:p>
       <w:pPr>
@@ -8859,21 +10429,76 @@
       </w:r>
       <w:proofErr w:type="spellEnd"/>
       <w:r>
+        <w:t>(</w:t>
+      </w:r>
+      <w:proofErr w:type="gramStart"/>
+      <w:r>
+        <w:t>);</w:t>
+      </w:r>
+      <w:proofErr w:type="gramEnd"/>
+    </w:p>
+    <w:p>
+      <w:pPr>
+        <w:pStyle w:val="ListParagraph"/>
+      </w:pPr>
+      <w:proofErr w:type="spellStart"/>
+      <w:proofErr w:type="gramStart"/>
+      <w:r>
+        <w:t>capabilities.setAcceptInsecureCerts</w:t>
+      </w:r>
+      <w:proofErr w:type="spellEnd"/>
+      <w:proofErr w:type="gramEnd"/>
+      <w:r>
+        <w:t>(true); // Accept SSL certificate</w:t>
+      </w:r>
+    </w:p>
+    <w:p>
+      <w:pPr>
+        <w:pStyle w:val="ListParagraph"/>
+      </w:pPr>
+    </w:p>
+    <w:p>
+      <w:pPr>
+        <w:pStyle w:val="ListParagraph"/>
+      </w:pPr>
+      <w:proofErr w:type="spellStart"/>
+      <w:r>
+        <w:t>FirefoxOptions</w:t>
+      </w:r>
+      <w:proofErr w:type="spellEnd"/>
+      <w:r>
+        <w:t xml:space="preserve"> options = new </w:t>
+      </w:r>
+      <w:proofErr w:type="spellStart"/>
+      <w:proofErr w:type="gramStart"/>
+      <w:r>
+        <w:t>FirefoxOptions</w:t>
+      </w:r>
+      <w:proofErr w:type="spellEnd"/>
+      <w:r>
         <w:t>();</w:t>
       </w:r>
+      <w:proofErr w:type="gramEnd"/>
     </w:p>
     <w:p>
       <w:pPr>
         <w:pStyle w:val="ListParagraph"/>
       </w:pPr>
       <w:proofErr w:type="spellStart"/>
-      <w:r>
-        <w:t>capabilities.setAcceptInsecureCerts</w:t>
-      </w:r>
-      <w:proofErr w:type="spellEnd"/>
-      <w:r>
-        <w:t>(true); // Accept SSL certificate</w:t>
-      </w:r>
+      <w:proofErr w:type="gramStart"/>
+      <w:r>
+        <w:t>options.merge</w:t>
+      </w:r>
+      <w:proofErr w:type="spellEnd"/>
+      <w:proofErr w:type="gramEnd"/>
+      <w:r>
+        <w:t>(capabilities</w:t>
+      </w:r>
+      <w:proofErr w:type="gramStart"/>
+      <w:r>
+        <w:t>);</w:t>
+      </w:r>
+      <w:proofErr w:type="gramEnd"/>
     </w:p>
     <w:p>
       <w:pPr>
@@ -8884,45 +10509,6 @@
       <w:pPr>
         <w:pStyle w:val="ListParagraph"/>
       </w:pPr>
-      <w:proofErr w:type="spellStart"/>
-      <w:r>
-        <w:t>FirefoxOptions</w:t>
-      </w:r>
-      <w:proofErr w:type="spellEnd"/>
-      <w:r>
-        <w:t xml:space="preserve"> options = new </w:t>
-      </w:r>
-      <w:proofErr w:type="spellStart"/>
-      <w:r>
-        <w:t>FirefoxOptions</w:t>
-      </w:r>
-      <w:proofErr w:type="spellEnd"/>
-      <w:r>
-        <w:t>();</w:t>
-      </w:r>
-    </w:p>
-    <w:p>
-      <w:pPr>
-        <w:pStyle w:val="ListParagraph"/>
-      </w:pPr>
-      <w:proofErr w:type="spellStart"/>
-      <w:r>
-        <w:t>options.merge</w:t>
-      </w:r>
-      <w:proofErr w:type="spellEnd"/>
-      <w:r>
-        <w:t>(capabilities);</w:t>
-      </w:r>
-    </w:p>
-    <w:p>
-      <w:pPr>
-        <w:pStyle w:val="ListParagraph"/>
-      </w:pPr>
-    </w:p>
-    <w:p>
-      <w:pPr>
-        <w:pStyle w:val="ListParagraph"/>
-      </w:pPr>
       <w:r>
         <w:t xml:space="preserve">WebDriver driver = new </w:t>
       </w:r>
@@ -8932,8 +10518,13 @@
       </w:r>
       <w:proofErr w:type="spellEnd"/>
       <w:r>
-        <w:t>(options);</w:t>
-      </w:r>
+        <w:t>(options</w:t>
+      </w:r>
+      <w:proofErr w:type="gramStart"/>
+      <w:r>
+        <w:t>);</w:t>
+      </w:r>
+      <w:proofErr w:type="gramEnd"/>
     </w:p>
     <w:p>
       <w:pPr>
@@ -8989,13 +10580,20 @@
         <w:t xml:space="preserve"> = </w:t>
       </w:r>
       <w:proofErr w:type="spellStart"/>
+      <w:proofErr w:type="gramStart"/>
       <w:r>
         <w:t>driver.findElement</w:t>
       </w:r>
       <w:proofErr w:type="spellEnd"/>
-      <w:r>
-        <w:t>(By.name("q"));</w:t>
-      </w:r>
+      <w:proofErr w:type="gramEnd"/>
+      <w:r>
+        <w:t>(By.name("q")</w:t>
+      </w:r>
+      <w:proofErr w:type="gramStart"/>
+      <w:r>
+        <w:t>);</w:t>
+      </w:r>
+      <w:proofErr w:type="gramEnd"/>
     </w:p>
     <w:p>
       <w:pPr>
@@ -9009,8 +10607,13 @@
       </w:r>
       <w:proofErr w:type="spellEnd"/>
       <w:r>
-        <w:t>("selenium");</w:t>
-      </w:r>
+        <w:t>("selenium"</w:t>
+      </w:r>
+      <w:proofErr w:type="gramStart"/>
+      <w:r>
+        <w:t>);</w:t>
+      </w:r>
+      <w:proofErr w:type="gramEnd"/>
     </w:p>
     <w:p>
       <w:pPr>
@@ -9035,12 +10638,17 @@
         <w:t xml:space="preserve"> wait = new </w:t>
       </w:r>
       <w:proofErr w:type="spellStart"/>
+      <w:proofErr w:type="gramStart"/>
       <w:r>
         <w:t>WebDriverWait</w:t>
       </w:r>
       <w:proofErr w:type="spellEnd"/>
       <w:r>
-        <w:t xml:space="preserve">(driver, </w:t>
+        <w:t>(</w:t>
+      </w:r>
+      <w:proofErr w:type="gramEnd"/>
+      <w:r>
+        <w:t xml:space="preserve">driver, </w:t>
       </w:r>
       <w:proofErr w:type="spellStart"/>
       <w:r>
@@ -9048,8 +10656,13 @@
       </w:r>
       <w:proofErr w:type="spellEnd"/>
       <w:r>
-        <w:t>(10));</w:t>
-      </w:r>
+        <w:t>(10)</w:t>
+      </w:r>
+      <w:proofErr w:type="gramStart"/>
+      <w:r>
+        <w:t>);</w:t>
+      </w:r>
+      <w:proofErr w:type="gramEnd"/>
     </w:p>
     <w:p>
       <w:pPr>
@@ -9069,10 +10682,12 @@
         <w:t xml:space="preserve">&gt; suggestions = </w:t>
       </w:r>
       <w:proofErr w:type="spellStart"/>
+      <w:proofErr w:type="gramStart"/>
       <w:r>
         <w:t>wait.until</w:t>
       </w:r>
       <w:proofErr w:type="spellEnd"/>
+      <w:proofErr w:type="gramEnd"/>
       <w:r>
         <w:t>(</w:t>
       </w:r>
@@ -9099,13 +10714,36 @@
         <w:jc w:val="both"/>
       </w:pPr>
       <w:proofErr w:type="spellStart"/>
+      <w:proofErr w:type="gramStart"/>
       <w:r>
         <w:t>By.xpath</w:t>
       </w:r>
       <w:proofErr w:type="spellEnd"/>
-      <w:r>
-        <w:t>("//ul[@role='listbox']//li//span")));</w:t>
-      </w:r>
+      <w:proofErr w:type="gramEnd"/>
+      <w:r>
+        <w:t>("//</w:t>
+      </w:r>
+      <w:proofErr w:type="gramStart"/>
+      <w:r>
+        <w:t>ul[@</w:t>
+      </w:r>
+      <w:proofErr w:type="gramEnd"/>
+      <w:r>
+        <w:t>role='listbox</w:t>
+      </w:r>
+      <w:proofErr w:type="gramStart"/>
+      <w:r>
+        <w:t>']//li//span</w:t>
+      </w:r>
+      <w:proofErr w:type="gramEnd"/>
+      <w:r>
+        <w:t>"))</w:t>
+      </w:r>
+      <w:proofErr w:type="gramStart"/>
+      <w:r>
+        <w:t>);</w:t>
+      </w:r>
+      <w:proofErr w:type="gramEnd"/>
     </w:p>
     <w:p>
       <w:pPr>
@@ -9129,8 +10767,21 @@
       </w:r>
       <w:proofErr w:type="spellEnd"/>
       <w:r>
-        <w:t xml:space="preserve"> suggestion : suggestions) {</w:t>
-      </w:r>
+        <w:t xml:space="preserve"> </w:t>
+      </w:r>
+      <w:proofErr w:type="gramStart"/>
+      <w:r>
+        <w:t>suggestion :</w:t>
+      </w:r>
+      <w:proofErr w:type="gramEnd"/>
+      <w:r>
+        <w:t xml:space="preserve"> </w:t>
+      </w:r>
+      <w:proofErr w:type="gramStart"/>
+      <w:r>
+        <w:t>suggestions) {</w:t>
+      </w:r>
+      <w:proofErr w:type="gramEnd"/>
     </w:p>
     <w:p>
       <w:pPr>
@@ -9142,21 +10793,33 @@
         <w:t>if (</w:t>
       </w:r>
       <w:proofErr w:type="spellStart"/>
+      <w:proofErr w:type="gramStart"/>
       <w:r>
         <w:t>suggestion.getText</w:t>
       </w:r>
       <w:proofErr w:type="spellEnd"/>
-      <w:r>
-        <w:t>().</w:t>
+      <w:proofErr w:type="gramEnd"/>
+      <w:r>
+        <w:t>(</w:t>
+      </w:r>
+      <w:proofErr w:type="gramStart"/>
+      <w:r>
+        <w:t>).</w:t>
       </w:r>
       <w:proofErr w:type="spellStart"/>
       <w:r>
         <w:t>equalsIgnoreCase</w:t>
       </w:r>
       <w:proofErr w:type="spellEnd"/>
-      <w:r>
-        <w:t>("selenium tutorial")) {</w:t>
-      </w:r>
+      <w:proofErr w:type="gramEnd"/>
+      <w:r>
+        <w:t>("selenium tutorial"</w:t>
+      </w:r>
+      <w:proofErr w:type="gramStart"/>
+      <w:r>
+        <w:t>)) {</w:t>
+      </w:r>
+      <w:proofErr w:type="gramEnd"/>
     </w:p>
     <w:p>
       <w:pPr>
@@ -9165,14 +10828,21 @@
         <w:jc w:val="both"/>
       </w:pPr>
       <w:proofErr w:type="spellStart"/>
+      <w:proofErr w:type="gramStart"/>
       <w:r>
         <w:lastRenderedPageBreak/>
         <w:t>suggestion.click</w:t>
       </w:r>
       <w:proofErr w:type="spellEnd"/>
-      <w:r>
-        <w:t>();</w:t>
-      </w:r>
+      <w:proofErr w:type="gramEnd"/>
+      <w:r>
+        <w:t>(</w:t>
+      </w:r>
+      <w:proofErr w:type="gramStart"/>
+      <w:r>
+        <w:t>);</w:t>
+      </w:r>
+      <w:proofErr w:type="gramEnd"/>
     </w:p>
     <w:p>
       <w:pPr>
@@ -9180,9 +10850,11 @@
         <w:ind w:left="720"/>
         <w:jc w:val="both"/>
       </w:pPr>
+      <w:proofErr w:type="gramStart"/>
       <w:r>
         <w:t>break;</w:t>
       </w:r>
+      <w:proofErr w:type="gramEnd"/>
     </w:p>
     <w:p>
       <w:pPr>
@@ -9249,8 +10921,13 @@
         <w:jc w:val="both"/>
       </w:pPr>
       <w:r>
-        <w:t>driver.get("https://www.selenium.dev/documentation/webdriver/elements/");</w:t>
-      </w:r>
+        <w:t>driver.get("https://www.selenium.dev/documentation/webdriver/elements/"</w:t>
+      </w:r>
+      <w:proofErr w:type="gramStart"/>
+      <w:r>
+        <w:t>);</w:t>
+      </w:r>
+      <w:proofErr w:type="gramEnd"/>
     </w:p>
     <w:p>
       <w:pPr>
@@ -9285,21 +10962,30 @@
         <w:t xml:space="preserve"> element = </w:t>
       </w:r>
       <w:proofErr w:type="spellStart"/>
+      <w:proofErr w:type="gramStart"/>
       <w:r>
         <w:t>driver.findElement</w:t>
       </w:r>
       <w:proofErr w:type="spellEnd"/>
+      <w:proofErr w:type="gramEnd"/>
       <w:r>
         <w:t>(</w:t>
       </w:r>
       <w:proofErr w:type="spellStart"/>
+      <w:proofErr w:type="gramStart"/>
       <w:r>
         <w:t>By.linkText</w:t>
       </w:r>
       <w:proofErr w:type="spellEnd"/>
-      <w:r>
-        <w:t>("WebDriver"));</w:t>
-      </w:r>
+      <w:proofErr w:type="gramEnd"/>
+      <w:r>
+        <w:t>("WebDriver")</w:t>
+      </w:r>
+      <w:proofErr w:type="gramStart"/>
+      <w:r>
+        <w:t>);</w:t>
+      </w:r>
+      <w:proofErr w:type="gramEnd"/>
     </w:p>
     <w:p>
       <w:pPr>
@@ -9337,13 +11023,20 @@
         <w:t xml:space="preserve"> = </w:t>
       </w:r>
       <w:proofErr w:type="spellStart"/>
+      <w:proofErr w:type="gramStart"/>
       <w:r>
         <w:t>element.getAttribute</w:t>
       </w:r>
       <w:proofErr w:type="spellEnd"/>
-      <w:r>
-        <w:t>("title");</w:t>
-      </w:r>
+      <w:proofErr w:type="gramEnd"/>
+      <w:r>
+        <w:t>("title"</w:t>
+      </w:r>
+      <w:proofErr w:type="gramStart"/>
+      <w:r>
+        <w:t>);</w:t>
+      </w:r>
+      <w:proofErr w:type="gramEnd"/>
     </w:p>
     <w:p>
       <w:pPr>
@@ -9364,9 +11057,11 @@
         <w:t>tooltipText</w:t>
       </w:r>
       <w:proofErr w:type="spellEnd"/>
+      <w:proofErr w:type="gramStart"/>
       <w:r>
         <w:t>);</w:t>
       </w:r>
+      <w:proofErr w:type="gramEnd"/>
     </w:p>
     <w:p>
       <w:pPr>
@@ -9431,21 +11126,30 @@
         <w:t xml:space="preserve">&gt; links = </w:t>
       </w:r>
       <w:proofErr w:type="spellStart"/>
+      <w:proofErr w:type="gramStart"/>
       <w:r>
         <w:t>driver.findElements</w:t>
       </w:r>
       <w:proofErr w:type="spellEnd"/>
+      <w:proofErr w:type="gramEnd"/>
       <w:r>
         <w:t>(</w:t>
       </w:r>
       <w:proofErr w:type="spellStart"/>
+      <w:proofErr w:type="gramStart"/>
       <w:r>
         <w:t>By.tagName</w:t>
       </w:r>
       <w:proofErr w:type="spellEnd"/>
-      <w:r>
-        <w:t>("a"));</w:t>
-      </w:r>
+      <w:proofErr w:type="gramEnd"/>
+      <w:r>
+        <w:t>("a")</w:t>
+      </w:r>
+      <w:proofErr w:type="gramStart"/>
+      <w:r>
+        <w:t>);</w:t>
+      </w:r>
+      <w:proofErr w:type="gramEnd"/>
     </w:p>
     <w:p>
       <w:pPr>
@@ -9461,13 +11165,20 @@
         <w:t xml:space="preserve">("Total links found: " + </w:t>
       </w:r>
       <w:proofErr w:type="spellStart"/>
+      <w:proofErr w:type="gramStart"/>
       <w:r>
         <w:t>links.size</w:t>
       </w:r>
       <w:proofErr w:type="spellEnd"/>
-      <w:r>
-        <w:t>());</w:t>
-      </w:r>
+      <w:proofErr w:type="gramEnd"/>
+      <w:r>
+        <w:t>()</w:t>
+      </w:r>
+      <w:proofErr w:type="gramStart"/>
+      <w:r>
+        <w:t>);</w:t>
+      </w:r>
+      <w:proofErr w:type="gramEnd"/>
     </w:p>
     <w:p>
       <w:pPr>
@@ -9486,13 +11197,23 @@
         <w:t xml:space="preserve"> </w:t>
       </w:r>
       <w:proofErr w:type="spellStart"/>
+      <w:proofErr w:type="gramStart"/>
       <w:r>
         <w:t>linkElement</w:t>
       </w:r>
       <w:proofErr w:type="spellEnd"/>
       <w:r>
-        <w:t xml:space="preserve"> : links) {</w:t>
-      </w:r>
+        <w:t xml:space="preserve"> :</w:t>
+      </w:r>
+      <w:proofErr w:type="gramEnd"/>
+      <w:r>
+        <w:t xml:space="preserve"> </w:t>
+      </w:r>
+      <w:proofErr w:type="gramStart"/>
+      <w:r>
+        <w:t>links) {</w:t>
+      </w:r>
+      <w:proofErr w:type="gramEnd"/>
     </w:p>
     <w:p>
       <w:pPr>
@@ -9524,8 +11245,13 @@
       </w:r>
       <w:proofErr w:type="spellEnd"/>
       <w:r>
-        <w:t>");</w:t>
-      </w:r>
+        <w:t>"</w:t>
+      </w:r>
+      <w:proofErr w:type="gramStart"/>
+      <w:r>
+        <w:t>);</w:t>
+      </w:r>
+      <w:proofErr w:type="gramEnd"/>
     </w:p>
     <w:p>
       <w:pPr>
@@ -9567,13 +11293,20 @@
         <w:t xml:space="preserve"> == null || </w:t>
       </w:r>
       <w:proofErr w:type="spellStart"/>
+      <w:proofErr w:type="gramStart"/>
       <w:r>
         <w:t>url.isEmpty</w:t>
       </w:r>
       <w:proofErr w:type="spellEnd"/>
-      <w:r>
-        <w:t>()) {</w:t>
-      </w:r>
+      <w:proofErr w:type="gramEnd"/>
+      <w:r>
+        <w:t>(</w:t>
+      </w:r>
+      <w:proofErr w:type="gramStart"/>
+      <w:r>
+        <w:t>)) {</w:t>
+      </w:r>
+      <w:proofErr w:type="gramEnd"/>
     </w:p>
     <w:p>
       <w:pPr>
@@ -9586,17 +11319,24 @@
       </w:r>
       <w:proofErr w:type="spellEnd"/>
       <w:r>
-        <w:t>("Empty or null link skipped");</w:t>
-      </w:r>
+        <w:t>("Empty or null link skipped"</w:t>
+      </w:r>
+      <w:proofErr w:type="gramStart"/>
+      <w:r>
+        <w:t>);</w:t>
+      </w:r>
+      <w:proofErr w:type="gramEnd"/>
     </w:p>
     <w:p>
       <w:pPr>
         <w:spacing w:line="240" w:lineRule="auto"/>
         <w:ind w:left="720"/>
       </w:pPr>
+      <w:proofErr w:type="gramStart"/>
       <w:r>
         <w:t>continue;</w:t>
       </w:r>
+      <w:proofErr w:type="gramEnd"/>
     </w:p>
     <w:p>
       <w:pPr>
@@ -9622,16 +11362,23 @@
         <w:ind w:left="720"/>
       </w:pPr>
       <w:r>
-        <w:t>URL link = new URL(</w:t>
-      </w:r>
-      <w:proofErr w:type="spellStart"/>
+        <w:t xml:space="preserve">URL link = new </w:t>
+      </w:r>
+      <w:proofErr w:type="gramStart"/>
+      <w:r>
+        <w:t>URL(</w:t>
+      </w:r>
+      <w:proofErr w:type="spellStart"/>
+      <w:proofErr w:type="gramEnd"/>
       <w:r>
         <w:t>url</w:t>
       </w:r>
       <w:proofErr w:type="spellEnd"/>
+      <w:proofErr w:type="gramStart"/>
       <w:r>
         <w:t>);</w:t>
       </w:r>
+      <w:proofErr w:type="gramEnd"/>
     </w:p>
     <w:p>
       <w:pPr>
@@ -9655,13 +11402,20 @@
         <w:t xml:space="preserve"> = </w:t>
       </w:r>
       <w:proofErr w:type="spellStart"/>
+      <w:proofErr w:type="gramStart"/>
       <w:r>
         <w:t>link.openConnection</w:t>
       </w:r>
       <w:proofErr w:type="spellEnd"/>
-      <w:r>
-        <w:t>();</w:t>
-      </w:r>
+      <w:proofErr w:type="gramEnd"/>
+      <w:r>
+        <w:t>(</w:t>
+      </w:r>
+      <w:proofErr w:type="gramStart"/>
+      <w:r>
+        <w:t>);</w:t>
+      </w:r>
+      <w:proofErr w:type="gramEnd"/>
     </w:p>
     <w:p>
       <w:pPr>
@@ -9685,6 +11439,7 @@
         <w:t xml:space="preserve">) </w:t>
       </w:r>
       <w:proofErr w:type="spellStart"/>
+      <w:proofErr w:type="gramStart"/>
       <w:r>
         <w:t>urlConnection</w:t>
       </w:r>
@@ -9692,6 +11447,7 @@
       <w:r>
         <w:t>;</w:t>
       </w:r>
+      <w:proofErr w:type="gramEnd"/>
     </w:p>
     <w:p>
       <w:pPr>
@@ -9715,13 +11471,20 @@
         <w:ind w:left="720"/>
       </w:pPr>
       <w:proofErr w:type="spellStart"/>
+      <w:proofErr w:type="gramStart"/>
       <w:r>
         <w:t>connection.setRequestMethod</w:t>
       </w:r>
       <w:proofErr w:type="spellEnd"/>
-      <w:r>
-        <w:t>("HEAD");</w:t>
-      </w:r>
+      <w:proofErr w:type="gramEnd"/>
+      <w:r>
+        <w:t>("HEAD"</w:t>
+      </w:r>
+      <w:proofErr w:type="gramStart"/>
+      <w:r>
+        <w:t>);</w:t>
+      </w:r>
+      <w:proofErr w:type="gramEnd"/>
     </w:p>
     <w:p>
       <w:pPr>
@@ -9729,13 +11492,20 @@
         <w:ind w:left="720"/>
       </w:pPr>
       <w:proofErr w:type="spellStart"/>
+      <w:proofErr w:type="gramStart"/>
       <w:r>
         <w:t>connection.connect</w:t>
       </w:r>
       <w:proofErr w:type="spellEnd"/>
-      <w:r>
-        <w:t>();</w:t>
-      </w:r>
+      <w:proofErr w:type="gramEnd"/>
+      <w:r>
+        <w:t>(</w:t>
+      </w:r>
+      <w:proofErr w:type="gramStart"/>
+      <w:r>
+        <w:t>);</w:t>
+      </w:r>
+      <w:proofErr w:type="gramEnd"/>
     </w:p>
     <w:p>
       <w:pPr>
@@ -9754,13 +11524,20 @@
         <w:t xml:space="preserve"> = </w:t>
       </w:r>
       <w:proofErr w:type="spellStart"/>
+      <w:proofErr w:type="gramStart"/>
       <w:r>
         <w:t>connection.getResponseCode</w:t>
       </w:r>
       <w:proofErr w:type="spellEnd"/>
-      <w:r>
-        <w:t>();</w:t>
-      </w:r>
+      <w:proofErr w:type="gramEnd"/>
+      <w:r>
+        <w:t>(</w:t>
+      </w:r>
+      <w:proofErr w:type="gramStart"/>
+      <w:r>
+        <w:t>);</w:t>
+      </w:r>
+      <w:proofErr w:type="gramEnd"/>
     </w:p>
     <w:p>
       <w:pPr>
@@ -9776,8 +11553,13 @@
       </w:r>
       <w:proofErr w:type="spellEnd"/>
       <w:r>
-        <w:t xml:space="preserve"> &gt;= 400) {</w:t>
-      </w:r>
+        <w:t xml:space="preserve"> &gt;= </w:t>
+      </w:r>
+      <w:proofErr w:type="gramStart"/>
+      <w:r>
+        <w:t>400) {</w:t>
+      </w:r>
+      <w:proofErr w:type="gramEnd"/>
     </w:p>
     <w:p>
       <w:pPr>
@@ -9805,9 +11587,11 @@
         <w:t>responseCode</w:t>
       </w:r>
       <w:proofErr w:type="spellEnd"/>
+      <w:proofErr w:type="gramStart"/>
       <w:r>
         <w:t>);</w:t>
       </w:r>
+      <w:proofErr w:type="gramEnd"/>
     </w:p>
     <w:p>
       <w:pPr>
@@ -9844,9 +11628,11 @@
         <w:t>responseCode</w:t>
       </w:r>
       <w:proofErr w:type="spellEnd"/>
+      <w:proofErr w:type="gramStart"/>
       <w:r>
         <w:t>);</w:t>
       </w:r>
+      <w:proofErr w:type="gramEnd"/>
     </w:p>
     <w:p>
       <w:pPr>
@@ -9863,8 +11649,13 @@
         <w:ind w:left="720"/>
       </w:pPr>
       <w:r>
-        <w:t>} catch (Exception e) {</w:t>
-      </w:r>
+        <w:t xml:space="preserve">} catch (Exception </w:t>
+      </w:r>
+      <w:proofErr w:type="gramStart"/>
+      <w:r>
+        <w:t>e) {</w:t>
+      </w:r>
+      <w:proofErr w:type="gramEnd"/>
     </w:p>
     <w:p>
       <w:pPr>
@@ -9888,13 +11679,20 @@
         <w:t xml:space="preserve"> + " --&gt; " + </w:t>
       </w:r>
       <w:proofErr w:type="spellStart"/>
+      <w:proofErr w:type="gramStart"/>
       <w:r>
         <w:t>e.getMessage</w:t>
       </w:r>
       <w:proofErr w:type="spellEnd"/>
-      <w:r>
-        <w:t>());</w:t>
-      </w:r>
+      <w:proofErr w:type="gramEnd"/>
+      <w:r>
+        <w:t>()</w:t>
+      </w:r>
+      <w:proofErr w:type="gramStart"/>
+      <w:r>
+        <w:t>);</w:t>
+      </w:r>
+      <w:proofErr w:type="gramEnd"/>
     </w:p>
     <w:p>
       <w:pPr>
@@ -9960,8 +11758,13 @@
       </w:r>
       <w:proofErr w:type="spellEnd"/>
       <w:r>
-        <w:t xml:space="preserve"> = "C:\\Users\\YourUser\\Downloads";</w:t>
-      </w:r>
+        <w:t xml:space="preserve"> = "C:\\Users\\YourUser\\Downloads</w:t>
+      </w:r>
+      <w:proofErr w:type="gramStart"/>
+      <w:r>
+        <w:t>";</w:t>
+      </w:r>
+      <w:proofErr w:type="gramEnd"/>
     </w:p>
     <w:p>
       <w:pPr>
@@ -9985,17 +11788,24 @@
         <w:t>downloadFolder</w:t>
       </w:r>
       <w:proofErr w:type="spellEnd"/>
+      <w:proofErr w:type="gramStart"/>
       <w:r>
         <w:t>);</w:t>
       </w:r>
+      <w:proofErr w:type="gramEnd"/>
     </w:p>
     <w:p>
       <w:pPr>
         <w:spacing w:line="240" w:lineRule="auto"/>
         <w:ind w:left="720"/>
       </w:pPr>
-      <w:r>
-        <w:t xml:space="preserve">File[] </w:t>
+      <w:proofErr w:type="gramStart"/>
+      <w:r>
+        <w:t>File[</w:t>
+      </w:r>
+      <w:proofErr w:type="gramEnd"/>
+      <w:r>
+        <w:t xml:space="preserve">] </w:t>
       </w:r>
       <w:proofErr w:type="spellStart"/>
       <w:r>
@@ -10006,10 +11816,12 @@
         <w:t xml:space="preserve"> = </w:t>
       </w:r>
       <w:proofErr w:type="spellStart"/>
+      <w:proofErr w:type="gramStart"/>
       <w:r>
         <w:t>folder.listFiles</w:t>
       </w:r>
       <w:proofErr w:type="spellEnd"/>
+      <w:proofErr w:type="gramEnd"/>
       <w:r>
         <w:t>(); // returns an array of files</w:t>
       </w:r>
@@ -10043,8 +11855,13 @@
       </w:r>
       <w:proofErr w:type="spellEnd"/>
       <w:r>
-        <w:t xml:space="preserve"> = "sample.txt";</w:t>
-      </w:r>
+        <w:t xml:space="preserve"> = "sample.txt</w:t>
+      </w:r>
+      <w:proofErr w:type="gramStart"/>
+      <w:r>
+        <w:t>";</w:t>
+      </w:r>
+      <w:proofErr w:type="gramEnd"/>
     </w:p>
     <w:p>
       <w:pPr>
@@ -10065,8 +11882,13 @@
       </w:r>
       <w:proofErr w:type="spellEnd"/>
       <w:r>
-        <w:t xml:space="preserve"> = false;</w:t>
-      </w:r>
+        <w:t xml:space="preserve"> = </w:t>
+      </w:r>
+      <w:proofErr w:type="gramStart"/>
+      <w:r>
+        <w:t>false;</w:t>
+      </w:r>
+      <w:proofErr w:type="gramEnd"/>
     </w:p>
     <w:p>
       <w:pPr>
@@ -10092,14 +11914,20 @@
         <w:t xml:space="preserve">for (File </w:t>
       </w:r>
       <w:proofErr w:type="spellStart"/>
+      <w:proofErr w:type="gramStart"/>
       <w:r>
         <w:t>file</w:t>
       </w:r>
       <w:proofErr w:type="spellEnd"/>
       <w:r>
-        <w:t xml:space="preserve"> : </w:t>
-      </w:r>
-      <w:proofErr w:type="spellStart"/>
+        <w:t xml:space="preserve"> :</w:t>
+      </w:r>
+      <w:proofErr w:type="gramEnd"/>
+      <w:r>
+        <w:t xml:space="preserve"> </w:t>
+      </w:r>
+      <w:proofErr w:type="spellStart"/>
+      <w:proofErr w:type="gramStart"/>
       <w:r>
         <w:t>listOfFiles</w:t>
       </w:r>
@@ -10107,6 +11935,7 @@
       <w:r>
         <w:t>) {</w:t>
       </w:r>
+      <w:proofErr w:type="gramEnd"/>
     </w:p>
     <w:p>
       <w:pPr>
@@ -10117,20 +11946,32 @@
         <w:t>if (</w:t>
       </w:r>
       <w:proofErr w:type="spellStart"/>
+      <w:proofErr w:type="gramStart"/>
       <w:r>
         <w:t>file.isFile</w:t>
       </w:r>
       <w:proofErr w:type="spellEnd"/>
+      <w:proofErr w:type="gramEnd"/>
       <w:r>
         <w:t xml:space="preserve">() &amp;&amp; </w:t>
       </w:r>
       <w:proofErr w:type="spellStart"/>
+      <w:proofErr w:type="gramStart"/>
       <w:r>
         <w:t>file.getName</w:t>
       </w:r>
       <w:proofErr w:type="spellEnd"/>
-      <w:r>
-        <w:t>().equals(</w:t>
+      <w:proofErr w:type="gramEnd"/>
+      <w:r>
+        <w:t>(</w:t>
+      </w:r>
+      <w:proofErr w:type="gramStart"/>
+      <w:r>
+        <w:t>).equals</w:t>
+      </w:r>
+      <w:proofErr w:type="gramEnd"/>
+      <w:r>
+        <w:t>(</w:t>
       </w:r>
       <w:proofErr w:type="spellStart"/>
       <w:r>
@@ -10152,17 +11993,24 @@
       </w:r>
       <w:proofErr w:type="spellEnd"/>
       <w:r>
-        <w:t xml:space="preserve"> = true;</w:t>
-      </w:r>
+        <w:t xml:space="preserve"> = </w:t>
+      </w:r>
+      <w:proofErr w:type="gramStart"/>
+      <w:r>
+        <w:t>true;</w:t>
+      </w:r>
+      <w:proofErr w:type="gramEnd"/>
     </w:p>
     <w:p>
       <w:pPr>
         <w:spacing w:line="240" w:lineRule="auto"/>
         <w:ind w:left="720"/>
       </w:pPr>
+      <w:proofErr w:type="gramStart"/>
       <w:r>
         <w:t>break;</w:t>
       </w:r>
+      <w:proofErr w:type="gramEnd"/>
     </w:p>
     <w:p>
       <w:pPr>
@@ -10236,9 +12084,11 @@
         <w:t>expectedFile</w:t>
       </w:r>
       <w:proofErr w:type="spellEnd"/>
+      <w:proofErr w:type="gramStart"/>
       <w:r>
         <w:t>);</w:t>
       </w:r>
+      <w:proofErr w:type="gramEnd"/>
     </w:p>
     <w:p>
       <w:pPr>
@@ -10267,9 +12117,11 @@
         <w:t>expectedFile</w:t>
       </w:r>
       <w:proofErr w:type="spellEnd"/>
+      <w:proofErr w:type="gramStart"/>
       <w:r>
         <w:t>);</w:t>
       </w:r>
+      <w:proofErr w:type="gramEnd"/>
     </w:p>
     <w:p>
       <w:pPr>
@@ -10317,7 +12169,29 @@
           <w:szCs w:val="38"/>
           <w:highlight w:val="yellow"/>
         </w:rPr>
-        <w:t>Auto It code</w:t>
+        <w:t xml:space="preserve">Auto </w:t>
+      </w:r>
+      <w:proofErr w:type="gramStart"/>
+      <w:r>
+        <w:rPr>
+          <w:b/>
+          <w:bCs/>
+          <w:sz w:val="38"/>
+          <w:szCs w:val="38"/>
+          <w:highlight w:val="yellow"/>
+        </w:rPr>
+        <w:t>It</w:t>
+      </w:r>
+      <w:proofErr w:type="gramEnd"/>
+      <w:r>
+        <w:rPr>
+          <w:b/>
+          <w:bCs/>
+          <w:sz w:val="38"/>
+          <w:szCs w:val="38"/>
+          <w:highlight w:val="yellow"/>
+        </w:rPr>
+        <w:t xml:space="preserve"> code</w:t>
       </w:r>
     </w:p>
     <w:p>
@@ -10338,8 +12212,9 @@
           <w:szCs w:val="26"/>
           <w:highlight w:val="green"/>
         </w:rPr>
-        <w:t xml:space="preserve">Auto It </w:t>
-      </w:r>
+        <w:t xml:space="preserve">Auto </w:t>
+      </w:r>
+      <w:proofErr w:type="gramStart"/>
       <w:r>
         <w:rPr>
           <w:b/>
@@ -10348,8 +12223,9 @@
           <w:szCs w:val="26"/>
           <w:highlight w:val="green"/>
         </w:rPr>
-        <w:t>code for</w:t>
-      </w:r>
+        <w:t>It</w:t>
+      </w:r>
+      <w:proofErr w:type="gramEnd"/>
       <w:r>
         <w:rPr>
           <w:b/>
@@ -10358,248 +12234,8 @@
           <w:szCs w:val="26"/>
           <w:highlight w:val="green"/>
         </w:rPr>
-        <w:t xml:space="preserve"> upload code</w:t>
-      </w:r>
-    </w:p>
-    <w:p>
-      <w:pPr>
-        <w:spacing w:after="0" w:line="240" w:lineRule="auto"/>
-        <w:ind w:left="720"/>
-      </w:pPr>
-      <w:r>
-        <w:t>; Wait for the File Upload window</w:t>
-      </w:r>
-    </w:p>
-    <w:p>
-      <w:pPr>
-        <w:spacing w:after="0" w:line="240" w:lineRule="auto"/>
-        <w:ind w:left="720"/>
-      </w:pPr>
-      <w:proofErr w:type="spellStart"/>
-      <w:r>
-        <w:t>WinWait</w:t>
-      </w:r>
-      <w:proofErr w:type="spellEnd"/>
-      <w:r>
-        <w:t>("Open")</w:t>
-      </w:r>
-    </w:p>
-    <w:p>
-      <w:pPr>
-        <w:spacing w:after="0" w:line="240" w:lineRule="auto"/>
-        <w:ind w:left="720"/>
-      </w:pPr>
-    </w:p>
-    <w:p>
-      <w:pPr>
-        <w:spacing w:after="0" w:line="240" w:lineRule="auto"/>
-        <w:ind w:left="720"/>
-      </w:pPr>
-      <w:r>
-        <w:t>; Set the file path in the File Name text box</w:t>
-      </w:r>
-    </w:p>
-    <w:p>
-      <w:pPr>
-        <w:spacing w:after="0" w:line="240" w:lineRule="auto"/>
-        <w:ind w:left="720"/>
-      </w:pPr>
-      <w:proofErr w:type="spellStart"/>
-      <w:r>
-        <w:t>ControlSetText</w:t>
-      </w:r>
-      <w:proofErr w:type="spellEnd"/>
-      <w:r>
-        <w:t>("Open", "", "Edit1", "C:\\Users\\YourUser\\Documents\\sample.txt")</w:t>
-      </w:r>
-    </w:p>
-    <w:p>
-      <w:pPr>
-        <w:spacing w:after="0" w:line="240" w:lineRule="auto"/>
-        <w:ind w:left="720"/>
-      </w:pPr>
-    </w:p>
-    <w:p>
-      <w:pPr>
-        <w:spacing w:after="0" w:line="240" w:lineRule="auto"/>
-        <w:ind w:left="720"/>
-      </w:pPr>
-      <w:r>
-        <w:t>; Click the Open button</w:t>
-      </w:r>
-    </w:p>
-    <w:p>
-      <w:pPr>
-        <w:spacing w:after="0" w:line="240" w:lineRule="auto"/>
-        <w:ind w:left="720"/>
-      </w:pPr>
-      <w:proofErr w:type="spellStart"/>
-      <w:r>
-        <w:t>ControlClick</w:t>
-      </w:r>
-      <w:proofErr w:type="spellEnd"/>
-      <w:r>
-        <w:t>("Open", "", "Button1")</w:t>
-      </w:r>
-    </w:p>
-    <w:p>
-      <w:pPr>
-        <w:spacing w:line="240" w:lineRule="auto"/>
-        <w:ind w:left="720"/>
-      </w:pPr>
-    </w:p>
-    <w:p>
-      <w:pPr>
-        <w:spacing w:line="240" w:lineRule="auto"/>
-        <w:ind w:left="720"/>
-      </w:pPr>
-      <w:r>
-        <w:t>Save as ---------</w:t>
-      </w:r>
-      <w:r>
-        <w:sym w:font="Wingdings" w:char="F0E0"/>
-      </w:r>
-      <w:r>
-        <w:t xml:space="preserve"> FileUpload.exe</w:t>
-      </w:r>
-    </w:p>
-    <w:p>
-      <w:pPr>
-        <w:spacing w:after="0" w:line="240" w:lineRule="auto"/>
-        <w:ind w:left="720"/>
-      </w:pPr>
-      <w:r>
-        <w:t xml:space="preserve">WebDriver driver = new </w:t>
-      </w:r>
-      <w:proofErr w:type="spellStart"/>
-      <w:r>
-        <w:t>ChromeDriver</w:t>
-      </w:r>
-      <w:proofErr w:type="spellEnd"/>
-      <w:r>
-        <w:t>();</w:t>
-      </w:r>
-    </w:p>
-    <w:p>
-      <w:pPr>
-        <w:spacing w:after="0" w:line="240" w:lineRule="auto"/>
-        <w:ind w:left="720"/>
-      </w:pPr>
-      <w:proofErr w:type="spellStart"/>
-      <w:r>
-        <w:t>driver.get</w:t>
-      </w:r>
-      <w:proofErr w:type="spellEnd"/>
-      <w:r>
-        <w:t>("https://example.com/upload"); // Replace with your URL</w:t>
-      </w:r>
-    </w:p>
-    <w:p>
-      <w:pPr>
-        <w:spacing w:after="0" w:line="240" w:lineRule="auto"/>
-        <w:ind w:left="720"/>
-      </w:pPr>
-    </w:p>
-    <w:p>
-      <w:pPr>
-        <w:spacing w:after="0" w:line="240" w:lineRule="auto"/>
-        <w:ind w:left="720"/>
-      </w:pPr>
-      <w:r>
-        <w:t>// Click the button that opens file upload dialog</w:t>
-      </w:r>
-    </w:p>
-    <w:p>
-      <w:pPr>
-        <w:spacing w:after="0" w:line="240" w:lineRule="auto"/>
-        <w:ind w:left="720"/>
-      </w:pPr>
-      <w:proofErr w:type="spellStart"/>
-      <w:r>
-        <w:t>driver.findElement</w:t>
-      </w:r>
-      <w:proofErr w:type="spellEnd"/>
-      <w:r>
-        <w:t>(By.id("</w:t>
-      </w:r>
-      <w:proofErr w:type="spellStart"/>
-      <w:r>
-        <w:t>uploadBtn</w:t>
-      </w:r>
-      <w:proofErr w:type="spellEnd"/>
-      <w:r>
-        <w:t>")).click();</w:t>
-      </w:r>
-    </w:p>
-    <w:p>
-      <w:pPr>
-        <w:spacing w:after="0" w:line="240" w:lineRule="auto"/>
-        <w:ind w:left="720"/>
-      </w:pPr>
-    </w:p>
-    <w:p>
-      <w:pPr>
-        <w:spacing w:after="0" w:line="240" w:lineRule="auto"/>
-        <w:ind w:left="720"/>
-      </w:pPr>
-      <w:r>
-        <w:t xml:space="preserve">// Run the compiled </w:t>
-      </w:r>
-      <w:proofErr w:type="spellStart"/>
-      <w:r>
-        <w:t>AutoIt</w:t>
-      </w:r>
-      <w:proofErr w:type="spellEnd"/>
-      <w:r>
-        <w:t xml:space="preserve"> EXE to handle the Windows file dialog</w:t>
-      </w:r>
-    </w:p>
-    <w:p>
-      <w:pPr>
-        <w:spacing w:after="0" w:line="240" w:lineRule="auto"/>
-        <w:ind w:left="720"/>
-      </w:pPr>
-      <w:r>
-        <w:t>Runtime.getRuntime().exec("C:\\Users\\YourUser\\AutoItScripts\\FileUpload.exe");</w:t>
-      </w:r>
-    </w:p>
-    <w:p>
-      <w:pPr>
-        <w:spacing w:after="0" w:line="240" w:lineRule="auto"/>
-        <w:ind w:left="720"/>
-      </w:pPr>
-    </w:p>
-    <w:p>
-      <w:pPr>
-        <w:spacing w:after="0" w:line="240" w:lineRule="auto"/>
-        <w:ind w:left="720"/>
-      </w:pPr>
-    </w:p>
-    <w:p>
-      <w:pPr>
-        <w:spacing w:after="0" w:line="240" w:lineRule="auto"/>
-        <w:ind w:left="720"/>
-      </w:pPr>
-    </w:p>
-    <w:p>
-      <w:pPr>
-        <w:spacing w:after="0" w:line="240" w:lineRule="auto"/>
-        <w:rPr>
-          <w:sz w:val="20"/>
-          <w:szCs w:val="20"/>
-        </w:rPr>
-      </w:pPr>
-    </w:p>
-    <w:p>
-      <w:pPr>
-        <w:spacing w:line="240" w:lineRule="auto"/>
-        <w:rPr>
-          <w:b/>
-          <w:bCs/>
-          <w:sz w:val="26"/>
-          <w:szCs w:val="26"/>
-        </w:rPr>
-      </w:pPr>
+        <w:t xml:space="preserve"> </w:t>
+      </w:r>
       <w:r>
         <w:rPr>
           <w:b/>
@@ -10608,9 +12244,278 @@
           <w:szCs w:val="26"/>
           <w:highlight w:val="green"/>
         </w:rPr>
-        <w:lastRenderedPageBreak/>
-        <w:t>Auto It code for handling alerts</w:t>
-      </w:r>
+        <w:t>code for</w:t>
+      </w:r>
+      <w:r>
+        <w:rPr>
+          <w:b/>
+          <w:bCs/>
+          <w:sz w:val="26"/>
+          <w:szCs w:val="26"/>
+          <w:highlight w:val="green"/>
+        </w:rPr>
+        <w:t xml:space="preserve"> upload code</w:t>
+      </w:r>
+    </w:p>
+    <w:p>
+      <w:pPr>
+        <w:spacing w:after="0" w:line="240" w:lineRule="auto"/>
+        <w:ind w:left="720"/>
+      </w:pPr>
+      <w:r>
+        <w:t>; Wait for the File Upload window</w:t>
+      </w:r>
+    </w:p>
+    <w:p>
+      <w:pPr>
+        <w:spacing w:after="0" w:line="240" w:lineRule="auto"/>
+        <w:ind w:left="720"/>
+      </w:pPr>
+      <w:proofErr w:type="spellStart"/>
+      <w:r>
+        <w:t>WinWait</w:t>
+      </w:r>
+      <w:proofErr w:type="spellEnd"/>
+      <w:r>
+        <w:t>("Open")</w:t>
+      </w:r>
+    </w:p>
+    <w:p>
+      <w:pPr>
+        <w:spacing w:after="0" w:line="240" w:lineRule="auto"/>
+        <w:ind w:left="720"/>
+      </w:pPr>
+    </w:p>
+    <w:p>
+      <w:pPr>
+        <w:spacing w:after="0" w:line="240" w:lineRule="auto"/>
+        <w:ind w:left="720"/>
+      </w:pPr>
+      <w:r>
+        <w:t>; Set the file path in the File Name text box</w:t>
+      </w:r>
+    </w:p>
+    <w:p>
+      <w:pPr>
+        <w:spacing w:after="0" w:line="240" w:lineRule="auto"/>
+        <w:ind w:left="720"/>
+      </w:pPr>
+      <w:proofErr w:type="spellStart"/>
+      <w:proofErr w:type="gramStart"/>
+      <w:r>
+        <w:t>ControlSetText</w:t>
+      </w:r>
+      <w:proofErr w:type="spellEnd"/>
+      <w:r>
+        <w:t>(</w:t>
+      </w:r>
+      <w:proofErr w:type="gramEnd"/>
+      <w:r>
+        <w:t>"Open", "", "Edit1", "C:\\Users\\YourUser\\Documents\\sample.txt")</w:t>
+      </w:r>
+    </w:p>
+    <w:p>
+      <w:pPr>
+        <w:spacing w:after="0" w:line="240" w:lineRule="auto"/>
+        <w:ind w:left="720"/>
+      </w:pPr>
+    </w:p>
+    <w:p>
+      <w:pPr>
+        <w:spacing w:after="0" w:line="240" w:lineRule="auto"/>
+        <w:ind w:left="720"/>
+      </w:pPr>
+      <w:r>
+        <w:t>; Click the Open button</w:t>
+      </w:r>
+    </w:p>
+    <w:p>
+      <w:pPr>
+        <w:spacing w:after="0" w:line="240" w:lineRule="auto"/>
+        <w:ind w:left="720"/>
+      </w:pPr>
+      <w:proofErr w:type="spellStart"/>
+      <w:proofErr w:type="gramStart"/>
+      <w:r>
+        <w:t>ControlClick</w:t>
+      </w:r>
+      <w:proofErr w:type="spellEnd"/>
+      <w:r>
+        <w:t>(</w:t>
+      </w:r>
+      <w:proofErr w:type="gramEnd"/>
+      <w:r>
+        <w:t>"Open", "", "Button1")</w:t>
+      </w:r>
+    </w:p>
+    <w:p>
+      <w:pPr>
+        <w:spacing w:line="240" w:lineRule="auto"/>
+        <w:ind w:left="720"/>
+      </w:pPr>
+    </w:p>
+    <w:p>
+      <w:pPr>
+        <w:spacing w:line="240" w:lineRule="auto"/>
+        <w:ind w:left="720"/>
+      </w:pPr>
+      <w:r>
+        <w:t>Save as ---------</w:t>
+      </w:r>
+      <w:r>
+        <w:sym w:font="Wingdings" w:char="F0E0"/>
+      </w:r>
+      <w:r>
+        <w:t xml:space="preserve"> FileUpload.exe</w:t>
+      </w:r>
+    </w:p>
+    <w:p>
+      <w:pPr>
+        <w:spacing w:after="0" w:line="240" w:lineRule="auto"/>
+        <w:ind w:left="720"/>
+      </w:pPr>
+      <w:r>
+        <w:t xml:space="preserve">WebDriver driver = new </w:t>
+      </w:r>
+      <w:proofErr w:type="spellStart"/>
+      <w:proofErr w:type="gramStart"/>
+      <w:r>
+        <w:t>ChromeDriver</w:t>
+      </w:r>
+      <w:proofErr w:type="spellEnd"/>
+      <w:r>
+        <w:t>();</w:t>
+      </w:r>
+      <w:proofErr w:type="gramEnd"/>
+    </w:p>
+    <w:p>
+      <w:pPr>
+        <w:spacing w:after="0" w:line="240" w:lineRule="auto"/>
+        <w:ind w:left="720"/>
+      </w:pPr>
+      <w:proofErr w:type="spellStart"/>
+      <w:r>
+        <w:t>driver.get</w:t>
+      </w:r>
+      <w:proofErr w:type="spellEnd"/>
+      <w:r>
+        <w:t>("https://example.com/upload"); // Replace with your URL</w:t>
+      </w:r>
+    </w:p>
+    <w:p>
+      <w:pPr>
+        <w:spacing w:after="0" w:line="240" w:lineRule="auto"/>
+        <w:ind w:left="720"/>
+      </w:pPr>
+    </w:p>
+    <w:p>
+      <w:pPr>
+        <w:spacing w:after="0" w:line="240" w:lineRule="auto"/>
+        <w:ind w:left="720"/>
+      </w:pPr>
+      <w:r>
+        <w:t>// Click the button that opens file upload dialog</w:t>
+      </w:r>
+    </w:p>
+    <w:p>
+      <w:pPr>
+        <w:spacing w:after="0" w:line="240" w:lineRule="auto"/>
+        <w:ind w:left="720"/>
+      </w:pPr>
+      <w:proofErr w:type="spellStart"/>
+      <w:proofErr w:type="gramStart"/>
+      <w:r>
+        <w:t>driver.findElement</w:t>
+      </w:r>
+      <w:proofErr w:type="spellEnd"/>
+      <w:proofErr w:type="gramEnd"/>
+      <w:r>
+        <w:t>(By.id("</w:t>
+      </w:r>
+      <w:proofErr w:type="spellStart"/>
+      <w:r>
+        <w:t>uploadBtn</w:t>
+      </w:r>
+      <w:proofErr w:type="spellEnd"/>
+      <w:r>
+        <w:t>")</w:t>
+      </w:r>
+      <w:proofErr w:type="gramStart"/>
+      <w:r>
+        <w:t>).click</w:t>
+      </w:r>
+      <w:proofErr w:type="gramEnd"/>
+      <w:r>
+        <w:t>(</w:t>
+      </w:r>
+      <w:proofErr w:type="gramStart"/>
+      <w:r>
+        <w:t>);</w:t>
+      </w:r>
+      <w:proofErr w:type="gramEnd"/>
+    </w:p>
+    <w:p>
+      <w:pPr>
+        <w:spacing w:after="0" w:line="240" w:lineRule="auto"/>
+        <w:ind w:left="720"/>
+      </w:pPr>
+    </w:p>
+    <w:p>
+      <w:pPr>
+        <w:spacing w:after="0" w:line="240" w:lineRule="auto"/>
+        <w:ind w:left="720"/>
+      </w:pPr>
+      <w:r>
+        <w:t xml:space="preserve">// Run the compiled </w:t>
+      </w:r>
+      <w:proofErr w:type="spellStart"/>
+      <w:r>
+        <w:t>AutoIt</w:t>
+      </w:r>
+      <w:proofErr w:type="spellEnd"/>
+      <w:r>
+        <w:t xml:space="preserve"> EXE to handle the Windows file dialog</w:t>
+      </w:r>
+    </w:p>
+    <w:p>
+      <w:pPr>
+        <w:spacing w:after="0" w:line="240" w:lineRule="auto"/>
+        <w:ind w:left="720"/>
+      </w:pPr>
+      <w:r>
+        <w:t>Runtime.getRuntime(</w:t>
+      </w:r>
+      <w:proofErr w:type="gramStart"/>
+      <w:r>
+        <w:t>).exec</w:t>
+      </w:r>
+      <w:proofErr w:type="gramEnd"/>
+      <w:r>
+        <w:t>("C:\\Users\\YourUser\\AutoItScripts\\FileUpload.exe"</w:t>
+      </w:r>
+      <w:proofErr w:type="gramStart"/>
+      <w:r>
+        <w:t>);</w:t>
+      </w:r>
+      <w:proofErr w:type="gramEnd"/>
+    </w:p>
+    <w:p>
+      <w:pPr>
+        <w:spacing w:after="0" w:line="240" w:lineRule="auto"/>
+        <w:ind w:left="720"/>
+      </w:pPr>
+    </w:p>
+    <w:p>
+      <w:pPr>
+        <w:spacing w:after="0" w:line="240" w:lineRule="auto"/>
+        <w:ind w:left="720"/>
+      </w:pPr>
+    </w:p>
+    <w:p>
+      <w:pPr>
+        <w:spacing w:after="0" w:line="240" w:lineRule="auto"/>
+        <w:ind w:left="720"/>
+      </w:pPr>
     </w:p>
     <w:p>
       <w:pPr>
@@ -10623,6 +12528,59 @@
     </w:p>
     <w:p>
       <w:pPr>
+        <w:spacing w:line="240" w:lineRule="auto"/>
+        <w:rPr>
+          <w:b/>
+          <w:bCs/>
+          <w:sz w:val="26"/>
+          <w:szCs w:val="26"/>
+        </w:rPr>
+      </w:pPr>
+      <w:r>
+        <w:rPr>
+          <w:b/>
+          <w:bCs/>
+          <w:sz w:val="26"/>
+          <w:szCs w:val="26"/>
+          <w:highlight w:val="green"/>
+        </w:rPr>
+        <w:lastRenderedPageBreak/>
+        <w:t xml:space="preserve">Auto </w:t>
+      </w:r>
+      <w:proofErr w:type="gramStart"/>
+      <w:r>
+        <w:rPr>
+          <w:b/>
+          <w:bCs/>
+          <w:sz w:val="26"/>
+          <w:szCs w:val="26"/>
+          <w:highlight w:val="green"/>
+        </w:rPr>
+        <w:t>It</w:t>
+      </w:r>
+      <w:proofErr w:type="gramEnd"/>
+      <w:r>
+        <w:rPr>
+          <w:b/>
+          <w:bCs/>
+          <w:sz w:val="26"/>
+          <w:szCs w:val="26"/>
+          <w:highlight w:val="green"/>
+        </w:rPr>
+        <w:t xml:space="preserve"> code for handling alerts</w:t>
+      </w:r>
+    </w:p>
+    <w:p>
+      <w:pPr>
+        <w:spacing w:after="0" w:line="240" w:lineRule="auto"/>
+        <w:rPr>
+          <w:sz w:val="20"/>
+          <w:szCs w:val="20"/>
+        </w:rPr>
+      </w:pPr>
+    </w:p>
+    <w:p>
+      <w:pPr>
         <w:spacing w:after="0" w:line="240" w:lineRule="auto"/>
         <w:ind w:left="720"/>
       </w:pPr>
@@ -10636,12 +12594,25 @@
         <w:ind w:left="720"/>
       </w:pPr>
       <w:proofErr w:type="spellStart"/>
+      <w:proofErr w:type="gramStart"/>
       <w:r>
         <w:t>WinWait</w:t>
       </w:r>
       <w:proofErr w:type="spellEnd"/>
       <w:r>
-        <w:t>("Alert Title")  ; Replace "Alert Title" with the actual window title</w:t>
+        <w:t>(</w:t>
+      </w:r>
+      <w:proofErr w:type="gramEnd"/>
+      <w:r>
+        <w:t>"Alert Title</w:t>
+      </w:r>
+      <w:proofErr w:type="gramStart"/>
+      <w:r>
+        <w:t>")  ;</w:t>
+      </w:r>
+      <w:proofErr w:type="gramEnd"/>
+      <w:r>
+        <w:t xml:space="preserve"> Replace "Alert Title" with the actual window title</w:t>
       </w:r>
     </w:p>
     <w:p>
@@ -10665,12 +12636,17 @@
         <w:ind w:left="720"/>
       </w:pPr>
       <w:proofErr w:type="spellStart"/>
+      <w:proofErr w:type="gramStart"/>
       <w:r>
         <w:t>WinActivate</w:t>
       </w:r>
       <w:proofErr w:type="spellEnd"/>
       <w:r>
-        <w:t>("Alert Title")</w:t>
+        <w:t>(</w:t>
+      </w:r>
+      <w:proofErr w:type="gramEnd"/>
+      <w:r>
+        <w:t>"Alert Title")</w:t>
       </w:r>
     </w:p>
     <w:p>
@@ -10694,12 +12670,17 @@
         <w:ind w:left="720"/>
       </w:pPr>
       <w:proofErr w:type="spellStart"/>
+      <w:proofErr w:type="gramStart"/>
       <w:r>
         <w:t>ControlClick</w:t>
       </w:r>
       <w:proofErr w:type="spellEnd"/>
       <w:r>
-        <w:t>("Alert Title", "", "Button1")</w:t>
+        <w:t>(</w:t>
+      </w:r>
+      <w:proofErr w:type="gramEnd"/>
+      <w:r>
+        <w:t>"Alert Title", "", "Button1")</w:t>
       </w:r>
     </w:p>
     <w:p>
@@ -10726,12 +12707,17 @@
         <w:t xml:space="preserve">; </w:t>
       </w:r>
       <w:proofErr w:type="spellStart"/>
+      <w:proofErr w:type="gramStart"/>
       <w:r>
         <w:t>ControlClick</w:t>
       </w:r>
       <w:proofErr w:type="spellEnd"/>
       <w:r>
-        <w:t>("Alert Title", "", "Button2")</w:t>
+        <w:t>(</w:t>
+      </w:r>
+      <w:proofErr w:type="gramEnd"/>
+      <w:r>
+        <w:t>"Alert Title", "", "Button2")</w:t>
       </w:r>
     </w:p>
     <w:p>
@@ -10779,19 +12765,26 @@
       </w:r>
       <w:proofErr w:type="spellEnd"/>
       <w:r>
-        <w:t xml:space="preserve"> = new Robot();</w:t>
-      </w:r>
-    </w:p>
-    <w:p>
-      <w:pPr>
-        <w:spacing w:after="0" w:line="240" w:lineRule="auto"/>
-        <w:ind w:left="720"/>
-      </w:pPr>
-      <w:proofErr w:type="spellStart"/>
+        <w:t xml:space="preserve"> = new </w:t>
+      </w:r>
+      <w:proofErr w:type="gramStart"/>
+      <w:r>
+        <w:t>Robot();</w:t>
+      </w:r>
+      <w:proofErr w:type="gramEnd"/>
+    </w:p>
+    <w:p>
+      <w:pPr>
+        <w:spacing w:after="0" w:line="240" w:lineRule="auto"/>
+        <w:ind w:left="720"/>
+      </w:pPr>
+      <w:proofErr w:type="spellStart"/>
+      <w:proofErr w:type="gramStart"/>
       <w:r>
         <w:t>robot.keyPress</w:t>
       </w:r>
       <w:proofErr w:type="spellEnd"/>
+      <w:proofErr w:type="gramEnd"/>
       <w:r>
         <w:t>(</w:t>
       </w:r>
@@ -10800,20 +12793,24 @@
         <w:t>KeyEvent.VK_ENTER</w:t>
       </w:r>
       <w:proofErr w:type="spellEnd"/>
+      <w:proofErr w:type="gramStart"/>
       <w:r>
         <w:t>);</w:t>
       </w:r>
-    </w:p>
-    <w:p>
-      <w:pPr>
-        <w:spacing w:after="0" w:line="240" w:lineRule="auto"/>
-        <w:ind w:left="720"/>
-      </w:pPr>
-      <w:proofErr w:type="spellStart"/>
+      <w:proofErr w:type="gramEnd"/>
+    </w:p>
+    <w:p>
+      <w:pPr>
+        <w:spacing w:after="0" w:line="240" w:lineRule="auto"/>
+        <w:ind w:left="720"/>
+      </w:pPr>
+      <w:proofErr w:type="spellStart"/>
+      <w:proofErr w:type="gramStart"/>
       <w:r>
         <w:t>robot.keyRelease</w:t>
       </w:r>
       <w:proofErr w:type="spellEnd"/>
+      <w:proofErr w:type="gramEnd"/>
       <w:r>
         <w:t>(</w:t>
       </w:r>
@@ -10822,9 +12819,11 @@
         <w:t>KeyEvent.VK_ENTER</w:t>
       </w:r>
       <w:proofErr w:type="spellEnd"/>
+      <w:proofErr w:type="gramStart"/>
       <w:r>
         <w:t>);</w:t>
       </w:r>
+      <w:proofErr w:type="gramEnd"/>
     </w:p>
     <w:p>
       <w:pPr>
@@ -10847,10 +12846,12 @@
         <w:ind w:left="720"/>
       </w:pPr>
       <w:proofErr w:type="spellStart"/>
+      <w:proofErr w:type="gramStart"/>
       <w:r>
         <w:t>robot.keyPress</w:t>
       </w:r>
       <w:proofErr w:type="spellEnd"/>
+      <w:proofErr w:type="gramEnd"/>
       <w:r>
         <w:t>(</w:t>
       </w:r>
@@ -10859,20 +12860,24 @@
         <w:t>KeyEvent.VK_TAB</w:t>
       </w:r>
       <w:proofErr w:type="spellEnd"/>
+      <w:proofErr w:type="gramStart"/>
       <w:r>
         <w:t>);</w:t>
       </w:r>
-    </w:p>
-    <w:p>
-      <w:pPr>
-        <w:spacing w:after="0" w:line="240" w:lineRule="auto"/>
-        <w:ind w:left="720"/>
-      </w:pPr>
-      <w:proofErr w:type="spellStart"/>
+      <w:proofErr w:type="gramEnd"/>
+    </w:p>
+    <w:p>
+      <w:pPr>
+        <w:spacing w:after="0" w:line="240" w:lineRule="auto"/>
+        <w:ind w:left="720"/>
+      </w:pPr>
+      <w:proofErr w:type="spellStart"/>
+      <w:proofErr w:type="gramStart"/>
       <w:r>
         <w:t>robot.keyRelease</w:t>
       </w:r>
       <w:proofErr w:type="spellEnd"/>
+      <w:proofErr w:type="gramEnd"/>
       <w:r>
         <w:t>(</w:t>
       </w:r>
@@ -10881,9 +12886,11 @@
         <w:t>KeyEvent.VK_TAB</w:t>
       </w:r>
       <w:proofErr w:type="spellEnd"/>
+      <w:proofErr w:type="gramStart"/>
       <w:r>
         <w:t>);</w:t>
       </w:r>
+      <w:proofErr w:type="gramEnd"/>
     </w:p>
     <w:p>
       <w:pPr>
@@ -10906,10 +12913,12 @@
         <w:ind w:left="720"/>
       </w:pPr>
       <w:proofErr w:type="spellStart"/>
+      <w:proofErr w:type="gramStart"/>
       <w:r>
         <w:t>robot.keyPress</w:t>
       </w:r>
       <w:proofErr w:type="spellEnd"/>
+      <w:proofErr w:type="gramEnd"/>
       <w:r>
         <w:t>(</w:t>
       </w:r>
@@ -10918,20 +12927,24 @@
         <w:t>KeyEvent.VK_ESCAPE</w:t>
       </w:r>
       <w:proofErr w:type="spellEnd"/>
+      <w:proofErr w:type="gramStart"/>
       <w:r>
         <w:t>);</w:t>
       </w:r>
-    </w:p>
-    <w:p>
-      <w:pPr>
-        <w:spacing w:after="0" w:line="240" w:lineRule="auto"/>
-        <w:ind w:left="720"/>
-      </w:pPr>
-      <w:proofErr w:type="spellStart"/>
+      <w:proofErr w:type="gramEnd"/>
+    </w:p>
+    <w:p>
+      <w:pPr>
+        <w:spacing w:after="0" w:line="240" w:lineRule="auto"/>
+        <w:ind w:left="720"/>
+      </w:pPr>
+      <w:proofErr w:type="spellStart"/>
+      <w:proofErr w:type="gramStart"/>
       <w:r>
         <w:t>robot.keyRelease</w:t>
       </w:r>
       <w:proofErr w:type="spellEnd"/>
+      <w:proofErr w:type="gramEnd"/>
       <w:r>
         <w:t>(</w:t>
       </w:r>
@@ -10940,9 +12953,11 @@
         <w:t>KeyEvent.VK_ESCAPE</w:t>
       </w:r>
       <w:proofErr w:type="spellEnd"/>
+      <w:proofErr w:type="gramStart"/>
       <w:r>
         <w:t>);</w:t>
       </w:r>
+      <w:proofErr w:type="gramEnd"/>
     </w:p>
     <w:p>
       <w:pPr>
@@ -10965,10 +12980,12 @@
         <w:ind w:left="720"/>
       </w:pPr>
       <w:proofErr w:type="spellStart"/>
+      <w:proofErr w:type="gramStart"/>
       <w:r>
         <w:t>robot.keyPress</w:t>
       </w:r>
       <w:proofErr w:type="spellEnd"/>
+      <w:proofErr w:type="gramEnd"/>
       <w:r>
         <w:t>(</w:t>
       </w:r>
@@ -10977,20 +12994,24 @@
         <w:t>KeyEvent.VK_CONTROL</w:t>
       </w:r>
       <w:proofErr w:type="spellEnd"/>
+      <w:proofErr w:type="gramStart"/>
       <w:r>
         <w:t>);</w:t>
       </w:r>
-    </w:p>
-    <w:p>
-      <w:pPr>
-        <w:spacing w:after="0" w:line="240" w:lineRule="auto"/>
-        <w:ind w:left="720"/>
-      </w:pPr>
-      <w:proofErr w:type="spellStart"/>
+      <w:proofErr w:type="gramEnd"/>
+    </w:p>
+    <w:p>
+      <w:pPr>
+        <w:spacing w:after="0" w:line="240" w:lineRule="auto"/>
+        <w:ind w:left="720"/>
+      </w:pPr>
+      <w:proofErr w:type="spellStart"/>
+      <w:proofErr w:type="gramStart"/>
       <w:r>
         <w:t>robot.keyPress</w:t>
       </w:r>
       <w:proofErr w:type="spellEnd"/>
+      <w:proofErr w:type="gramEnd"/>
       <w:r>
         <w:t>(</w:t>
       </w:r>
@@ -10999,20 +13020,24 @@
         <w:t>KeyEvent.VK_S</w:t>
       </w:r>
       <w:proofErr w:type="spellEnd"/>
+      <w:proofErr w:type="gramStart"/>
       <w:r>
         <w:t>);</w:t>
       </w:r>
-    </w:p>
-    <w:p>
-      <w:pPr>
-        <w:spacing w:after="0" w:line="240" w:lineRule="auto"/>
-        <w:ind w:left="720"/>
-      </w:pPr>
-      <w:proofErr w:type="spellStart"/>
+      <w:proofErr w:type="gramEnd"/>
+    </w:p>
+    <w:p>
+      <w:pPr>
+        <w:spacing w:after="0" w:line="240" w:lineRule="auto"/>
+        <w:ind w:left="720"/>
+      </w:pPr>
+      <w:proofErr w:type="spellStart"/>
+      <w:proofErr w:type="gramStart"/>
       <w:r>
         <w:t>robot.keyRelease</w:t>
       </w:r>
       <w:proofErr w:type="spellEnd"/>
+      <w:proofErr w:type="gramEnd"/>
       <w:r>
         <w:t>(</w:t>
       </w:r>
@@ -11021,20 +13046,24 @@
         <w:t>KeyEvent.VK_S</w:t>
       </w:r>
       <w:proofErr w:type="spellEnd"/>
+      <w:proofErr w:type="gramStart"/>
       <w:r>
         <w:t>);</w:t>
       </w:r>
-    </w:p>
-    <w:p>
-      <w:pPr>
-        <w:spacing w:after="0" w:line="240" w:lineRule="auto"/>
-        <w:ind w:left="720"/>
-      </w:pPr>
-      <w:proofErr w:type="spellStart"/>
+      <w:proofErr w:type="gramEnd"/>
+    </w:p>
+    <w:p>
+      <w:pPr>
+        <w:spacing w:after="0" w:line="240" w:lineRule="auto"/>
+        <w:ind w:left="720"/>
+      </w:pPr>
+      <w:proofErr w:type="spellStart"/>
+      <w:proofErr w:type="gramStart"/>
       <w:r>
         <w:t>robot.keyRelease</w:t>
       </w:r>
       <w:proofErr w:type="spellEnd"/>
+      <w:proofErr w:type="gramEnd"/>
       <w:r>
         <w:t>(</w:t>
       </w:r>
@@ -11043,9 +13072,11 @@
         <w:t>KeyEvent.VK_CONTROL</w:t>
       </w:r>
       <w:proofErr w:type="spellEnd"/>
+      <w:proofErr w:type="gramStart"/>
       <w:r>
         <w:t>);</w:t>
       </w:r>
+      <w:proofErr w:type="gramEnd"/>
     </w:p>
     <w:p>
       <w:pPr>
@@ -11304,10 +13335,12 @@
         <w:ind w:left="720"/>
       </w:pPr>
       <w:proofErr w:type="spellStart"/>
+      <w:proofErr w:type="gramStart"/>
       <w:r>
         <w:t>driver.findElement</w:t>
       </w:r>
       <w:proofErr w:type="spellEnd"/>
+      <w:proofErr w:type="gramEnd"/>
       <w:r>
         <w:t>(By.id("</w:t>
       </w:r>
@@ -11317,8 +13350,21 @@
       </w:r>
       <w:proofErr w:type="spellEnd"/>
       <w:r>
-        <w:t>")).click();</w:t>
-      </w:r>
+        <w:t>")</w:t>
+      </w:r>
+      <w:proofErr w:type="gramStart"/>
+      <w:r>
+        <w:t>).click</w:t>
+      </w:r>
+      <w:proofErr w:type="gramEnd"/>
+      <w:r>
+        <w:t>(</w:t>
+      </w:r>
+      <w:proofErr w:type="gramStart"/>
+      <w:r>
+        <w:t>);</w:t>
+      </w:r>
+      <w:proofErr w:type="gramEnd"/>
     </w:p>
     <w:p>
       <w:pPr>
@@ -11349,12 +13395,17 @@
         <w:t xml:space="preserve"> wait = new </w:t>
       </w:r>
       <w:proofErr w:type="spellStart"/>
+      <w:proofErr w:type="gramStart"/>
       <w:r>
         <w:t>WebDriverWait</w:t>
       </w:r>
       <w:proofErr w:type="spellEnd"/>
       <w:r>
-        <w:t xml:space="preserve">(driver, </w:t>
+        <w:t>(</w:t>
+      </w:r>
+      <w:proofErr w:type="gramEnd"/>
+      <w:r>
+        <w:t xml:space="preserve">driver, </w:t>
       </w:r>
       <w:proofErr w:type="spellStart"/>
       <w:r>
@@ -11362,8 +13413,13 @@
       </w:r>
       <w:proofErr w:type="spellEnd"/>
       <w:r>
-        <w:t>(10));</w:t>
-      </w:r>
+        <w:t>(10)</w:t>
+      </w:r>
+      <w:proofErr w:type="gramStart"/>
+      <w:r>
+        <w:t>);</w:t>
+      </w:r>
+      <w:proofErr w:type="gramEnd"/>
     </w:p>
     <w:p>
       <w:pPr>
@@ -11379,10 +13435,12 @@
         <w:t xml:space="preserve"> result = </w:t>
       </w:r>
       <w:proofErr w:type="spellStart"/>
+      <w:proofErr w:type="gramStart"/>
       <w:r>
         <w:t>wait.until</w:t>
       </w:r>
       <w:proofErr w:type="spellEnd"/>
+      <w:proofErr w:type="gramEnd"/>
       <w:r>
         <w:t>(</w:t>
       </w:r>
@@ -11425,13 +13483,20 @@
         <w:t>(</w:t>
       </w:r>
       <w:proofErr w:type="spellStart"/>
+      <w:proofErr w:type="gramStart"/>
       <w:r>
         <w:t>result.getText</w:t>
       </w:r>
       <w:proofErr w:type="spellEnd"/>
-      <w:r>
-        <w:t>());</w:t>
-      </w:r>
+      <w:proofErr w:type="gramEnd"/>
+      <w:r>
+        <w:t>()</w:t>
+      </w:r>
+      <w:proofErr w:type="gramStart"/>
+      <w:r>
+        <w:t>);</w:t>
+      </w:r>
+      <w:proofErr w:type="gramEnd"/>
     </w:p>
     <w:p>
       <w:pPr>
@@ -11557,12 +13622,17 @@
         <w:t xml:space="preserve"> wait = new </w:t>
       </w:r>
       <w:proofErr w:type="spellStart"/>
+      <w:proofErr w:type="gramStart"/>
       <w:r>
         <w:t>WebDriverWait</w:t>
       </w:r>
       <w:proofErr w:type="spellEnd"/>
       <w:r>
-        <w:t xml:space="preserve">(driver, </w:t>
+        <w:t>(</w:t>
+      </w:r>
+      <w:proofErr w:type="gramEnd"/>
+      <w:r>
+        <w:t xml:space="preserve">driver, </w:t>
       </w:r>
       <w:proofErr w:type="spellStart"/>
       <w:r>
@@ -11570,8 +13640,13 @@
       </w:r>
       <w:proofErr w:type="spellEnd"/>
       <w:r>
-        <w:t>(10));</w:t>
-      </w:r>
+        <w:t>(10)</w:t>
+      </w:r>
+      <w:proofErr w:type="gramStart"/>
+      <w:r>
+        <w:t>);</w:t>
+      </w:r>
+      <w:proofErr w:type="gramEnd"/>
     </w:p>
     <w:p>
       <w:pPr>
@@ -11590,10 +13665,12 @@
         <w:t xml:space="preserve"> = </w:t>
       </w:r>
       <w:proofErr w:type="spellStart"/>
+      <w:proofErr w:type="gramStart"/>
       <w:r>
         <w:t>wait.until</w:t>
       </w:r>
       <w:proofErr w:type="spellEnd"/>
+      <w:proofErr w:type="gramEnd"/>
       <w:r>
         <w:t>(</w:t>
       </w:r>
@@ -11603,8 +13680,13 @@
       </w:r>
       <w:proofErr w:type="spellEnd"/>
       <w:r>
-        <w:t>());</w:t>
-      </w:r>
+        <w:t>()</w:t>
+      </w:r>
+      <w:proofErr w:type="gramStart"/>
+      <w:r>
+        <w:t>);</w:t>
+      </w:r>
+      <w:proofErr w:type="gramEnd"/>
     </w:p>
     <w:p>
       <w:pPr>
@@ -11635,24 +13717,33 @@
         <w:t>(</w:t>
       </w:r>
       <w:proofErr w:type="spellStart"/>
+      <w:proofErr w:type="gramStart"/>
       <w:r>
         <w:t>alert.getText</w:t>
       </w:r>
       <w:proofErr w:type="spellEnd"/>
-      <w:r>
-        <w:t>());</w:t>
-      </w:r>
-    </w:p>
-    <w:p>
-      <w:pPr>
-        <w:spacing w:after="0" w:line="240" w:lineRule="auto"/>
-        <w:ind w:left="720"/>
-      </w:pPr>
-      <w:proofErr w:type="spellStart"/>
+      <w:proofErr w:type="gramEnd"/>
+      <w:r>
+        <w:t>()</w:t>
+      </w:r>
+      <w:proofErr w:type="gramStart"/>
+      <w:r>
+        <w:t>);</w:t>
+      </w:r>
+      <w:proofErr w:type="gramEnd"/>
+    </w:p>
+    <w:p>
+      <w:pPr>
+        <w:spacing w:after="0" w:line="240" w:lineRule="auto"/>
+        <w:ind w:left="720"/>
+      </w:pPr>
+      <w:proofErr w:type="spellStart"/>
+      <w:proofErr w:type="gramStart"/>
       <w:r>
         <w:t>alert.accept</w:t>
       </w:r>
       <w:proofErr w:type="spellEnd"/>
+      <w:proofErr w:type="gramEnd"/>
       <w:r>
         <w:t>(); // click OK</w:t>
       </w:r>
@@ -11663,10 +13754,12 @@
         <w:ind w:left="720"/>
       </w:pPr>
       <w:proofErr w:type="spellStart"/>
+      <w:proofErr w:type="gramStart"/>
       <w:r>
         <w:t>alert.dismiss</w:t>
       </w:r>
       <w:proofErr w:type="spellEnd"/>
+      <w:proofErr w:type="gramEnd"/>
       <w:r>
         <w:t>(); // click Cancel if needed</w:t>
       </w:r>
@@ -11709,7 +13802,23 @@
         <w:ind w:left="720"/>
       </w:pPr>
       <w:r>
-        <w:t>Use accept() for OK, dismiss() for Cancel.</w:t>
+        <w:t xml:space="preserve">Use </w:t>
+      </w:r>
+      <w:proofErr w:type="gramStart"/>
+      <w:r>
+        <w:t>accept(</w:t>
+      </w:r>
+      <w:proofErr w:type="gramEnd"/>
+      <w:r>
+        <w:t xml:space="preserve">) for OK, </w:t>
+      </w:r>
+      <w:proofErr w:type="gramStart"/>
+      <w:r>
+        <w:t>dismiss(</w:t>
+      </w:r>
+      <w:proofErr w:type="gramEnd"/>
+      <w:r>
+        <w:t>) for Cancel.</w:t>
       </w:r>
     </w:p>
     <w:p>
@@ -12536,8 +14645,13 @@
       </w:r>
       <w:proofErr w:type="spellEnd"/>
       <w:r>
-        <w:t>/binary");</w:t>
-      </w:r>
+        <w:t>/binary"</w:t>
+      </w:r>
+      <w:proofErr w:type="gramStart"/>
+      <w:r>
+        <w:t>);</w:t>
+      </w:r>
+      <w:proofErr w:type="gramEnd"/>
     </w:p>
     <w:p>
       <w:pPr>
@@ -12561,6 +14675,7 @@
         <w:t xml:space="preserve"> = new </w:t>
       </w:r>
       <w:proofErr w:type="spellStart"/>
+      <w:proofErr w:type="gramStart"/>
       <w:r>
         <w:t>FirefoxProfile</w:t>
       </w:r>
@@ -12568,6 +14683,7 @@
       <w:r>
         <w:t>();</w:t>
       </w:r>
+      <w:proofErr w:type="gramEnd"/>
     </w:p>
     <w:p>
       <w:pPr>
@@ -12591,22 +14707,34 @@
       </w:r>
       <w:proofErr w:type="spellEnd"/>
       <w:r>
-        <w:t>");</w:t>
-      </w:r>
-    </w:p>
-    <w:p>
-      <w:pPr>
-        <w:spacing w:after="0" w:line="240" w:lineRule="auto"/>
-        <w:ind w:left="720"/>
-      </w:pPr>
-      <w:proofErr w:type="spellStart"/>
+        <w:t>"</w:t>
+      </w:r>
+      <w:proofErr w:type="gramStart"/>
+      <w:r>
+        <w:t>);</w:t>
+      </w:r>
+      <w:proofErr w:type="gramEnd"/>
+    </w:p>
+    <w:p>
+      <w:pPr>
+        <w:spacing w:after="0" w:line="240" w:lineRule="auto"/>
+        <w:ind w:left="720"/>
+      </w:pPr>
+      <w:proofErr w:type="spellStart"/>
+      <w:proofErr w:type="gramStart"/>
       <w:r>
         <w:t>fp.addExtension</w:t>
       </w:r>
       <w:proofErr w:type="spellEnd"/>
-      <w:r>
-        <w:t>(file);</w:t>
-      </w:r>
+      <w:proofErr w:type="gramEnd"/>
+      <w:r>
+        <w:t>(file</w:t>
+      </w:r>
+      <w:proofErr w:type="gramStart"/>
+      <w:r>
+        <w:t>);</w:t>
+      </w:r>
+      <w:proofErr w:type="gramEnd"/>
     </w:p>
     <w:p>
       <w:pPr>
@@ -12627,23 +14755,33 @@
       </w:r>
       <w:proofErr w:type="spellEnd"/>
       <w:r>
-        <w:t>();</w:t>
-      </w:r>
-    </w:p>
-    <w:p>
-      <w:pPr>
-        <w:spacing w:after="0" w:line="240" w:lineRule="auto"/>
-        <w:ind w:left="720"/>
-      </w:pPr>
-      <w:proofErr w:type="spellStart"/>
-      <w:r>
-        <w:t>dc.setCapability</w:t>
-      </w:r>
-      <w:proofErr w:type="spellEnd"/>
-      <w:r>
         <w:t>(</w:t>
       </w:r>
-      <w:proofErr w:type="spellStart"/>
+      <w:proofErr w:type="gramStart"/>
+      <w:r>
+        <w:t>);</w:t>
+      </w:r>
+      <w:proofErr w:type="gramEnd"/>
+    </w:p>
+    <w:p>
+      <w:pPr>
+        <w:spacing w:after="0" w:line="240" w:lineRule="auto"/>
+        <w:ind w:left="720"/>
+      </w:pPr>
+      <w:proofErr w:type="spellStart"/>
+      <w:r>
+        <w:t>dc.</w:t>
+      </w:r>
+      <w:proofErr w:type="gramStart"/>
+      <w:r>
+        <w:t>setCapability</w:t>
+      </w:r>
+      <w:proofErr w:type="spellEnd"/>
+      <w:r>
+        <w:t>(</w:t>
+      </w:r>
+      <w:proofErr w:type="spellStart"/>
+      <w:proofErr w:type="gramEnd"/>
       <w:r>
         <w:t>FirefoxDriver.PROFILE</w:t>
       </w:r>
@@ -12656,9 +14794,11 @@
         <w:t>fp</w:t>
       </w:r>
       <w:proofErr w:type="spellEnd"/>
+      <w:proofErr w:type="gramStart"/>
       <w:r>
         <w:t>);</w:t>
       </w:r>
+      <w:proofErr w:type="gramEnd"/>
     </w:p>
     <w:p>
       <w:pPr>
@@ -12678,8 +14818,13 @@
       </w:r>
       <w:proofErr w:type="spellEnd"/>
       <w:r>
-        <w:t>(dc);</w:t>
-      </w:r>
+        <w:t>(dc</w:t>
+      </w:r>
+      <w:proofErr w:type="gramStart"/>
+      <w:r>
+        <w:t>);</w:t>
+      </w:r>
+      <w:proofErr w:type="gramEnd"/>
     </w:p>
     <w:p>
       <w:pPr>
@@ -12734,13 +14879,23 @@
         <w:t>("</w:t>
       </w:r>
       <w:proofErr w:type="spellStart"/>
-      <w:r>
-        <w:t>webdriver.chrome.driver</w:t>
-      </w:r>
-      <w:proofErr w:type="spellEnd"/>
-      <w:r>
-        <w:t>", "path/to/chromedriver.exe");</w:t>
-      </w:r>
+      <w:proofErr w:type="gramStart"/>
+      <w:r>
+        <w:t>webdriver.chrome</w:t>
+      </w:r>
+      <w:proofErr w:type="gramEnd"/>
+      <w:r>
+        <w:t>.driver</w:t>
+      </w:r>
+      <w:proofErr w:type="spellEnd"/>
+      <w:r>
+        <w:t>", "path/to/chromedriver.exe"</w:t>
+      </w:r>
+      <w:proofErr w:type="gramStart"/>
+      <w:r>
+        <w:t>);</w:t>
+      </w:r>
+      <w:proofErr w:type="gramEnd"/>
     </w:p>
     <w:p>
       <w:pPr>
@@ -12756,6 +14911,7 @@
         <w:t xml:space="preserve"> options = new </w:t>
       </w:r>
       <w:proofErr w:type="spellStart"/>
+      <w:proofErr w:type="gramStart"/>
       <w:r>
         <w:t>ChromeOptions</w:t>
       </w:r>
@@ -12763,6 +14919,7 @@
       <w:r>
         <w:t>();</w:t>
       </w:r>
+      <w:proofErr w:type="gramEnd"/>
     </w:p>
     <w:p>
       <w:pPr>
@@ -12786,19 +14943,26 @@
       </w:r>
       <w:proofErr w:type="spellEnd"/>
       <w:r>
-        <w:t>");</w:t>
-      </w:r>
-    </w:p>
-    <w:p>
-      <w:pPr>
-        <w:spacing w:after="0" w:line="240" w:lineRule="auto"/>
-        <w:ind w:left="720"/>
-      </w:pPr>
-      <w:proofErr w:type="spellStart"/>
+        <w:t>"</w:t>
+      </w:r>
+      <w:proofErr w:type="gramStart"/>
+      <w:r>
+        <w:t>);</w:t>
+      </w:r>
+      <w:proofErr w:type="gramEnd"/>
+    </w:p>
+    <w:p>
+      <w:pPr>
+        <w:spacing w:after="0" w:line="240" w:lineRule="auto"/>
+        <w:ind w:left="720"/>
+      </w:pPr>
+      <w:proofErr w:type="spellStart"/>
+      <w:proofErr w:type="gramStart"/>
       <w:r>
         <w:t>options.addExtensions</w:t>
       </w:r>
       <w:proofErr w:type="spellEnd"/>
+      <w:proofErr w:type="gramEnd"/>
       <w:r>
         <w:t>(</w:t>
       </w:r>
@@ -12807,9 +14971,11 @@
         <w:t>extFile</w:t>
       </w:r>
       <w:proofErr w:type="spellEnd"/>
+      <w:proofErr w:type="gramStart"/>
       <w:r>
         <w:t>);</w:t>
       </w:r>
+      <w:proofErr w:type="gramEnd"/>
     </w:p>
     <w:p>
       <w:pPr>
@@ -12830,30 +14996,45 @@
       </w:r>
       <w:proofErr w:type="spellEnd"/>
       <w:r>
-        <w:t>();</w:t>
-      </w:r>
-    </w:p>
-    <w:p>
-      <w:pPr>
-        <w:spacing w:after="0" w:line="240" w:lineRule="auto"/>
-        <w:ind w:left="720"/>
-      </w:pPr>
-      <w:proofErr w:type="spellStart"/>
-      <w:r>
-        <w:t>dc.setCapability</w:t>
-      </w:r>
-      <w:proofErr w:type="spellEnd"/>
-      <w:r>
         <w:t>(</w:t>
       </w:r>
-      <w:proofErr w:type="spellStart"/>
+      <w:proofErr w:type="gramStart"/>
+      <w:r>
+        <w:t>);</w:t>
+      </w:r>
+      <w:proofErr w:type="gramEnd"/>
+    </w:p>
+    <w:p>
+      <w:pPr>
+        <w:spacing w:after="0" w:line="240" w:lineRule="auto"/>
+        <w:ind w:left="720"/>
+      </w:pPr>
+      <w:proofErr w:type="spellStart"/>
+      <w:r>
+        <w:t>dc.</w:t>
+      </w:r>
+      <w:proofErr w:type="gramStart"/>
+      <w:r>
+        <w:t>setCapability</w:t>
+      </w:r>
+      <w:proofErr w:type="spellEnd"/>
+      <w:r>
+        <w:t>(</w:t>
+      </w:r>
+      <w:proofErr w:type="spellStart"/>
+      <w:proofErr w:type="gramEnd"/>
       <w:r>
         <w:t>ChromeOptions.CAPABILITY</w:t>
       </w:r>
       <w:proofErr w:type="spellEnd"/>
       <w:r>
-        <w:t>, options);</w:t>
-      </w:r>
+        <w:t>, options</w:t>
+      </w:r>
+      <w:proofErr w:type="gramStart"/>
+      <w:r>
+        <w:t>);</w:t>
+      </w:r>
+      <w:proofErr w:type="gramEnd"/>
     </w:p>
     <w:p>
       <w:pPr>
@@ -12869,8 +15050,13 @@
       </w:r>
       <w:proofErr w:type="spellEnd"/>
       <w:r>
-        <w:t>(dc);</w:t>
-      </w:r>
+        <w:t>(dc</w:t>
+      </w:r>
+      <w:proofErr w:type="gramStart"/>
+      <w:r>
+        <w:t>);</w:t>
+      </w:r>
+      <w:proofErr w:type="gramEnd"/>
     </w:p>
     <w:p>
       <w:pPr>
@@ -12913,8 +15099,13 @@
         <w:ind w:left="720"/>
       </w:pPr>
       <w:r>
-        <w:t>String PROXY = "localhost:8080";</w:t>
-      </w:r>
+        <w:t>String PROXY = "localhost:8080</w:t>
+      </w:r>
+      <w:proofErr w:type="gramStart"/>
+      <w:r>
+        <w:t>";</w:t>
+      </w:r>
+      <w:proofErr w:type="gramEnd"/>
     </w:p>
     <w:p>
       <w:pPr>
@@ -12930,38 +15121,60 @@
       </w:r>
       <w:proofErr w:type="spellEnd"/>
       <w:r>
-        <w:t xml:space="preserve"> = new Proxy();</w:t>
-      </w:r>
-    </w:p>
-    <w:p>
-      <w:pPr>
-        <w:spacing w:after="0" w:line="240" w:lineRule="auto"/>
-        <w:ind w:left="720"/>
-      </w:pPr>
-      <w:proofErr w:type="spellStart"/>
+        <w:t xml:space="preserve"> = new </w:t>
+      </w:r>
+      <w:proofErr w:type="gramStart"/>
+      <w:r>
+        <w:t>Proxy();</w:t>
+      </w:r>
+      <w:proofErr w:type="gramEnd"/>
+    </w:p>
+    <w:p>
+      <w:pPr>
+        <w:spacing w:after="0" w:line="240" w:lineRule="auto"/>
+        <w:ind w:left="720"/>
+      </w:pPr>
+      <w:proofErr w:type="spellStart"/>
+      <w:proofErr w:type="gramStart"/>
       <w:r>
         <w:t>proxy.setHttpProxy</w:t>
       </w:r>
       <w:proofErr w:type="spellEnd"/>
-      <w:r>
-        <w:t>(PROXY).</w:t>
+      <w:proofErr w:type="gramEnd"/>
+      <w:r>
+        <w:t>(PROXY</w:t>
+      </w:r>
+      <w:proofErr w:type="gramStart"/>
+      <w:r>
+        <w:t>).</w:t>
       </w:r>
       <w:proofErr w:type="spellStart"/>
       <w:r>
         <w:t>setFtpProxy</w:t>
       </w:r>
       <w:proofErr w:type="spellEnd"/>
-      <w:r>
-        <w:t>(PROXY).</w:t>
+      <w:proofErr w:type="gramEnd"/>
+      <w:r>
+        <w:t>(PROXY</w:t>
+      </w:r>
+      <w:proofErr w:type="gramStart"/>
+      <w:r>
+        <w:t>).</w:t>
       </w:r>
       <w:proofErr w:type="spellStart"/>
       <w:r>
         <w:t>setSslProxy</w:t>
       </w:r>
       <w:proofErr w:type="spellEnd"/>
-      <w:r>
-        <w:t>(PROXY);</w:t>
-      </w:r>
+      <w:proofErr w:type="gramEnd"/>
+      <w:r>
+        <w:t>(PROXY</w:t>
+      </w:r>
+      <w:proofErr w:type="gramStart"/>
+      <w:r>
+        <w:t>);</w:t>
+      </w:r>
+      <w:proofErr w:type="gramEnd"/>
     </w:p>
     <w:p>
       <w:pPr>
@@ -12977,6 +15190,7 @@
         <w:t xml:space="preserve"> cap = new </w:t>
       </w:r>
       <w:proofErr w:type="spellStart"/>
+      <w:proofErr w:type="gramStart"/>
       <w:r>
         <w:t>DesiredCapabilities</w:t>
       </w:r>
@@ -12984,17 +15198,20 @@
       <w:r>
         <w:t>();</w:t>
       </w:r>
-    </w:p>
-    <w:p>
-      <w:pPr>
-        <w:spacing w:after="0" w:line="240" w:lineRule="auto"/>
-        <w:ind w:left="720"/>
-      </w:pPr>
-      <w:proofErr w:type="spellStart"/>
+      <w:proofErr w:type="gramEnd"/>
+    </w:p>
+    <w:p>
+      <w:pPr>
+        <w:spacing w:after="0" w:line="240" w:lineRule="auto"/>
+        <w:ind w:left="720"/>
+      </w:pPr>
+      <w:proofErr w:type="spellStart"/>
+      <w:proofErr w:type="gramStart"/>
       <w:r>
         <w:t>cap.setCapability</w:t>
       </w:r>
       <w:proofErr w:type="spellEnd"/>
+      <w:proofErr w:type="gramEnd"/>
       <w:r>
         <w:t>(</w:t>
       </w:r>
@@ -13004,8 +15221,13 @@
       </w:r>
       <w:proofErr w:type="spellEnd"/>
       <w:r>
-        <w:t>, proxy);</w:t>
-      </w:r>
+        <w:t>, proxy</w:t>
+      </w:r>
+      <w:proofErr w:type="gramStart"/>
+      <w:r>
+        <w:t>);</w:t>
+      </w:r>
+      <w:proofErr w:type="gramEnd"/>
     </w:p>
     <w:p>
       <w:pPr>
@@ -13021,8 +15243,13 @@
       </w:r>
       <w:proofErr w:type="spellEnd"/>
       <w:r>
-        <w:t>(cap);</w:t>
-      </w:r>
+        <w:t>(cap</w:t>
+      </w:r>
+      <w:proofErr w:type="gramStart"/>
+      <w:r>
+        <w:t>);</w:t>
+      </w:r>
+      <w:proofErr w:type="gramEnd"/>
     </w:p>
     <w:p>
       <w:pPr>
@@ -13038,8 +15265,13 @@
       </w:r>
       <w:proofErr w:type="spellEnd"/>
       <w:r>
-        <w:t>(cap);</w:t>
-      </w:r>
+        <w:t>(cap</w:t>
+      </w:r>
+      <w:proofErr w:type="gramStart"/>
+      <w:r>
+        <w:t>);</w:t>
+      </w:r>
+      <w:proofErr w:type="gramEnd"/>
     </w:p>
     <w:p>
       <w:pPr>
@@ -13197,12 +15429,17 @@
         <w:t xml:space="preserve"> </w:t>
       </w:r>
       <w:proofErr w:type="spellStart"/>
+      <w:proofErr w:type="gramStart"/>
       <w:r>
         <w:t>findElement</w:t>
       </w:r>
       <w:proofErr w:type="spellEnd"/>
       <w:r>
-        <w:t>(By locator)</w:t>
+        <w:t>(</w:t>
+      </w:r>
+      <w:proofErr w:type="gramEnd"/>
+      <w:r>
+        <w:t>By locator)</w:t>
       </w:r>
     </w:p>
     <w:p>
@@ -13222,12 +15459,17 @@
         <w:t xml:space="preserve">&gt; </w:t>
       </w:r>
       <w:proofErr w:type="spellStart"/>
+      <w:proofErr w:type="gramStart"/>
       <w:r>
         <w:t>findElements</w:t>
       </w:r>
       <w:proofErr w:type="spellEnd"/>
       <w:r>
-        <w:t>(By locator)</w:t>
+        <w:t>(</w:t>
+      </w:r>
+      <w:proofErr w:type="gramEnd"/>
+      <w:r>
+        <w:t>By locator)</w:t>
       </w:r>
     </w:p>
     <w:p>
@@ -13353,7 +15595,15 @@
         <w:ind w:left="720"/>
       </w:pPr>
       <w:r>
-        <w:t xml:space="preserve">     - void get(String </w:t>
+        <w:t xml:space="preserve">     - void </w:t>
+      </w:r>
+      <w:proofErr w:type="gramStart"/>
+      <w:r>
+        <w:t>get(</w:t>
+      </w:r>
+      <w:proofErr w:type="gramEnd"/>
+      <w:r>
+        <w:t xml:space="preserve">String </w:t>
       </w:r>
       <w:proofErr w:type="spellStart"/>
       <w:r>
@@ -13373,12 +15623,17 @@
         <w:t xml:space="preserve">     - String </w:t>
       </w:r>
       <w:proofErr w:type="spellStart"/>
+      <w:proofErr w:type="gramStart"/>
       <w:r>
         <w:t>getCurrentUrl</w:t>
       </w:r>
       <w:proofErr w:type="spellEnd"/>
       <w:r>
-        <w:t>()</w:t>
+        <w:t>(</w:t>
+      </w:r>
+      <w:proofErr w:type="gramEnd"/>
+      <w:r>
+        <w:t>)</w:t>
       </w:r>
     </w:p>
     <w:p>
@@ -13390,12 +15645,17 @@
         <w:t xml:space="preserve">     - String </w:t>
       </w:r>
       <w:proofErr w:type="spellStart"/>
+      <w:proofErr w:type="gramStart"/>
       <w:r>
         <w:t>getTitle</w:t>
       </w:r>
       <w:proofErr w:type="spellEnd"/>
       <w:r>
-        <w:t>()</w:t>
+        <w:t>(</w:t>
+      </w:r>
+      <w:proofErr w:type="gramEnd"/>
+      <w:r>
+        <w:t>)</w:t>
       </w:r>
     </w:p>
     <w:p>
@@ -13415,12 +15675,25 @@
         <w:t xml:space="preserve">&gt; </w:t>
       </w:r>
       <w:proofErr w:type="spellStart"/>
+      <w:proofErr w:type="gramStart"/>
       <w:r>
         <w:t>findElements</w:t>
       </w:r>
       <w:proofErr w:type="spellEnd"/>
       <w:r>
-        <w:t xml:space="preserve">(By locator)   [from </w:t>
+        <w:t>(</w:t>
+      </w:r>
+      <w:proofErr w:type="gramEnd"/>
+      <w:r>
+        <w:t xml:space="preserve">By </w:t>
+      </w:r>
+      <w:proofErr w:type="gramStart"/>
+      <w:r>
+        <w:t xml:space="preserve">locator)   </w:t>
+      </w:r>
+      <w:proofErr w:type="gramEnd"/>
+      <w:r>
+        <w:t xml:space="preserve">[from </w:t>
       </w:r>
       <w:proofErr w:type="spellStart"/>
       <w:r>
@@ -13448,12 +15721,33 @@
         <w:t xml:space="preserve"> </w:t>
       </w:r>
       <w:proofErr w:type="spellStart"/>
+      <w:proofErr w:type="gramStart"/>
       <w:r>
         <w:t>findElement</w:t>
       </w:r>
       <w:proofErr w:type="spellEnd"/>
       <w:r>
-        <w:t xml:space="preserve">(By locator)          [from </w:t>
+        <w:t>(</w:t>
+      </w:r>
+      <w:proofErr w:type="gramEnd"/>
+      <w:r>
+        <w:t xml:space="preserve">By </w:t>
+      </w:r>
+      <w:proofErr w:type="gramStart"/>
+      <w:r>
+        <w:t xml:space="preserve">locator)   </w:t>
+      </w:r>
+      <w:proofErr w:type="gramEnd"/>
+      <w:r>
+        <w:t xml:space="preserve">    </w:t>
+      </w:r>
+      <w:proofErr w:type="gramStart"/>
+      <w:r>
+        <w:t xml:space="preserve">   [</w:t>
+      </w:r>
+      <w:proofErr w:type="gramEnd"/>
+      <w:r>
+        <w:t xml:space="preserve">from </w:t>
       </w:r>
       <w:proofErr w:type="spellStart"/>
       <w:r>
@@ -13473,30 +15767,51 @@
         <w:t xml:space="preserve">     - String </w:t>
       </w:r>
       <w:proofErr w:type="spellStart"/>
+      <w:proofErr w:type="gramStart"/>
       <w:r>
         <w:t>getPageSource</w:t>
       </w:r>
       <w:proofErr w:type="spellEnd"/>
       <w:r>
-        <w:t>()</w:t>
-      </w:r>
-    </w:p>
-    <w:p>
-      <w:pPr>
-        <w:spacing w:after="0" w:line="240" w:lineRule="auto"/>
-        <w:ind w:left="720"/>
-      </w:pPr>
-      <w:r>
-        <w:t xml:space="preserve">     - void close()</w:t>
-      </w:r>
-    </w:p>
-    <w:p>
-      <w:pPr>
-        <w:spacing w:after="0" w:line="240" w:lineRule="auto"/>
-        <w:ind w:left="720"/>
-      </w:pPr>
-      <w:r>
-        <w:t xml:space="preserve">     - void quit()</w:t>
+        <w:t>(</w:t>
+      </w:r>
+      <w:proofErr w:type="gramEnd"/>
+      <w:r>
+        <w:t>)</w:t>
+      </w:r>
+    </w:p>
+    <w:p>
+      <w:pPr>
+        <w:spacing w:after="0" w:line="240" w:lineRule="auto"/>
+        <w:ind w:left="720"/>
+      </w:pPr>
+      <w:r>
+        <w:t xml:space="preserve">     - void </w:t>
+      </w:r>
+      <w:proofErr w:type="gramStart"/>
+      <w:r>
+        <w:t>close(</w:t>
+      </w:r>
+      <w:proofErr w:type="gramEnd"/>
+      <w:r>
+        <w:t>)</w:t>
+      </w:r>
+    </w:p>
+    <w:p>
+      <w:pPr>
+        <w:spacing w:after="0" w:line="240" w:lineRule="auto"/>
+        <w:ind w:left="720"/>
+      </w:pPr>
+      <w:r>
+        <w:t xml:space="preserve">     - void </w:t>
+      </w:r>
+      <w:proofErr w:type="gramStart"/>
+      <w:r>
+        <w:t>quit(</w:t>
+      </w:r>
+      <w:proofErr w:type="gramEnd"/>
+      <w:r>
+        <w:t>)</w:t>
       </w:r>
     </w:p>
     <w:p>
@@ -13508,12 +15823,17 @@
         <w:t xml:space="preserve">     - Set&lt;String&gt; </w:t>
       </w:r>
       <w:proofErr w:type="spellStart"/>
+      <w:proofErr w:type="gramStart"/>
       <w:r>
         <w:t>getWindowHandles</w:t>
       </w:r>
       <w:proofErr w:type="spellEnd"/>
       <w:r>
-        <w:t>()</w:t>
+        <w:t>(</w:t>
+      </w:r>
+      <w:proofErr w:type="gramEnd"/>
+      <w:r>
+        <w:t>)</w:t>
       </w:r>
     </w:p>
     <w:p>
@@ -13525,12 +15845,17 @@
         <w:t xml:space="preserve">     - String </w:t>
       </w:r>
       <w:proofErr w:type="spellStart"/>
+      <w:proofErr w:type="gramStart"/>
       <w:r>
         <w:t>getWindowHandle</w:t>
       </w:r>
       <w:proofErr w:type="spellEnd"/>
       <w:r>
-        <w:t>()</w:t>
+        <w:t>(</w:t>
+      </w:r>
+      <w:proofErr w:type="gramEnd"/>
+      <w:r>
+        <w:t>)</w:t>
       </w:r>
     </w:p>
     <w:p>
@@ -13550,30 +15875,51 @@
         <w:t xml:space="preserve"> </w:t>
       </w:r>
       <w:proofErr w:type="spellStart"/>
+      <w:proofErr w:type="gramStart"/>
       <w:r>
         <w:t>switchTo</w:t>
       </w:r>
       <w:proofErr w:type="spellEnd"/>
       <w:r>
-        <w:t>()</w:t>
-      </w:r>
-    </w:p>
-    <w:p>
-      <w:pPr>
-        <w:spacing w:after="0" w:line="240" w:lineRule="auto"/>
-        <w:ind w:left="720"/>
-      </w:pPr>
-      <w:r>
-        <w:t xml:space="preserve">     - Navigation navigate()</w:t>
-      </w:r>
-    </w:p>
-    <w:p>
-      <w:pPr>
-        <w:spacing w:after="0" w:line="240" w:lineRule="auto"/>
-        <w:ind w:left="720"/>
-      </w:pPr>
-      <w:r>
-        <w:t xml:space="preserve">     - Options manage()</w:t>
+        <w:t>(</w:t>
+      </w:r>
+      <w:proofErr w:type="gramEnd"/>
+      <w:r>
+        <w:t>)</w:t>
+      </w:r>
+    </w:p>
+    <w:p>
+      <w:pPr>
+        <w:spacing w:after="0" w:line="240" w:lineRule="auto"/>
+        <w:ind w:left="720"/>
+      </w:pPr>
+      <w:r>
+        <w:t xml:space="preserve">     - Navigation </w:t>
+      </w:r>
+      <w:proofErr w:type="gramStart"/>
+      <w:r>
+        <w:t>navigate(</w:t>
+      </w:r>
+      <w:proofErr w:type="gramEnd"/>
+      <w:r>
+        <w:t>)</w:t>
+      </w:r>
+    </w:p>
+    <w:p>
+      <w:pPr>
+        <w:spacing w:after="0" w:line="240" w:lineRule="auto"/>
+        <w:ind w:left="720"/>
+      </w:pPr>
+      <w:r>
+        <w:t xml:space="preserve">     - Options </w:t>
+      </w:r>
+      <w:proofErr w:type="gramStart"/>
+      <w:r>
+        <w:t>manage(</w:t>
+      </w:r>
+      <w:proofErr w:type="gramEnd"/>
+      <w:r>
+        <w:t>)</w:t>
       </w:r>
     </w:p>
     <w:p>
@@ -13650,7 +15996,15 @@
         <w:ind w:left="720"/>
       </w:pPr>
       <w:r>
-        <w:t xml:space="preserve">   Base class that actually implements WebDriver interface.</w:t>
+        <w:t xml:space="preserve">   Base class that </w:t>
+      </w:r>
+      <w:proofErr w:type="gramStart"/>
+      <w:r>
+        <w:t>actually implements</w:t>
+      </w:r>
+      <w:proofErr w:type="gramEnd"/>
+      <w:r>
+        <w:t xml:space="preserve"> WebDriver interface.</w:t>
       </w:r>
     </w:p>
     <w:p>
@@ -13683,24 +16037,61 @@
         <w:ind w:left="720"/>
       </w:pPr>
       <w:r>
-        <w:t xml:space="preserve">     - execute(String command, Map&lt;String, ?&gt; parameters)</w:t>
-      </w:r>
-    </w:p>
-    <w:p>
-      <w:pPr>
-        <w:spacing w:after="0" w:line="240" w:lineRule="auto"/>
-        <w:ind w:left="720"/>
-      </w:pPr>
-      <w:r>
-        <w:t xml:space="preserve">     - get(String </w:t>
-      </w:r>
-      <w:proofErr w:type="spellStart"/>
+        <w:t xml:space="preserve">     - </w:t>
+      </w:r>
+      <w:proofErr w:type="gramStart"/>
+      <w:r>
+        <w:t>execute(</w:t>
+      </w:r>
+      <w:proofErr w:type="gramEnd"/>
+      <w:r>
+        <w:t>String command, Map&lt;String</w:t>
+      </w:r>
+      <w:proofErr w:type="gramStart"/>
+      <w:r>
+        <w:t>, ?</w:t>
+      </w:r>
+      <w:proofErr w:type="gramEnd"/>
+      <w:r>
+        <w:t>&gt; parameters)</w:t>
+      </w:r>
+    </w:p>
+    <w:p>
+      <w:pPr>
+        <w:spacing w:after="0" w:line="240" w:lineRule="auto"/>
+        <w:ind w:left="720"/>
+      </w:pPr>
+      <w:r>
+        <w:t xml:space="preserve">     - </w:t>
+      </w:r>
+      <w:proofErr w:type="gramStart"/>
+      <w:r>
+        <w:t>get(</w:t>
+      </w:r>
+      <w:proofErr w:type="gramEnd"/>
+      <w:r>
+        <w:t xml:space="preserve">String </w:t>
+      </w:r>
+      <w:proofErr w:type="spellStart"/>
+      <w:proofErr w:type="gramStart"/>
       <w:r>
         <w:t>url</w:t>
       </w:r>
       <w:proofErr w:type="spellEnd"/>
       <w:r>
-        <w:t>)         [implemented]</w:t>
+        <w:t xml:space="preserve">)   </w:t>
+      </w:r>
+      <w:proofErr w:type="gramEnd"/>
+      <w:r>
+        <w:t xml:space="preserve">   </w:t>
+      </w:r>
+      <w:proofErr w:type="gramStart"/>
+      <w:r>
+        <w:t xml:space="preserve">   [</w:t>
+      </w:r>
+      <w:proofErr w:type="gramEnd"/>
+      <w:r>
+        <w:t>implemented]</w:t>
       </w:r>
     </w:p>
     <w:p>
@@ -13712,12 +16103,17 @@
         <w:t xml:space="preserve">     - </w:t>
       </w:r>
       <w:proofErr w:type="spellStart"/>
+      <w:proofErr w:type="gramStart"/>
       <w:r>
         <w:t>findElement</w:t>
       </w:r>
       <w:proofErr w:type="spellEnd"/>
       <w:r>
-        <w:t>(By locator) [implemented]</w:t>
+        <w:t>(</w:t>
+      </w:r>
+      <w:proofErr w:type="gramEnd"/>
+      <w:r>
+        <w:t>By locator) [implemented]</w:t>
       </w:r>
     </w:p>
     <w:p>
@@ -13729,12 +16125,17 @@
         <w:t xml:space="preserve">     - </w:t>
       </w:r>
       <w:proofErr w:type="spellStart"/>
+      <w:proofErr w:type="gramStart"/>
       <w:r>
         <w:t>findElements</w:t>
       </w:r>
       <w:proofErr w:type="spellEnd"/>
       <w:r>
-        <w:t>(By locator)</w:t>
+        <w:t>(</w:t>
+      </w:r>
+      <w:proofErr w:type="gramEnd"/>
+      <w:r>
+        <w:t>By locator)</w:t>
       </w:r>
     </w:p>
     <w:p>
@@ -13746,12 +16147,17 @@
         <w:t xml:space="preserve">     - </w:t>
       </w:r>
       <w:proofErr w:type="spellStart"/>
+      <w:proofErr w:type="gramStart"/>
       <w:r>
         <w:t>getTitle</w:t>
       </w:r>
       <w:proofErr w:type="spellEnd"/>
       <w:r>
-        <w:t>()</w:t>
+        <w:t>(</w:t>
+      </w:r>
+      <w:proofErr w:type="gramEnd"/>
+      <w:r>
+        <w:t>)</w:t>
       </w:r>
     </w:p>
     <w:p>
@@ -13763,12 +16169,17 @@
         <w:t xml:space="preserve">     - </w:t>
       </w:r>
       <w:proofErr w:type="spellStart"/>
+      <w:proofErr w:type="gramStart"/>
       <w:r>
         <w:t>getCurrentUrl</w:t>
       </w:r>
       <w:proofErr w:type="spellEnd"/>
       <w:r>
-        <w:t>()</w:t>
+        <w:t>(</w:t>
+      </w:r>
+      <w:proofErr w:type="gramEnd"/>
+      <w:r>
+        <w:t>)</w:t>
       </w:r>
     </w:p>
     <w:p>
@@ -13778,33 +16189,54 @@
       </w:pPr>
       <w:r>
         <w:lastRenderedPageBreak/>
-        <w:t xml:space="preserve">     - close()</w:t>
-      </w:r>
-    </w:p>
-    <w:p>
-      <w:pPr>
-        <w:spacing w:after="0" w:line="240" w:lineRule="auto"/>
-        <w:ind w:left="720"/>
-      </w:pPr>
-      <w:r>
-        <w:t xml:space="preserve">     - quit()</w:t>
-      </w:r>
-    </w:p>
-    <w:p>
-      <w:pPr>
-        <w:spacing w:after="0" w:line="240" w:lineRule="auto"/>
-        <w:ind w:left="720"/>
-      </w:pPr>
-      <w:r>
         <w:t xml:space="preserve">     - </w:t>
       </w:r>
-      <w:proofErr w:type="spellStart"/>
+      <w:proofErr w:type="gramStart"/>
+      <w:r>
+        <w:t>close(</w:t>
+      </w:r>
+      <w:proofErr w:type="gramEnd"/>
+      <w:r>
+        <w:t>)</w:t>
+      </w:r>
+    </w:p>
+    <w:p>
+      <w:pPr>
+        <w:spacing w:after="0" w:line="240" w:lineRule="auto"/>
+        <w:ind w:left="720"/>
+      </w:pPr>
+      <w:r>
+        <w:t xml:space="preserve">     - </w:t>
+      </w:r>
+      <w:proofErr w:type="gramStart"/>
+      <w:r>
+        <w:t>quit(</w:t>
+      </w:r>
+      <w:proofErr w:type="gramEnd"/>
+      <w:r>
+        <w:t>)</w:t>
+      </w:r>
+    </w:p>
+    <w:p>
+      <w:pPr>
+        <w:spacing w:after="0" w:line="240" w:lineRule="auto"/>
+        <w:ind w:left="720"/>
+      </w:pPr>
+      <w:r>
+        <w:t xml:space="preserve">     - </w:t>
+      </w:r>
+      <w:proofErr w:type="spellStart"/>
+      <w:proofErr w:type="gramStart"/>
       <w:r>
         <w:t>getWindowHandle</w:t>
       </w:r>
       <w:proofErr w:type="spellEnd"/>
       <w:r>
-        <w:t>()</w:t>
+        <w:t>(</w:t>
+      </w:r>
+      <w:proofErr w:type="gramEnd"/>
+      <w:r>
+        <w:t>)</w:t>
       </w:r>
     </w:p>
     <w:p>
@@ -13816,30 +16248,17 @@
         <w:t xml:space="preserve">     - </w:t>
       </w:r>
       <w:proofErr w:type="spellStart"/>
+      <w:proofErr w:type="gramStart"/>
       <w:r>
         <w:t>getWindowHandles</w:t>
       </w:r>
       <w:proofErr w:type="spellEnd"/>
       <w:r>
-        <w:t>()</w:t>
-      </w:r>
-    </w:p>
-    <w:p>
-      <w:pPr>
-        <w:spacing w:after="0" w:line="240" w:lineRule="auto"/>
-        <w:ind w:left="720"/>
-      </w:pPr>
-      <w:r>
-        <w:t xml:space="preserve">     - manage()</w:t>
-      </w:r>
-    </w:p>
-    <w:p>
-      <w:pPr>
-        <w:spacing w:after="0" w:line="240" w:lineRule="auto"/>
-        <w:ind w:left="720"/>
-      </w:pPr>
-      <w:r>
-        <w:t xml:space="preserve">     - navigate()</w:t>
+        <w:t>(</w:t>
+      </w:r>
+      <w:proofErr w:type="gramEnd"/>
+      <w:r>
+        <w:t>)</w:t>
       </w:r>
     </w:p>
     <w:p>
@@ -13850,13 +16269,52 @@
       <w:r>
         <w:t xml:space="preserve">     - </w:t>
       </w:r>
-      <w:proofErr w:type="spellStart"/>
+      <w:proofErr w:type="gramStart"/>
+      <w:r>
+        <w:t>manage(</w:t>
+      </w:r>
+      <w:proofErr w:type="gramEnd"/>
+      <w:r>
+        <w:t>)</w:t>
+      </w:r>
+    </w:p>
+    <w:p>
+      <w:pPr>
+        <w:spacing w:after="0" w:line="240" w:lineRule="auto"/>
+        <w:ind w:left="720"/>
+      </w:pPr>
+      <w:r>
+        <w:t xml:space="preserve">     - </w:t>
+      </w:r>
+      <w:proofErr w:type="gramStart"/>
+      <w:r>
+        <w:t>navigate(</w:t>
+      </w:r>
+      <w:proofErr w:type="gramEnd"/>
+      <w:r>
+        <w:t>)</w:t>
+      </w:r>
+    </w:p>
+    <w:p>
+      <w:pPr>
+        <w:spacing w:after="0" w:line="240" w:lineRule="auto"/>
+        <w:ind w:left="720"/>
+      </w:pPr>
+      <w:r>
+        <w:t xml:space="preserve">     - </w:t>
+      </w:r>
+      <w:proofErr w:type="spellStart"/>
+      <w:proofErr w:type="gramStart"/>
       <w:r>
         <w:t>switchTo</w:t>
       </w:r>
       <w:proofErr w:type="spellEnd"/>
       <w:r>
-        <w:t>()</w:t>
+        <w:t>(</w:t>
+      </w:r>
+      <w:proofErr w:type="gramEnd"/>
+      <w:r>
+        <w:t>)</w:t>
       </w:r>
     </w:p>
     <w:p>
@@ -13920,10 +16378,12 @@
         <w:t>TakesScreenshot</w:t>
       </w:r>
       <w:proofErr w:type="spellEnd"/>
+      <w:proofErr w:type="gramStart"/>
       <w:r>
         <w:t xml:space="preserve">   (</w:t>
       </w:r>
       <w:proofErr w:type="spellStart"/>
+      <w:proofErr w:type="gramEnd"/>
       <w:r>
         <w:t>getScreenshotAs</w:t>
       </w:r>
@@ -13945,10 +16405,12 @@
         <w:t>HasCapabilities</w:t>
       </w:r>
       <w:proofErr w:type="spellEnd"/>
+      <w:proofErr w:type="gramStart"/>
       <w:r>
         <w:t xml:space="preserve">   (</w:t>
       </w:r>
       <w:proofErr w:type="spellStart"/>
+      <w:proofErr w:type="gramEnd"/>
       <w:r>
         <w:t>getCapabilities</w:t>
       </w:r>
@@ -14419,12 +16881,17 @@
         <w:t xml:space="preserve">      - Object </w:t>
       </w:r>
       <w:proofErr w:type="spellStart"/>
+      <w:proofErr w:type="gramStart"/>
       <w:r>
         <w:t>executeScript</w:t>
       </w:r>
       <w:proofErr w:type="spellEnd"/>
       <w:r>
-        <w:t xml:space="preserve">(String script, Object... </w:t>
+        <w:t>(</w:t>
+      </w:r>
+      <w:proofErr w:type="gramEnd"/>
+      <w:r>
+        <w:t xml:space="preserve">String script, Object... </w:t>
       </w:r>
       <w:proofErr w:type="spellStart"/>
       <w:r>
@@ -14444,12 +16911,17 @@
         <w:t xml:space="preserve">      - Object </w:t>
       </w:r>
       <w:proofErr w:type="spellStart"/>
+      <w:proofErr w:type="gramStart"/>
       <w:r>
         <w:t>executeAsyncScript</w:t>
       </w:r>
       <w:proofErr w:type="spellEnd"/>
       <w:r>
-        <w:t xml:space="preserve">(String script, Object... </w:t>
+        <w:t>(</w:t>
+      </w:r>
+      <w:proofErr w:type="gramEnd"/>
+      <w:r>
+        <w:t xml:space="preserve">String script, Object... </w:t>
       </w:r>
       <w:proofErr w:type="spellStart"/>
       <w:r>
@@ -14489,6 +16961,7 @@
         <w:t xml:space="preserve">      - &lt;X&gt; X </w:t>
       </w:r>
       <w:proofErr w:type="spellStart"/>
+      <w:proofErr w:type="gramStart"/>
       <w:r>
         <w:t>getScreenshotAs</w:t>
       </w:r>
@@ -14497,6 +16970,7 @@
         <w:t>(</w:t>
       </w:r>
       <w:proofErr w:type="spellStart"/>
+      <w:proofErr w:type="gramEnd"/>
       <w:r>
         <w:t>OutputType</w:t>
       </w:r>
@@ -14534,12 +17008,17 @@
         <w:t xml:space="preserve">      - Capabilities </w:t>
       </w:r>
       <w:proofErr w:type="spellStart"/>
+      <w:proofErr w:type="gramStart"/>
       <w:r>
         <w:t>getCapabilities</w:t>
       </w:r>
       <w:proofErr w:type="spellEnd"/>
       <w:r>
-        <w:t>()</w:t>
+        <w:t>(</w:t>
+      </w:r>
+      <w:proofErr w:type="gramEnd"/>
+      <w:r>
+        <w:t>)</w:t>
       </w:r>
     </w:p>
     <w:p>
@@ -14582,12 +17061,17 @@
         <w:t xml:space="preserve"> </w:t>
       </w:r>
       <w:proofErr w:type="spellStart"/>
+      <w:proofErr w:type="gramStart"/>
       <w:r>
         <w:t>getLocalStorage</w:t>
       </w:r>
       <w:proofErr w:type="spellEnd"/>
       <w:r>
-        <w:t>()</w:t>
+        <w:t>(</w:t>
+      </w:r>
+      <w:proofErr w:type="gramEnd"/>
+      <w:r>
+        <w:t>)</w:t>
       </w:r>
     </w:p>
     <w:p>
@@ -14607,12 +17091,17 @@
         <w:t xml:space="preserve"> </w:t>
       </w:r>
       <w:proofErr w:type="spellStart"/>
+      <w:proofErr w:type="gramStart"/>
       <w:r>
         <w:t>getSessionStorage</w:t>
       </w:r>
       <w:proofErr w:type="spellEnd"/>
       <w:r>
-        <w:t>()</w:t>
+        <w:t>(</w:t>
+      </w:r>
+      <w:proofErr w:type="gramEnd"/>
+      <w:r>
+        <w:t>)</w:t>
       </w:r>
     </w:p>
     <w:p>
@@ -14640,8 +17129,13 @@
         <w:t>SearchContext</w:t>
       </w:r>
       <w:proofErr w:type="spellEnd"/>
-      <w:r>
-        <w:t xml:space="preserve">   (Interface)</w:t>
+      <w:proofErr w:type="gramStart"/>
+      <w:r>
+        <w:t xml:space="preserve">   (</w:t>
+      </w:r>
+      <w:proofErr w:type="gramEnd"/>
+      <w:r>
+        <w:t>Interface)</w:t>
       </w:r>
     </w:p>
     <w:p>
@@ -14659,7 +17153,15 @@
         <w:ind w:left="720"/>
       </w:pPr>
       <w:r>
-        <w:t xml:space="preserve">      └── WebDriver   (Interface, extends </w:t>
+        <w:t xml:space="preserve">      └── WebDriver</w:t>
+      </w:r>
+      <w:proofErr w:type="gramStart"/>
+      <w:r>
+        <w:t xml:space="preserve">   (</w:t>
+      </w:r>
+      <w:proofErr w:type="gramEnd"/>
+      <w:r>
+        <w:t xml:space="preserve">Interface, extends </w:t>
       </w:r>
       <w:proofErr w:type="spellStart"/>
       <w:r>
@@ -14692,8 +17194,13 @@
         <w:t>RemoteWebDriver</w:t>
       </w:r>
       <w:proofErr w:type="spellEnd"/>
-      <w:r>
-        <w:t xml:space="preserve">   (Class, implements WebDriver + extra interfaces)</w:t>
+      <w:proofErr w:type="gramStart"/>
+      <w:r>
+        <w:t xml:space="preserve">   (</w:t>
+      </w:r>
+      <w:proofErr w:type="gramEnd"/>
+      <w:r>
+        <w:t>Class, implements WebDriver + extra interfaces)</w:t>
       </w:r>
     </w:p>
     <w:p>
@@ -14733,8 +17240,13 @@
         <w:t>ChromeDriver</w:t>
       </w:r>
       <w:proofErr w:type="spellEnd"/>
-      <w:r>
-        <w:t xml:space="preserve">   (Class, extends </w:t>
+      <w:proofErr w:type="gramStart"/>
+      <w:r>
+        <w:t xml:space="preserve">   (</w:t>
+      </w:r>
+      <w:proofErr w:type="gramEnd"/>
+      <w:r>
+        <w:t xml:space="preserve">Class, extends </w:t>
       </w:r>
       <w:proofErr w:type="spellStart"/>
       <w:r>
@@ -14769,12 +17281,17 @@
         <w:t xml:space="preserve"> </w:t>
       </w:r>
       <w:proofErr w:type="spellStart"/>
+      <w:proofErr w:type="gramStart"/>
       <w:r>
         <w:t>FirefoxDriver</w:t>
       </w:r>
       <w:proofErr w:type="spellEnd"/>
       <w:r>
-        <w:t xml:space="preserve">  (Class, extends </w:t>
+        <w:t xml:space="preserve">  (</w:t>
+      </w:r>
+      <w:proofErr w:type="gramEnd"/>
+      <w:r>
+        <w:t xml:space="preserve">Class, extends </w:t>
       </w:r>
       <w:proofErr w:type="spellStart"/>
       <w:r>
@@ -14814,7 +17331,15 @@
       </w:r>
       <w:proofErr w:type="spellEnd"/>
       <w:r>
-        <w:t xml:space="preserve">     (Class, extends </w:t>
+        <w:t xml:space="preserve">  </w:t>
+      </w:r>
+      <w:proofErr w:type="gramStart"/>
+      <w:r>
+        <w:t xml:space="preserve">   (</w:t>
+      </w:r>
+      <w:proofErr w:type="gramEnd"/>
+      <w:r>
+        <w:t xml:space="preserve">Class, extends </w:t>
       </w:r>
       <w:proofErr w:type="spellStart"/>
       <w:r>
@@ -14853,8 +17378,13 @@
         <w:t>SafariDriver</w:t>
       </w:r>
       <w:proofErr w:type="spellEnd"/>
-      <w:r>
-        <w:t xml:space="preserve">   (Class, extends </w:t>
+      <w:proofErr w:type="gramStart"/>
+      <w:r>
+        <w:t xml:space="preserve">   (</w:t>
+      </w:r>
+      <w:proofErr w:type="gramEnd"/>
+      <w:r>
+        <w:t xml:space="preserve">Class, extends </w:t>
       </w:r>
       <w:proofErr w:type="spellStart"/>
       <w:r>
@@ -15156,10 +17686,20 @@
         <w:t xml:space="preserve">import </w:t>
       </w:r>
       <w:proofErr w:type="spellStart"/>
-      <w:r>
-        <w:t>org.openqa.selenium.WebDriver</w:t>
-      </w:r>
-      <w:proofErr w:type="spellEnd"/>
+      <w:proofErr w:type="gramStart"/>
+      <w:r>
+        <w:t>org.openqa</w:t>
+      </w:r>
+      <w:proofErr w:type="gramEnd"/>
+      <w:r>
+        <w:t>.</w:t>
+      </w:r>
+      <w:proofErr w:type="gramStart"/>
+      <w:r>
+        <w:t>selenium.WebDriver</w:t>
+      </w:r>
+      <w:proofErr w:type="spellEnd"/>
+      <w:proofErr w:type="gramEnd"/>
       <w:r>
         <w:t>;</w:t>
       </w:r>
@@ -15173,13 +17713,31 @@
         <w:t xml:space="preserve">import </w:t>
       </w:r>
       <w:proofErr w:type="spellStart"/>
-      <w:r>
-        <w:t>org.openqa.selenium.chrome.ChromeDriver</w:t>
+      <w:proofErr w:type="gramStart"/>
+      <w:r>
+        <w:t>org.openqa</w:t>
+      </w:r>
+      <w:proofErr w:type="gramEnd"/>
+      <w:r>
+        <w:t>.</w:t>
+      </w:r>
+      <w:proofErr w:type="gramStart"/>
+      <w:r>
+        <w:t>selenium.chrome</w:t>
+      </w:r>
+      <w:proofErr w:type="gramEnd"/>
+      <w:r>
+        <w:t>.</w:t>
+      </w:r>
+      <w:proofErr w:type="gramStart"/>
+      <w:r>
+        <w:t>ChromeDriver</w:t>
       </w:r>
       <w:proofErr w:type="spellEnd"/>
       <w:r>
         <w:t>;</w:t>
       </w:r>
+      <w:proofErr w:type="gramEnd"/>
     </w:p>
     <w:p>
       <w:pPr>
@@ -15190,10 +17748,20 @@
         <w:t xml:space="preserve">import </w:t>
       </w:r>
       <w:proofErr w:type="spellStart"/>
-      <w:r>
-        <w:t>org.openqa.selenium.Cookie</w:t>
-      </w:r>
-      <w:proofErr w:type="spellEnd"/>
+      <w:proofErr w:type="gramStart"/>
+      <w:r>
+        <w:t>org.openqa</w:t>
+      </w:r>
+      <w:proofErr w:type="gramEnd"/>
+      <w:r>
+        <w:t>.</w:t>
+      </w:r>
+      <w:proofErr w:type="gramStart"/>
+      <w:r>
+        <w:t>selenium.Cookie</w:t>
+      </w:r>
+      <w:proofErr w:type="spellEnd"/>
+      <w:proofErr w:type="gramEnd"/>
       <w:r>
         <w:t>;</w:t>
       </w:r>
@@ -15207,27 +17775,42 @@
         <w:t xml:space="preserve">import </w:t>
       </w:r>
       <w:proofErr w:type="spellStart"/>
-      <w:r>
-        <w:t>java.util.Set</w:t>
+      <w:proofErr w:type="gramStart"/>
+      <w:r>
+        <w:t>java.util</w:t>
+      </w:r>
+      <w:proofErr w:type="gramEnd"/>
+      <w:r>
+        <w:t>.</w:t>
+      </w:r>
+      <w:proofErr w:type="gramStart"/>
+      <w:r>
+        <w:t>Set</w:t>
       </w:r>
       <w:proofErr w:type="spellEnd"/>
       <w:r>
         <w:t>;</w:t>
       </w:r>
-    </w:p>
-    <w:p>
-      <w:pPr>
-        <w:spacing w:after="0" w:line="240" w:lineRule="auto"/>
-        <w:ind w:left="720"/>
-      </w:pPr>
-    </w:p>
-    <w:p>
-      <w:pPr>
-        <w:spacing w:after="0" w:line="240" w:lineRule="auto"/>
-        <w:ind w:left="720"/>
-      </w:pPr>
-      <w:r>
-        <w:t xml:space="preserve">public class </w:t>
+      <w:proofErr w:type="gramEnd"/>
+    </w:p>
+    <w:p>
+      <w:pPr>
+        <w:spacing w:after="0" w:line="240" w:lineRule="auto"/>
+        <w:ind w:left="720"/>
+      </w:pPr>
+    </w:p>
+    <w:p>
+      <w:pPr>
+        <w:spacing w:after="0" w:line="240" w:lineRule="auto"/>
+        <w:ind w:left="720"/>
+      </w:pPr>
+      <w:proofErr w:type="gramStart"/>
+      <w:r>
+        <w:t>public</w:t>
+      </w:r>
+      <w:proofErr w:type="gramEnd"/>
+      <w:r>
+        <w:t xml:space="preserve"> class </w:t>
       </w:r>
       <w:proofErr w:type="spellStart"/>
       <w:r>
@@ -15244,9 +17827,18 @@
         <w:ind w:left="720"/>
       </w:pPr>
       <w:r>
-        <w:t xml:space="preserve">    public static void main(String[] </w:t>
-      </w:r>
-      <w:proofErr w:type="spellStart"/>
+        <w:t xml:space="preserve">    public static void </w:t>
+      </w:r>
+      <w:proofErr w:type="gramStart"/>
+      <w:r>
+        <w:t>main(String[</w:t>
+      </w:r>
+      <w:proofErr w:type="gramEnd"/>
+      <w:r>
+        <w:t xml:space="preserve">] </w:t>
+      </w:r>
+      <w:proofErr w:type="spellStart"/>
+      <w:proofErr w:type="gramStart"/>
       <w:r>
         <w:t>args</w:t>
       </w:r>
@@ -15254,6 +17846,7 @@
       <w:r>
         <w:t>) {</w:t>
       </w:r>
+      <w:proofErr w:type="gramEnd"/>
     </w:p>
     <w:p>
       <w:pPr>
@@ -15264,6 +17857,7 @@
         <w:t xml:space="preserve">        WebDriver driver = new </w:t>
       </w:r>
       <w:proofErr w:type="spellStart"/>
+      <w:proofErr w:type="gramStart"/>
       <w:r>
         <w:t>ChromeDriver</w:t>
       </w:r>
@@ -15271,6 +17865,7 @@
       <w:r>
         <w:t>();</w:t>
       </w:r>
+      <w:proofErr w:type="gramEnd"/>
     </w:p>
     <w:p>
       <w:pPr>
@@ -15301,8 +17896,13 @@
       </w:r>
       <w:proofErr w:type="spellEnd"/>
       <w:r>
-        <w:t>("https://www.flipkart.com");</w:t>
-      </w:r>
+        <w:t>("https://www.flipkart.com"</w:t>
+      </w:r>
+      <w:proofErr w:type="gramStart"/>
+      <w:r>
+        <w:t>);</w:t>
+      </w:r>
+      <w:proofErr w:type="gramEnd"/>
     </w:p>
     <w:p>
       <w:pPr>
@@ -15328,21 +17928,33 @@
         <w:t xml:space="preserve">        Set&lt;Cookie&gt; cookies = </w:t>
       </w:r>
       <w:proofErr w:type="spellStart"/>
+      <w:proofErr w:type="gramStart"/>
       <w:r>
         <w:t>driver.manage</w:t>
       </w:r>
       <w:proofErr w:type="spellEnd"/>
-      <w:r>
-        <w:t>().</w:t>
+      <w:proofErr w:type="gramEnd"/>
+      <w:r>
+        <w:t>(</w:t>
+      </w:r>
+      <w:proofErr w:type="gramStart"/>
+      <w:r>
+        <w:t>).</w:t>
       </w:r>
       <w:proofErr w:type="spellStart"/>
       <w:r>
         <w:t>getCookies</w:t>
       </w:r>
       <w:proofErr w:type="spellEnd"/>
-      <w:r>
-        <w:t>();</w:t>
-      </w:r>
+      <w:proofErr w:type="gramEnd"/>
+      <w:r>
+        <w:t>(</w:t>
+      </w:r>
+      <w:proofErr w:type="gramStart"/>
+      <w:r>
+        <w:t>);</w:t>
+      </w:r>
+      <w:proofErr w:type="gramEnd"/>
     </w:p>
     <w:p>
       <w:pPr>
@@ -15361,22 +17973,42 @@
         <w:t xml:space="preserve">("Total Cookies: " + </w:t>
       </w:r>
       <w:proofErr w:type="spellStart"/>
+      <w:proofErr w:type="gramStart"/>
       <w:r>
         <w:t>cookies.size</w:t>
       </w:r>
       <w:proofErr w:type="spellEnd"/>
-      <w:r>
-        <w:t>());</w:t>
-      </w:r>
-    </w:p>
-    <w:p>
-      <w:pPr>
-        <w:spacing w:after="0" w:line="240" w:lineRule="auto"/>
-        <w:ind w:left="720"/>
-      </w:pPr>
-      <w:r>
-        <w:t xml:space="preserve">        for (Cookie c : cookies) {</w:t>
-      </w:r>
+      <w:proofErr w:type="gramEnd"/>
+      <w:r>
+        <w:t>()</w:t>
+      </w:r>
+      <w:proofErr w:type="gramStart"/>
+      <w:r>
+        <w:t>);</w:t>
+      </w:r>
+      <w:proofErr w:type="gramEnd"/>
+    </w:p>
+    <w:p>
+      <w:pPr>
+        <w:spacing w:after="0" w:line="240" w:lineRule="auto"/>
+        <w:ind w:left="720"/>
+      </w:pPr>
+      <w:r>
+        <w:t xml:space="preserve">        for (Cookie </w:t>
+      </w:r>
+      <w:proofErr w:type="gramStart"/>
+      <w:r>
+        <w:t>c :</w:t>
+      </w:r>
+      <w:proofErr w:type="gramEnd"/>
+      <w:r>
+        <w:t xml:space="preserve"> </w:t>
+      </w:r>
+      <w:proofErr w:type="gramStart"/>
+      <w:r>
+        <w:t>cookies) {</w:t>
+      </w:r>
+      <w:proofErr w:type="gramEnd"/>
     </w:p>
     <w:p>
       <w:pPr>
@@ -15395,21 +18027,38 @@
         <w:t>(</w:t>
       </w:r>
       <w:proofErr w:type="spellStart"/>
+      <w:proofErr w:type="gramStart"/>
       <w:r>
         <w:t>c.getName</w:t>
       </w:r>
       <w:proofErr w:type="spellEnd"/>
-      <w:r>
-        <w:t xml:space="preserve">() + " : " + </w:t>
-      </w:r>
-      <w:proofErr w:type="spellStart"/>
+      <w:proofErr w:type="gramEnd"/>
+      <w:r>
+        <w:t xml:space="preserve">() + </w:t>
+      </w:r>
+      <w:proofErr w:type="gramStart"/>
+      <w:r>
+        <w:t>" :</w:t>
+      </w:r>
+      <w:proofErr w:type="gramEnd"/>
+      <w:r>
+        <w:t xml:space="preserve"> " + </w:t>
+      </w:r>
+      <w:proofErr w:type="spellStart"/>
+      <w:proofErr w:type="gramStart"/>
       <w:r>
         <w:t>c.getValue</w:t>
       </w:r>
       <w:proofErr w:type="spellEnd"/>
-      <w:r>
-        <w:t>());</w:t>
-      </w:r>
+      <w:proofErr w:type="gramEnd"/>
+      <w:r>
+        <w:t>()</w:t>
+      </w:r>
+      <w:proofErr w:type="gramStart"/>
+      <w:r>
+        <w:t>);</w:t>
+      </w:r>
+      <w:proofErr w:type="gramEnd"/>
     </w:p>
     <w:p>
       <w:pPr>
@@ -15452,21 +18101,33 @@
         <w:t xml:space="preserve"> = </w:t>
       </w:r>
       <w:proofErr w:type="spellStart"/>
+      <w:proofErr w:type="gramStart"/>
       <w:r>
         <w:t>driver.manage</w:t>
       </w:r>
       <w:proofErr w:type="spellEnd"/>
-      <w:r>
-        <w:t>().</w:t>
+      <w:proofErr w:type="gramEnd"/>
+      <w:r>
+        <w:t>(</w:t>
+      </w:r>
+      <w:proofErr w:type="gramStart"/>
+      <w:r>
+        <w:t>).</w:t>
       </w:r>
       <w:proofErr w:type="spellStart"/>
       <w:r>
         <w:t>getCookieNamed</w:t>
       </w:r>
       <w:proofErr w:type="spellEnd"/>
-      <w:r>
-        <w:t>("session-id");</w:t>
-      </w:r>
+      <w:proofErr w:type="gramEnd"/>
+      <w:r>
+        <w:t>("session-id"</w:t>
+      </w:r>
+      <w:proofErr w:type="gramStart"/>
+      <w:r>
+        <w:t>);</w:t>
+      </w:r>
+      <w:proofErr w:type="gramEnd"/>
     </w:p>
     <w:p>
       <w:pPr>
@@ -15477,13 +18138,23 @@
         <w:t xml:space="preserve">        if (</w:t>
       </w:r>
       <w:proofErr w:type="spellStart"/>
+      <w:proofErr w:type="gramStart"/>
       <w:r>
         <w:t>sessionCookie</w:t>
       </w:r>
       <w:proofErr w:type="spellEnd"/>
       <w:r>
-        <w:t xml:space="preserve"> != null) {</w:t>
-      </w:r>
+        <w:t xml:space="preserve"> !</w:t>
+      </w:r>
+      <w:proofErr w:type="gramEnd"/>
+      <w:r>
+        <w:t xml:space="preserve">= </w:t>
+      </w:r>
+      <w:proofErr w:type="gramStart"/>
+      <w:r>
+        <w:t>null) {</w:t>
+      </w:r>
+      <w:proofErr w:type="gramEnd"/>
     </w:p>
     <w:p>
       <w:pPr>
@@ -15507,8 +18178,13 @@
       </w:r>
       <w:proofErr w:type="spellEnd"/>
       <w:r>
-        <w:t>());</w:t>
-      </w:r>
+        <w:t>()</w:t>
+      </w:r>
+      <w:proofErr w:type="gramStart"/>
+      <w:r>
+        <w:t>);</w:t>
+      </w:r>
+      <w:proofErr w:type="gramEnd"/>
     </w:p>
     <w:p>
       <w:pPr>
@@ -15548,7 +18224,15 @@
       </w:r>
       <w:proofErr w:type="spellEnd"/>
       <w:r>
-        <w:t xml:space="preserve"> = new Cookie("</w:t>
+        <w:t xml:space="preserve"> = new </w:t>
+      </w:r>
+      <w:proofErr w:type="gramStart"/>
+      <w:r>
+        <w:t>Cookie(</w:t>
+      </w:r>
+      <w:proofErr w:type="gramEnd"/>
+      <w:r>
+        <w:t>"</w:t>
       </w:r>
       <w:proofErr w:type="spellStart"/>
       <w:r>
@@ -15556,8 +18240,13 @@
       </w:r>
       <w:proofErr w:type="spellEnd"/>
       <w:r>
-        <w:t>", "12345");</w:t>
-      </w:r>
+        <w:t>", "12345"</w:t>
+      </w:r>
+      <w:proofErr w:type="gramStart"/>
+      <w:r>
+        <w:t>);</w:t>
+      </w:r>
+      <w:proofErr w:type="gramEnd"/>
     </w:p>
     <w:p>
       <w:pPr>
@@ -15568,18 +18257,25 @@
         <w:t xml:space="preserve">        </w:t>
       </w:r>
       <w:proofErr w:type="spellStart"/>
+      <w:proofErr w:type="gramStart"/>
       <w:r>
         <w:t>driver.manage</w:t>
       </w:r>
       <w:proofErr w:type="spellEnd"/>
-      <w:r>
-        <w:t>().</w:t>
+      <w:proofErr w:type="gramEnd"/>
+      <w:r>
+        <w:t>(</w:t>
+      </w:r>
+      <w:proofErr w:type="gramStart"/>
+      <w:r>
+        <w:t>).</w:t>
       </w:r>
       <w:proofErr w:type="spellStart"/>
       <w:r>
         <w:t>addCookie</w:t>
       </w:r>
       <w:proofErr w:type="spellEnd"/>
+      <w:proofErr w:type="gramEnd"/>
       <w:r>
         <w:t>(</w:t>
       </w:r>
@@ -15588,9 +18284,11 @@
         <w:t>newCookie</w:t>
       </w:r>
       <w:proofErr w:type="spellEnd"/>
+      <w:proofErr w:type="gramStart"/>
       <w:r>
         <w:t>);</w:t>
       </w:r>
+      <w:proofErr w:type="gramEnd"/>
     </w:p>
     <w:p>
       <w:pPr>
@@ -15609,18 +18307,25 @@
         <w:t xml:space="preserve">("Cookie added: " + </w:t>
       </w:r>
       <w:proofErr w:type="spellStart"/>
+      <w:proofErr w:type="gramStart"/>
       <w:r>
         <w:t>driver.manage</w:t>
       </w:r>
       <w:proofErr w:type="spellEnd"/>
-      <w:r>
-        <w:t>().</w:t>
+      <w:proofErr w:type="gramEnd"/>
+      <w:r>
+        <w:t>(</w:t>
+      </w:r>
+      <w:proofErr w:type="gramStart"/>
+      <w:r>
+        <w:t>).</w:t>
       </w:r>
       <w:proofErr w:type="spellStart"/>
       <w:r>
         <w:t>getCookieNamed</w:t>
       </w:r>
       <w:proofErr w:type="spellEnd"/>
+      <w:proofErr w:type="gramEnd"/>
       <w:r>
         <w:t>("</w:t>
       </w:r>
@@ -15630,8 +18335,13 @@
       </w:r>
       <w:proofErr w:type="spellEnd"/>
       <w:r>
-        <w:t>"));</w:t>
-      </w:r>
+        <w:t>")</w:t>
+      </w:r>
+      <w:proofErr w:type="gramStart"/>
+      <w:r>
+        <w:t>);</w:t>
+      </w:r>
+      <w:proofErr w:type="gramEnd"/>
     </w:p>
     <w:p>
       <w:pPr>
@@ -15657,18 +18367,25 @@
         <w:t xml:space="preserve">        </w:t>
       </w:r>
       <w:proofErr w:type="spellStart"/>
+      <w:proofErr w:type="gramStart"/>
       <w:r>
         <w:t>driver.manage</w:t>
       </w:r>
       <w:proofErr w:type="spellEnd"/>
-      <w:r>
-        <w:t>().</w:t>
+      <w:proofErr w:type="gramEnd"/>
+      <w:r>
+        <w:t>(</w:t>
+      </w:r>
+      <w:proofErr w:type="gramStart"/>
+      <w:r>
+        <w:t>).</w:t>
       </w:r>
       <w:proofErr w:type="spellStart"/>
       <w:r>
         <w:t>deleteCookieNamed</w:t>
       </w:r>
       <w:proofErr w:type="spellEnd"/>
+      <w:proofErr w:type="gramEnd"/>
       <w:r>
         <w:t>("</w:t>
       </w:r>
@@ -15678,8 +18395,13 @@
       </w:r>
       <w:proofErr w:type="spellEnd"/>
       <w:r>
-        <w:t>");</w:t>
-      </w:r>
+        <w:t>"</w:t>
+      </w:r>
+      <w:proofErr w:type="gramStart"/>
+      <w:r>
+        <w:t>);</w:t>
+      </w:r>
+      <w:proofErr w:type="gramEnd"/>
     </w:p>
     <w:p>
       <w:pPr>
@@ -15703,8 +18425,13 @@
       </w:r>
       <w:proofErr w:type="spellEnd"/>
       <w:r>
-        <w:t>' deleted.");</w:t>
-      </w:r>
+        <w:t>' deleted."</w:t>
+      </w:r>
+      <w:proofErr w:type="gramStart"/>
+      <w:r>
+        <w:t>);</w:t>
+      </w:r>
+      <w:proofErr w:type="gramEnd"/>
     </w:p>
     <w:p>
       <w:pPr>
@@ -15731,21 +18458,33 @@
         <w:t xml:space="preserve">        </w:t>
       </w:r>
       <w:proofErr w:type="spellStart"/>
+      <w:proofErr w:type="gramStart"/>
       <w:r>
         <w:t>driver.manage</w:t>
       </w:r>
       <w:proofErr w:type="spellEnd"/>
-      <w:r>
-        <w:t>().</w:t>
+      <w:proofErr w:type="gramEnd"/>
+      <w:r>
+        <w:t>(</w:t>
+      </w:r>
+      <w:proofErr w:type="gramStart"/>
+      <w:r>
+        <w:t>).</w:t>
       </w:r>
       <w:proofErr w:type="spellStart"/>
       <w:r>
         <w:t>deleteAllCookies</w:t>
       </w:r>
       <w:proofErr w:type="spellEnd"/>
-      <w:r>
-        <w:t>();</w:t>
-      </w:r>
+      <w:proofErr w:type="gramEnd"/>
+      <w:r>
+        <w:t>(</w:t>
+      </w:r>
+      <w:proofErr w:type="gramStart"/>
+      <w:r>
+        <w:t>);</w:t>
+      </w:r>
+      <w:proofErr w:type="gramEnd"/>
     </w:p>
     <w:p>
       <w:pPr>
@@ -15761,8 +18500,13 @@
       </w:r>
       <w:proofErr w:type="spellEnd"/>
       <w:r>
-        <w:t>("All cookies deleted.");</w:t>
-      </w:r>
+        <w:t>("All cookies deleted."</w:t>
+      </w:r>
+      <w:proofErr w:type="gramStart"/>
+      <w:r>
+        <w:t>);</w:t>
+      </w:r>
+      <w:proofErr w:type="gramEnd"/>
     </w:p>
     <w:p>
       <w:pPr>
@@ -15779,13 +18523,20 @@
         <w:t xml:space="preserve">        </w:t>
       </w:r>
       <w:proofErr w:type="spellStart"/>
+      <w:proofErr w:type="gramStart"/>
       <w:r>
         <w:t>driver.quit</w:t>
       </w:r>
       <w:proofErr w:type="spellEnd"/>
-      <w:r>
-        <w:t>();</w:t>
-      </w:r>
+      <w:proofErr w:type="gramEnd"/>
+      <w:r>
+        <w:t>(</w:t>
+      </w:r>
+      <w:proofErr w:type="gramStart"/>
+      <w:r>
+        <w:t>);</w:t>
+      </w:r>
+      <w:proofErr w:type="gramEnd"/>
     </w:p>
     <w:p>
       <w:pPr>
@@ -15849,16 +18600,32 @@
         <w:ind w:left="720"/>
       </w:pPr>
       <w:r>
-        <w:t>session-id : abc123</w:t>
-      </w:r>
-    </w:p>
-    <w:p>
-      <w:pPr>
-        <w:spacing w:after="0" w:line="240" w:lineRule="auto"/>
-        <w:ind w:left="720"/>
-      </w:pPr>
-      <w:r>
-        <w:t>user-preferences : dark-mode</w:t>
+        <w:t>session-</w:t>
+      </w:r>
+      <w:proofErr w:type="gramStart"/>
+      <w:r>
+        <w:t>id :</w:t>
+      </w:r>
+      <w:proofErr w:type="gramEnd"/>
+      <w:r>
+        <w:t xml:space="preserve"> abc123</w:t>
+      </w:r>
+    </w:p>
+    <w:p>
+      <w:pPr>
+        <w:spacing w:after="0" w:line="240" w:lineRule="auto"/>
+        <w:ind w:left="720"/>
+      </w:pPr>
+      <w:r>
+        <w:t>user-</w:t>
+      </w:r>
+      <w:proofErr w:type="gramStart"/>
+      <w:r>
+        <w:t>preferences :</w:t>
+      </w:r>
+      <w:proofErr w:type="gramEnd"/>
+      <w:r>
+        <w:t xml:space="preserve"> dark-mode</w:t>
       </w:r>
     </w:p>
     <w:p>
@@ -15893,10 +18660,12 @@
         <w:t>Cookie '</w:t>
       </w:r>
       <w:proofErr w:type="spellStart"/>
+      <w:proofErr w:type="gramStart"/>
       <w:r>
         <w:t>myCookie</w:t>
       </w:r>
       <w:proofErr w:type="spellEnd"/>
+      <w:proofErr w:type="gramEnd"/>
       <w:r>
         <w:t>' deleted.</w:t>
       </w:r>
@@ -16171,6 +18940,7 @@
         <v:shape id="PowerPlusWaterMarkObject895426094" o:spid="_x0000_s1027" type="#_x0000_t136" style="position:absolute;margin-left:0;margin-top:0;width:527.9pt;height:131.95pt;rotation:315;z-index:-251655168;mso-position-horizontal:center;mso-position-horizontal-relative:margin;mso-position-vertical:center;mso-position-vertical-relative:margin" o:allowincell="f" fillcolor="silver" stroked="f">
           <v:fill opacity=".5"/>
           <v:textpath style="font-family:&quot;Calibri&quot;;font-size:1pt" string="Ravindra Gilakaa"/>
+          <w10:wrap anchorx="margin" anchory="margin"/>
         </v:shape>
       </w:pict>
     </w:r>
@@ -16224,6 +18994,7 @@
         <v:shape id="PowerPlusWaterMarkObject895426095" o:spid="_x0000_s1028" type="#_x0000_t136" style="position:absolute;left:0;text-align:left;margin-left:0;margin-top:0;width:527.9pt;height:131.95pt;rotation:315;z-index:-251653120;mso-position-horizontal:center;mso-position-horizontal-relative:margin;mso-position-vertical:center;mso-position-vertical-relative:margin" o:allowincell="f" fillcolor="silver" stroked="f">
           <v:fill opacity=".5"/>
           <v:textpath style="font-family:&quot;Calibri&quot;;font-size:1pt" string="Ravindra Gilakaa"/>
+          <w10:wrap anchorx="margin" anchory="margin"/>
         </v:shape>
       </w:pict>
     </w:r>
@@ -16325,6 +19096,7 @@
         <v:shape id="PowerPlusWaterMarkObject895426093" o:spid="_x0000_s1026" type="#_x0000_t136" style="position:absolute;margin-left:0;margin-top:0;width:527.9pt;height:131.95pt;rotation:315;z-index:-251657216;mso-position-horizontal:center;mso-position-horizontal-relative:margin;mso-position-vertical:center;mso-position-vertical-relative:margin" o:allowincell="f" fillcolor="silver" stroked="f">
           <v:fill opacity=".5"/>
           <v:textpath style="font-family:&quot;Calibri&quot;;font-size:1pt" string="Ravindra Gilakaa"/>
+          <w10:wrap anchorx="margin" anchory="margin"/>
         </v:shape>
       </w:pict>
     </w:r>
@@ -18948,6 +21720,7 @@
   <w:style w:type="character" w:default="1" w:styleId="DefaultParagraphFont">
     <w:name w:val="Default Paragraph Font"/>
     <w:uiPriority w:val="1"/>
+    <w:semiHidden/>
     <w:unhideWhenUsed/>
   </w:style>
   <w:style w:type="table" w:default="1" w:styleId="TableNormal">
@@ -19348,6 +22121,7 @@
     <w:sig w:usb0="00000003" w:usb1="02000000" w:usb2="08000000" w:usb3="00000000" w:csb0="00000001" w:csb1="00000000"/>
   </w:font>
   <w:font w:name="DM Sans SemiBold">
+    <w:altName w:val="Calibri"/>
     <w:charset w:val="00"/>
     <w:family w:val="auto"/>
     <w:pitch w:val="variable"/>
@@ -19381,10 +22155,12 @@
     <w:rsid w:val="00773665"/>
     <w:rsid w:val="00790A6B"/>
     <w:rsid w:val="00923A4E"/>
+    <w:rsid w:val="00994CC8"/>
     <w:rsid w:val="009B6067"/>
     <w:rsid w:val="00A32237"/>
     <w:rsid w:val="00A3388F"/>
     <w:rsid w:val="00C04D45"/>
+    <w:rsid w:val="00C64D4D"/>
     <w:rsid w:val="00C66A09"/>
     <w:rsid w:val="00D14A1A"/>
     <w:rsid w:val="00E861A9"/>
@@ -20173,6 +22949,23 @@
 </file>
 
 <file path=customXml/item2.xml><?xml version="1.0" encoding="utf-8"?>
+<p:properties xmlns:p="http://schemas.microsoft.com/office/2006/metadata/properties" xmlns:xsi="http://www.w3.org/2001/XMLSchema-instance" xmlns:pc="http://schemas.microsoft.com/office/infopath/2007/PartnerControls">
+  <documentManagement>
+    <_activity xmlns="0ad822d4-7e30-46c6-a739-50b184339a1a" xsi:nil="true"/>
+  </documentManagement>
+</p:properties>
+</file>
+
+<file path=customXml/item3.xml><?xml version="1.0" encoding="utf-8"?>
+<?mso-contentType ?>
+<FormTemplates xmlns="http://schemas.microsoft.com/sharepoint/v3/contenttype/forms">
+  <Display>DocumentLibraryForm</Display>
+  <Edit>DocumentLibraryForm</Edit>
+  <New>DocumentLibraryForm</New>
+</FormTemplates>
+</file>
+
+<file path=customXml/item4.xml><?xml version="1.0" encoding="utf-8"?>
 <ct:contentTypeSchema xmlns:ct="http://schemas.microsoft.com/office/2006/metadata/contentType" xmlns:ma="http://schemas.microsoft.com/office/2006/metadata/properties/metaAttributes" ct:_="" ma:_="" ma:contentTypeName="Document" ma:contentTypeID="0x0101000F02B4C0E03C834E9549C9DDD549039F" ma:contentTypeVersion="15" ma:contentTypeDescription="Create a new document." ma:contentTypeScope="" ma:versionID="31cc5ccf9ad84f87f68c99f008cfcf66">
   <xsd:schema xmlns:xsd="http://www.w3.org/2001/XMLSchema" xmlns:xs="http://www.w3.org/2001/XMLSchema" xmlns:p="http://schemas.microsoft.com/office/2006/metadata/properties" xmlns:ns3="0ad822d4-7e30-46c6-a739-50b184339a1a" xmlns:ns4="9873ac4f-a419-49ca-a8f2-53dac37e6cd4" targetNamespace="http://schemas.microsoft.com/office/2006/metadata/properties" ma:root="true" ma:fieldsID="c5f142840d5c15833a1d61e42462c9d4" ns3:_="" ns4:_="">
     <xsd:import namespace="0ad822d4-7e30-46c6-a739-50b184339a1a"/>
@@ -20405,23 +23198,6 @@
 </ct:contentTypeSchema>
 </file>
 
-<file path=customXml/item3.xml><?xml version="1.0" encoding="utf-8"?>
-<?mso-contentType ?>
-<FormTemplates xmlns="http://schemas.microsoft.com/sharepoint/v3/contenttype/forms">
-  <Display>DocumentLibraryForm</Display>
-  <Edit>DocumentLibraryForm</Edit>
-  <New>DocumentLibraryForm</New>
-</FormTemplates>
-</file>
-
-<file path=customXml/item4.xml><?xml version="1.0" encoding="utf-8"?>
-<p:properties xmlns:p="http://schemas.microsoft.com/office/2006/metadata/properties" xmlns:xsi="http://www.w3.org/2001/XMLSchema-instance" xmlns:pc="http://schemas.microsoft.com/office/infopath/2007/PartnerControls">
-  <documentManagement>
-    <_activity xmlns="0ad822d4-7e30-46c6-a739-50b184339a1a" xsi:nil="true"/>
-  </documentManagement>
-</p:properties>
-</file>
-
 <file path=customXml/itemProps1.xml><?xml version="1.0" encoding="utf-8"?>
 <ds:datastoreItem xmlns:ds="http://schemas.openxmlformats.org/officeDocument/2006/customXml" ds:itemID="{9653A7B0-396C-41D9-B609-FFA5D0531ACD}">
   <ds:schemaRefs>
@@ -20431,6 +23207,24 @@
 </file>
 
 <file path=customXml/itemProps2.xml><?xml version="1.0" encoding="utf-8"?>
+<ds:datastoreItem xmlns:ds="http://schemas.openxmlformats.org/officeDocument/2006/customXml" ds:itemID="{A2F0C1C5-290B-4534-8470-62BDD7F24407}">
+  <ds:schemaRefs>
+    <ds:schemaRef ds:uri="http://schemas.microsoft.com/office/2006/metadata/properties"/>
+    <ds:schemaRef ds:uri="http://schemas.microsoft.com/office/infopath/2007/PartnerControls"/>
+    <ds:schemaRef ds:uri="0ad822d4-7e30-46c6-a739-50b184339a1a"/>
+  </ds:schemaRefs>
+</ds:datastoreItem>
+</file>
+
+<file path=customXml/itemProps3.xml><?xml version="1.0" encoding="utf-8"?>
+<ds:datastoreItem xmlns:ds="http://schemas.openxmlformats.org/officeDocument/2006/customXml" ds:itemID="{4E3EB5EB-808D-49A6-B270-91367E0BA6F2}">
+  <ds:schemaRefs>
+    <ds:schemaRef ds:uri="http://schemas.microsoft.com/sharepoint/v3/contenttype/forms"/>
+  </ds:schemaRefs>
+</ds:datastoreItem>
+</file>
+
+<file path=customXml/itemProps4.xml><?xml version="1.0" encoding="utf-8"?>
 <ds:datastoreItem xmlns:ds="http://schemas.openxmlformats.org/officeDocument/2006/customXml" ds:itemID="{5168F1D3-8F4C-4AFC-A3DE-C0BF748D8EE8}">
   <ds:schemaRefs>
     <ds:schemaRef ds:uri="http://schemas.microsoft.com/office/2006/metadata/contentType"/>
@@ -20447,22 +23241,4 @@
     <ds:schemaRef ds:uri="http://schemas.microsoft.com/internal/obd"/>
   </ds:schemaRefs>
 </ds:datastoreItem>
-</file>
-
-<file path=customXml/itemProps3.xml><?xml version="1.0" encoding="utf-8"?>
-<ds:datastoreItem xmlns:ds="http://schemas.openxmlformats.org/officeDocument/2006/customXml" ds:itemID="{4E3EB5EB-808D-49A6-B270-91367E0BA6F2}">
-  <ds:schemaRefs>
-    <ds:schemaRef ds:uri="http://schemas.microsoft.com/sharepoint/v3/contenttype/forms"/>
-  </ds:schemaRefs>
-</ds:datastoreItem>
-</file>
-
-<file path=customXml/itemProps4.xml><?xml version="1.0" encoding="utf-8"?>
-<ds:datastoreItem xmlns:ds="http://schemas.openxmlformats.org/officeDocument/2006/customXml" ds:itemID="{A2F0C1C5-290B-4534-8470-62BDD7F24407}">
-  <ds:schemaRefs>
-    <ds:schemaRef ds:uri="http://schemas.microsoft.com/office/2006/metadata/properties"/>
-    <ds:schemaRef ds:uri="http://schemas.microsoft.com/office/infopath/2007/PartnerControls"/>
-    <ds:schemaRef ds:uri="0ad822d4-7e30-46c6-a739-50b184339a1a"/>
-  </ds:schemaRefs>
-</ds:datastoreItem>
 </file>
--- a/Selenium Notes/SELENIUM NOTES.docx
+++ b/Selenium Notes/SELENIUM NOTES.docx
@@ -519,9 +519,9 @@
           <w:u w:val="single"/>
         </w:rPr>
         <w:drawing>
-          <wp:inline distT="0" distB="0" distL="0" distR="0" wp14:anchorId="6AAE5ADF" wp14:editId="53D3ADDB">
-            <wp:extent cx="5309555" cy="2720340"/>
-            <wp:effectExtent l="0" t="0" r="5715" b="3810"/>
+          <wp:inline distT="0" distB="0" distL="0" distR="0" wp14:anchorId="6AAE5ADF" wp14:editId="76321269">
+            <wp:extent cx="5203889" cy="2225040"/>
+            <wp:effectExtent l="0" t="0" r="0" b="3810"/>
             <wp:docPr id="699978891" name="Picture 1" descr="A diagram of a computer&#10;&#10;AI-generated content may be incorrect."/>
             <wp:cNvGraphicFramePr>
               <a:graphicFrameLocks xmlns:a="http://schemas.openxmlformats.org/drawingml/2006/main" noChangeAspect="1"/>
@@ -542,7 +542,7 @@
                   <pic:spPr>
                     <a:xfrm>
                       <a:off x="0" y="0"/>
-                      <a:ext cx="5330639" cy="2731142"/>
+                      <a:ext cx="5236501" cy="2238984"/>
                     </a:xfrm>
                     <a:prstGeom prst="rect">
                       <a:avLst/>
@@ -557,6 +557,77 @@
     </w:p>
     <w:p>
       <w:pPr>
+        <w:rPr>
+          <w:b/>
+          <w:bCs/>
+          <w:u w:val="single"/>
+        </w:rPr>
+      </w:pPr>
+      <w:r>
+        <w:rPr>
+          <w:noProof/>
+        </w:rPr>
+        <w:drawing>
+          <wp:inline distT="0" distB="0" distL="0" distR="0" wp14:anchorId="74A7D3EE" wp14:editId="668ACEFE">
+            <wp:extent cx="5943600" cy="3962400"/>
+            <wp:effectExtent l="0" t="0" r="0" b="0"/>
+            <wp:docPr id="585335412" name="Picture 1"/>
+            <wp:cNvGraphicFramePr>
+              <a:graphicFrameLocks xmlns:a="http://schemas.openxmlformats.org/drawingml/2006/main" noChangeAspect="1"/>
+            </wp:cNvGraphicFramePr>
+            <a:graphic xmlns:a="http://schemas.openxmlformats.org/drawingml/2006/main">
+              <a:graphicData uri="http://schemas.openxmlformats.org/drawingml/2006/picture">
+                <pic:pic xmlns:pic="http://schemas.openxmlformats.org/drawingml/2006/picture">
+                  <pic:nvPicPr>
+                    <pic:cNvPr id="0" name="Picture 1"/>
+                    <pic:cNvPicPr>
+                      <a:picLocks noChangeAspect="1" noChangeArrowheads="1"/>
+                    </pic:cNvPicPr>
+                  </pic:nvPicPr>
+                  <pic:blipFill>
+                    <a:blip r:embed="rId12" cstate="print">
+                      <a:extLst>
+                        <a:ext uri="{28A0092B-C50C-407E-A947-70E740481C1C}">
+                          <a14:useLocalDpi xmlns:a14="http://schemas.microsoft.com/office/drawing/2010/main" val="0"/>
+                        </a:ext>
+                      </a:extLst>
+                    </a:blip>
+                    <a:srcRect/>
+                    <a:stretch>
+                      <a:fillRect/>
+                    </a:stretch>
+                  </pic:blipFill>
+                  <pic:spPr bwMode="auto">
+                    <a:xfrm>
+                      <a:off x="0" y="0"/>
+                      <a:ext cx="5943600" cy="3962400"/>
+                    </a:xfrm>
+                    <a:prstGeom prst="rect">
+                      <a:avLst/>
+                    </a:prstGeom>
+                    <a:noFill/>
+                    <a:ln>
+                      <a:noFill/>
+                    </a:ln>
+                  </pic:spPr>
+                </pic:pic>
+              </a:graphicData>
+            </a:graphic>
+          </wp:inline>
+        </w:drawing>
+      </w:r>
+    </w:p>
+    <w:p>
+      <w:pPr>
+        <w:rPr>
+          <w:b/>
+          <w:bCs/>
+          <w:u w:val="single"/>
+        </w:rPr>
+      </w:pPr>
+    </w:p>
+    <w:p>
+      <w:pPr>
         <w:spacing w:after="0"/>
         <w:rPr>
           <w:b/>
@@ -568,6 +639,7 @@
           <w:b/>
           <w:bCs/>
         </w:rPr>
+        <w:lastRenderedPageBreak/>
         <w:t>Selenium Client Libraries (blue box)</w:t>
       </w:r>
     </w:p>
@@ -772,7 +844,6 @@
         <w:spacing w:after="0"/>
       </w:pPr>
       <w:r>
-        <w:lastRenderedPageBreak/>
         <w:t>This is the actual web browser (Chrome, Firefox, Edge, etc.) where your script actions are performed (clicks, typing, navigation).</w:t>
       </w:r>
     </w:p>
@@ -904,16 +975,8 @@
         <w:rPr>
           <w:u w:val="single"/>
         </w:rPr>
-        <w:t>", "C:\\path\\to\\chromedriver.exe"</w:t>
-      </w:r>
-      <w:proofErr w:type="gramStart"/>
-      <w:r>
-        <w:rPr>
-          <w:u w:val="single"/>
-        </w:rPr>
-        <w:t>);</w:t>
-      </w:r>
-      <w:proofErr w:type="gramEnd"/>
+        <w:t>", "C:\\path\\to\\chromedriver.exe");</w:t>
+      </w:r>
     </w:p>
     <w:p>
       <w:pPr>
@@ -985,16 +1048,8 @@
         <w:rPr>
           <w:u w:val="single"/>
         </w:rPr>
-        <w:t>", "C:\\path\\to\\geckodriver.exe"</w:t>
-      </w:r>
-      <w:proofErr w:type="gramStart"/>
-      <w:r>
-        <w:rPr>
-          <w:u w:val="single"/>
-        </w:rPr>
-        <w:t>);</w:t>
-      </w:r>
-      <w:proofErr w:type="gramEnd"/>
+        <w:t>", "C:\\path\\to\\geckodriver.exe");</w:t>
+      </w:r>
     </w:p>
     <w:p>
       <w:pPr>
@@ -1066,16 +1121,8 @@
         <w:rPr>
           <w:u w:val="single"/>
         </w:rPr>
-        <w:t>", "C:\\path\\to\\msedgedriver.exe"</w:t>
-      </w:r>
-      <w:proofErr w:type="gramStart"/>
-      <w:r>
-        <w:rPr>
-          <w:u w:val="single"/>
-        </w:rPr>
-        <w:t>);</w:t>
-      </w:r>
-      <w:proofErr w:type="gramEnd"/>
+        <w:t>", "C:\\path\\to\\msedgedriver.exe");</w:t>
+      </w:r>
     </w:p>
     <w:p>
       <w:pPr>
@@ -1141,16 +1188,8 @@
         <w:rPr>
           <w:u w:val="single"/>
         </w:rPr>
-        <w:t>", "C:\\path\\to\\IEDriverServer.exe"</w:t>
-      </w:r>
-      <w:proofErr w:type="gramStart"/>
-      <w:r>
-        <w:rPr>
-          <w:u w:val="single"/>
-        </w:rPr>
-        <w:t>);</w:t>
-      </w:r>
-      <w:proofErr w:type="gramEnd"/>
+        <w:t>", "C:\\path\\to\\IEDriverServer.exe");</w:t>
+      </w:r>
     </w:p>
     <w:p>
       <w:pPr>
@@ -1193,6 +1232,7 @@
         <w:rPr>
           <w:u w:val="single"/>
         </w:rPr>
+        <w:lastRenderedPageBreak/>
         <w:t>System.setProperty</w:t>
       </w:r>
       <w:proofErr w:type="spellEnd"/>
@@ -1250,16 +1290,8 @@
         <w:rPr>
           <w:u w:val="single"/>
         </w:rPr>
-        <w:t>"</w:t>
-      </w:r>
-      <w:proofErr w:type="gramStart"/>
-      <w:r>
-        <w:rPr>
-          <w:u w:val="single"/>
-        </w:rPr>
-        <w:t>);</w:t>
-      </w:r>
-      <w:proofErr w:type="gramEnd"/>
+        <w:t>");</w:t>
+      </w:r>
     </w:p>
     <w:p>
       <w:pPr>
@@ -1322,9 +1354,12 @@
       </w:r>
       <w:proofErr w:type="spellEnd"/>
       <w:r>
-        <w:t>();</w:t>
-      </w:r>
-      <w:proofErr w:type="gramEnd"/>
+        <w:t>(</w:t>
+      </w:r>
+      <w:proofErr w:type="gramEnd"/>
+      <w:r>
+        <w:t>);</w:t>
+      </w:r>
     </w:p>
     <w:p>
       <w:pPr>
@@ -1525,7 +1560,6 @@
           <w:szCs w:val="26"/>
           <w:highlight w:val="green"/>
         </w:rPr>
-        <w:lastRenderedPageBreak/>
         <w:t>findElement</w:t>
       </w:r>
       <w:proofErr w:type="spellEnd"/>
@@ -2231,6 +2265,7 @@
               <w:rPr>
                 <w:rFonts w:ascii="Calibri" w:hAnsi="Calibri"/>
               </w:rPr>
+              <w:lastRenderedPageBreak/>
               <w:t>Flexibility</w:t>
             </w:r>
           </w:p>
@@ -2732,7 +2767,6 @@
           </w:tcPr>
           <w:p>
             <w:r>
-              <w:lastRenderedPageBreak/>
               <w:t>Flexibility</w:t>
             </w:r>
           </w:p>
@@ -3304,6 +3338,7 @@
           </w:tcPr>
           <w:p>
             <w:r>
+              <w:lastRenderedPageBreak/>
               <w:t>Can refresh page</w:t>
             </w:r>
           </w:p>
@@ -3448,13 +3483,8 @@
       </w:r>
       <w:proofErr w:type="spellEnd"/>
       <w:r>
-        <w:t xml:space="preserve"> </w:t>
-      </w:r>
-      <w:proofErr w:type="gramStart"/>
-      <w:r>
-        <w:t>element;</w:t>
-      </w:r>
-      <w:proofErr w:type="gramEnd"/>
+        <w:t xml:space="preserve"> element;</w:t>
+      </w:r>
     </w:p>
     <w:p>
       <w:pPr>
@@ -3473,13 +3503,8 @@
       <w:proofErr w:type="spellEnd"/>
       <w:proofErr w:type="gramEnd"/>
       <w:r>
-        <w:t>(</w:t>
-      </w:r>
-      <w:proofErr w:type="gramStart"/>
-      <w:r>
-        <w:t>);</w:t>
-      </w:r>
-      <w:proofErr w:type="gramEnd"/>
+        <w:t>();</w:t>
+      </w:r>
     </w:p>
     <w:p>
       <w:pPr>
@@ -3498,13 +3523,8 @@
       <w:proofErr w:type="spellEnd"/>
       <w:proofErr w:type="gramEnd"/>
       <w:r>
-        <w:t>("text"</w:t>
-      </w:r>
-      <w:proofErr w:type="gramStart"/>
-      <w:r>
-        <w:t>);</w:t>
-      </w:r>
-      <w:proofErr w:type="gramEnd"/>
+        <w:t>("text");</w:t>
+      </w:r>
     </w:p>
     <w:p>
       <w:pPr>
@@ -3523,13 +3543,8 @@
       <w:proofErr w:type="spellEnd"/>
       <w:proofErr w:type="gramEnd"/>
       <w:r>
-        <w:t>(</w:t>
-      </w:r>
-      <w:proofErr w:type="gramStart"/>
-      <w:r>
-        <w:t>);</w:t>
-      </w:r>
-      <w:proofErr w:type="gramEnd"/>
+        <w:t>();</w:t>
+      </w:r>
     </w:p>
     <w:p>
       <w:pPr>
@@ -3556,13 +3571,8 @@
       </w:r>
       <w:proofErr w:type="spellEnd"/>
       <w:r>
-        <w:t>"</w:t>
-      </w:r>
-      <w:proofErr w:type="gramStart"/>
-      <w:r>
-        <w:t>);</w:t>
-      </w:r>
-      <w:proofErr w:type="gramEnd"/>
+        <w:t>");</w:t>
+      </w:r>
     </w:p>
     <w:p>
       <w:pPr>
@@ -3581,13 +3591,8 @@
       <w:proofErr w:type="spellEnd"/>
       <w:proofErr w:type="gramEnd"/>
       <w:r>
-        <w:t>(</w:t>
-      </w:r>
-      <w:proofErr w:type="gramStart"/>
-      <w:r>
-        <w:t>);</w:t>
-      </w:r>
-      <w:proofErr w:type="gramEnd"/>
+        <w:t>();</w:t>
+      </w:r>
     </w:p>
     <w:p>
       <w:pPr>
@@ -3606,13 +3611,8 @@
       <w:proofErr w:type="spellEnd"/>
       <w:proofErr w:type="gramEnd"/>
       <w:r>
-        <w:t>(</w:t>
-      </w:r>
-      <w:proofErr w:type="gramStart"/>
-      <w:r>
-        <w:t>);</w:t>
-      </w:r>
-      <w:proofErr w:type="gramEnd"/>
+        <w:t>();</w:t>
+      </w:r>
     </w:p>
     <w:p>
       <w:pPr>
@@ -3631,13 +3631,8 @@
       <w:proofErr w:type="spellEnd"/>
       <w:proofErr w:type="gramEnd"/>
       <w:r>
-        <w:t>(</w:t>
-      </w:r>
-      <w:proofErr w:type="gramStart"/>
-      <w:r>
-        <w:t>);</w:t>
-      </w:r>
-      <w:proofErr w:type="gramEnd"/>
+        <w:t>();</w:t>
+      </w:r>
     </w:p>
     <w:p>
       <w:pPr>
@@ -3656,13 +3651,8 @@
       <w:proofErr w:type="spellEnd"/>
       <w:proofErr w:type="gramEnd"/>
       <w:r>
-        <w:t>(</w:t>
-      </w:r>
-      <w:proofErr w:type="gramStart"/>
-      <w:r>
-        <w:t>);</w:t>
-      </w:r>
-      <w:proofErr w:type="gramEnd"/>
+        <w:t>();</w:t>
+      </w:r>
     </w:p>
     <w:p>
       <w:pPr>
@@ -3687,7 +3677,6 @@
           <w:bCs/>
           <w:highlight w:val="green"/>
         </w:rPr>
-        <w:lastRenderedPageBreak/>
         <w:t>2.Driver Operations</w:t>
       </w:r>
     </w:p>
@@ -3707,13 +3696,8 @@
       <w:proofErr w:type="spellEnd"/>
       <w:proofErr w:type="gramEnd"/>
       <w:r>
-        <w:t>(</w:t>
-      </w:r>
-      <w:proofErr w:type="gramStart"/>
-      <w:r>
-        <w:t>);</w:t>
-      </w:r>
-      <w:proofErr w:type="gramEnd"/>
+        <w:t>();</w:t>
+      </w:r>
     </w:p>
     <w:p>
       <w:pPr>
@@ -3731,13 +3715,8 @@
       <w:proofErr w:type="spellEnd"/>
       <w:proofErr w:type="gramEnd"/>
       <w:r>
-        <w:t>(</w:t>
-      </w:r>
-      <w:proofErr w:type="gramStart"/>
-      <w:r>
-        <w:t>);</w:t>
-      </w:r>
-      <w:proofErr w:type="gramEnd"/>
+        <w:t>();</w:t>
+      </w:r>
     </w:p>
     <w:p>
       <w:pPr>
@@ -3755,13 +3734,8 @@
       <w:proofErr w:type="spellEnd"/>
       <w:proofErr w:type="gramEnd"/>
       <w:r>
-        <w:t>(</w:t>
-      </w:r>
-      <w:proofErr w:type="gramStart"/>
-      <w:r>
-        <w:t>);</w:t>
-      </w:r>
-      <w:proofErr w:type="gramEnd"/>
+        <w:t>();</w:t>
+      </w:r>
     </w:p>
     <w:p>
       <w:pPr>
@@ -3779,13 +3753,8 @@
       <w:proofErr w:type="spellEnd"/>
       <w:proofErr w:type="gramEnd"/>
       <w:r>
-        <w:t>(</w:t>
-      </w:r>
-      <w:proofErr w:type="gramStart"/>
-      <w:r>
-        <w:t>);</w:t>
-      </w:r>
-      <w:proofErr w:type="gramEnd"/>
+        <w:t>();</w:t>
+      </w:r>
     </w:p>
     <w:p>
       <w:pPr>
@@ -3803,13 +3772,8 @@
       <w:proofErr w:type="spellEnd"/>
       <w:proofErr w:type="gramEnd"/>
       <w:r>
-        <w:t>(</w:t>
-      </w:r>
-      <w:proofErr w:type="gramStart"/>
-      <w:r>
-        <w:t>);</w:t>
-      </w:r>
-      <w:proofErr w:type="gramEnd"/>
+        <w:t>();</w:t>
+      </w:r>
     </w:p>
     <w:p>
       <w:pPr>
@@ -3841,13 +3805,8 @@
       </w:r>
       <w:proofErr w:type="spellEnd"/>
       <w:r>
-        <w:t>("http://example.com"</w:t>
-      </w:r>
-      <w:proofErr w:type="gramStart"/>
-      <w:r>
-        <w:t>);</w:t>
-      </w:r>
-      <w:proofErr w:type="gramEnd"/>
+        <w:t>("http://example.com");</w:t>
+      </w:r>
     </w:p>
     <w:p>
       <w:pPr>
@@ -3865,13 +3824,8 @@
       <w:proofErr w:type="spellEnd"/>
       <w:proofErr w:type="gramEnd"/>
       <w:r>
-        <w:t>().to("http://example.com"</w:t>
-      </w:r>
-      <w:proofErr w:type="gramStart"/>
-      <w:r>
-        <w:t>);</w:t>
-      </w:r>
-      <w:proofErr w:type="gramEnd"/>
+        <w:t>().to("http://example.com");</w:t>
+      </w:r>
     </w:p>
     <w:p>
       <w:pPr>
@@ -3897,13 +3851,8 @@
       </w:r>
       <w:proofErr w:type="gramEnd"/>
       <w:r>
-        <w:t>(</w:t>
-      </w:r>
-      <w:proofErr w:type="gramStart"/>
-      <w:r>
-        <w:t>);</w:t>
-      </w:r>
-      <w:proofErr w:type="gramEnd"/>
+        <w:t>();</w:t>
+      </w:r>
     </w:p>
     <w:p>
       <w:pPr>
@@ -3925,9 +3874,12 @@
       </w:r>
       <w:proofErr w:type="gramStart"/>
       <w:r>
-        <w:t>forward();</w:t>
-      </w:r>
-      <w:proofErr w:type="gramEnd"/>
+        <w:t>forward(</w:t>
+      </w:r>
+      <w:proofErr w:type="gramEnd"/>
+      <w:r>
+        <w:t>);</w:t>
+      </w:r>
     </w:p>
     <w:p>
       <w:pPr>
@@ -3953,13 +3905,8 @@
       </w:r>
       <w:proofErr w:type="gramEnd"/>
       <w:r>
-        <w:t>(</w:t>
-      </w:r>
-      <w:proofErr w:type="gramStart"/>
-      <w:r>
-        <w:t>);</w:t>
-      </w:r>
-      <w:proofErr w:type="gramEnd"/>
+        <w:t>();</w:t>
+      </w:r>
     </w:p>
     <w:p>
       <w:pPr>
@@ -4016,13 +3963,8 @@
       </w:r>
       <w:proofErr w:type="gramEnd"/>
       <w:r>
-        <w:t>(int index</w:t>
-      </w:r>
-      <w:proofErr w:type="gramStart"/>
-      <w:r>
-        <w:t>);</w:t>
-      </w:r>
-      <w:proofErr w:type="gramEnd"/>
+        <w:t>(int index);</w:t>
+      </w:r>
     </w:p>
     <w:p>
       <w:pPr>
@@ -4056,11 +3998,9 @@
         <w:t>nameOrId</w:t>
       </w:r>
       <w:proofErr w:type="spellEnd"/>
-      <w:proofErr w:type="gramStart"/>
       <w:r>
         <w:t>);</w:t>
       </w:r>
-      <w:proofErr w:type="gramEnd"/>
     </w:p>
     <w:p>
       <w:pPr>
@@ -4074,6 +4014,7 @@
       <w:proofErr w:type="spellStart"/>
       <w:proofErr w:type="gramStart"/>
       <w:r>
+        <w:lastRenderedPageBreak/>
         <w:t>driver.switchTo</w:t>
       </w:r>
       <w:proofErr w:type="spellEnd"/>
@@ -4102,11 +4043,9 @@
         <w:t>frameElement</w:t>
       </w:r>
       <w:proofErr w:type="spellEnd"/>
-      <w:proofErr w:type="gramStart"/>
       <w:r>
         <w:t>);</w:t>
       </w:r>
-      <w:proofErr w:type="gramEnd"/>
     </w:p>
     <w:p>
       <w:pPr>
@@ -4138,13 +4077,8 @@
       <w:proofErr w:type="spellEnd"/>
       <w:proofErr w:type="gramEnd"/>
       <w:r>
-        <w:t>(</w:t>
-      </w:r>
-      <w:proofErr w:type="gramStart"/>
-      <w:r>
-        <w:t>);</w:t>
-      </w:r>
-      <w:proofErr w:type="gramEnd"/>
+        <w:t>();</w:t>
+      </w:r>
     </w:p>
     <w:p>
       <w:pPr>
@@ -4210,13 +4144,8 @@
       <w:proofErr w:type="spellEnd"/>
       <w:proofErr w:type="gramEnd"/>
       <w:r>
-        <w:t>(</w:t>
-      </w:r>
-      <w:proofErr w:type="gramStart"/>
-      <w:r>
-        <w:t>);</w:t>
-      </w:r>
-      <w:proofErr w:type="gramEnd"/>
+        <w:t>();</w:t>
+      </w:r>
     </w:p>
     <w:p>
       <w:pPr>
@@ -4250,13 +4179,8 @@
       </w:r>
       <w:proofErr w:type="gramEnd"/>
       <w:r>
-        <w:t>(</w:t>
-      </w:r>
-      <w:proofErr w:type="gramStart"/>
-      <w:r>
-        <w:t>);</w:t>
-      </w:r>
-      <w:proofErr w:type="gramEnd"/>
+        <w:t>();</w:t>
+      </w:r>
     </w:p>
     <w:p>
       <w:pPr>
@@ -4290,13 +4214,8 @@
       </w:r>
       <w:proofErr w:type="gramEnd"/>
       <w:r>
-        <w:t>(</w:t>
-      </w:r>
-      <w:proofErr w:type="gramStart"/>
-      <w:r>
-        <w:t>);</w:t>
-      </w:r>
-      <w:proofErr w:type="gramEnd"/>
+        <w:t>();</w:t>
+      </w:r>
     </w:p>
     <w:p>
       <w:pPr>
@@ -4335,17 +4254,9 @@
       <w:proofErr w:type="spellEnd"/>
       <w:proofErr w:type="gramEnd"/>
       <w:r>
-        <w:t>("text"</w:t>
-      </w:r>
-      <w:proofErr w:type="gramStart"/>
-      <w:r>
-        <w:t>);</w:t>
-      </w:r>
-      <w:proofErr w:type="gramEnd"/>
-    </w:p>
-    <w:p/>
-    <w:p/>
-    <w:p/>
+        <w:t>("text");</w:t>
+      </w:r>
+    </w:p>
     <w:p>
       <w:pPr>
         <w:pStyle w:val="ListParagraph"/>
@@ -4450,11 +4361,9 @@
         <w:t>TimeUnit.SECONDS</w:t>
       </w:r>
       <w:proofErr w:type="spellEnd"/>
-      <w:proofErr w:type="gramStart"/>
       <w:r>
         <w:t>);</w:t>
       </w:r>
-      <w:proofErr w:type="gramEnd"/>
     </w:p>
     <w:p>
       <w:pPr>
@@ -4469,7 +4378,6 @@
           <w:bCs/>
           <w:highlight w:val="green"/>
         </w:rPr>
-        <w:lastRenderedPageBreak/>
         <w:t>Explicit Wait</w:t>
       </w:r>
     </w:p>
@@ -4543,13 +4451,8 @@
         <w:t xml:space="preserve">                </w:t>
       </w:r>
       <w:r>
-        <w:t>ExpectedConditions.visibilityOfElementLocated(By.id("username"))</w:t>
-      </w:r>
-      <w:proofErr w:type="gramStart"/>
-      <w:r>
-        <w:t>);</w:t>
-      </w:r>
-      <w:proofErr w:type="gramEnd"/>
+        <w:t>ExpectedConditions.visibilityOfElementLocated(By.id("username")));</w:t>
+      </w:r>
     </w:p>
     <w:p>
       <w:pPr>
@@ -4603,15 +4506,7 @@
       </w:r>
       <w:proofErr w:type="spellEnd"/>
       <w:r>
-        <w:t xml:space="preserve"> = new </w:t>
-      </w:r>
-      <w:proofErr w:type="spellStart"/>
-      <w:r>
-        <w:t>FluentWait</w:t>
-      </w:r>
-      <w:proofErr w:type="spellEnd"/>
-      <w:r>
-        <w:t>&lt;WebDriver&gt;(driver)</w:t>
+        <w:t xml:space="preserve"> = new FluentWait&lt;WebDriver&gt;(driver)</w:t>
       </w:r>
     </w:p>
     <w:p>
@@ -4869,9 +4764,12 @@
       </w:r>
       <w:proofErr w:type="gramStart"/>
       <w:r>
-        <w:t>username"));</w:t>
-      </w:r>
-      <w:proofErr w:type="gramEnd"/>
+        <w:t>username")</w:t>
+      </w:r>
+      <w:proofErr w:type="gramEnd"/>
+      <w:r>
+        <w:t>);</w:t>
+      </w:r>
     </w:p>
     <w:p>
       <w:pPr>
@@ -4938,13 +4836,8 @@
       </w:r>
       <w:proofErr w:type="spellEnd"/>
       <w:r>
-        <w:t xml:space="preserve"> = new Select(dropdown</w:t>
-      </w:r>
-      <w:proofErr w:type="gramStart"/>
-      <w:r>
-        <w:t>);</w:t>
-      </w:r>
-      <w:proofErr w:type="gramEnd"/>
+        <w:t xml:space="preserve"> = new Select(dropdown);</w:t>
+      </w:r>
     </w:p>
     <w:p>
       <w:pPr>
@@ -4959,13 +4852,8 @@
       <w:proofErr w:type="spellEnd"/>
       <w:proofErr w:type="gramEnd"/>
       <w:r>
-        <w:t>("India"</w:t>
-      </w:r>
-      <w:proofErr w:type="gramStart"/>
-      <w:r>
-        <w:t>);</w:t>
-      </w:r>
-      <w:proofErr w:type="gramEnd"/>
+        <w:t>("India");</w:t>
+      </w:r>
     </w:p>
     <w:p>
       <w:pPr>
@@ -4980,13 +4868,8 @@
       <w:proofErr w:type="spellEnd"/>
       <w:proofErr w:type="gramEnd"/>
       <w:r>
-        <w:t>("IN"</w:t>
-      </w:r>
-      <w:proofErr w:type="gramStart"/>
-      <w:r>
-        <w:t>);</w:t>
-      </w:r>
-      <w:proofErr w:type="gramEnd"/>
+        <w:t>("IN");</w:t>
+      </w:r>
     </w:p>
     <w:p>
       <w:pPr>
@@ -5001,13 +4884,8 @@
       <w:proofErr w:type="spellEnd"/>
       <w:proofErr w:type="gramEnd"/>
       <w:r>
-        <w:t>(2</w:t>
-      </w:r>
-      <w:proofErr w:type="gramStart"/>
-      <w:r>
-        <w:t>);</w:t>
-      </w:r>
-      <w:proofErr w:type="gramEnd"/>
+        <w:t>(2);</w:t>
+      </w:r>
     </w:p>
     <w:p>
       <w:pPr>
@@ -5052,13 +4930,8 @@
       <w:proofErr w:type="spellEnd"/>
       <w:proofErr w:type="gramEnd"/>
       <w:r>
-        <w:t>("Java"</w:t>
-      </w:r>
-      <w:proofErr w:type="gramStart"/>
-      <w:r>
-        <w:t>);</w:t>
-      </w:r>
-      <w:proofErr w:type="gramEnd"/>
+        <w:t>("Java");</w:t>
+      </w:r>
     </w:p>
     <w:p>
       <w:pPr>
@@ -5073,13 +4946,8 @@
       <w:proofErr w:type="spellEnd"/>
       <w:proofErr w:type="gramEnd"/>
       <w:r>
-        <w:t>("Selenium"</w:t>
-      </w:r>
-      <w:proofErr w:type="gramStart"/>
-      <w:r>
-        <w:t>);</w:t>
-      </w:r>
-      <w:proofErr w:type="gramEnd"/>
+        <w:t>("Selenium");</w:t>
+      </w:r>
     </w:p>
     <w:p>
       <w:pPr>
@@ -5100,13 +4968,8 @@
       <w:proofErr w:type="spellEnd"/>
       <w:proofErr w:type="gramEnd"/>
       <w:r>
-        <w:t>("Java"</w:t>
-      </w:r>
-      <w:proofErr w:type="gramStart"/>
-      <w:r>
-        <w:t>);</w:t>
-      </w:r>
-      <w:proofErr w:type="gramEnd"/>
+        <w:t>("Java");</w:t>
+      </w:r>
     </w:p>
     <w:p>
       <w:pPr>
@@ -5121,13 +4984,8 @@
       <w:proofErr w:type="spellEnd"/>
       <w:proofErr w:type="gramEnd"/>
       <w:r>
-        <w:t>(</w:t>
-      </w:r>
-      <w:proofErr w:type="gramStart"/>
-      <w:r>
-        <w:t>);</w:t>
-      </w:r>
-      <w:proofErr w:type="gramEnd"/>
+        <w:t>();</w:t>
+      </w:r>
     </w:p>
     <w:p>
       <w:pPr>
@@ -5164,11 +5022,19 @@
       <w:r>
         <w:t xml:space="preserve">&gt; options = </w:t>
       </w:r>
+      <w:proofErr w:type="spellStart"/>
       <w:proofErr w:type="gramStart"/>
       <w:r>
         <w:t>select.getOptio</w:t>
       </w:r>
-      <w:proofErr w:type="gramEnd"/>
+      <w:proofErr w:type="spellEnd"/>
+      <w:proofErr w:type="gramEnd"/>
+    </w:p>
+    <w:p>
+      <w:pPr>
+        <w:spacing w:after="0"/>
+        <w:ind w:left="720"/>
+      </w:pPr>
     </w:p>
     <w:p>
       <w:pPr>
@@ -5235,8 +5101,13 @@
       <w:proofErr w:type="spellEnd"/>
       <w:proofErr w:type="gramEnd"/>
       <w:r>
-        <w:t>();}</w:t>
-      </w:r>
+        <w:t>(</w:t>
+      </w:r>
+      <w:proofErr w:type="gramStart"/>
+      <w:r>
+        <w:t>);}</w:t>
+      </w:r>
+      <w:proofErr w:type="gramEnd"/>
     </w:p>
     <w:p>
       <w:pPr>
@@ -5260,7 +5131,6 @@
           <w:sz w:val="32"/>
           <w:szCs w:val="32"/>
         </w:rPr>
-        <w:lastRenderedPageBreak/>
         <w:t xml:space="preserve">                                                   </w:t>
       </w:r>
       <w:r>
@@ -5294,13 +5164,8 @@
       </w:r>
       <w:proofErr w:type="spellEnd"/>
       <w:r>
-        <w:t xml:space="preserve"> = new Actions(driver</w:t>
-      </w:r>
-      <w:proofErr w:type="gramStart"/>
-      <w:r>
-        <w:t>);</w:t>
-      </w:r>
-      <w:proofErr w:type="gramEnd"/>
+        <w:t xml:space="preserve"> = new Actions(driver);</w:t>
+      </w:r>
     </w:p>
     <w:p>
       <w:pPr>
@@ -5365,13 +5230,8 @@
       <w:proofErr w:type="spellEnd"/>
       <w:proofErr w:type="gramEnd"/>
       <w:r>
-        <w:t>(By.id("menu")</w:t>
-      </w:r>
-      <w:proofErr w:type="gramStart"/>
-      <w:r>
-        <w:t>);</w:t>
-      </w:r>
-      <w:proofErr w:type="gramEnd"/>
+        <w:t>(By.id("menu"));</w:t>
+      </w:r>
     </w:p>
     <w:p>
       <w:pPr>
@@ -5394,13 +5254,8 @@
       </w:r>
       <w:proofErr w:type="gramEnd"/>
       <w:r>
-        <w:t>(</w:t>
-      </w:r>
-      <w:proofErr w:type="gramStart"/>
-      <w:r>
-        <w:t>);</w:t>
-      </w:r>
-      <w:proofErr w:type="gramEnd"/>
+        <w:t>();</w:t>
+      </w:r>
     </w:p>
     <w:p>
       <w:pPr>
@@ -5413,13 +5268,8 @@
       </w:r>
       <w:proofErr w:type="spellEnd"/>
       <w:r>
-        <w:t>(1000</w:t>
-      </w:r>
-      <w:proofErr w:type="gramStart"/>
-      <w:r>
-        <w:t>);</w:t>
-      </w:r>
-      <w:proofErr w:type="gramEnd"/>
+        <w:t>(1000);</w:t>
+      </w:r>
     </w:p>
     <w:p>
       <w:pPr>
@@ -5472,13 +5322,8 @@
       <w:proofErr w:type="spellEnd"/>
       <w:proofErr w:type="gramEnd"/>
       <w:r>
-        <w:t>(By.id("draggable")</w:t>
-      </w:r>
-      <w:proofErr w:type="gramStart"/>
-      <w:r>
-        <w:t>);</w:t>
-      </w:r>
-      <w:proofErr w:type="gramEnd"/>
+        <w:t>(By.id("draggable"));</w:t>
+      </w:r>
     </w:p>
     <w:p>
       <w:pPr>
@@ -5501,13 +5346,8 @@
       <w:proofErr w:type="spellEnd"/>
       <w:proofErr w:type="gramEnd"/>
       <w:r>
-        <w:t>(By.id("droppable")</w:t>
-      </w:r>
-      <w:proofErr w:type="gramStart"/>
-      <w:r>
-        <w:t>);</w:t>
-      </w:r>
-      <w:proofErr w:type="gramEnd"/>
+        <w:t>(By.id("droppable"));</w:t>
+      </w:r>
     </w:p>
     <w:p>
       <w:pPr>
@@ -5530,13 +5370,8 @@
       </w:r>
       <w:proofErr w:type="gramEnd"/>
       <w:r>
-        <w:t>(</w:t>
-      </w:r>
-      <w:proofErr w:type="gramStart"/>
-      <w:r>
-        <w:t>);</w:t>
-      </w:r>
-      <w:proofErr w:type="gramEnd"/>
+        <w:t>();</w:t>
+      </w:r>
     </w:p>
     <w:p>
       <w:pPr>
@@ -5549,13 +5384,8 @@
       </w:r>
       <w:proofErr w:type="spellEnd"/>
       <w:r>
-        <w:t>(1000</w:t>
-      </w:r>
-      <w:proofErr w:type="gramStart"/>
-      <w:r>
-        <w:t>);</w:t>
-      </w:r>
-      <w:proofErr w:type="gramEnd"/>
+        <w:t>(1000);</w:t>
+      </w:r>
     </w:p>
     <w:p>
       <w:pPr>
@@ -5625,9 +5455,12 @@
       </w:r>
       <w:proofErr w:type="spellEnd"/>
       <w:r>
-        <w:t>"));</w:t>
-      </w:r>
-      <w:proofErr w:type="gramEnd"/>
+        <w:t>")</w:t>
+      </w:r>
+      <w:proofErr w:type="gramEnd"/>
+      <w:r>
+        <w:t>);</w:t>
+      </w:r>
     </w:p>
     <w:p>
       <w:pPr>
@@ -5655,13 +5488,8 @@
       </w:r>
       <w:proofErr w:type="gramEnd"/>
       <w:r>
-        <w:t>(</w:t>
-      </w:r>
-      <w:proofErr w:type="gramStart"/>
-      <w:r>
-        <w:t>);</w:t>
-      </w:r>
-      <w:proofErr w:type="gramEnd"/>
+        <w:t>();</w:t>
+      </w:r>
     </w:p>
     <w:p>
       <w:pPr>
@@ -5674,13 +5502,8 @@
       </w:r>
       <w:proofErr w:type="spellEnd"/>
       <w:r>
-        <w:t>(1000</w:t>
-      </w:r>
-      <w:proofErr w:type="gramStart"/>
-      <w:r>
-        <w:t>);</w:t>
-      </w:r>
-      <w:proofErr w:type="gramEnd"/>
+        <w:t>(1000);</w:t>
+      </w:r>
     </w:p>
     <w:p>
       <w:pPr>
@@ -5749,13 +5572,8 @@
       </w:r>
       <w:proofErr w:type="spellEnd"/>
       <w:r>
-        <w:t>")</w:t>
-      </w:r>
-      <w:proofErr w:type="gramStart"/>
-      <w:r>
-        <w:t>);</w:t>
-      </w:r>
-      <w:proofErr w:type="gramEnd"/>
+        <w:t>"));</w:t>
+      </w:r>
     </w:p>
     <w:p>
       <w:pPr>
@@ -5783,13 +5601,8 @@
       </w:r>
       <w:proofErr w:type="gramEnd"/>
       <w:r>
-        <w:t>(</w:t>
-      </w:r>
-      <w:proofErr w:type="gramStart"/>
-      <w:r>
-        <w:t>);</w:t>
-      </w:r>
-      <w:proofErr w:type="gramEnd"/>
+        <w:t>();</w:t>
+      </w:r>
     </w:p>
     <w:p>
       <w:pPr>
@@ -5798,17 +5611,13 @@
       </w:pPr>
       <w:proofErr w:type="spellStart"/>
       <w:r>
+        <w:lastRenderedPageBreak/>
         <w:t>Thread.sleep</w:t>
       </w:r>
       <w:proofErr w:type="spellEnd"/>
       <w:r>
-        <w:t>(1000</w:t>
-      </w:r>
-      <w:proofErr w:type="gramStart"/>
-      <w:r>
-        <w:t>);</w:t>
-      </w:r>
-      <w:proofErr w:type="gramEnd"/>
+        <w:t>(1000);</w:t>
+      </w:r>
     </w:p>
     <w:p>
       <w:pPr>
@@ -5860,13 +5669,8 @@
       </w:r>
       <w:proofErr w:type="gramEnd"/>
       <w:r>
-        <w:t>(</w:t>
-      </w:r>
-      <w:proofErr w:type="gramStart"/>
-      <w:r>
-        <w:t>);</w:t>
-      </w:r>
-      <w:proofErr w:type="gramEnd"/>
+        <w:t>();</w:t>
+      </w:r>
     </w:p>
     <w:p>
       <w:pPr>
@@ -5961,86 +5765,45 @@
       </w:r>
       <w:proofErr w:type="spellEnd"/>
       <w:r>
-        <w:t>")</w:t>
-      </w:r>
-      <w:proofErr w:type="gramStart"/>
-      <w:r>
-        <w:t>);</w:t>
-      </w:r>
-      <w:proofErr w:type="gramEnd"/>
+        <w:t>"));</w:t>
+      </w:r>
     </w:p>
     <w:p>
       <w:pPr>
         <w:spacing w:after="0"/>
-        <w:ind w:left="720"/>
-      </w:pPr>
-      <w:proofErr w:type="spellStart"/>
+      </w:pPr>
       <w:proofErr w:type="gramStart"/>
       <w:r>
         <w:t>actions.keyDown</w:t>
       </w:r>
-      <w:proofErr w:type="spellEnd"/>
-      <w:proofErr w:type="gramEnd"/>
-      <w:r>
-        <w:t>(</w:t>
-      </w:r>
-      <w:proofErr w:type="spellStart"/>
-      <w:r>
-        <w:t>Keys.SHIFT</w:t>
-      </w:r>
-      <w:proofErr w:type="spellEnd"/>
-      <w:proofErr w:type="gramStart"/>
-      <w:r>
-        <w:t>).</w:t>
-      </w:r>
-      <w:proofErr w:type="spellStart"/>
-      <w:r>
-        <w:t>sendKeys</w:t>
-      </w:r>
-      <w:proofErr w:type="spellEnd"/>
-      <w:proofErr w:type="gramEnd"/>
-      <w:r>
-        <w:t>(</w:t>
-      </w:r>
-      <w:proofErr w:type="spellStart"/>
-      <w:r>
-        <w:t>inputBox</w:t>
-      </w:r>
-      <w:proofErr w:type="spellEnd"/>
-      <w:r>
-        <w:t>, "selenium"</w:t>
-      </w:r>
-      <w:proofErr w:type="gramStart"/>
-      <w:r>
-        <w:t>).</w:t>
-      </w:r>
-      <w:proofErr w:type="spellStart"/>
-      <w:r>
-        <w:t>keyUp</w:t>
-      </w:r>
-      <w:proofErr w:type="spellEnd"/>
-      <w:proofErr w:type="gramEnd"/>
-      <w:r>
-        <w:t>(</w:t>
-      </w:r>
-      <w:proofErr w:type="spellStart"/>
-      <w:r>
-        <w:t>Keys.SHIFT</w:t>
-      </w:r>
-      <w:proofErr w:type="spellEnd"/>
+      <w:proofErr w:type="gramEnd"/>
+      <w:r>
+        <w:t>(Keys.SHIFT</w:t>
+      </w:r>
+      <w:proofErr w:type="gramStart"/>
+      <w:r>
+        <w:t>).sendKeys</w:t>
+      </w:r>
+      <w:proofErr w:type="gramEnd"/>
+      <w:r>
+        <w:t>(inputBox,"selenium"</w:t>
+      </w:r>
+      <w:proofErr w:type="gramStart"/>
+      <w:r>
+        <w:t>).keyUp</w:t>
+      </w:r>
+      <w:proofErr w:type="gramEnd"/>
+      <w:r>
+        <w:t>(Keys.SHIFT</w:t>
+      </w:r>
       <w:proofErr w:type="gramStart"/>
       <w:r>
         <w:t>).perform</w:t>
       </w:r>
       <w:proofErr w:type="gramEnd"/>
       <w:r>
-        <w:t>(</w:t>
-      </w:r>
-      <w:proofErr w:type="gramStart"/>
-      <w:r>
-        <w:t>);</w:t>
-      </w:r>
-      <w:proofErr w:type="gramEnd"/>
+        <w:t>;</w:t>
+      </w:r>
     </w:p>
     <w:p>
       <w:pPr>
@@ -6053,13 +5816,8 @@
       </w:r>
       <w:proofErr w:type="spellEnd"/>
       <w:r>
-        <w:t>(1000</w:t>
-      </w:r>
-      <w:proofErr w:type="gramStart"/>
-      <w:r>
-        <w:t>);</w:t>
-      </w:r>
-      <w:proofErr w:type="gramEnd"/>
+        <w:t>(1000);</w:t>
+      </w:r>
     </w:p>
     <w:p>
       <w:pPr>
@@ -6132,13 +5890,8 @@
       </w:r>
       <w:proofErr w:type="gramEnd"/>
       <w:r>
-        <w:t>(</w:t>
-      </w:r>
-      <w:proofErr w:type="gramStart"/>
-      <w:r>
-        <w:t>);</w:t>
-      </w:r>
-      <w:proofErr w:type="gramEnd"/>
+        <w:t>();</w:t>
+      </w:r>
     </w:p>
     <w:p>
       <w:pPr>
@@ -6153,13 +5906,8 @@
       <w:proofErr w:type="spellEnd"/>
       <w:proofErr w:type="gramEnd"/>
       <w:r>
-        <w:t>(</w:t>
-      </w:r>
-      <w:proofErr w:type="gramStart"/>
-      <w:r>
-        <w:t>);</w:t>
-      </w:r>
-      <w:proofErr w:type="gramEnd"/>
+        <w:t>();</w:t>
+      </w:r>
     </w:p>
     <w:p>
       <w:pPr>
@@ -6167,7 +5915,6 @@
         <w:ind w:left="720"/>
       </w:pPr>
       <w:r>
-        <w:lastRenderedPageBreak/>
         <w:t>}</w:t>
       </w:r>
       <w:r>
@@ -6373,13 +6120,8 @@
       </w:r>
       <w:proofErr w:type="spellEnd"/>
       <w:r>
-        <w:t xml:space="preserve"> = new Actions(driver</w:t>
-      </w:r>
-      <w:proofErr w:type="gramStart"/>
-      <w:r>
-        <w:t>);</w:t>
-      </w:r>
-      <w:proofErr w:type="gramEnd"/>
+        <w:t xml:space="preserve"> = new Actions(driver);</w:t>
+      </w:r>
     </w:p>
     <w:p>
       <w:pPr>
@@ -6404,13 +6146,8 @@
       <w:proofErr w:type="spellEnd"/>
       <w:proofErr w:type="gramEnd"/>
       <w:r>
-        <w:t>(By.id("menu")</w:t>
-      </w:r>
-      <w:proofErr w:type="gramStart"/>
-      <w:r>
-        <w:t>);</w:t>
-      </w:r>
-      <w:proofErr w:type="gramEnd"/>
+        <w:t>(By.id("menu"));</w:t>
+      </w:r>
     </w:p>
     <w:p>
       <w:pPr>
@@ -6435,13 +6172,8 @@
       </w:r>
       <w:proofErr w:type="gramEnd"/>
       <w:r>
-        <w:t>(</w:t>
-      </w:r>
-      <w:proofErr w:type="gramStart"/>
-      <w:r>
-        <w:t>);</w:t>
-      </w:r>
-      <w:proofErr w:type="gramEnd"/>
+        <w:t>();</w:t>
+      </w:r>
     </w:p>
     <w:p>
       <w:pPr>
@@ -6610,13 +6342,8 @@
       </w:r>
       <w:proofErr w:type="spellEnd"/>
       <w:r>
-        <w:t xml:space="preserve"> = new Actions(driver</w:t>
-      </w:r>
-      <w:proofErr w:type="gramStart"/>
-      <w:r>
-        <w:t>);</w:t>
-      </w:r>
-      <w:proofErr w:type="gramEnd"/>
+        <w:t xml:space="preserve"> = new Actions(driver);</w:t>
+      </w:r>
     </w:p>
     <w:p>
       <w:pPr>
@@ -6639,13 +6366,8 @@
       <w:proofErr w:type="spellEnd"/>
       <w:proofErr w:type="gramEnd"/>
       <w:r>
-        <w:t>(By.id("drag")</w:t>
-      </w:r>
-      <w:proofErr w:type="gramStart"/>
-      <w:r>
-        <w:t>);</w:t>
-      </w:r>
-      <w:proofErr w:type="gramEnd"/>
+        <w:t>(By.id("drag"));</w:t>
+      </w:r>
     </w:p>
     <w:p>
       <w:pPr>
@@ -6668,13 +6390,8 @@
       <w:proofErr w:type="spellEnd"/>
       <w:proofErr w:type="gramEnd"/>
       <w:r>
-        <w:t>(By.id("drop")</w:t>
-      </w:r>
-      <w:proofErr w:type="gramStart"/>
-      <w:r>
-        <w:t>);</w:t>
-      </w:r>
-      <w:proofErr w:type="gramEnd"/>
+        <w:t>(By.id("drop"));</w:t>
+      </w:r>
     </w:p>
     <w:p>
       <w:pPr>
@@ -6699,6 +6416,7 @@
       </w:pPr>
       <w:proofErr w:type="gramStart"/>
       <w:r>
+        <w:lastRenderedPageBreak/>
         <w:t>.</w:t>
       </w:r>
       <w:proofErr w:type="spellStart"/>
@@ -6769,13 +6487,8 @@
       </w:r>
       <w:proofErr w:type="gramEnd"/>
       <w:r>
-        <w:t>(</w:t>
-      </w:r>
-      <w:proofErr w:type="gramStart"/>
-      <w:r>
-        <w:t>);</w:t>
-      </w:r>
-      <w:proofErr w:type="gramEnd"/>
+        <w:t>();</w:t>
+      </w:r>
     </w:p>
     <w:p>
       <w:pPr>
@@ -6941,39 +6654,110 @@
       <w:proofErr w:type="spellEnd"/>
       <w:proofErr w:type="gramEnd"/>
       <w:r>
+        <w:t>();</w:t>
+      </w:r>
+    </w:p>
+    <w:p>
+      <w:pPr>
+        <w:spacing w:after="0" w:line="240" w:lineRule="auto"/>
+        <w:ind w:left="720"/>
+      </w:pPr>
+    </w:p>
+    <w:p>
+      <w:pPr>
+        <w:spacing w:after="0" w:line="240" w:lineRule="auto"/>
+        <w:ind w:left="720"/>
+      </w:pPr>
+      <w:r>
+        <w:t>2. Get all window handles</w:t>
+      </w:r>
+    </w:p>
+    <w:p>
+      <w:pPr>
+        <w:spacing w:after="0" w:line="240" w:lineRule="auto"/>
+        <w:ind w:left="720"/>
+      </w:pPr>
+      <w:proofErr w:type="spellStart"/>
+      <w:proofErr w:type="gramStart"/>
+      <w:r>
+        <w:t>driver.getWindowHandles</w:t>
+      </w:r>
+      <w:proofErr w:type="spellEnd"/>
+      <w:proofErr w:type="gramEnd"/>
+      <w:r>
+        <w:t>();</w:t>
+      </w:r>
+    </w:p>
+    <w:p>
+      <w:pPr>
+        <w:spacing w:after="0" w:line="240" w:lineRule="auto"/>
+        <w:ind w:left="720"/>
+      </w:pPr>
+    </w:p>
+    <w:p>
+      <w:pPr>
+        <w:spacing w:after="0" w:line="240" w:lineRule="auto"/>
+        <w:ind w:left="720"/>
+      </w:pPr>
+      <w:r>
+        <w:t>3. Switch to a specific window</w:t>
+      </w:r>
+    </w:p>
+    <w:p>
+      <w:pPr>
+        <w:spacing w:after="0" w:line="240" w:lineRule="auto"/>
+        <w:ind w:left="720"/>
+      </w:pPr>
+      <w:proofErr w:type="spellStart"/>
+      <w:proofErr w:type="gramStart"/>
+      <w:r>
+        <w:t>driver.switchTo</w:t>
+      </w:r>
+      <w:proofErr w:type="spellEnd"/>
+      <w:proofErr w:type="gramEnd"/>
+      <w:r>
         <w:t>(</w:t>
       </w:r>
       <w:proofErr w:type="gramStart"/>
       <w:r>
+        <w:t>).window</w:t>
+      </w:r>
+      <w:proofErr w:type="gramEnd"/>
+      <w:r>
+        <w:t>(</w:t>
+      </w:r>
+      <w:proofErr w:type="spellStart"/>
+      <w:r>
+        <w:t>windowHandle</w:t>
+      </w:r>
+      <w:proofErr w:type="spellEnd"/>
+      <w:r>
         <w:t>);</w:t>
       </w:r>
-      <w:proofErr w:type="gramEnd"/>
-    </w:p>
-    <w:p>
-      <w:pPr>
-        <w:spacing w:after="0" w:line="240" w:lineRule="auto"/>
-        <w:ind w:left="720"/>
-      </w:pPr>
-    </w:p>
-    <w:p>
-      <w:pPr>
-        <w:spacing w:after="0" w:line="240" w:lineRule="auto"/>
-        <w:ind w:left="720"/>
-      </w:pPr>
-      <w:r>
-        <w:lastRenderedPageBreak/>
-        <w:t>2. Get all window handles</w:t>
-      </w:r>
-    </w:p>
-    <w:p>
-      <w:pPr>
-        <w:spacing w:after="0" w:line="240" w:lineRule="auto"/>
-        <w:ind w:left="720"/>
-      </w:pPr>
-      <w:proofErr w:type="spellStart"/>
-      <w:proofErr w:type="gramStart"/>
-      <w:r>
-        <w:t>driver.getWindowHandles</w:t>
+    </w:p>
+    <w:p>
+      <w:pPr>
+        <w:spacing w:after="0" w:line="240" w:lineRule="auto"/>
+      </w:pPr>
+    </w:p>
+    <w:p>
+      <w:pPr>
+        <w:spacing w:after="0" w:line="240" w:lineRule="auto"/>
+        <w:ind w:left="720"/>
+      </w:pPr>
+      <w:r>
+        <w:t>4. Switch back to parent/default window</w:t>
+      </w:r>
+    </w:p>
+    <w:p>
+      <w:pPr>
+        <w:spacing w:after="0" w:line="240" w:lineRule="auto"/>
+        <w:ind w:left="720"/>
+      </w:pPr>
+      <w:proofErr w:type="spellStart"/>
+      <w:proofErr w:type="gramStart"/>
+      <w:r>
+        <w:t>driver.switchTo</w:t>
       </w:r>
       <w:proofErr w:type="spellEnd"/>
       <w:proofErr w:type="gramEnd"/>
@@ -6982,90 +6766,6 @@
       </w:r>
       <w:proofErr w:type="gramStart"/>
       <w:r>
-        <w:t>);</w:t>
-      </w:r>
-      <w:proofErr w:type="gramEnd"/>
-    </w:p>
-    <w:p>
-      <w:pPr>
-        <w:spacing w:after="0" w:line="240" w:lineRule="auto"/>
-        <w:ind w:left="720"/>
-      </w:pPr>
-    </w:p>
-    <w:p>
-      <w:pPr>
-        <w:spacing w:after="0" w:line="240" w:lineRule="auto"/>
-        <w:ind w:left="720"/>
-      </w:pPr>
-      <w:r>
-        <w:t>3. Switch to a specific window</w:t>
-      </w:r>
-    </w:p>
-    <w:p>
-      <w:pPr>
-        <w:spacing w:after="0" w:line="240" w:lineRule="auto"/>
-        <w:ind w:left="720"/>
-      </w:pPr>
-      <w:proofErr w:type="spellStart"/>
-      <w:proofErr w:type="gramStart"/>
-      <w:r>
-        <w:t>driver.switchTo</w:t>
-      </w:r>
-      <w:proofErr w:type="spellEnd"/>
-      <w:proofErr w:type="gramEnd"/>
-      <w:r>
-        <w:t>(</w:t>
-      </w:r>
-      <w:proofErr w:type="gramStart"/>
-      <w:r>
-        <w:t>).window</w:t>
-      </w:r>
-      <w:proofErr w:type="gramEnd"/>
-      <w:r>
-        <w:t>(</w:t>
-      </w:r>
-      <w:proofErr w:type="spellStart"/>
-      <w:r>
-        <w:t>windowHandle</w:t>
-      </w:r>
-      <w:proofErr w:type="spellEnd"/>
-      <w:proofErr w:type="gramStart"/>
-      <w:r>
-        <w:t>);</w:t>
-      </w:r>
-      <w:proofErr w:type="gramEnd"/>
-    </w:p>
-    <w:p>
-      <w:pPr>
-        <w:spacing w:after="0" w:line="240" w:lineRule="auto"/>
-      </w:pPr>
-    </w:p>
-    <w:p>
-      <w:pPr>
-        <w:spacing w:after="0" w:line="240" w:lineRule="auto"/>
-        <w:ind w:left="720"/>
-      </w:pPr>
-      <w:r>
-        <w:t>4. Switch back to parent/default window</w:t>
-      </w:r>
-    </w:p>
-    <w:p>
-      <w:pPr>
-        <w:spacing w:after="0" w:line="240" w:lineRule="auto"/>
-        <w:ind w:left="720"/>
-      </w:pPr>
-      <w:proofErr w:type="spellStart"/>
-      <w:proofErr w:type="gramStart"/>
-      <w:r>
-        <w:t>driver.switchTo</w:t>
-      </w:r>
-      <w:proofErr w:type="spellEnd"/>
-      <w:proofErr w:type="gramEnd"/>
-      <w:r>
-        <w:t>(</w:t>
-      </w:r>
-      <w:proofErr w:type="gramStart"/>
-      <w:r>
         <w:t>).</w:t>
       </w:r>
       <w:proofErr w:type="spellStart"/>
@@ -7075,13 +6775,8 @@
       <w:proofErr w:type="spellEnd"/>
       <w:proofErr w:type="gramEnd"/>
       <w:r>
-        <w:t>(</w:t>
-      </w:r>
-      <w:proofErr w:type="gramStart"/>
-      <w:r>
-        <w:t>);</w:t>
-      </w:r>
-      <w:proofErr w:type="gramEnd"/>
+        <w:t>();</w:t>
+      </w:r>
     </w:p>
     <w:p>
       <w:pPr>
@@ -7111,13 +6806,8 @@
       <w:proofErr w:type="spellEnd"/>
       <w:proofErr w:type="gramEnd"/>
       <w:r>
-        <w:t>(</w:t>
-      </w:r>
-      <w:proofErr w:type="gramStart"/>
-      <w:r>
-        <w:t>);</w:t>
-      </w:r>
-      <w:proofErr w:type="gramEnd"/>
+        <w:t>();</w:t>
+      </w:r>
     </w:p>
     <w:p>
       <w:pPr>
@@ -7224,11 +6914,9 @@
         <w:t>OutputType.FILE</w:t>
       </w:r>
       <w:proofErr w:type="spellEnd"/>
-      <w:proofErr w:type="gramStart"/>
       <w:r>
         <w:t>);</w:t>
       </w:r>
-      <w:proofErr w:type="gramEnd"/>
     </w:p>
     <w:p>
       <w:pPr>
@@ -7298,11 +6986,27 @@
         <w:t>OutputType.FILE</w:t>
       </w:r>
       <w:proofErr w:type="spellEnd"/>
-      <w:proofErr w:type="gramStart"/>
       <w:r>
         <w:t>);</w:t>
       </w:r>
-      <w:proofErr w:type="gramEnd"/>
+    </w:p>
+    <w:p>
+      <w:pPr>
+        <w:spacing w:line="240" w:lineRule="auto"/>
+        <w:rPr>
+          <w:sz w:val="22"/>
+          <w:szCs w:val="22"/>
+        </w:rPr>
+      </w:pPr>
+    </w:p>
+    <w:p>
+      <w:pPr>
+        <w:spacing w:line="240" w:lineRule="auto"/>
+        <w:rPr>
+          <w:sz w:val="22"/>
+          <w:szCs w:val="22"/>
+        </w:rPr>
+      </w:pPr>
     </w:p>
     <w:p>
       <w:pPr>
@@ -7331,6 +7035,7 @@
           <w:szCs w:val="32"/>
           <w:highlight w:val="yellow"/>
         </w:rPr>
+        <w:lastRenderedPageBreak/>
         <w:t>13. Java script Executor</w:t>
       </w:r>
     </w:p>
@@ -7360,13 +7065,8 @@
       </w:r>
       <w:proofErr w:type="spellEnd"/>
       <w:r>
-        <w:t xml:space="preserve">) </w:t>
-      </w:r>
-      <w:proofErr w:type="gramStart"/>
-      <w:r>
-        <w:t>driver;</w:t>
-      </w:r>
-      <w:proofErr w:type="gramEnd"/>
+        <w:t>) driver;</w:t>
+      </w:r>
     </w:p>
     <w:p>
       <w:pPr>
@@ -7396,13 +7096,8 @@
       </w:r>
       <w:proofErr w:type="spellEnd"/>
       <w:r>
-        <w:t>")</w:t>
-      </w:r>
-      <w:proofErr w:type="gramStart"/>
-      <w:r>
-        <w:t>);</w:t>
-      </w:r>
-      <w:proofErr w:type="gramEnd"/>
+        <w:t>"));</w:t>
+      </w:r>
     </w:p>
     <w:p>
       <w:pPr>
@@ -7451,13 +7146,8 @@
       </w:r>
       <w:proofErr w:type="gramEnd"/>
       <w:r>
-        <w:t>();", element</w:t>
-      </w:r>
-      <w:proofErr w:type="gramStart"/>
-      <w:r>
-        <w:t>);</w:t>
-      </w:r>
-      <w:proofErr w:type="gramEnd"/>
+        <w:t>();", element);</w:t>
+      </w:r>
     </w:p>
     <w:p>
       <w:pPr>
@@ -7511,13 +7201,8 @@
       <w:proofErr w:type="spellEnd"/>
       <w:proofErr w:type="gramEnd"/>
       <w:r>
-        <w:t>(true);", element</w:t>
-      </w:r>
-      <w:proofErr w:type="gramStart"/>
-      <w:r>
-        <w:t>);</w:t>
-      </w:r>
-      <w:proofErr w:type="gramEnd"/>
+        <w:t>(true);", element);</w:t>
+      </w:r>
     </w:p>
     <w:p>
       <w:pPr>
@@ -7568,13 +7253,8 @@
       <w:proofErr w:type="spellEnd"/>
       <w:proofErr w:type="gramEnd"/>
       <w:r>
-        <w:t>(0,500);"</w:t>
-      </w:r>
-      <w:proofErr w:type="gramStart"/>
-      <w:r>
-        <w:t>);</w:t>
-      </w:r>
-      <w:proofErr w:type="gramEnd"/>
+        <w:t>(0,500);");</w:t>
+      </w:r>
     </w:p>
     <w:p>
       <w:pPr>
@@ -7623,30 +7303,18 @@
       </w:r>
       <w:proofErr w:type="gramEnd"/>
       <w:r>
-        <w:t>0].value='Hello World';", element</w:t>
-      </w:r>
-      <w:proofErr w:type="gramStart"/>
-      <w:r>
-        <w:t>);</w:t>
-      </w:r>
-      <w:proofErr w:type="gramEnd"/>
-    </w:p>
-    <w:p>
-      <w:pPr>
-        <w:spacing w:after="0" w:line="240" w:lineRule="auto"/>
-        <w:ind w:left="720"/>
-      </w:pPr>
-    </w:p>
-    <w:p>
-      <w:pPr>
-        <w:spacing w:after="0" w:line="240" w:lineRule="auto"/>
-        <w:ind w:left="720"/>
-      </w:pPr>
-    </w:p>
-    <w:p>
-      <w:pPr>
-        <w:spacing w:after="0" w:line="240" w:lineRule="auto"/>
-        <w:ind w:left="720"/>
+        <w:t>0].value='Hello World';", element);</w:t>
+      </w:r>
+    </w:p>
+    <w:p>
+      <w:pPr>
+        <w:spacing w:after="0" w:line="240" w:lineRule="auto"/>
+        <w:ind w:left="720"/>
+      </w:pPr>
+    </w:p>
+    <w:p>
+      <w:pPr>
+        <w:spacing w:after="0" w:line="240" w:lineRule="auto"/>
       </w:pPr>
     </w:p>
     <w:p>
@@ -7673,7 +7341,6 @@
           <w:szCs w:val="32"/>
           <w:highlight w:val="yellow"/>
         </w:rPr>
-        <w:lastRenderedPageBreak/>
         <w:t>14. Get and Set element position</w:t>
       </w:r>
     </w:p>
@@ -7734,125 +7401,106 @@
       <w:proofErr w:type="spellEnd"/>
       <w:proofErr w:type="gramEnd"/>
       <w:r>
-        <w:t>(</w:t>
-      </w:r>
-      <w:proofErr w:type="gramStart"/>
+        <w:t>();</w:t>
+      </w:r>
+    </w:p>
+    <w:p>
+      <w:pPr>
+        <w:spacing w:after="0" w:line="240" w:lineRule="auto"/>
+        <w:ind w:left="720"/>
+      </w:pPr>
+      <w:r>
+        <w:t xml:space="preserve">int </w:t>
+      </w:r>
+      <w:proofErr w:type="spellStart"/>
+      <w:r>
+        <w:t>xPosition</w:t>
+      </w:r>
+      <w:proofErr w:type="spellEnd"/>
+      <w:r>
+        <w:t xml:space="preserve"> = </w:t>
+      </w:r>
+      <w:proofErr w:type="spellStart"/>
+      <w:proofErr w:type="gramStart"/>
+      <w:r>
+        <w:t>point.getX</w:t>
+      </w:r>
+      <w:proofErr w:type="spellEnd"/>
+      <w:proofErr w:type="gramEnd"/>
+      <w:r>
+        <w:t>();</w:t>
+      </w:r>
+    </w:p>
+    <w:p>
+      <w:pPr>
+        <w:spacing w:after="0" w:line="240" w:lineRule="auto"/>
+        <w:ind w:left="720"/>
+      </w:pPr>
+      <w:r>
+        <w:t xml:space="preserve">int </w:t>
+      </w:r>
+      <w:proofErr w:type="spellStart"/>
+      <w:r>
+        <w:t>yPosition</w:t>
+      </w:r>
+      <w:proofErr w:type="spellEnd"/>
+      <w:r>
+        <w:t xml:space="preserve"> = </w:t>
+      </w:r>
+      <w:proofErr w:type="spellStart"/>
+      <w:proofErr w:type="gramStart"/>
+      <w:r>
+        <w:t>point.getY</w:t>
+      </w:r>
+      <w:proofErr w:type="spellEnd"/>
+      <w:proofErr w:type="gramEnd"/>
+      <w:r>
+        <w:t>();</w:t>
+      </w:r>
+    </w:p>
+    <w:p>
+      <w:pPr>
+        <w:spacing w:after="0" w:line="240" w:lineRule="auto"/>
+        <w:ind w:left="720"/>
+      </w:pPr>
+      <w:proofErr w:type="spellStart"/>
+      <w:r>
+        <w:t>System.out.println</w:t>
+      </w:r>
+      <w:proofErr w:type="spellEnd"/>
+      <w:r>
+        <w:t xml:space="preserve">("Element X Position: " + </w:t>
+      </w:r>
+      <w:proofErr w:type="spellStart"/>
+      <w:r>
+        <w:t>xPosition</w:t>
+      </w:r>
+      <w:proofErr w:type="spellEnd"/>
       <w:r>
         <w:t>);</w:t>
       </w:r>
-      <w:proofErr w:type="gramEnd"/>
-    </w:p>
-    <w:p>
-      <w:pPr>
-        <w:spacing w:after="0" w:line="240" w:lineRule="auto"/>
-        <w:ind w:left="720"/>
-      </w:pPr>
-      <w:r>
-        <w:t xml:space="preserve">int </w:t>
-      </w:r>
-      <w:proofErr w:type="spellStart"/>
-      <w:r>
-        <w:t>xPosition</w:t>
-      </w:r>
-      <w:proofErr w:type="spellEnd"/>
-      <w:r>
-        <w:t xml:space="preserve"> = </w:t>
-      </w:r>
-      <w:proofErr w:type="spellStart"/>
-      <w:proofErr w:type="gramStart"/>
-      <w:r>
-        <w:t>point.getX</w:t>
-      </w:r>
-      <w:proofErr w:type="spellEnd"/>
-      <w:proofErr w:type="gramEnd"/>
-      <w:r>
-        <w:t>(</w:t>
-      </w:r>
-      <w:proofErr w:type="gramStart"/>
+    </w:p>
+    <w:p>
+      <w:pPr>
+        <w:spacing w:after="0" w:line="240" w:lineRule="auto"/>
+        <w:ind w:left="720"/>
+      </w:pPr>
+      <w:proofErr w:type="spellStart"/>
+      <w:r>
+        <w:t>System.out.println</w:t>
+      </w:r>
+      <w:proofErr w:type="spellEnd"/>
+      <w:r>
+        <w:t xml:space="preserve">("Element Y Position: " + </w:t>
+      </w:r>
+      <w:proofErr w:type="spellStart"/>
+      <w:r>
+        <w:t>yPosition</w:t>
+      </w:r>
+      <w:proofErr w:type="spellEnd"/>
       <w:r>
         <w:t>);</w:t>
       </w:r>
-      <w:proofErr w:type="gramEnd"/>
-    </w:p>
-    <w:p>
-      <w:pPr>
-        <w:spacing w:after="0" w:line="240" w:lineRule="auto"/>
-        <w:ind w:left="720"/>
-      </w:pPr>
-      <w:r>
-        <w:t xml:space="preserve">int </w:t>
-      </w:r>
-      <w:proofErr w:type="spellStart"/>
-      <w:r>
-        <w:t>yPosition</w:t>
-      </w:r>
-      <w:proofErr w:type="spellEnd"/>
-      <w:r>
-        <w:t xml:space="preserve"> = </w:t>
-      </w:r>
-      <w:proofErr w:type="spellStart"/>
-      <w:proofErr w:type="gramStart"/>
-      <w:r>
-        <w:t>point.getY</w:t>
-      </w:r>
-      <w:proofErr w:type="spellEnd"/>
-      <w:proofErr w:type="gramEnd"/>
-      <w:r>
-        <w:t>(</w:t>
-      </w:r>
-      <w:proofErr w:type="gramStart"/>
-      <w:r>
-        <w:t>);</w:t>
-      </w:r>
-      <w:proofErr w:type="gramEnd"/>
-    </w:p>
-    <w:p>
-      <w:pPr>
-        <w:spacing w:after="0" w:line="240" w:lineRule="auto"/>
-        <w:ind w:left="720"/>
-      </w:pPr>
-      <w:proofErr w:type="spellStart"/>
-      <w:r>
-        <w:t>System.out.println</w:t>
-      </w:r>
-      <w:proofErr w:type="spellEnd"/>
-      <w:r>
-        <w:t xml:space="preserve">("Element X Position: " + </w:t>
-      </w:r>
-      <w:proofErr w:type="spellStart"/>
-      <w:r>
-        <w:t>xPosition</w:t>
-      </w:r>
-      <w:proofErr w:type="spellEnd"/>
-      <w:proofErr w:type="gramStart"/>
-      <w:r>
-        <w:t>);</w:t>
-      </w:r>
-      <w:proofErr w:type="gramEnd"/>
-    </w:p>
-    <w:p>
-      <w:pPr>
-        <w:spacing w:after="0" w:line="240" w:lineRule="auto"/>
-        <w:ind w:left="720"/>
-      </w:pPr>
-      <w:proofErr w:type="spellStart"/>
-      <w:r>
-        <w:t>System.out.println</w:t>
-      </w:r>
-      <w:proofErr w:type="spellEnd"/>
-      <w:r>
-        <w:t xml:space="preserve">("Element Y Position: " + </w:t>
-      </w:r>
-      <w:proofErr w:type="spellStart"/>
-      <w:r>
-        <w:t>yPosition</w:t>
-      </w:r>
-      <w:proofErr w:type="spellEnd"/>
-      <w:proofErr w:type="gramStart"/>
-      <w:r>
-        <w:t>);</w:t>
-      </w:r>
-      <w:proofErr w:type="gramEnd"/>
     </w:p>
     <w:p>
       <w:pPr>
@@ -7905,13 +7553,8 @@
       <w:proofErr w:type="spellEnd"/>
       <w:proofErr w:type="gramEnd"/>
       <w:r>
-        <w:t>(</w:t>
-      </w:r>
-      <w:proofErr w:type="gramStart"/>
-      <w:r>
-        <w:t>);</w:t>
-      </w:r>
-      <w:proofErr w:type="gramEnd"/>
+        <w:t>();</w:t>
+      </w:r>
     </w:p>
     <w:p>
       <w:pPr>
@@ -7929,13 +7572,8 @@
       <w:proofErr w:type="spellEnd"/>
       <w:proofErr w:type="gramEnd"/>
       <w:r>
-        <w:t>(</w:t>
-      </w:r>
-      <w:proofErr w:type="gramStart"/>
-      <w:r>
-        <w:t>);</w:t>
-      </w:r>
-      <w:proofErr w:type="gramEnd"/>
+        <w:t>();</w:t>
+      </w:r>
     </w:p>
     <w:p>
       <w:pPr>
@@ -7953,13 +7591,8 @@
       <w:proofErr w:type="spellEnd"/>
       <w:proofErr w:type="gramEnd"/>
       <w:r>
-        <w:t>(</w:t>
-      </w:r>
-      <w:proofErr w:type="gramStart"/>
-      <w:r>
-        <w:t>);</w:t>
-      </w:r>
-      <w:proofErr w:type="gramEnd"/>
+        <w:t>();</w:t>
+      </w:r>
     </w:p>
     <w:p>
       <w:pPr>
@@ -7972,13 +7605,8 @@
       </w:r>
       <w:proofErr w:type="spellEnd"/>
       <w:r>
-        <w:t>("Element Height: " + height</w:t>
-      </w:r>
-      <w:proofErr w:type="gramStart"/>
-      <w:r>
-        <w:t>);</w:t>
-      </w:r>
-      <w:proofErr w:type="gramEnd"/>
+        <w:t>("Element Height: " + height);</w:t>
+      </w:r>
     </w:p>
     <w:p>
       <w:pPr>
@@ -7991,13 +7619,8 @@
       </w:r>
       <w:proofErr w:type="spellEnd"/>
       <w:r>
-        <w:t>("Element Width: " + width</w:t>
-      </w:r>
-      <w:proofErr w:type="gramStart"/>
-      <w:r>
-        <w:t>);</w:t>
-      </w:r>
-      <w:proofErr w:type="gramEnd"/>
+        <w:t>("Element Width: " + width);</w:t>
+      </w:r>
     </w:p>
     <w:p>
       <w:pPr>
@@ -8120,103 +7743,101 @@
           <w:sz w:val="22"/>
           <w:szCs w:val="22"/>
         </w:rPr>
-        <w:t>(</w:t>
-      </w:r>
-      <w:proofErr w:type="gramStart"/>
-      <w:r>
+        <w:t>();</w:t>
+      </w:r>
+    </w:p>
+    <w:p>
+      <w:pPr>
+        <w:spacing w:after="0" w:line="240" w:lineRule="auto"/>
+        <w:ind w:left="720"/>
         <w:rPr>
           <w:sz w:val="22"/>
           <w:szCs w:val="22"/>
         </w:rPr>
-        <w:t>);</w:t>
-      </w:r>
-      <w:proofErr w:type="gramEnd"/>
-    </w:p>
-    <w:p>
-      <w:pPr>
-        <w:spacing w:after="0" w:line="240" w:lineRule="auto"/>
-        <w:ind w:left="720"/>
+      </w:pPr>
+      <w:proofErr w:type="spellStart"/>
+      <w:r>
         <w:rPr>
           <w:sz w:val="22"/>
           <w:szCs w:val="22"/>
         </w:rPr>
-      </w:pPr>
-      <w:proofErr w:type="spellStart"/>
+        <w:t>System.out.println</w:t>
+      </w:r>
+      <w:proofErr w:type="spellEnd"/>
       <w:r>
         <w:rPr>
           <w:sz w:val="22"/>
           <w:szCs w:val="22"/>
         </w:rPr>
-        <w:t>System.out.println</w:t>
-      </w:r>
-      <w:proofErr w:type="spellEnd"/>
+        <w:t>("</w:t>
+      </w:r>
+      <w:proofErr w:type="spellStart"/>
       <w:r>
         <w:rPr>
           <w:sz w:val="22"/>
           <w:szCs w:val="22"/>
         </w:rPr>
-        <w:t>("</w:t>
-      </w:r>
-      <w:proofErr w:type="spellStart"/>
+        <w:t>Rect</w:t>
+      </w:r>
+      <w:proofErr w:type="spellEnd"/>
       <w:r>
         <w:rPr>
           <w:sz w:val="22"/>
           <w:szCs w:val="22"/>
         </w:rPr>
-        <w:t>Rect</w:t>
-      </w:r>
-      <w:proofErr w:type="spellEnd"/>
+        <w:t xml:space="preserve"> X: " + </w:t>
+      </w:r>
+      <w:proofErr w:type="spellStart"/>
+      <w:proofErr w:type="gramStart"/>
       <w:r>
         <w:rPr>
           <w:sz w:val="22"/>
           <w:szCs w:val="22"/>
         </w:rPr>
-        <w:t xml:space="preserve"> X: " + </w:t>
-      </w:r>
-      <w:proofErr w:type="spellStart"/>
-      <w:proofErr w:type="gramStart"/>
+        <w:t>rect.getX</w:t>
+      </w:r>
+      <w:proofErr w:type="spellEnd"/>
+      <w:proofErr w:type="gramEnd"/>
       <w:r>
         <w:rPr>
           <w:sz w:val="22"/>
           <w:szCs w:val="22"/>
         </w:rPr>
-        <w:t>rect.getX</w:t>
-      </w:r>
-      <w:proofErr w:type="spellEnd"/>
-      <w:proofErr w:type="gramEnd"/>
-      <w:r>
+        <w:t>());</w:t>
+      </w:r>
+    </w:p>
+    <w:p>
+      <w:pPr>
+        <w:spacing w:after="0" w:line="240" w:lineRule="auto"/>
+        <w:ind w:left="720"/>
         <w:rPr>
           <w:sz w:val="22"/>
           <w:szCs w:val="22"/>
         </w:rPr>
-        <w:t>()</w:t>
-      </w:r>
-      <w:proofErr w:type="gramStart"/>
+      </w:pPr>
+      <w:proofErr w:type="spellStart"/>
       <w:r>
         <w:rPr>
           <w:sz w:val="22"/>
           <w:szCs w:val="22"/>
         </w:rPr>
-        <w:t>);</w:t>
-      </w:r>
-      <w:proofErr w:type="gramEnd"/>
-    </w:p>
-    <w:p>
-      <w:pPr>
-        <w:spacing w:after="0" w:line="240" w:lineRule="auto"/>
-        <w:ind w:left="720"/>
+        <w:t>System.out.println</w:t>
+      </w:r>
+      <w:proofErr w:type="spellEnd"/>
+      <w:r>
         <w:rPr>
           <w:sz w:val="22"/>
           <w:szCs w:val="22"/>
         </w:rPr>
-      </w:pPr>
+        <w:t>("</w:t>
+      </w:r>
       <w:proofErr w:type="spellStart"/>
       <w:r>
         <w:rPr>
           <w:sz w:val="22"/>
           <w:szCs w:val="22"/>
         </w:rPr>
-        <w:t>System.out.println</w:t>
+        <w:t>Rect</w:t>
       </w:r>
       <w:proofErr w:type="spellEnd"/>
       <w:r>
@@ -8224,189 +7845,146 @@
           <w:sz w:val="22"/>
           <w:szCs w:val="22"/>
         </w:rPr>
-        <w:t>("</w:t>
-      </w:r>
-      <w:proofErr w:type="spellStart"/>
+        <w:t xml:space="preserve"> Y: " + </w:t>
+      </w:r>
+      <w:proofErr w:type="spellStart"/>
+      <w:proofErr w:type="gramStart"/>
       <w:r>
         <w:rPr>
           <w:sz w:val="22"/>
           <w:szCs w:val="22"/>
         </w:rPr>
-        <w:t>Rect</w:t>
-      </w:r>
-      <w:proofErr w:type="spellEnd"/>
+        <w:t>rect.getY</w:t>
+      </w:r>
+      <w:proofErr w:type="spellEnd"/>
+      <w:proofErr w:type="gramEnd"/>
       <w:r>
         <w:rPr>
           <w:sz w:val="22"/>
           <w:szCs w:val="22"/>
         </w:rPr>
-        <w:t xml:space="preserve"> Y: " + </w:t>
-      </w:r>
-      <w:proofErr w:type="spellStart"/>
-      <w:proofErr w:type="gramStart"/>
-      <w:r>
+        <w:t>());</w:t>
+      </w:r>
+    </w:p>
+    <w:p>
+      <w:pPr>
+        <w:spacing w:after="0" w:line="240" w:lineRule="auto"/>
+        <w:ind w:left="720"/>
         <w:rPr>
           <w:sz w:val="22"/>
           <w:szCs w:val="22"/>
         </w:rPr>
-        <w:t>rect.getY</w:t>
-      </w:r>
-      <w:proofErr w:type="spellEnd"/>
-      <w:proofErr w:type="gramEnd"/>
+      </w:pPr>
+      <w:proofErr w:type="spellStart"/>
       <w:r>
         <w:rPr>
           <w:sz w:val="22"/>
           <w:szCs w:val="22"/>
         </w:rPr>
-        <w:t>()</w:t>
-      </w:r>
-      <w:proofErr w:type="gramStart"/>
+        <w:t>System.out.println</w:t>
+      </w:r>
+      <w:proofErr w:type="spellEnd"/>
       <w:r>
         <w:rPr>
           <w:sz w:val="22"/>
           <w:szCs w:val="22"/>
         </w:rPr>
-        <w:t>);</w:t>
-      </w:r>
-      <w:proofErr w:type="gramEnd"/>
-    </w:p>
-    <w:p>
-      <w:pPr>
-        <w:spacing w:after="0" w:line="240" w:lineRule="auto"/>
-        <w:ind w:left="720"/>
+        <w:t>("</w:t>
+      </w:r>
+      <w:proofErr w:type="spellStart"/>
+      <w:r>
         <w:rPr>
           <w:sz w:val="22"/>
           <w:szCs w:val="22"/>
         </w:rPr>
-      </w:pPr>
-      <w:proofErr w:type="spellStart"/>
+        <w:t>Rect</w:t>
+      </w:r>
+      <w:proofErr w:type="spellEnd"/>
       <w:r>
         <w:rPr>
           <w:sz w:val="22"/>
           <w:szCs w:val="22"/>
         </w:rPr>
-        <w:t>System.out.println</w:t>
-      </w:r>
-      <w:proofErr w:type="spellEnd"/>
+        <w:t xml:space="preserve"> Height: " + </w:t>
+      </w:r>
+      <w:proofErr w:type="spellStart"/>
+      <w:proofErr w:type="gramStart"/>
       <w:r>
         <w:rPr>
           <w:sz w:val="22"/>
           <w:szCs w:val="22"/>
         </w:rPr>
-        <w:t>("</w:t>
-      </w:r>
-      <w:proofErr w:type="spellStart"/>
+        <w:t>rect.getHeight</w:t>
+      </w:r>
+      <w:proofErr w:type="spellEnd"/>
+      <w:proofErr w:type="gramEnd"/>
       <w:r>
         <w:rPr>
           <w:sz w:val="22"/>
           <w:szCs w:val="22"/>
         </w:rPr>
-        <w:t>Rect</w:t>
-      </w:r>
-      <w:proofErr w:type="spellEnd"/>
-      <w:r>
+        <w:t>());</w:t>
+      </w:r>
+    </w:p>
+    <w:p>
+      <w:pPr>
+        <w:spacing w:after="0" w:line="240" w:lineRule="auto"/>
+        <w:ind w:left="720"/>
         <w:rPr>
           <w:sz w:val="22"/>
           <w:szCs w:val="22"/>
         </w:rPr>
-        <w:t xml:space="preserve"> Height: " + </w:t>
-      </w:r>
-      <w:proofErr w:type="spellStart"/>
-      <w:proofErr w:type="gramStart"/>
+      </w:pPr>
+      <w:proofErr w:type="spellStart"/>
       <w:r>
         <w:rPr>
           <w:sz w:val="22"/>
           <w:szCs w:val="22"/>
         </w:rPr>
-        <w:t>rect.getHeight</w:t>
-      </w:r>
-      <w:proofErr w:type="spellEnd"/>
-      <w:proofErr w:type="gramEnd"/>
+        <w:t>System.out.println</w:t>
+      </w:r>
+      <w:proofErr w:type="spellEnd"/>
       <w:r>
         <w:rPr>
           <w:sz w:val="22"/>
           <w:szCs w:val="22"/>
         </w:rPr>
-        <w:t>()</w:t>
-      </w:r>
-      <w:proofErr w:type="gramStart"/>
+        <w:t>("</w:t>
+      </w:r>
+      <w:proofErr w:type="spellStart"/>
       <w:r>
         <w:rPr>
           <w:sz w:val="22"/>
           <w:szCs w:val="22"/>
         </w:rPr>
-        <w:t>);</w:t>
-      </w:r>
-      <w:proofErr w:type="gramEnd"/>
-    </w:p>
-    <w:p>
-      <w:pPr>
-        <w:spacing w:after="0" w:line="240" w:lineRule="auto"/>
-        <w:ind w:left="720"/>
+        <w:t>Rect</w:t>
+      </w:r>
+      <w:proofErr w:type="spellEnd"/>
+      <w:r>
         <w:rPr>
           <w:sz w:val="22"/>
           <w:szCs w:val="22"/>
         </w:rPr>
-      </w:pPr>
-      <w:proofErr w:type="spellStart"/>
+        <w:t xml:space="preserve"> Width: " + </w:t>
+      </w:r>
+      <w:proofErr w:type="spellStart"/>
+      <w:proofErr w:type="gramStart"/>
       <w:r>
         <w:rPr>
           <w:sz w:val="22"/>
           <w:szCs w:val="22"/>
         </w:rPr>
-        <w:t>System.out.println</w:t>
-      </w:r>
-      <w:proofErr w:type="spellEnd"/>
+        <w:t>rect.getWidth</w:t>
+      </w:r>
+      <w:proofErr w:type="spellEnd"/>
+      <w:proofErr w:type="gramEnd"/>
       <w:r>
         <w:rPr>
           <w:sz w:val="22"/>
           <w:szCs w:val="22"/>
         </w:rPr>
-        <w:t>("</w:t>
-      </w:r>
-      <w:proofErr w:type="spellStart"/>
-      <w:r>
-        <w:rPr>
-          <w:sz w:val="22"/>
-          <w:szCs w:val="22"/>
-        </w:rPr>
-        <w:t>Rect</w:t>
-      </w:r>
-      <w:proofErr w:type="spellEnd"/>
-      <w:r>
-        <w:rPr>
-          <w:sz w:val="22"/>
-          <w:szCs w:val="22"/>
-        </w:rPr>
-        <w:t xml:space="preserve"> Width: " + </w:t>
-      </w:r>
-      <w:proofErr w:type="spellStart"/>
-      <w:proofErr w:type="gramStart"/>
-      <w:r>
-        <w:rPr>
-          <w:sz w:val="22"/>
-          <w:szCs w:val="22"/>
-        </w:rPr>
-        <w:t>rect.getWidth</w:t>
-      </w:r>
-      <w:proofErr w:type="spellEnd"/>
-      <w:proofErr w:type="gramEnd"/>
-      <w:r>
-        <w:rPr>
-          <w:sz w:val="22"/>
-          <w:szCs w:val="22"/>
-        </w:rPr>
-        <w:t>()</w:t>
-      </w:r>
-      <w:proofErr w:type="gramStart"/>
-      <w:r>
-        <w:rPr>
-          <w:sz w:val="22"/>
-          <w:szCs w:val="22"/>
-        </w:rPr>
-        <w:t>);</w:t>
-      </w:r>
-      <w:proofErr w:type="gramEnd"/>
+        <w:t>());</w:t>
+      </w:r>
     </w:p>
     <w:p>
       <w:pPr>
@@ -8506,13 +8084,8 @@
       <w:proofErr w:type="spellEnd"/>
       <w:proofErr w:type="gramEnd"/>
       <w:r>
-        <w:t>(point</w:t>
-      </w:r>
-      <w:proofErr w:type="gramStart"/>
-      <w:r>
-        <w:t>);</w:t>
-      </w:r>
-      <w:proofErr w:type="gramEnd"/>
+        <w:t>(point);</w:t>
+      </w:r>
     </w:p>
     <w:p>
       <w:pPr>
@@ -8741,7 +8314,6 @@
                 <w:b/>
                 <w:bCs/>
               </w:rPr>
-              <w:lastRenderedPageBreak/>
               <w:t>XPath Axis</w:t>
             </w:r>
           </w:p>
@@ -9408,6 +8980,7 @@
       <w:pPr>
         <w:pStyle w:val="ListParagraph"/>
         <w:spacing w:after="0"/>
+        <w:ind w:left="0"/>
       </w:pPr>
       <w:r>
         <w:t>--&gt; Browser name (Chrome, IE, Firefox)</w:t>
@@ -9769,6 +9342,7 @@
             <w:proofErr w:type="spellStart"/>
             <w:proofErr w:type="gramStart"/>
             <w:r>
+              <w:lastRenderedPageBreak/>
               <w:t>setPlatform</w:t>
             </w:r>
             <w:proofErr w:type="spellEnd"/>
@@ -10135,13 +9709,8 @@
       </w:r>
       <w:proofErr w:type="spellEnd"/>
       <w:r>
-        <w:t>(capabilities</w:t>
-      </w:r>
-      <w:proofErr w:type="gramStart"/>
-      <w:r>
-        <w:t>);</w:t>
-      </w:r>
-      <w:proofErr w:type="gramEnd"/>
+        <w:t>(capabilities);</w:t>
+      </w:r>
     </w:p>
     <w:p>
       <w:pPr>
@@ -10159,7 +9728,6 @@
           <w:szCs w:val="26"/>
           <w:highlight w:val="green"/>
         </w:rPr>
-        <w:lastRenderedPageBreak/>
         <w:t>4. Key Points to Remember</w:t>
       </w:r>
     </w:p>
@@ -10216,6 +9784,11 @@
         <w:br/>
         <w:t>4. Useful for cross-browser and cross-platform testing.</w:t>
       </w:r>
+    </w:p>
+    <w:p>
+      <w:pPr>
+        <w:ind w:left="720"/>
+      </w:pPr>
     </w:p>
     <w:p>
       <w:pPr>
@@ -10286,13 +9859,54 @@
       </w:r>
       <w:proofErr w:type="spellEnd"/>
       <w:r>
+        <w:t>();</w:t>
+      </w:r>
+    </w:p>
+    <w:p>
+      <w:pPr>
+        <w:pStyle w:val="ListParagraph"/>
+      </w:pPr>
+      <w:proofErr w:type="spellStart"/>
+      <w:proofErr w:type="gramStart"/>
+      <w:r>
+        <w:t>capabilities.setAcceptInsecureCerts</w:t>
+      </w:r>
+      <w:proofErr w:type="spellEnd"/>
+      <w:proofErr w:type="gramEnd"/>
+      <w:r>
+        <w:t>(true); // Accept SSL certificate</w:t>
+      </w:r>
+    </w:p>
+    <w:p>
+      <w:pPr>
+        <w:pStyle w:val="ListParagraph"/>
+      </w:pPr>
+    </w:p>
+    <w:p>
+      <w:pPr>
+        <w:pStyle w:val="ListParagraph"/>
+      </w:pPr>
+      <w:proofErr w:type="spellStart"/>
+      <w:r>
+        <w:t>ChromeOptions</w:t>
+      </w:r>
+      <w:proofErr w:type="spellEnd"/>
+      <w:r>
+        <w:t xml:space="preserve"> options = new </w:t>
+      </w:r>
+      <w:proofErr w:type="spellStart"/>
+      <w:proofErr w:type="gramStart"/>
+      <w:r>
+        <w:t>ChromeOptions</w:t>
+      </w:r>
+      <w:proofErr w:type="spellEnd"/>
+      <w:r>
         <w:t>(</w:t>
       </w:r>
-      <w:proofErr w:type="gramStart"/>
+      <w:proofErr w:type="gramEnd"/>
       <w:r>
         <w:t>);</w:t>
       </w:r>
-      <w:proofErr w:type="gramEnd"/>
     </w:p>
     <w:p>
       <w:pPr>
@@ -10301,66 +9915,18 @@
       <w:proofErr w:type="spellStart"/>
       <w:proofErr w:type="gramStart"/>
       <w:r>
-        <w:t>capabilities.setAcceptInsecureCerts</w:t>
-      </w:r>
-      <w:proofErr w:type="spellEnd"/>
-      <w:proofErr w:type="gramEnd"/>
-      <w:r>
-        <w:t>(true); // Accept SSL certificate</w:t>
+        <w:t>options.merge</w:t>
+      </w:r>
+      <w:proofErr w:type="spellEnd"/>
+      <w:proofErr w:type="gramEnd"/>
+      <w:r>
+        <w:t>(capabilities);</w:t>
       </w:r>
     </w:p>
     <w:p>
       <w:pPr>
         <w:pStyle w:val="ListParagraph"/>
       </w:pPr>
-    </w:p>
-    <w:p>
-      <w:pPr>
-        <w:pStyle w:val="ListParagraph"/>
-      </w:pPr>
-      <w:proofErr w:type="spellStart"/>
-      <w:r>
-        <w:t>ChromeOptions</w:t>
-      </w:r>
-      <w:proofErr w:type="spellEnd"/>
-      <w:r>
-        <w:t xml:space="preserve"> options = new </w:t>
-      </w:r>
-      <w:proofErr w:type="spellStart"/>
-      <w:proofErr w:type="gramStart"/>
-      <w:r>
-        <w:t>ChromeOptions</w:t>
-      </w:r>
-      <w:proofErr w:type="spellEnd"/>
-      <w:r>
-        <w:t>();</w:t>
-      </w:r>
-      <w:proofErr w:type="gramEnd"/>
-    </w:p>
-    <w:p>
-      <w:pPr>
-        <w:pStyle w:val="ListParagraph"/>
-      </w:pPr>
-      <w:proofErr w:type="spellStart"/>
-      <w:proofErr w:type="gramStart"/>
-      <w:r>
-        <w:t>options.merge</w:t>
-      </w:r>
-      <w:proofErr w:type="spellEnd"/>
-      <w:proofErr w:type="gramEnd"/>
-      <w:r>
-        <w:t>(capabilities</w:t>
-      </w:r>
-      <w:proofErr w:type="gramStart"/>
-      <w:r>
-        <w:t>);</w:t>
-      </w:r>
-      <w:proofErr w:type="gramEnd"/>
-    </w:p>
-    <w:p>
-      <w:pPr>
-        <w:pStyle w:val="ListParagraph"/>
-      </w:pPr>
       <w:r>
         <w:t xml:space="preserve">WebDriver driver = new </w:t>
       </w:r>
@@ -10370,13 +9936,8 @@
       </w:r>
       <w:proofErr w:type="spellEnd"/>
       <w:r>
-        <w:t>(options</w:t>
-      </w:r>
-      <w:proofErr w:type="gramStart"/>
-      <w:r>
-        <w:t>);</w:t>
-      </w:r>
-      <w:proofErr w:type="gramEnd"/>
+        <w:t>(options);</w:t>
+      </w:r>
     </w:p>
     <w:p>
       <w:pPr>
@@ -10429,13 +9990,54 @@
       </w:r>
       <w:proofErr w:type="spellEnd"/>
       <w:r>
+        <w:t>();</w:t>
+      </w:r>
+    </w:p>
+    <w:p>
+      <w:pPr>
+        <w:pStyle w:val="ListParagraph"/>
+      </w:pPr>
+      <w:proofErr w:type="spellStart"/>
+      <w:proofErr w:type="gramStart"/>
+      <w:r>
+        <w:t>capabilities.setAcceptInsecureCerts</w:t>
+      </w:r>
+      <w:proofErr w:type="spellEnd"/>
+      <w:proofErr w:type="gramEnd"/>
+      <w:r>
+        <w:t>(true); // Accept SSL certificate</w:t>
+      </w:r>
+    </w:p>
+    <w:p>
+      <w:pPr>
+        <w:pStyle w:val="ListParagraph"/>
+      </w:pPr>
+    </w:p>
+    <w:p>
+      <w:pPr>
+        <w:pStyle w:val="ListParagraph"/>
+      </w:pPr>
+      <w:proofErr w:type="spellStart"/>
+      <w:r>
+        <w:t>FirefoxOptions</w:t>
+      </w:r>
+      <w:proofErr w:type="spellEnd"/>
+      <w:r>
+        <w:t xml:space="preserve"> options = new </w:t>
+      </w:r>
+      <w:proofErr w:type="spellStart"/>
+      <w:proofErr w:type="gramStart"/>
+      <w:r>
+        <w:t>FirefoxOptions</w:t>
+      </w:r>
+      <w:proofErr w:type="spellEnd"/>
+      <w:r>
         <w:t>(</w:t>
       </w:r>
-      <w:proofErr w:type="gramStart"/>
+      <w:proofErr w:type="gramEnd"/>
       <w:r>
         <w:t>);</w:t>
       </w:r>
-      <w:proofErr w:type="gramEnd"/>
     </w:p>
     <w:p>
       <w:pPr>
@@ -10444,12 +10046,13 @@
       <w:proofErr w:type="spellStart"/>
       <w:proofErr w:type="gramStart"/>
       <w:r>
-        <w:t>capabilities.setAcceptInsecureCerts</w:t>
-      </w:r>
-      <w:proofErr w:type="spellEnd"/>
-      <w:proofErr w:type="gramEnd"/>
-      <w:r>
-        <w:t>(true); // Accept SSL certificate</w:t>
+        <w:lastRenderedPageBreak/>
+        <w:t>options.merge</w:t>
+      </w:r>
+      <w:proofErr w:type="spellEnd"/>
+      <w:proofErr w:type="gramEnd"/>
+      <w:r>
+        <w:t>(capabilities);</w:t>
       </w:r>
     </w:p>
     <w:p>
@@ -10461,54 +10064,6 @@
       <w:pPr>
         <w:pStyle w:val="ListParagraph"/>
       </w:pPr>
-      <w:proofErr w:type="spellStart"/>
-      <w:r>
-        <w:t>FirefoxOptions</w:t>
-      </w:r>
-      <w:proofErr w:type="spellEnd"/>
-      <w:r>
-        <w:t xml:space="preserve"> options = new </w:t>
-      </w:r>
-      <w:proofErr w:type="spellStart"/>
-      <w:proofErr w:type="gramStart"/>
-      <w:r>
-        <w:t>FirefoxOptions</w:t>
-      </w:r>
-      <w:proofErr w:type="spellEnd"/>
-      <w:r>
-        <w:t>();</w:t>
-      </w:r>
-      <w:proofErr w:type="gramEnd"/>
-    </w:p>
-    <w:p>
-      <w:pPr>
-        <w:pStyle w:val="ListParagraph"/>
-      </w:pPr>
-      <w:proofErr w:type="spellStart"/>
-      <w:proofErr w:type="gramStart"/>
-      <w:r>
-        <w:t>options.merge</w:t>
-      </w:r>
-      <w:proofErr w:type="spellEnd"/>
-      <w:proofErr w:type="gramEnd"/>
-      <w:r>
-        <w:t>(capabilities</w:t>
-      </w:r>
-      <w:proofErr w:type="gramStart"/>
-      <w:r>
-        <w:t>);</w:t>
-      </w:r>
-      <w:proofErr w:type="gramEnd"/>
-    </w:p>
-    <w:p>
-      <w:pPr>
-        <w:pStyle w:val="ListParagraph"/>
-      </w:pPr>
-    </w:p>
-    <w:p>
-      <w:pPr>
-        <w:pStyle w:val="ListParagraph"/>
-      </w:pPr>
       <w:r>
         <w:t xml:space="preserve">WebDriver driver = new </w:t>
       </w:r>
@@ -10518,13 +10073,8 @@
       </w:r>
       <w:proofErr w:type="spellEnd"/>
       <w:r>
-        <w:t>(options</w:t>
-      </w:r>
-      <w:proofErr w:type="gramStart"/>
-      <w:r>
-        <w:t>);</w:t>
-      </w:r>
-      <w:proofErr w:type="gramEnd"/>
+        <w:t>(options);</w:t>
+      </w:r>
     </w:p>
     <w:p>
       <w:pPr>
@@ -10587,13 +10137,8 @@
       <w:proofErr w:type="spellEnd"/>
       <w:proofErr w:type="gramEnd"/>
       <w:r>
-        <w:t>(By.name("q")</w:t>
-      </w:r>
-      <w:proofErr w:type="gramStart"/>
-      <w:r>
-        <w:t>);</w:t>
-      </w:r>
-      <w:proofErr w:type="gramEnd"/>
+        <w:t>(By.name("q"));</w:t>
+      </w:r>
     </w:p>
     <w:p>
       <w:pPr>
@@ -10607,13 +10152,8 @@
       </w:r>
       <w:proofErr w:type="spellEnd"/>
       <w:r>
-        <w:t>("selenium"</w:t>
-      </w:r>
-      <w:proofErr w:type="gramStart"/>
-      <w:r>
-        <w:t>);</w:t>
-      </w:r>
-      <w:proofErr w:type="gramEnd"/>
+        <w:t>("selenium");</w:t>
+      </w:r>
     </w:p>
     <w:p>
       <w:pPr>
@@ -10656,13 +10196,8 @@
       </w:r>
       <w:proofErr w:type="spellEnd"/>
       <w:r>
-        <w:t>(10)</w:t>
-      </w:r>
-      <w:proofErr w:type="gramStart"/>
-      <w:r>
-        <w:t>);</w:t>
-      </w:r>
-      <w:proofErr w:type="gramEnd"/>
+        <w:t>(10));</w:t>
+      </w:r>
     </w:p>
     <w:p>
       <w:pPr>
@@ -10737,13 +10272,8 @@
       </w:r>
       <w:proofErr w:type="gramEnd"/>
       <w:r>
-        <w:t>"))</w:t>
-      </w:r>
-      <w:proofErr w:type="gramStart"/>
-      <w:r>
-        <w:t>);</w:t>
-      </w:r>
-      <w:proofErr w:type="gramEnd"/>
+        <w:t>")));</w:t>
+      </w:r>
     </w:p>
     <w:p>
       <w:pPr>
@@ -10830,19 +10360,13 @@
       <w:proofErr w:type="spellStart"/>
       <w:proofErr w:type="gramStart"/>
       <w:r>
-        <w:lastRenderedPageBreak/>
         <w:t>suggestion.click</w:t>
       </w:r>
       <w:proofErr w:type="spellEnd"/>
       <w:proofErr w:type="gramEnd"/>
       <w:r>
-        <w:t>(</w:t>
-      </w:r>
-      <w:proofErr w:type="gramStart"/>
-      <w:r>
-        <w:t>);</w:t>
-      </w:r>
-      <w:proofErr w:type="gramEnd"/>
+        <w:t>();</w:t>
+      </w:r>
     </w:p>
     <w:p>
       <w:pPr>
@@ -10850,11 +10374,9 @@
         <w:ind w:left="720"/>
         <w:jc w:val="both"/>
       </w:pPr>
-      <w:proofErr w:type="gramStart"/>
       <w:r>
         <w:t>break;</w:t>
       </w:r>
-      <w:proofErr w:type="gramEnd"/>
     </w:p>
     <w:p>
       <w:pPr>
@@ -10921,13 +10443,8 @@
         <w:jc w:val="both"/>
       </w:pPr>
       <w:r>
-        <w:t>driver.get("https://www.selenium.dev/documentation/webdriver/elements/"</w:t>
-      </w:r>
-      <w:proofErr w:type="gramStart"/>
-      <w:r>
-        <w:t>);</w:t>
-      </w:r>
-      <w:proofErr w:type="gramEnd"/>
+        <w:t>driver.get("https://www.selenium.dev/documentation/webdriver/elements/");</w:t>
+      </w:r>
     </w:p>
     <w:p>
       <w:pPr>
@@ -10979,13 +10496,8 @@
       <w:proofErr w:type="spellEnd"/>
       <w:proofErr w:type="gramEnd"/>
       <w:r>
-        <w:t>("WebDriver")</w:t>
-      </w:r>
-      <w:proofErr w:type="gramStart"/>
-      <w:r>
-        <w:t>);</w:t>
-      </w:r>
-      <w:proofErr w:type="gramEnd"/>
+        <w:t>("WebDriver"));</w:t>
+      </w:r>
     </w:p>
     <w:p>
       <w:pPr>
@@ -11030,38 +10542,31 @@
       <w:proofErr w:type="spellEnd"/>
       <w:proofErr w:type="gramEnd"/>
       <w:r>
-        <w:t>("title"</w:t>
-      </w:r>
-      <w:proofErr w:type="gramStart"/>
+        <w:t>("title");</w:t>
+      </w:r>
+    </w:p>
+    <w:p>
+      <w:pPr>
+        <w:spacing w:after="0"/>
+        <w:ind w:left="720"/>
+        <w:jc w:val="both"/>
+      </w:pPr>
+      <w:proofErr w:type="spellStart"/>
+      <w:r>
+        <w:t>System.out.println</w:t>
+      </w:r>
+      <w:proofErr w:type="spellEnd"/>
+      <w:r>
+        <w:t xml:space="preserve">("Tooltip text: " + </w:t>
+      </w:r>
+      <w:proofErr w:type="spellStart"/>
+      <w:r>
+        <w:t>tooltipText</w:t>
+      </w:r>
+      <w:proofErr w:type="spellEnd"/>
       <w:r>
         <w:t>);</w:t>
       </w:r>
-      <w:proofErr w:type="gramEnd"/>
-    </w:p>
-    <w:p>
-      <w:pPr>
-        <w:spacing w:after="0"/>
-        <w:ind w:left="720"/>
-        <w:jc w:val="both"/>
-      </w:pPr>
-      <w:proofErr w:type="spellStart"/>
-      <w:r>
-        <w:t>System.out.println</w:t>
-      </w:r>
-      <w:proofErr w:type="spellEnd"/>
-      <w:r>
-        <w:t xml:space="preserve">("Tooltip text: " + </w:t>
-      </w:r>
-      <w:proofErr w:type="spellStart"/>
-      <w:r>
-        <w:t>tooltipText</w:t>
-      </w:r>
-      <w:proofErr w:type="spellEnd"/>
-      <w:proofErr w:type="gramStart"/>
-      <w:r>
-        <w:t>);</w:t>
-      </w:r>
-      <w:proofErr w:type="gramEnd"/>
     </w:p>
     <w:p>
       <w:pPr>
@@ -11078,14 +10583,6 @@
         <w:pStyle w:val="ListParagraph"/>
         <w:spacing w:after="0" w:line="240" w:lineRule="auto"/>
         <w:jc w:val="center"/>
-        <w:rPr>
-          <w:b/>
-          <w:bCs/>
-          <w:sz w:val="36"/>
-          <w:szCs w:val="36"/>
-        </w:rPr>
-      </w:pPr>
-      <w:r>
         <w:rPr>
           <w:b/>
           <w:bCs/>
@@ -11093,637 +10590,13 @@
           <w:szCs w:val="36"/>
           <w:highlight w:val="yellow"/>
         </w:rPr>
-        <w:t>Broken Links</w:t>
-      </w:r>
+      </w:pPr>
     </w:p>
     <w:p>
       <w:pPr>
         <w:pStyle w:val="ListParagraph"/>
         <w:spacing w:after="0" w:line="240" w:lineRule="auto"/>
         <w:jc w:val="center"/>
-        <w:rPr>
-          <w:b/>
-          <w:bCs/>
-          <w:sz w:val="36"/>
-          <w:szCs w:val="36"/>
-        </w:rPr>
-      </w:pPr>
-    </w:p>
-    <w:p>
-      <w:pPr>
-        <w:spacing w:line="240" w:lineRule="auto"/>
-        <w:ind w:left="720"/>
-      </w:pPr>
-      <w:r>
-        <w:t>List&lt;</w:t>
-      </w:r>
-      <w:proofErr w:type="spellStart"/>
-      <w:r>
-        <w:t>WebElement</w:t>
-      </w:r>
-      <w:proofErr w:type="spellEnd"/>
-      <w:r>
-        <w:t xml:space="preserve">&gt; links = </w:t>
-      </w:r>
-      <w:proofErr w:type="spellStart"/>
-      <w:proofErr w:type="gramStart"/>
-      <w:r>
-        <w:t>driver.findElements</w:t>
-      </w:r>
-      <w:proofErr w:type="spellEnd"/>
-      <w:proofErr w:type="gramEnd"/>
-      <w:r>
-        <w:t>(</w:t>
-      </w:r>
-      <w:proofErr w:type="spellStart"/>
-      <w:proofErr w:type="gramStart"/>
-      <w:r>
-        <w:t>By.tagName</w:t>
-      </w:r>
-      <w:proofErr w:type="spellEnd"/>
-      <w:proofErr w:type="gramEnd"/>
-      <w:r>
-        <w:t>("a")</w:t>
-      </w:r>
-      <w:proofErr w:type="gramStart"/>
-      <w:r>
-        <w:t>);</w:t>
-      </w:r>
-      <w:proofErr w:type="gramEnd"/>
-    </w:p>
-    <w:p>
-      <w:pPr>
-        <w:spacing w:line="240" w:lineRule="auto"/>
-        <w:ind w:left="720"/>
-      </w:pPr>
-      <w:proofErr w:type="spellStart"/>
-      <w:r>
-        <w:t>System.out.println</w:t>
-      </w:r>
-      <w:proofErr w:type="spellEnd"/>
-      <w:r>
-        <w:t xml:space="preserve">("Total links found: " + </w:t>
-      </w:r>
-      <w:proofErr w:type="spellStart"/>
-      <w:proofErr w:type="gramStart"/>
-      <w:r>
-        <w:t>links.size</w:t>
-      </w:r>
-      <w:proofErr w:type="spellEnd"/>
-      <w:proofErr w:type="gramEnd"/>
-      <w:r>
-        <w:t>()</w:t>
-      </w:r>
-      <w:proofErr w:type="gramStart"/>
-      <w:r>
-        <w:t>);</w:t>
-      </w:r>
-      <w:proofErr w:type="gramEnd"/>
-    </w:p>
-    <w:p>
-      <w:pPr>
-        <w:spacing w:line="240" w:lineRule="auto"/>
-        <w:ind w:left="720"/>
-      </w:pPr>
-      <w:r>
-        <w:t>for (</w:t>
-      </w:r>
-      <w:proofErr w:type="spellStart"/>
-      <w:r>
-        <w:t>WebElement</w:t>
-      </w:r>
-      <w:proofErr w:type="spellEnd"/>
-      <w:r>
-        <w:t xml:space="preserve"> </w:t>
-      </w:r>
-      <w:proofErr w:type="spellStart"/>
-      <w:proofErr w:type="gramStart"/>
-      <w:r>
-        <w:t>linkElement</w:t>
-      </w:r>
-      <w:proofErr w:type="spellEnd"/>
-      <w:r>
-        <w:t xml:space="preserve"> :</w:t>
-      </w:r>
-      <w:proofErr w:type="gramEnd"/>
-      <w:r>
-        <w:t xml:space="preserve"> </w:t>
-      </w:r>
-      <w:proofErr w:type="gramStart"/>
-      <w:r>
-        <w:t>links) {</w:t>
-      </w:r>
-      <w:proofErr w:type="gramEnd"/>
-    </w:p>
-    <w:p>
-      <w:pPr>
-        <w:spacing w:line="240" w:lineRule="auto"/>
-        <w:ind w:left="720"/>
-      </w:pPr>
-      <w:r>
-        <w:t xml:space="preserve">String </w:t>
-      </w:r>
-      <w:proofErr w:type="spellStart"/>
-      <w:r>
-        <w:t>url</w:t>
-      </w:r>
-      <w:proofErr w:type="spellEnd"/>
-      <w:r>
-        <w:t xml:space="preserve"> = </w:t>
-      </w:r>
-      <w:proofErr w:type="spellStart"/>
-      <w:r>
-        <w:t>linkElement.getAttribute</w:t>
-      </w:r>
-      <w:proofErr w:type="spellEnd"/>
-      <w:r>
-        <w:t>("</w:t>
-      </w:r>
-      <w:proofErr w:type="spellStart"/>
-      <w:r>
-        <w:t>href</w:t>
-      </w:r>
-      <w:proofErr w:type="spellEnd"/>
-      <w:r>
-        <w:t>"</w:t>
-      </w:r>
-      <w:proofErr w:type="gramStart"/>
-      <w:r>
-        <w:t>);</w:t>
-      </w:r>
-      <w:proofErr w:type="gramEnd"/>
-    </w:p>
-    <w:p>
-      <w:pPr>
-        <w:spacing w:line="240" w:lineRule="auto"/>
-        <w:ind w:left="720"/>
-      </w:pPr>
-    </w:p>
-    <w:p>
-      <w:pPr>
-        <w:spacing w:line="240" w:lineRule="auto"/>
-        <w:ind w:left="720"/>
-      </w:pPr>
-      <w:r>
-        <w:t xml:space="preserve">// Skip if </w:t>
-      </w:r>
-      <w:proofErr w:type="spellStart"/>
-      <w:r>
-        <w:t>href</w:t>
-      </w:r>
-      <w:proofErr w:type="spellEnd"/>
-      <w:r>
-        <w:t xml:space="preserve"> is null or empty</w:t>
-      </w:r>
-    </w:p>
-    <w:p>
-      <w:pPr>
-        <w:spacing w:line="240" w:lineRule="auto"/>
-        <w:ind w:left="720"/>
-      </w:pPr>
-      <w:r>
-        <w:t>if (</w:t>
-      </w:r>
-      <w:proofErr w:type="spellStart"/>
-      <w:r>
-        <w:t>url</w:t>
-      </w:r>
-      <w:proofErr w:type="spellEnd"/>
-      <w:r>
-        <w:t xml:space="preserve"> == null || </w:t>
-      </w:r>
-      <w:proofErr w:type="spellStart"/>
-      <w:proofErr w:type="gramStart"/>
-      <w:r>
-        <w:t>url.isEmpty</w:t>
-      </w:r>
-      <w:proofErr w:type="spellEnd"/>
-      <w:proofErr w:type="gramEnd"/>
-      <w:r>
-        <w:t>(</w:t>
-      </w:r>
-      <w:proofErr w:type="gramStart"/>
-      <w:r>
-        <w:t>)) {</w:t>
-      </w:r>
-      <w:proofErr w:type="gramEnd"/>
-    </w:p>
-    <w:p>
-      <w:pPr>
-        <w:spacing w:line="240" w:lineRule="auto"/>
-        <w:ind w:left="720"/>
-      </w:pPr>
-      <w:proofErr w:type="spellStart"/>
-      <w:r>
-        <w:t>System.out.println</w:t>
-      </w:r>
-      <w:proofErr w:type="spellEnd"/>
-      <w:r>
-        <w:t>("Empty or null link skipped"</w:t>
-      </w:r>
-      <w:proofErr w:type="gramStart"/>
-      <w:r>
-        <w:t>);</w:t>
-      </w:r>
-      <w:proofErr w:type="gramEnd"/>
-    </w:p>
-    <w:p>
-      <w:pPr>
-        <w:spacing w:line="240" w:lineRule="auto"/>
-        <w:ind w:left="720"/>
-      </w:pPr>
-      <w:proofErr w:type="gramStart"/>
-      <w:r>
-        <w:t>continue;</w:t>
-      </w:r>
-      <w:proofErr w:type="gramEnd"/>
-    </w:p>
-    <w:p>
-      <w:pPr>
-        <w:spacing w:line="240" w:lineRule="auto"/>
-        <w:ind w:left="720"/>
-      </w:pPr>
-      <w:r>
-        <w:t>}</w:t>
-      </w:r>
-    </w:p>
-    <w:p>
-      <w:pPr>
-        <w:spacing w:line="240" w:lineRule="auto"/>
-        <w:ind w:left="720"/>
-      </w:pPr>
-      <w:r>
-        <w:t>try {</w:t>
-      </w:r>
-    </w:p>
-    <w:p>
-      <w:pPr>
-        <w:spacing w:line="240" w:lineRule="auto"/>
-        <w:ind w:left="720"/>
-      </w:pPr>
-      <w:r>
-        <w:t xml:space="preserve">URL link = new </w:t>
-      </w:r>
-      <w:proofErr w:type="gramStart"/>
-      <w:r>
-        <w:t>URL(</w:t>
-      </w:r>
-      <w:proofErr w:type="spellStart"/>
-      <w:proofErr w:type="gramEnd"/>
-      <w:r>
-        <w:t>url</w:t>
-      </w:r>
-      <w:proofErr w:type="spellEnd"/>
-      <w:proofErr w:type="gramStart"/>
-      <w:r>
-        <w:t>);</w:t>
-      </w:r>
-      <w:proofErr w:type="gramEnd"/>
-    </w:p>
-    <w:p>
-      <w:pPr>
-        <w:spacing w:line="240" w:lineRule="auto"/>
-        <w:ind w:left="720"/>
-      </w:pPr>
-      <w:proofErr w:type="spellStart"/>
-      <w:r>
-        <w:t>URLConnection</w:t>
-      </w:r>
-      <w:proofErr w:type="spellEnd"/>
-      <w:r>
-        <w:t xml:space="preserve"> </w:t>
-      </w:r>
-      <w:proofErr w:type="spellStart"/>
-      <w:r>
-        <w:t>urlConnection</w:t>
-      </w:r>
-      <w:proofErr w:type="spellEnd"/>
-      <w:r>
-        <w:t xml:space="preserve"> = </w:t>
-      </w:r>
-      <w:proofErr w:type="spellStart"/>
-      <w:proofErr w:type="gramStart"/>
-      <w:r>
-        <w:t>link.openConnection</w:t>
-      </w:r>
-      <w:proofErr w:type="spellEnd"/>
-      <w:proofErr w:type="gramEnd"/>
-      <w:r>
-        <w:t>(</w:t>
-      </w:r>
-      <w:proofErr w:type="gramStart"/>
-      <w:r>
-        <w:t>);</w:t>
-      </w:r>
-      <w:proofErr w:type="gramEnd"/>
-    </w:p>
-    <w:p>
-      <w:pPr>
-        <w:spacing w:line="240" w:lineRule="auto"/>
-        <w:ind w:left="720"/>
-      </w:pPr>
-      <w:proofErr w:type="spellStart"/>
-      <w:r>
-        <w:t>HttpURLConnection</w:t>
-      </w:r>
-      <w:proofErr w:type="spellEnd"/>
-      <w:r>
-        <w:t xml:space="preserve"> connection = (</w:t>
-      </w:r>
-      <w:proofErr w:type="spellStart"/>
-      <w:r>
-        <w:t>HttpURLConnection</w:t>
-      </w:r>
-      <w:proofErr w:type="spellEnd"/>
-      <w:r>
-        <w:t xml:space="preserve">) </w:t>
-      </w:r>
-      <w:proofErr w:type="spellStart"/>
-      <w:proofErr w:type="gramStart"/>
-      <w:r>
-        <w:t>urlConnection</w:t>
-      </w:r>
-      <w:proofErr w:type="spellEnd"/>
-      <w:r>
-        <w:t>;</w:t>
-      </w:r>
-      <w:proofErr w:type="gramEnd"/>
-    </w:p>
-    <w:p>
-      <w:pPr>
-        <w:spacing w:line="240" w:lineRule="auto"/>
-        <w:ind w:left="720"/>
-      </w:pPr>
-    </w:p>
-    <w:p>
-      <w:pPr>
-        <w:spacing w:line="240" w:lineRule="auto"/>
-        <w:ind w:left="720"/>
-      </w:pPr>
-      <w:r>
-        <w:lastRenderedPageBreak/>
-        <w:t>// Use HEAD request to get response code</w:t>
-      </w:r>
-    </w:p>
-    <w:p>
-      <w:pPr>
-        <w:spacing w:line="240" w:lineRule="auto"/>
-        <w:ind w:left="720"/>
-      </w:pPr>
-      <w:proofErr w:type="spellStart"/>
-      <w:proofErr w:type="gramStart"/>
-      <w:r>
-        <w:t>connection.setRequestMethod</w:t>
-      </w:r>
-      <w:proofErr w:type="spellEnd"/>
-      <w:proofErr w:type="gramEnd"/>
-      <w:r>
-        <w:t>("HEAD"</w:t>
-      </w:r>
-      <w:proofErr w:type="gramStart"/>
-      <w:r>
-        <w:t>);</w:t>
-      </w:r>
-      <w:proofErr w:type="gramEnd"/>
-    </w:p>
-    <w:p>
-      <w:pPr>
-        <w:spacing w:line="240" w:lineRule="auto"/>
-        <w:ind w:left="720"/>
-      </w:pPr>
-      <w:proofErr w:type="spellStart"/>
-      <w:proofErr w:type="gramStart"/>
-      <w:r>
-        <w:t>connection.connect</w:t>
-      </w:r>
-      <w:proofErr w:type="spellEnd"/>
-      <w:proofErr w:type="gramEnd"/>
-      <w:r>
-        <w:t>(</w:t>
-      </w:r>
-      <w:proofErr w:type="gramStart"/>
-      <w:r>
-        <w:t>);</w:t>
-      </w:r>
-      <w:proofErr w:type="gramEnd"/>
-    </w:p>
-    <w:p>
-      <w:pPr>
-        <w:spacing w:line="240" w:lineRule="auto"/>
-        <w:ind w:left="720"/>
-      </w:pPr>
-      <w:r>
-        <w:t xml:space="preserve">int </w:t>
-      </w:r>
-      <w:proofErr w:type="spellStart"/>
-      <w:r>
-        <w:t>responseCode</w:t>
-      </w:r>
-      <w:proofErr w:type="spellEnd"/>
-      <w:r>
-        <w:t xml:space="preserve"> = </w:t>
-      </w:r>
-      <w:proofErr w:type="spellStart"/>
-      <w:proofErr w:type="gramStart"/>
-      <w:r>
-        <w:t>connection.getResponseCode</w:t>
-      </w:r>
-      <w:proofErr w:type="spellEnd"/>
-      <w:proofErr w:type="gramEnd"/>
-      <w:r>
-        <w:t>(</w:t>
-      </w:r>
-      <w:proofErr w:type="gramStart"/>
-      <w:r>
-        <w:t>);</w:t>
-      </w:r>
-      <w:proofErr w:type="gramEnd"/>
-    </w:p>
-    <w:p>
-      <w:pPr>
-        <w:spacing w:line="240" w:lineRule="auto"/>
-        <w:ind w:left="720"/>
-      </w:pPr>
-      <w:r>
-        <w:t>if (</w:t>
-      </w:r>
-      <w:proofErr w:type="spellStart"/>
-      <w:r>
-        <w:t>responseCode</w:t>
-      </w:r>
-      <w:proofErr w:type="spellEnd"/>
-      <w:r>
-        <w:t xml:space="preserve"> &gt;= </w:t>
-      </w:r>
-      <w:proofErr w:type="gramStart"/>
-      <w:r>
-        <w:t>400) {</w:t>
-      </w:r>
-      <w:proofErr w:type="gramEnd"/>
-    </w:p>
-    <w:p>
-      <w:pPr>
-        <w:spacing w:line="240" w:lineRule="auto"/>
-        <w:ind w:left="720"/>
-      </w:pPr>
-      <w:proofErr w:type="spellStart"/>
-      <w:r>
-        <w:t>System.out.println</w:t>
-      </w:r>
-      <w:proofErr w:type="spellEnd"/>
-      <w:r>
-        <w:t xml:space="preserve">("Broken link: " + </w:t>
-      </w:r>
-      <w:proofErr w:type="spellStart"/>
-      <w:r>
-        <w:t>url</w:t>
-      </w:r>
-      <w:proofErr w:type="spellEnd"/>
-      <w:r>
-        <w:t xml:space="preserve"> + " --&gt; " + </w:t>
-      </w:r>
-      <w:proofErr w:type="spellStart"/>
-      <w:r>
-        <w:t>responseCode</w:t>
-      </w:r>
-      <w:proofErr w:type="spellEnd"/>
-      <w:proofErr w:type="gramStart"/>
-      <w:r>
-        <w:t>);</w:t>
-      </w:r>
-      <w:proofErr w:type="gramEnd"/>
-    </w:p>
-    <w:p>
-      <w:pPr>
-        <w:spacing w:line="240" w:lineRule="auto"/>
-        <w:ind w:left="720"/>
-      </w:pPr>
-      <w:r>
-        <w:t>} else {</w:t>
-      </w:r>
-    </w:p>
-    <w:p>
-      <w:pPr>
-        <w:spacing w:line="240" w:lineRule="auto"/>
-        <w:ind w:left="720"/>
-      </w:pPr>
-      <w:proofErr w:type="spellStart"/>
-      <w:r>
-        <w:t>System.out.println</w:t>
-      </w:r>
-      <w:proofErr w:type="spellEnd"/>
-      <w:r>
-        <w:t xml:space="preserve">("Valid link: " + </w:t>
-      </w:r>
-      <w:proofErr w:type="spellStart"/>
-      <w:r>
-        <w:t>url</w:t>
-      </w:r>
-      <w:proofErr w:type="spellEnd"/>
-      <w:r>
-        <w:t xml:space="preserve"> + " --&gt; " + </w:t>
-      </w:r>
-      <w:proofErr w:type="spellStart"/>
-      <w:r>
-        <w:t>responseCode</w:t>
-      </w:r>
-      <w:proofErr w:type="spellEnd"/>
-      <w:proofErr w:type="gramStart"/>
-      <w:r>
-        <w:t>);</w:t>
-      </w:r>
-      <w:proofErr w:type="gramEnd"/>
-    </w:p>
-    <w:p>
-      <w:pPr>
-        <w:spacing w:line="240" w:lineRule="auto"/>
-        <w:ind w:left="720"/>
-      </w:pPr>
-      <w:r>
-        <w:t>}</w:t>
-      </w:r>
-    </w:p>
-    <w:p>
-      <w:pPr>
-        <w:spacing w:line="240" w:lineRule="auto"/>
-        <w:ind w:left="720"/>
-      </w:pPr>
-      <w:r>
-        <w:t xml:space="preserve">} catch (Exception </w:t>
-      </w:r>
-      <w:proofErr w:type="gramStart"/>
-      <w:r>
-        <w:t>e) {</w:t>
-      </w:r>
-      <w:proofErr w:type="gramEnd"/>
-    </w:p>
-    <w:p>
-      <w:pPr>
-        <w:spacing w:line="240" w:lineRule="auto"/>
-        <w:ind w:left="720"/>
-      </w:pPr>
-      <w:proofErr w:type="spellStart"/>
-      <w:r>
-        <w:t>System.out.println</w:t>
-      </w:r>
-      <w:proofErr w:type="spellEnd"/>
-      <w:r>
-        <w:t xml:space="preserve">("Exception for link: " + </w:t>
-      </w:r>
-      <w:proofErr w:type="spellStart"/>
-      <w:r>
-        <w:t>url</w:t>
-      </w:r>
-      <w:proofErr w:type="spellEnd"/>
-      <w:r>
-        <w:t xml:space="preserve"> + " --&gt; " + </w:t>
-      </w:r>
-      <w:proofErr w:type="spellStart"/>
-      <w:proofErr w:type="gramStart"/>
-      <w:r>
-        <w:t>e.getMessage</w:t>
-      </w:r>
-      <w:proofErr w:type="spellEnd"/>
-      <w:proofErr w:type="gramEnd"/>
-      <w:r>
-        <w:t>()</w:t>
-      </w:r>
-      <w:proofErr w:type="gramStart"/>
-      <w:r>
-        <w:t>);</w:t>
-      </w:r>
-      <w:proofErr w:type="gramEnd"/>
-    </w:p>
-    <w:p>
-      <w:pPr>
-        <w:spacing w:line="240" w:lineRule="auto"/>
-        <w:ind w:left="720"/>
-      </w:pPr>
-      <w:r>
-        <w:t>}</w:t>
-      </w:r>
-    </w:p>
-    <w:p>
-      <w:pPr>
-        <w:spacing w:line="240" w:lineRule="auto"/>
-        <w:ind w:left="720"/>
-      </w:pPr>
-      <w:r>
-        <w:t>}</w:t>
-      </w:r>
-    </w:p>
-    <w:p>
-      <w:pPr>
-        <w:spacing w:line="240" w:lineRule="auto"/>
-        <w:jc w:val="center"/>
-        <w:rPr>
-          <w:b/>
-          <w:bCs/>
-          <w:sz w:val="36"/>
-          <w:szCs w:val="36"/>
-        </w:rPr>
-      </w:pPr>
-      <w:r>
         <w:rPr>
           <w:b/>
           <w:bCs/>
@@ -11731,9 +10604,13 @@
           <w:szCs w:val="36"/>
           <w:highlight w:val="yellow"/>
         </w:rPr>
-        <w:t xml:space="preserve">File </w:t>
-      </w:r>
-      <w:r>
+      </w:pPr>
+    </w:p>
+    <w:p>
+      <w:pPr>
+        <w:pStyle w:val="ListParagraph"/>
+        <w:spacing w:after="0" w:line="240" w:lineRule="auto"/>
+        <w:jc w:val="center"/>
         <w:rPr>
           <w:b/>
           <w:bCs/>
@@ -11741,8 +10618,72 @@
           <w:szCs w:val="36"/>
           <w:highlight w:val="yellow"/>
         </w:rPr>
-        <w:t>Verification after downloading</w:t>
-      </w:r>
+      </w:pPr>
+    </w:p>
+    <w:p>
+      <w:pPr>
+        <w:pStyle w:val="ListParagraph"/>
+        <w:spacing w:after="0" w:line="240" w:lineRule="auto"/>
+        <w:jc w:val="center"/>
+        <w:rPr>
+          <w:b/>
+          <w:bCs/>
+          <w:sz w:val="36"/>
+          <w:szCs w:val="36"/>
+          <w:highlight w:val="yellow"/>
+        </w:rPr>
+      </w:pPr>
+    </w:p>
+    <w:p>
+      <w:pPr>
+        <w:pStyle w:val="ListParagraph"/>
+        <w:spacing w:after="0" w:line="240" w:lineRule="auto"/>
+        <w:jc w:val="center"/>
+        <w:rPr>
+          <w:b/>
+          <w:bCs/>
+          <w:sz w:val="36"/>
+          <w:szCs w:val="36"/>
+          <w:highlight w:val="yellow"/>
+        </w:rPr>
+      </w:pPr>
+    </w:p>
+    <w:p>
+      <w:pPr>
+        <w:pStyle w:val="ListParagraph"/>
+        <w:spacing w:after="0" w:line="240" w:lineRule="auto"/>
+        <w:jc w:val="center"/>
+        <w:rPr>
+          <w:b/>
+          <w:bCs/>
+          <w:sz w:val="36"/>
+          <w:szCs w:val="36"/>
+        </w:rPr>
+      </w:pPr>
+      <w:r>
+        <w:rPr>
+          <w:b/>
+          <w:bCs/>
+          <w:sz w:val="36"/>
+          <w:szCs w:val="36"/>
+          <w:highlight w:val="yellow"/>
+        </w:rPr>
+        <w:lastRenderedPageBreak/>
+        <w:t>Broken Links</w:t>
+      </w:r>
+    </w:p>
+    <w:p>
+      <w:pPr>
+        <w:pStyle w:val="ListParagraph"/>
+        <w:spacing w:after="0" w:line="240" w:lineRule="auto"/>
+        <w:jc w:val="center"/>
+        <w:rPr>
+          <w:b/>
+          <w:bCs/>
+          <w:sz w:val="36"/>
+          <w:szCs w:val="36"/>
+        </w:rPr>
+      </w:pPr>
     </w:p>
     <w:p>
       <w:pPr>
@@ -11750,30 +10691,134 @@
         <w:ind w:left="720"/>
       </w:pPr>
       <w:r>
+        <w:t>List&lt;</w:t>
+      </w:r>
+      <w:proofErr w:type="spellStart"/>
+      <w:r>
+        <w:t>WebElement</w:t>
+      </w:r>
+      <w:proofErr w:type="spellEnd"/>
+      <w:r>
+        <w:t xml:space="preserve">&gt; links = </w:t>
+      </w:r>
+      <w:proofErr w:type="spellStart"/>
+      <w:proofErr w:type="gramStart"/>
+      <w:r>
+        <w:t>driver.findElements</w:t>
+      </w:r>
+      <w:proofErr w:type="spellEnd"/>
+      <w:proofErr w:type="gramEnd"/>
+      <w:r>
+        <w:t>(</w:t>
+      </w:r>
+      <w:proofErr w:type="spellStart"/>
+      <w:proofErr w:type="gramStart"/>
+      <w:r>
+        <w:t>By.tagName</w:t>
+      </w:r>
+      <w:proofErr w:type="spellEnd"/>
+      <w:proofErr w:type="gramEnd"/>
+      <w:r>
+        <w:t>("a"));</w:t>
+      </w:r>
+    </w:p>
+    <w:p>
+      <w:pPr>
+        <w:spacing w:line="240" w:lineRule="auto"/>
+        <w:ind w:left="720"/>
+      </w:pPr>
+      <w:proofErr w:type="spellStart"/>
+      <w:r>
+        <w:t>System.out.println</w:t>
+      </w:r>
+      <w:proofErr w:type="spellEnd"/>
+      <w:r>
+        <w:t xml:space="preserve">("Total links found: " + </w:t>
+      </w:r>
+      <w:proofErr w:type="spellStart"/>
+      <w:proofErr w:type="gramStart"/>
+      <w:r>
+        <w:t>links.size</w:t>
+      </w:r>
+      <w:proofErr w:type="spellEnd"/>
+      <w:proofErr w:type="gramEnd"/>
+      <w:r>
+        <w:t>());</w:t>
+      </w:r>
+    </w:p>
+    <w:p>
+      <w:pPr>
+        <w:spacing w:line="240" w:lineRule="auto"/>
+        <w:ind w:left="720"/>
+      </w:pPr>
+      <w:r>
+        <w:t>for (</w:t>
+      </w:r>
+      <w:proofErr w:type="spellStart"/>
+      <w:r>
+        <w:t>WebElement</w:t>
+      </w:r>
+      <w:proofErr w:type="spellEnd"/>
+      <w:r>
+        <w:t xml:space="preserve"> </w:t>
+      </w:r>
+      <w:proofErr w:type="spellStart"/>
+      <w:proofErr w:type="gramStart"/>
+      <w:r>
+        <w:t>linkElement</w:t>
+      </w:r>
+      <w:proofErr w:type="spellEnd"/>
+      <w:r>
+        <w:t xml:space="preserve"> :</w:t>
+      </w:r>
+      <w:proofErr w:type="gramEnd"/>
+      <w:r>
+        <w:t xml:space="preserve"> </w:t>
+      </w:r>
+      <w:proofErr w:type="gramStart"/>
+      <w:r>
+        <w:t>links) {</w:t>
+      </w:r>
+      <w:proofErr w:type="gramEnd"/>
+    </w:p>
+    <w:p>
+      <w:pPr>
+        <w:spacing w:line="240" w:lineRule="auto"/>
+        <w:ind w:left="720"/>
+      </w:pPr>
+      <w:r>
         <w:t xml:space="preserve">String </w:t>
       </w:r>
       <w:proofErr w:type="spellStart"/>
       <w:r>
-        <w:t>downloadFolder</w:t>
-      </w:r>
-      <w:proofErr w:type="spellEnd"/>
-      <w:r>
-        <w:t xml:space="preserve"> = "C:\\Users\\YourUser\\Downloads</w:t>
-      </w:r>
-      <w:proofErr w:type="gramStart"/>
-      <w:r>
-        <w:t>";</w:t>
-      </w:r>
-      <w:proofErr w:type="gramEnd"/>
+        <w:t>url</w:t>
+      </w:r>
+      <w:proofErr w:type="spellEnd"/>
+      <w:r>
+        <w:t xml:space="preserve"> = </w:t>
+      </w:r>
+      <w:proofErr w:type="spellStart"/>
+      <w:r>
+        <w:t>linkElement.getAttribute</w:t>
+      </w:r>
+      <w:proofErr w:type="spellEnd"/>
+      <w:r>
+        <w:t>("</w:t>
+      </w:r>
+      <w:proofErr w:type="spellStart"/>
+      <w:r>
+        <w:t>href</w:t>
+      </w:r>
+      <w:proofErr w:type="spellEnd"/>
+      <w:r>
+        <w:t>");</w:t>
+      </w:r>
     </w:p>
     <w:p>
       <w:pPr>
         <w:spacing w:line="240" w:lineRule="auto"/>
         <w:ind w:left="720"/>
       </w:pPr>
-      <w:r>
-        <w:t>// Get all files in the folder</w:t>
-      </w:r>
     </w:p>
     <w:p>
       <w:pPr>
@@ -11781,35 +10826,128 @@
         <w:ind w:left="720"/>
       </w:pPr>
       <w:r>
-        <w:t>File folder = new File(</w:t>
-      </w:r>
-      <w:proofErr w:type="spellStart"/>
-      <w:r>
-        <w:t>downloadFolder</w:t>
-      </w:r>
-      <w:proofErr w:type="spellEnd"/>
-      <w:proofErr w:type="gramStart"/>
+        <w:t xml:space="preserve">// Skip if </w:t>
+      </w:r>
+      <w:proofErr w:type="spellStart"/>
+      <w:r>
+        <w:t>href</w:t>
+      </w:r>
+      <w:proofErr w:type="spellEnd"/>
+      <w:r>
+        <w:t xml:space="preserve"> is null or empty</w:t>
+      </w:r>
+    </w:p>
+    <w:p>
+      <w:pPr>
+        <w:spacing w:line="240" w:lineRule="auto"/>
+        <w:ind w:left="720"/>
+      </w:pPr>
+      <w:r>
+        <w:t>if (</w:t>
+      </w:r>
+      <w:proofErr w:type="spellStart"/>
+      <w:r>
+        <w:t>url</w:t>
+      </w:r>
+      <w:proofErr w:type="spellEnd"/>
+      <w:r>
+        <w:t xml:space="preserve"> == null || </w:t>
+      </w:r>
+      <w:proofErr w:type="spellStart"/>
+      <w:proofErr w:type="gramStart"/>
+      <w:r>
+        <w:t>url.isEmpty</w:t>
+      </w:r>
+      <w:proofErr w:type="spellEnd"/>
+      <w:proofErr w:type="gramEnd"/>
+      <w:r>
+        <w:t>(</w:t>
+      </w:r>
+      <w:proofErr w:type="gramStart"/>
+      <w:r>
+        <w:t>)) {</w:t>
+      </w:r>
+      <w:proofErr w:type="gramEnd"/>
+    </w:p>
+    <w:p>
+      <w:pPr>
+        <w:spacing w:line="240" w:lineRule="auto"/>
+        <w:ind w:left="720"/>
+      </w:pPr>
+      <w:proofErr w:type="spellStart"/>
+      <w:r>
+        <w:t>System.out.println</w:t>
+      </w:r>
+      <w:proofErr w:type="spellEnd"/>
+      <w:r>
+        <w:t>("Empty or null link skipped");</w:t>
+      </w:r>
+    </w:p>
+    <w:p>
+      <w:pPr>
+        <w:spacing w:line="240" w:lineRule="auto"/>
+        <w:ind w:left="720"/>
+      </w:pPr>
+      <w:r>
+        <w:t>continue;</w:t>
+      </w:r>
+    </w:p>
+    <w:p>
+      <w:pPr>
+        <w:spacing w:line="240" w:lineRule="auto"/>
+        <w:ind w:left="720"/>
+      </w:pPr>
+      <w:r>
+        <w:t>}</w:t>
+      </w:r>
+    </w:p>
+    <w:p>
+      <w:pPr>
+        <w:spacing w:line="240" w:lineRule="auto"/>
+        <w:ind w:left="720"/>
+      </w:pPr>
+      <w:r>
+        <w:t>try {</w:t>
+      </w:r>
+    </w:p>
+    <w:p>
+      <w:pPr>
+        <w:spacing w:line="240" w:lineRule="auto"/>
+        <w:ind w:left="720"/>
+      </w:pPr>
+      <w:r>
+        <w:t xml:space="preserve">URL link = new </w:t>
+      </w:r>
+      <w:proofErr w:type="gramStart"/>
+      <w:r>
+        <w:t>URL(</w:t>
+      </w:r>
+      <w:proofErr w:type="spellStart"/>
+      <w:proofErr w:type="gramEnd"/>
+      <w:r>
+        <w:t>url</w:t>
+      </w:r>
+      <w:proofErr w:type="spellEnd"/>
       <w:r>
         <w:t>);</w:t>
       </w:r>
-      <w:proofErr w:type="gramEnd"/>
     </w:p>
     <w:p>
       <w:pPr>
         <w:spacing w:line="240" w:lineRule="auto"/>
         <w:ind w:left="720"/>
       </w:pPr>
-      <w:proofErr w:type="gramStart"/>
-      <w:r>
-        <w:t>File[</w:t>
-      </w:r>
-      <w:proofErr w:type="gramEnd"/>
-      <w:r>
-        <w:t xml:space="preserve">] </w:t>
-      </w:r>
-      <w:proofErr w:type="spellStart"/>
-      <w:r>
-        <w:t>listOfFiles</w:t>
+      <w:proofErr w:type="spellStart"/>
+      <w:r>
+        <w:t>URLConnection</w:t>
+      </w:r>
+      <w:proofErr w:type="spellEnd"/>
+      <w:r>
+        <w:t xml:space="preserve"> </w:t>
+      </w:r>
+      <w:proofErr w:type="spellStart"/>
+      <w:r>
+        <w:t>urlConnection</w:t>
       </w:r>
       <w:proofErr w:type="spellEnd"/>
       <w:r>
@@ -11818,12 +10956,12 @@
       <w:proofErr w:type="spellStart"/>
       <w:proofErr w:type="gramStart"/>
       <w:r>
-        <w:t>folder.listFiles</w:t>
-      </w:r>
-      <w:proofErr w:type="spellEnd"/>
-      <w:proofErr w:type="gramEnd"/>
-      <w:r>
-        <w:t>(); // returns an array of files</w:t>
+        <w:t>link.openConnection</w:t>
+      </w:r>
+      <w:proofErr w:type="spellEnd"/>
+      <w:proofErr w:type="gramEnd"/>
+      <w:r>
+        <w:t>();</w:t>
       </w:r>
     </w:p>
     <w:p>
@@ -11831,15 +10969,36 @@
         <w:spacing w:line="240" w:lineRule="auto"/>
         <w:ind w:left="720"/>
       </w:pPr>
+      <w:proofErr w:type="spellStart"/>
+      <w:r>
+        <w:t>HttpURLConnection</w:t>
+      </w:r>
+      <w:proofErr w:type="spellEnd"/>
+      <w:r>
+        <w:t xml:space="preserve"> connection = (</w:t>
+      </w:r>
+      <w:proofErr w:type="spellStart"/>
+      <w:r>
+        <w:t>HttpURLConnection</w:t>
+      </w:r>
+      <w:proofErr w:type="spellEnd"/>
+      <w:r>
+        <w:t xml:space="preserve">) </w:t>
+      </w:r>
+      <w:proofErr w:type="spellStart"/>
+      <w:r>
+        <w:t>urlConnection</w:t>
+      </w:r>
+      <w:proofErr w:type="spellEnd"/>
+      <w:r>
+        <w:t>;</w:t>
+      </w:r>
     </w:p>
     <w:p>
       <w:pPr>
         <w:spacing w:line="240" w:lineRule="auto"/>
         <w:ind w:left="720"/>
       </w:pPr>
-      <w:r>
-        <w:t>// Name of the file we want to verify</w:t>
-      </w:r>
     </w:p>
     <w:p>
       <w:pPr>
@@ -11847,21 +11006,8 @@
         <w:ind w:left="720"/>
       </w:pPr>
       <w:r>
-        <w:t xml:space="preserve">String </w:t>
-      </w:r>
-      <w:proofErr w:type="spellStart"/>
-      <w:r>
-        <w:t>expectedFile</w:t>
-      </w:r>
-      <w:proofErr w:type="spellEnd"/>
-      <w:r>
-        <w:t xml:space="preserve"> = "sample.txt</w:t>
-      </w:r>
-      <w:proofErr w:type="gramStart"/>
-      <w:r>
-        <w:t>";</w:t>
-      </w:r>
-      <w:proofErr w:type="gramEnd"/>
+        <w:t>// Use HEAD request to get response code</w:t>
+      </w:r>
     </w:p>
     <w:p>
       <w:pPr>
@@ -11869,40 +11015,109 @@
         <w:ind w:left="720"/>
       </w:pPr>
       <w:proofErr w:type="spellStart"/>
-      <w:r>
-        <w:t>boolean</w:t>
-      </w:r>
-      <w:proofErr w:type="spellEnd"/>
-      <w:r>
-        <w:t xml:space="preserve"> </w:t>
-      </w:r>
-      <w:proofErr w:type="spellStart"/>
-      <w:r>
-        <w:t>fileFound</w:t>
+      <w:proofErr w:type="gramStart"/>
+      <w:r>
+        <w:t>connection.setRequestMethod</w:t>
+      </w:r>
+      <w:proofErr w:type="spellEnd"/>
+      <w:proofErr w:type="gramEnd"/>
+      <w:r>
+        <w:t>("HEAD");</w:t>
+      </w:r>
+    </w:p>
+    <w:p>
+      <w:pPr>
+        <w:spacing w:line="240" w:lineRule="auto"/>
+        <w:ind w:left="720"/>
+      </w:pPr>
+      <w:proofErr w:type="spellStart"/>
+      <w:proofErr w:type="gramStart"/>
+      <w:r>
+        <w:t>connection.connect</w:t>
+      </w:r>
+      <w:proofErr w:type="spellEnd"/>
+      <w:proofErr w:type="gramEnd"/>
+      <w:r>
+        <w:t>();</w:t>
+      </w:r>
+    </w:p>
+    <w:p>
+      <w:pPr>
+        <w:spacing w:line="240" w:lineRule="auto"/>
+        <w:ind w:left="720"/>
+      </w:pPr>
+      <w:r>
+        <w:t xml:space="preserve">int </w:t>
+      </w:r>
+      <w:proofErr w:type="spellStart"/>
+      <w:r>
+        <w:t>responseCode</w:t>
       </w:r>
       <w:proofErr w:type="spellEnd"/>
       <w:r>
         <w:t xml:space="preserve"> = </w:t>
       </w:r>
-      <w:proofErr w:type="gramStart"/>
-      <w:r>
-        <w:t>false;</w:t>
-      </w:r>
-      <w:proofErr w:type="gramEnd"/>
+      <w:proofErr w:type="spellStart"/>
+      <w:proofErr w:type="gramStart"/>
+      <w:r>
+        <w:t>connection.getResponseCode</w:t>
+      </w:r>
+      <w:proofErr w:type="spellEnd"/>
+      <w:proofErr w:type="gramEnd"/>
+      <w:r>
+        <w:t>();</w:t>
+      </w:r>
     </w:p>
     <w:p>
       <w:pPr>
         <w:spacing w:line="240" w:lineRule="auto"/>
         <w:ind w:left="720"/>
       </w:pPr>
+      <w:r>
+        <w:t>if (</w:t>
+      </w:r>
+      <w:proofErr w:type="spellStart"/>
+      <w:r>
+        <w:t>responseCode</w:t>
+      </w:r>
+      <w:proofErr w:type="spellEnd"/>
+      <w:r>
+        <w:t xml:space="preserve"> &gt;= </w:t>
+      </w:r>
+      <w:proofErr w:type="gramStart"/>
+      <w:r>
+        <w:t>400) {</w:t>
+      </w:r>
+      <w:proofErr w:type="gramEnd"/>
     </w:p>
     <w:p>
       <w:pPr>
         <w:spacing w:line="240" w:lineRule="auto"/>
         <w:ind w:left="720"/>
       </w:pPr>
-      <w:r>
-        <w:t>// Loop through the files</w:t>
+      <w:proofErr w:type="spellStart"/>
+      <w:r>
+        <w:t>System.out.println</w:t>
+      </w:r>
+      <w:proofErr w:type="spellEnd"/>
+      <w:r>
+        <w:t xml:space="preserve">("Broken link: " + </w:t>
+      </w:r>
+      <w:proofErr w:type="spellStart"/>
+      <w:r>
+        <w:t>url</w:t>
+      </w:r>
+      <w:proofErr w:type="spellEnd"/>
+      <w:r>
+        <w:t xml:space="preserve"> + " --&gt; " + </w:t>
+      </w:r>
+      <w:proofErr w:type="spellStart"/>
+      <w:r>
+        <w:t>responseCode</w:t>
+      </w:r>
+      <w:proofErr w:type="spellEnd"/>
+      <w:r>
+        <w:t>);</w:t>
       </w:r>
     </w:p>
     <w:p>
@@ -11911,75 +11126,37 @@
         <w:ind w:left="720"/>
       </w:pPr>
       <w:r>
-        <w:t xml:space="preserve">for (File </w:t>
-      </w:r>
-      <w:proofErr w:type="spellStart"/>
-      <w:proofErr w:type="gramStart"/>
-      <w:r>
-        <w:t>file</w:t>
-      </w:r>
-      <w:proofErr w:type="spellEnd"/>
-      <w:r>
-        <w:t xml:space="preserve"> :</w:t>
-      </w:r>
-      <w:proofErr w:type="gramEnd"/>
-      <w:r>
-        <w:t xml:space="preserve"> </w:t>
-      </w:r>
-      <w:proofErr w:type="spellStart"/>
-      <w:proofErr w:type="gramStart"/>
-      <w:r>
-        <w:t>listOfFiles</w:t>
-      </w:r>
-      <w:proofErr w:type="spellEnd"/>
-      <w:r>
-        <w:t>) {</w:t>
-      </w:r>
-      <w:proofErr w:type="gramEnd"/>
+        <w:t>} else {</w:t>
+      </w:r>
     </w:p>
     <w:p>
       <w:pPr>
         <w:spacing w:line="240" w:lineRule="auto"/>
         <w:ind w:left="720"/>
       </w:pPr>
-      <w:r>
-        <w:t>if (</w:t>
-      </w:r>
-      <w:proofErr w:type="spellStart"/>
-      <w:proofErr w:type="gramStart"/>
-      <w:r>
-        <w:t>file.isFile</w:t>
-      </w:r>
-      <w:proofErr w:type="spellEnd"/>
-      <w:proofErr w:type="gramEnd"/>
-      <w:r>
-        <w:t xml:space="preserve">() &amp;&amp; </w:t>
-      </w:r>
-      <w:proofErr w:type="spellStart"/>
-      <w:proofErr w:type="gramStart"/>
-      <w:r>
-        <w:t>file.getName</w:t>
-      </w:r>
-      <w:proofErr w:type="spellEnd"/>
-      <w:proofErr w:type="gramEnd"/>
-      <w:r>
-        <w:t>(</w:t>
-      </w:r>
-      <w:proofErr w:type="gramStart"/>
-      <w:r>
-        <w:t>).equals</w:t>
-      </w:r>
-      <w:proofErr w:type="gramEnd"/>
-      <w:r>
-        <w:t>(</w:t>
-      </w:r>
-      <w:proofErr w:type="spellStart"/>
-      <w:r>
-        <w:t>expectedFile</w:t>
-      </w:r>
-      <w:proofErr w:type="spellEnd"/>
-      <w:r>
-        <w:t>)) {</w:t>
+      <w:proofErr w:type="spellStart"/>
+      <w:r>
+        <w:t>System.out.println</w:t>
+      </w:r>
+      <w:proofErr w:type="spellEnd"/>
+      <w:r>
+        <w:t xml:space="preserve">("Valid link: " + </w:t>
+      </w:r>
+      <w:proofErr w:type="spellStart"/>
+      <w:r>
+        <w:t>url</w:t>
+      </w:r>
+      <w:proofErr w:type="spellEnd"/>
+      <w:r>
+        <w:t xml:space="preserve"> + " --&gt; " + </w:t>
+      </w:r>
+      <w:proofErr w:type="spellStart"/>
+      <w:r>
+        <w:t>responseCode</w:t>
+      </w:r>
+      <w:proofErr w:type="spellEnd"/>
+      <w:r>
+        <w:t>);</w:t>
       </w:r>
     </w:p>
     <w:p>
@@ -11987,30 +11164,64 @@
         <w:spacing w:line="240" w:lineRule="auto"/>
         <w:ind w:left="720"/>
       </w:pPr>
-      <w:proofErr w:type="spellStart"/>
-      <w:r>
-        <w:t>fileFound</w:t>
-      </w:r>
-      <w:proofErr w:type="spellEnd"/>
-      <w:r>
-        <w:t xml:space="preserve"> = </w:t>
-      </w:r>
-      <w:proofErr w:type="gramStart"/>
-      <w:r>
-        <w:t>true;</w:t>
-      </w:r>
-      <w:proofErr w:type="gramEnd"/>
+      <w:r>
+        <w:t>}</w:t>
+      </w:r>
     </w:p>
     <w:p>
       <w:pPr>
         <w:spacing w:line="240" w:lineRule="auto"/>
         <w:ind w:left="720"/>
       </w:pPr>
-      <w:proofErr w:type="gramStart"/>
-      <w:r>
-        <w:t>break;</w:t>
-      </w:r>
-      <w:proofErr w:type="gramEnd"/>
+      <w:r>
+        <w:t xml:space="preserve">} catch (Exception </w:t>
+      </w:r>
+      <w:proofErr w:type="gramStart"/>
+      <w:r>
+        <w:t>e) {</w:t>
+      </w:r>
+      <w:proofErr w:type="gramEnd"/>
+    </w:p>
+    <w:p>
+      <w:pPr>
+        <w:spacing w:line="240" w:lineRule="auto"/>
+        <w:ind w:left="720"/>
+      </w:pPr>
+      <w:proofErr w:type="spellStart"/>
+      <w:r>
+        <w:t>System.out.println</w:t>
+      </w:r>
+      <w:proofErr w:type="spellEnd"/>
+      <w:r>
+        <w:t xml:space="preserve">("Exception for link: " + </w:t>
+      </w:r>
+      <w:proofErr w:type="spellStart"/>
+      <w:r>
+        <w:t>url</w:t>
+      </w:r>
+      <w:proofErr w:type="spellEnd"/>
+      <w:r>
+        <w:t xml:space="preserve"> + " --&gt; " + </w:t>
+      </w:r>
+      <w:proofErr w:type="spellStart"/>
+      <w:proofErr w:type="gramStart"/>
+      <w:r>
+        <w:t>e.getMessage</w:t>
+      </w:r>
+      <w:proofErr w:type="spellEnd"/>
+      <w:proofErr w:type="gramEnd"/>
+      <w:r>
+        <w:t>());</w:t>
+      </w:r>
+    </w:p>
+    <w:p>
+      <w:pPr>
+        <w:spacing w:line="240" w:lineRule="auto"/>
+        <w:ind w:left="720"/>
+      </w:pPr>
+      <w:r>
+        <w:t>}</w:t>
+      </w:r>
     </w:p>
     <w:p>
       <w:pPr>
@@ -12025,6 +11236,291 @@
     <w:p>
       <w:pPr>
         <w:spacing w:line="240" w:lineRule="auto"/>
+        <w:jc w:val="center"/>
+        <w:rPr>
+          <w:b/>
+          <w:bCs/>
+          <w:sz w:val="36"/>
+          <w:szCs w:val="36"/>
+        </w:rPr>
+      </w:pPr>
+      <w:r>
+        <w:rPr>
+          <w:b/>
+          <w:bCs/>
+          <w:sz w:val="36"/>
+          <w:szCs w:val="36"/>
+          <w:highlight w:val="yellow"/>
+        </w:rPr>
+        <w:t xml:space="preserve">File </w:t>
+      </w:r>
+      <w:r>
+        <w:rPr>
+          <w:b/>
+          <w:bCs/>
+          <w:sz w:val="36"/>
+          <w:szCs w:val="36"/>
+          <w:highlight w:val="yellow"/>
+        </w:rPr>
+        <w:t>Verification after downloading</w:t>
+      </w:r>
+    </w:p>
+    <w:p>
+      <w:pPr>
+        <w:spacing w:line="240" w:lineRule="auto"/>
+        <w:ind w:left="720"/>
+      </w:pPr>
+      <w:r>
+        <w:t xml:space="preserve">String </w:t>
+      </w:r>
+      <w:proofErr w:type="spellStart"/>
+      <w:r>
+        <w:t>downloadFolder</w:t>
+      </w:r>
+      <w:proofErr w:type="spellEnd"/>
+      <w:r>
+        <w:t xml:space="preserve"> = "C:\\Users\\YourUser\\Downloads";</w:t>
+      </w:r>
+    </w:p>
+    <w:p>
+      <w:pPr>
+        <w:spacing w:line="240" w:lineRule="auto"/>
+        <w:ind w:left="720"/>
+      </w:pPr>
+      <w:r>
+        <w:t>// Get all files in the folder</w:t>
+      </w:r>
+    </w:p>
+    <w:p>
+      <w:pPr>
+        <w:spacing w:line="240" w:lineRule="auto"/>
+        <w:ind w:left="720"/>
+      </w:pPr>
+      <w:r>
+        <w:t>File folder = new File(</w:t>
+      </w:r>
+      <w:proofErr w:type="spellStart"/>
+      <w:r>
+        <w:t>downloadFolder</w:t>
+      </w:r>
+      <w:proofErr w:type="spellEnd"/>
+      <w:r>
+        <w:t>);</w:t>
+      </w:r>
+    </w:p>
+    <w:p>
+      <w:pPr>
+        <w:spacing w:line="240" w:lineRule="auto"/>
+        <w:ind w:left="720"/>
+      </w:pPr>
+      <w:proofErr w:type="gramStart"/>
+      <w:r>
+        <w:t>File[</w:t>
+      </w:r>
+      <w:proofErr w:type="gramEnd"/>
+      <w:r>
+        <w:t xml:space="preserve">] </w:t>
+      </w:r>
+      <w:proofErr w:type="spellStart"/>
+      <w:r>
+        <w:t>listOfFiles</w:t>
+      </w:r>
+      <w:proofErr w:type="spellEnd"/>
+      <w:r>
+        <w:t xml:space="preserve"> = </w:t>
+      </w:r>
+      <w:proofErr w:type="spellStart"/>
+      <w:proofErr w:type="gramStart"/>
+      <w:r>
+        <w:t>folder.listFiles</w:t>
+      </w:r>
+      <w:proofErr w:type="spellEnd"/>
+      <w:proofErr w:type="gramEnd"/>
+      <w:r>
+        <w:t>(); // returns an array of files</w:t>
+      </w:r>
+    </w:p>
+    <w:p>
+      <w:pPr>
+        <w:spacing w:line="240" w:lineRule="auto"/>
+        <w:ind w:left="720"/>
+      </w:pPr>
+    </w:p>
+    <w:p>
+      <w:pPr>
+        <w:spacing w:line="240" w:lineRule="auto"/>
+        <w:ind w:left="720"/>
+      </w:pPr>
+      <w:r>
+        <w:t>// Name of the file we want to verify</w:t>
+      </w:r>
+    </w:p>
+    <w:p>
+      <w:pPr>
+        <w:spacing w:line="240" w:lineRule="auto"/>
+        <w:ind w:left="720"/>
+      </w:pPr>
+      <w:r>
+        <w:t xml:space="preserve">String </w:t>
+      </w:r>
+      <w:proofErr w:type="spellStart"/>
+      <w:r>
+        <w:t>expectedFile</w:t>
+      </w:r>
+      <w:proofErr w:type="spellEnd"/>
+      <w:r>
+        <w:t xml:space="preserve"> = "sample.txt";</w:t>
+      </w:r>
+    </w:p>
+    <w:p>
+      <w:pPr>
+        <w:spacing w:line="240" w:lineRule="auto"/>
+        <w:ind w:left="720"/>
+      </w:pPr>
+      <w:proofErr w:type="spellStart"/>
+      <w:r>
+        <w:t>boolean</w:t>
+      </w:r>
+      <w:proofErr w:type="spellEnd"/>
+      <w:r>
+        <w:t xml:space="preserve"> </w:t>
+      </w:r>
+      <w:proofErr w:type="spellStart"/>
+      <w:r>
+        <w:t>fileFound</w:t>
+      </w:r>
+      <w:proofErr w:type="spellEnd"/>
+      <w:r>
+        <w:t xml:space="preserve"> = false;</w:t>
+      </w:r>
+    </w:p>
+    <w:p>
+      <w:pPr>
+        <w:spacing w:line="240" w:lineRule="auto"/>
+        <w:ind w:left="720"/>
+      </w:pPr>
+    </w:p>
+    <w:p>
+      <w:pPr>
+        <w:spacing w:line="240" w:lineRule="auto"/>
+        <w:ind w:left="720"/>
+      </w:pPr>
+      <w:r>
+        <w:t>// Loop through the files</w:t>
+      </w:r>
+    </w:p>
+    <w:p>
+      <w:pPr>
+        <w:spacing w:line="240" w:lineRule="auto"/>
+        <w:ind w:left="720"/>
+      </w:pPr>
+      <w:r>
+        <w:t xml:space="preserve">for (File </w:t>
+      </w:r>
+      <w:proofErr w:type="spellStart"/>
+      <w:proofErr w:type="gramStart"/>
+      <w:r>
+        <w:t>file</w:t>
+      </w:r>
+      <w:proofErr w:type="spellEnd"/>
+      <w:r>
+        <w:t xml:space="preserve"> :</w:t>
+      </w:r>
+      <w:proofErr w:type="gramEnd"/>
+      <w:r>
+        <w:t xml:space="preserve"> </w:t>
+      </w:r>
+      <w:proofErr w:type="spellStart"/>
+      <w:proofErr w:type="gramStart"/>
+      <w:r>
+        <w:t>listOfFiles</w:t>
+      </w:r>
+      <w:proofErr w:type="spellEnd"/>
+      <w:r>
+        <w:t>) {</w:t>
+      </w:r>
+      <w:proofErr w:type="gramEnd"/>
+    </w:p>
+    <w:p>
+      <w:pPr>
+        <w:spacing w:line="240" w:lineRule="auto"/>
+        <w:ind w:left="720"/>
+      </w:pPr>
+      <w:r>
+        <w:t>if (</w:t>
+      </w:r>
+      <w:proofErr w:type="spellStart"/>
+      <w:proofErr w:type="gramStart"/>
+      <w:r>
+        <w:t>file.isFile</w:t>
+      </w:r>
+      <w:proofErr w:type="spellEnd"/>
+      <w:proofErr w:type="gramEnd"/>
+      <w:r>
+        <w:t xml:space="preserve">() &amp;&amp; </w:t>
+      </w:r>
+      <w:proofErr w:type="spellStart"/>
+      <w:proofErr w:type="gramStart"/>
+      <w:r>
+        <w:t>file.getName</w:t>
+      </w:r>
+      <w:proofErr w:type="spellEnd"/>
+      <w:proofErr w:type="gramEnd"/>
+      <w:r>
+        <w:t>(</w:t>
+      </w:r>
+      <w:proofErr w:type="gramStart"/>
+      <w:r>
+        <w:t>).equals</w:t>
+      </w:r>
+      <w:proofErr w:type="gramEnd"/>
+      <w:r>
+        <w:t>(</w:t>
+      </w:r>
+      <w:proofErr w:type="spellStart"/>
+      <w:r>
+        <w:t>expectedFile</w:t>
+      </w:r>
+      <w:proofErr w:type="spellEnd"/>
+      <w:r>
+        <w:t>)) {</w:t>
+      </w:r>
+    </w:p>
+    <w:p>
+      <w:pPr>
+        <w:spacing w:line="240" w:lineRule="auto"/>
+        <w:ind w:left="720"/>
+      </w:pPr>
+      <w:proofErr w:type="spellStart"/>
+      <w:r>
+        <w:t>fileFound</w:t>
+      </w:r>
+      <w:proofErr w:type="spellEnd"/>
+      <w:r>
+        <w:t xml:space="preserve"> = true;</w:t>
+      </w:r>
+    </w:p>
+    <w:p>
+      <w:pPr>
+        <w:spacing w:line="240" w:lineRule="auto"/>
+        <w:ind w:left="720"/>
+      </w:pPr>
+      <w:r>
+        <w:t>break;</w:t>
+      </w:r>
+    </w:p>
+    <w:p>
+      <w:pPr>
+        <w:spacing w:line="240" w:lineRule="auto"/>
+        <w:ind w:left="720"/>
+      </w:pPr>
+      <w:r>
+        <w:t>}</w:t>
+      </w:r>
+    </w:p>
+    <w:p>
+      <w:pPr>
+        <w:spacing w:line="240" w:lineRule="auto"/>
         <w:ind w:left="720"/>
       </w:pPr>
       <w:r>
@@ -12084,11 +11580,9 @@
         <w:t>expectedFile</w:t>
       </w:r>
       <w:proofErr w:type="spellEnd"/>
-      <w:proofErr w:type="gramStart"/>
       <w:r>
         <w:t>);</w:t>
       </w:r>
-      <w:proofErr w:type="gramEnd"/>
     </w:p>
     <w:p>
       <w:pPr>
@@ -12117,11 +11611,9 @@
         <w:t>expectedFile</w:t>
       </w:r>
       <w:proofErr w:type="spellEnd"/>
-      <w:proofErr w:type="gramStart"/>
       <w:r>
         <w:t>);</w:t>
       </w:r>
-      <w:proofErr w:type="gramEnd"/>
     </w:p>
     <w:p>
       <w:pPr>
@@ -12149,6 +11641,12 @@
       <w:r>
         <w:t>}</w:t>
       </w:r>
+    </w:p>
+    <w:p>
+      <w:pPr>
+        <w:spacing w:line="240" w:lineRule="auto"/>
+        <w:ind w:left="720"/>
+      </w:pPr>
     </w:p>
     <w:p>
       <w:pPr>
@@ -12169,6 +11667,7 @@
           <w:szCs w:val="38"/>
           <w:highlight w:val="yellow"/>
         </w:rPr>
+        <w:lastRenderedPageBreak/>
         <w:t xml:space="preserve">Auto </w:t>
       </w:r>
       <w:proofErr w:type="gramStart"/>
@@ -12271,13 +11770,8 @@
         <w:spacing w:after="0" w:line="240" w:lineRule="auto"/>
         <w:ind w:left="720"/>
       </w:pPr>
-      <w:proofErr w:type="spellStart"/>
-      <w:r>
-        <w:t>WinWait</w:t>
-      </w:r>
-      <w:proofErr w:type="spellEnd"/>
-      <w:r>
-        <w:t>("Open")</w:t>
+      <w:r>
+        <w:t>WinWait("Open")</w:t>
       </w:r>
     </w:p>
     <w:p>
@@ -12384,75 +11878,73 @@
       </w:r>
       <w:proofErr w:type="spellEnd"/>
       <w:r>
+        <w:t>(</w:t>
+      </w:r>
+      <w:proofErr w:type="gramEnd"/>
+      <w:r>
+        <w:t>);</w:t>
+      </w:r>
+    </w:p>
+    <w:p>
+      <w:pPr>
+        <w:spacing w:after="0" w:line="240" w:lineRule="auto"/>
+        <w:ind w:left="720"/>
+      </w:pPr>
+      <w:proofErr w:type="spellStart"/>
+      <w:r>
+        <w:t>driver.get</w:t>
+      </w:r>
+      <w:proofErr w:type="spellEnd"/>
+      <w:r>
+        <w:t>("https://example.com/upload"); // Replace with your URL</w:t>
+      </w:r>
+    </w:p>
+    <w:p>
+      <w:pPr>
+        <w:spacing w:after="0" w:line="240" w:lineRule="auto"/>
+        <w:ind w:left="720"/>
+      </w:pPr>
+    </w:p>
+    <w:p>
+      <w:pPr>
+        <w:spacing w:after="0" w:line="240" w:lineRule="auto"/>
+        <w:ind w:left="720"/>
+      </w:pPr>
+      <w:r>
+        <w:t>// Click the button that opens file upload dialog</w:t>
+      </w:r>
+    </w:p>
+    <w:p>
+      <w:pPr>
+        <w:spacing w:after="0" w:line="240" w:lineRule="auto"/>
+        <w:ind w:left="720"/>
+      </w:pPr>
+      <w:proofErr w:type="spellStart"/>
+      <w:proofErr w:type="gramStart"/>
+      <w:r>
+        <w:t>driver.findElement</w:t>
+      </w:r>
+      <w:proofErr w:type="spellEnd"/>
+      <w:proofErr w:type="gramEnd"/>
+      <w:r>
+        <w:t>(By.id("</w:t>
+      </w:r>
+      <w:proofErr w:type="spellStart"/>
+      <w:r>
+        <w:t>uploadBtn</w:t>
+      </w:r>
+      <w:proofErr w:type="spellEnd"/>
+      <w:r>
+        <w:t>")</w:t>
+      </w:r>
+      <w:proofErr w:type="gramStart"/>
+      <w:r>
+        <w:t>).click</w:t>
+      </w:r>
+      <w:proofErr w:type="gramEnd"/>
+      <w:r>
         <w:t>();</w:t>
       </w:r>
-      <w:proofErr w:type="gramEnd"/>
-    </w:p>
-    <w:p>
-      <w:pPr>
-        <w:spacing w:after="0" w:line="240" w:lineRule="auto"/>
-        <w:ind w:left="720"/>
-      </w:pPr>
-      <w:proofErr w:type="spellStart"/>
-      <w:r>
-        <w:t>driver.get</w:t>
-      </w:r>
-      <w:proofErr w:type="spellEnd"/>
-      <w:r>
-        <w:t>("https://example.com/upload"); // Replace with your URL</w:t>
-      </w:r>
-    </w:p>
-    <w:p>
-      <w:pPr>
-        <w:spacing w:after="0" w:line="240" w:lineRule="auto"/>
-        <w:ind w:left="720"/>
-      </w:pPr>
-    </w:p>
-    <w:p>
-      <w:pPr>
-        <w:spacing w:after="0" w:line="240" w:lineRule="auto"/>
-        <w:ind w:left="720"/>
-      </w:pPr>
-      <w:r>
-        <w:t>// Click the button that opens file upload dialog</w:t>
-      </w:r>
-    </w:p>
-    <w:p>
-      <w:pPr>
-        <w:spacing w:after="0" w:line="240" w:lineRule="auto"/>
-        <w:ind w:left="720"/>
-      </w:pPr>
-      <w:proofErr w:type="spellStart"/>
-      <w:proofErr w:type="gramStart"/>
-      <w:r>
-        <w:t>driver.findElement</w:t>
-      </w:r>
-      <w:proofErr w:type="spellEnd"/>
-      <w:proofErr w:type="gramEnd"/>
-      <w:r>
-        <w:t>(By.id("</w:t>
-      </w:r>
-      <w:proofErr w:type="spellStart"/>
-      <w:r>
-        <w:t>uploadBtn</w:t>
-      </w:r>
-      <w:proofErr w:type="spellEnd"/>
-      <w:r>
-        <w:t>")</w:t>
-      </w:r>
-      <w:proofErr w:type="gramStart"/>
-      <w:r>
-        <w:t>).click</w:t>
-      </w:r>
-      <w:proofErr w:type="gramEnd"/>
-      <w:r>
-        <w:t>(</w:t>
-      </w:r>
-      <w:proofErr w:type="gramStart"/>
-      <w:r>
-        <w:t>);</w:t>
-      </w:r>
-      <w:proofErr w:type="gramEnd"/>
     </w:p>
     <w:p>
       <w:pPr>
@@ -12491,13 +11983,8 @@
       </w:r>
       <w:proofErr w:type="gramEnd"/>
       <w:r>
-        <w:t>("C:\\Users\\YourUser\\AutoItScripts\\FileUpload.exe"</w:t>
-      </w:r>
-      <w:proofErr w:type="gramStart"/>
-      <w:r>
-        <w:t>);</w:t>
-      </w:r>
-      <w:proofErr w:type="gramEnd"/>
+        <w:t>("C:\\Users\\YourUser\\AutoItScripts\\FileUpload.exe");</w:t>
+      </w:r>
     </w:p>
     <w:p>
       <w:pPr>
@@ -12544,7 +12031,6 @@
           <w:szCs w:val="26"/>
           <w:highlight w:val="green"/>
         </w:rPr>
-        <w:lastRenderedPageBreak/>
         <w:t xml:space="preserve">Auto </w:t>
       </w:r>
       <w:proofErr w:type="gramStart"/>
@@ -12593,10 +12079,47 @@
         <w:spacing w:after="0" w:line="240" w:lineRule="auto"/>
         <w:ind w:left="720"/>
       </w:pPr>
-      <w:proofErr w:type="spellStart"/>
-      <w:proofErr w:type="gramStart"/>
-      <w:r>
-        <w:t>WinWait</w:t>
+      <w:proofErr w:type="gramStart"/>
+      <w:r>
+        <w:t>WinWait(</w:t>
+      </w:r>
+      <w:proofErr w:type="gramEnd"/>
+      <w:r>
+        <w:t>"Alert Title</w:t>
+      </w:r>
+      <w:proofErr w:type="gramStart"/>
+      <w:r>
+        <w:t>")  ;</w:t>
+      </w:r>
+      <w:proofErr w:type="gramEnd"/>
+      <w:r>
+        <w:t xml:space="preserve"> Replace "Alert Title" with the actual window title</w:t>
+      </w:r>
+    </w:p>
+    <w:p>
+      <w:pPr>
+        <w:spacing w:after="0" w:line="240" w:lineRule="auto"/>
+        <w:ind w:left="720"/>
+      </w:pPr>
+    </w:p>
+    <w:p>
+      <w:pPr>
+        <w:spacing w:after="0" w:line="240" w:lineRule="auto"/>
+        <w:ind w:left="720"/>
+      </w:pPr>
+      <w:r>
+        <w:t>; Activate the alert window</w:t>
+      </w:r>
+    </w:p>
+    <w:p>
+      <w:pPr>
+        <w:spacing w:after="0" w:line="240" w:lineRule="auto"/>
+        <w:ind w:left="720"/>
+      </w:pPr>
+      <w:proofErr w:type="spellStart"/>
+      <w:proofErr w:type="gramStart"/>
+      <w:r>
+        <w:t>WinActivate</w:t>
       </w:r>
       <w:proofErr w:type="spellEnd"/>
       <w:r>
@@ -12604,41 +12127,33 @@
       </w:r>
       <w:proofErr w:type="gramEnd"/>
       <w:r>
-        <w:t>"Alert Title</w:t>
-      </w:r>
-      <w:proofErr w:type="gramStart"/>
-      <w:r>
-        <w:t>")  ;</w:t>
-      </w:r>
-      <w:proofErr w:type="gramEnd"/>
-      <w:r>
-        <w:t xml:space="preserve"> Replace "Alert Title" with the actual window title</w:t>
-      </w:r>
-    </w:p>
-    <w:p>
-      <w:pPr>
-        <w:spacing w:after="0" w:line="240" w:lineRule="auto"/>
-        <w:ind w:left="720"/>
-      </w:pPr>
-    </w:p>
-    <w:p>
-      <w:pPr>
-        <w:spacing w:after="0" w:line="240" w:lineRule="auto"/>
-        <w:ind w:left="720"/>
-      </w:pPr>
-      <w:r>
-        <w:t>; Activate the alert window</w:t>
-      </w:r>
-    </w:p>
-    <w:p>
-      <w:pPr>
-        <w:spacing w:after="0" w:line="240" w:lineRule="auto"/>
-        <w:ind w:left="720"/>
-      </w:pPr>
-      <w:proofErr w:type="spellStart"/>
-      <w:proofErr w:type="gramStart"/>
-      <w:r>
-        <w:t>WinActivate</w:t>
+        <w:t>"Alert Title")</w:t>
+      </w:r>
+    </w:p>
+    <w:p>
+      <w:pPr>
+        <w:spacing w:after="0" w:line="240" w:lineRule="auto"/>
+        <w:ind w:left="720"/>
+      </w:pPr>
+    </w:p>
+    <w:p>
+      <w:pPr>
+        <w:spacing w:after="0" w:line="240" w:lineRule="auto"/>
+        <w:ind w:left="720"/>
+      </w:pPr>
+      <w:r>
+        <w:t>; Click the OK button (usually Button1)</w:t>
+      </w:r>
+    </w:p>
+    <w:p>
+      <w:pPr>
+        <w:spacing w:after="0" w:line="240" w:lineRule="auto"/>
+        <w:ind w:left="720"/>
+      </w:pPr>
+      <w:proofErr w:type="spellStart"/>
+      <w:proofErr w:type="gramStart"/>
+      <w:r>
+        <w:t>ControlClick</w:t>
       </w:r>
       <w:proofErr w:type="spellEnd"/>
       <w:r>
@@ -12646,29 +12161,32 @@
       </w:r>
       <w:proofErr w:type="gramEnd"/>
       <w:r>
-        <w:t>"Alert Title")</w:t>
-      </w:r>
-    </w:p>
-    <w:p>
-      <w:pPr>
-        <w:spacing w:after="0" w:line="240" w:lineRule="auto"/>
-        <w:ind w:left="720"/>
-      </w:pPr>
-    </w:p>
-    <w:p>
-      <w:pPr>
-        <w:spacing w:after="0" w:line="240" w:lineRule="auto"/>
-        <w:ind w:left="720"/>
-      </w:pPr>
-      <w:r>
-        <w:t>; Click the OK button (usually Button1)</w:t>
-      </w:r>
-    </w:p>
-    <w:p>
-      <w:pPr>
-        <w:spacing w:after="0" w:line="240" w:lineRule="auto"/>
-        <w:ind w:left="720"/>
-      </w:pPr>
+        <w:t>"Alert Title", "", "Button1")</w:t>
+      </w:r>
+    </w:p>
+    <w:p>
+      <w:pPr>
+        <w:spacing w:after="0" w:line="240" w:lineRule="auto"/>
+        <w:ind w:left="720"/>
+      </w:pPr>
+    </w:p>
+    <w:p>
+      <w:pPr>
+        <w:spacing w:after="0" w:line="240" w:lineRule="auto"/>
+        <w:ind w:left="720"/>
+      </w:pPr>
+      <w:r>
+        <w:t>; Optional: You can also click Cancel if needed</w:t>
+      </w:r>
+    </w:p>
+    <w:p>
+      <w:pPr>
+        <w:spacing w:after="0" w:line="240" w:lineRule="auto"/>
+        <w:ind w:left="720"/>
+      </w:pPr>
+      <w:r>
+        <w:t xml:space="preserve">; </w:t>
+      </w:r>
       <w:proofErr w:type="spellStart"/>
       <w:proofErr w:type="gramStart"/>
       <w:r>
@@ -12680,45 +12198,35 @@
       </w:r>
       <w:proofErr w:type="gramEnd"/>
       <w:r>
-        <w:t>"Alert Title", "", "Button1")</w:t>
-      </w:r>
-    </w:p>
-    <w:p>
-      <w:pPr>
-        <w:spacing w:after="0" w:line="240" w:lineRule="auto"/>
-        <w:ind w:left="720"/>
-      </w:pPr>
-    </w:p>
-    <w:p>
-      <w:pPr>
-        <w:spacing w:after="0" w:line="240" w:lineRule="auto"/>
-        <w:ind w:left="720"/>
-      </w:pPr>
-      <w:r>
-        <w:t>; Optional: You can also click Cancel if needed</w:t>
-      </w:r>
-    </w:p>
-    <w:p>
-      <w:pPr>
-        <w:spacing w:after="0" w:line="240" w:lineRule="auto"/>
-        <w:ind w:left="720"/>
-      </w:pPr>
-      <w:r>
-        <w:t xml:space="preserve">; </w:t>
-      </w:r>
-      <w:proofErr w:type="spellStart"/>
-      <w:proofErr w:type="gramStart"/>
-      <w:r>
-        <w:t>ControlClick</w:t>
-      </w:r>
-      <w:proofErr w:type="spellEnd"/>
-      <w:r>
-        <w:t>(</w:t>
-      </w:r>
-      <w:proofErr w:type="gramEnd"/>
-      <w:r>
         <w:t>"Alert Title", "", "Button2")</w:t>
       </w:r>
+    </w:p>
+    <w:p>
+      <w:pPr>
+        <w:spacing w:after="0" w:line="240" w:lineRule="auto"/>
+        <w:rPr>
+          <w:sz w:val="20"/>
+          <w:szCs w:val="20"/>
+        </w:rPr>
+      </w:pPr>
+    </w:p>
+    <w:p>
+      <w:pPr>
+        <w:spacing w:after="0" w:line="240" w:lineRule="auto"/>
+        <w:rPr>
+          <w:sz w:val="20"/>
+          <w:szCs w:val="20"/>
+        </w:rPr>
+      </w:pPr>
+    </w:p>
+    <w:p>
+      <w:pPr>
+        <w:spacing w:after="0" w:line="240" w:lineRule="auto"/>
+        <w:rPr>
+          <w:sz w:val="20"/>
+          <w:szCs w:val="20"/>
+        </w:rPr>
+      </w:pPr>
     </w:p>
     <w:p>
       <w:pPr>
@@ -12748,6 +12256,7 @@
           <w:szCs w:val="36"/>
           <w:highlight w:val="yellow"/>
         </w:rPr>
+        <w:lastRenderedPageBreak/>
         <w:t>Robot Class</w:t>
       </w:r>
     </w:p>
@@ -12769,9 +12278,12 @@
       </w:r>
       <w:proofErr w:type="gramStart"/>
       <w:r>
-        <w:t>Robot();</w:t>
-      </w:r>
-      <w:proofErr w:type="gramEnd"/>
+        <w:t>Robot(</w:t>
+      </w:r>
+      <w:proofErr w:type="gramEnd"/>
+      <w:r>
+        <w:t>);</w:t>
+      </w:r>
     </w:p>
     <w:p>
       <w:pPr>
@@ -12793,11 +12305,9 @@
         <w:t>KeyEvent.VK_ENTER</w:t>
       </w:r>
       <w:proofErr w:type="spellEnd"/>
-      <w:proofErr w:type="gramStart"/>
       <w:r>
         <w:t>);</w:t>
       </w:r>
-      <w:proofErr w:type="gramEnd"/>
     </w:p>
     <w:p>
       <w:pPr>
@@ -12819,11 +12329,9 @@
         <w:t>KeyEvent.VK_ENTER</w:t>
       </w:r>
       <w:proofErr w:type="spellEnd"/>
-      <w:proofErr w:type="gramStart"/>
       <w:r>
         <w:t>);</w:t>
       </w:r>
-      <w:proofErr w:type="gramEnd"/>
     </w:p>
     <w:p>
       <w:pPr>
@@ -12860,11 +12368,9 @@
         <w:t>KeyEvent.VK_TAB</w:t>
       </w:r>
       <w:proofErr w:type="spellEnd"/>
-      <w:proofErr w:type="gramStart"/>
       <w:r>
         <w:t>);</w:t>
       </w:r>
-      <w:proofErr w:type="gramEnd"/>
     </w:p>
     <w:p>
       <w:pPr>
@@ -12886,11 +12392,9 @@
         <w:t>KeyEvent.VK_TAB</w:t>
       </w:r>
       <w:proofErr w:type="spellEnd"/>
-      <w:proofErr w:type="gramStart"/>
       <w:r>
         <w:t>);</w:t>
       </w:r>
-      <w:proofErr w:type="gramEnd"/>
     </w:p>
     <w:p>
       <w:pPr>
@@ -12927,11 +12431,9 @@
         <w:t>KeyEvent.VK_ESCAPE</w:t>
       </w:r>
       <w:proofErr w:type="spellEnd"/>
-      <w:proofErr w:type="gramStart"/>
       <w:r>
         <w:t>);</w:t>
       </w:r>
-      <w:proofErr w:type="gramEnd"/>
     </w:p>
     <w:p>
       <w:pPr>
@@ -12953,11 +12455,9 @@
         <w:t>KeyEvent.VK_ESCAPE</w:t>
       </w:r>
       <w:proofErr w:type="spellEnd"/>
-      <w:proofErr w:type="gramStart"/>
       <w:r>
         <w:t>);</w:t>
       </w:r>
-      <w:proofErr w:type="gramEnd"/>
     </w:p>
     <w:p>
       <w:pPr>
@@ -12994,11 +12494,9 @@
         <w:t>KeyEvent.VK_CONTROL</w:t>
       </w:r>
       <w:proofErr w:type="spellEnd"/>
-      <w:proofErr w:type="gramStart"/>
       <w:r>
         <w:t>);</w:t>
       </w:r>
-      <w:proofErr w:type="gramEnd"/>
     </w:p>
     <w:p>
       <w:pPr>
@@ -13020,11 +12518,9 @@
         <w:t>KeyEvent.VK_S</w:t>
       </w:r>
       <w:proofErr w:type="spellEnd"/>
-      <w:proofErr w:type="gramStart"/>
       <w:r>
         <w:t>);</w:t>
       </w:r>
-      <w:proofErr w:type="gramEnd"/>
     </w:p>
     <w:p>
       <w:pPr>
@@ -13046,11 +12542,9 @@
         <w:t>KeyEvent.VK_S</w:t>
       </w:r>
       <w:proofErr w:type="spellEnd"/>
-      <w:proofErr w:type="gramStart"/>
       <w:r>
         <w:t>);</w:t>
       </w:r>
-      <w:proofErr w:type="gramEnd"/>
     </w:p>
     <w:p>
       <w:pPr>
@@ -13072,11 +12566,9 @@
         <w:t>KeyEvent.VK_CONTROL</w:t>
       </w:r>
       <w:proofErr w:type="spellEnd"/>
-      <w:proofErr w:type="gramStart"/>
       <w:r>
         <w:t>);</w:t>
       </w:r>
-      <w:proofErr w:type="gramEnd"/>
     </w:p>
     <w:p>
       <w:pPr>
@@ -13225,7 +12717,6 @@
           <w:bCs/>
           <w:highlight w:val="green"/>
         </w:rPr>
-        <w:lastRenderedPageBreak/>
         <w:t>2. Handling AJAX in Selenium</w:t>
       </w:r>
     </w:p>
@@ -13358,130 +12849,121 @@
       </w:r>
       <w:proofErr w:type="gramEnd"/>
       <w:r>
+        <w:t>();</w:t>
+      </w:r>
+    </w:p>
+    <w:p>
+      <w:pPr>
+        <w:spacing w:after="0" w:line="240" w:lineRule="auto"/>
+        <w:ind w:left="720"/>
+      </w:pPr>
+    </w:p>
+    <w:p>
+      <w:pPr>
+        <w:spacing w:after="0" w:line="240" w:lineRule="auto"/>
+        <w:ind w:left="720"/>
+      </w:pPr>
+      <w:r>
+        <w:t>// Wait for result to appear</w:t>
+      </w:r>
+    </w:p>
+    <w:p>
+      <w:pPr>
+        <w:spacing w:after="0" w:line="240" w:lineRule="auto"/>
+        <w:ind w:left="720"/>
+      </w:pPr>
+      <w:proofErr w:type="spellStart"/>
+      <w:r>
+        <w:t>WebDriverWait</w:t>
+      </w:r>
+      <w:proofErr w:type="spellEnd"/>
+      <w:r>
+        <w:t xml:space="preserve"> wait = new </w:t>
+      </w:r>
+      <w:proofErr w:type="spellStart"/>
+      <w:proofErr w:type="gramStart"/>
+      <w:r>
+        <w:t>WebDriverWait</w:t>
+      </w:r>
+      <w:proofErr w:type="spellEnd"/>
+      <w:r>
         <w:t>(</w:t>
       </w:r>
-      <w:proofErr w:type="gramStart"/>
-      <w:r>
+      <w:proofErr w:type="gramEnd"/>
+      <w:r>
+        <w:t xml:space="preserve">driver, </w:t>
+      </w:r>
+      <w:proofErr w:type="spellStart"/>
+      <w:r>
+        <w:t>Duration.ofSeconds</w:t>
+      </w:r>
+      <w:proofErr w:type="spellEnd"/>
+      <w:r>
+        <w:t>(10));</w:t>
+      </w:r>
+    </w:p>
+    <w:p>
+      <w:pPr>
+        <w:spacing w:after="0" w:line="240" w:lineRule="auto"/>
+        <w:ind w:left="720"/>
+      </w:pPr>
+      <w:proofErr w:type="spellStart"/>
+      <w:r>
+        <w:t>WebElement</w:t>
+      </w:r>
+      <w:proofErr w:type="spellEnd"/>
+      <w:r>
+        <w:t xml:space="preserve"> result = </w:t>
+      </w:r>
+      <w:proofErr w:type="spellStart"/>
+      <w:proofErr w:type="gramStart"/>
+      <w:r>
+        <w:t>wait.until</w:t>
+      </w:r>
+      <w:proofErr w:type="spellEnd"/>
+      <w:proofErr w:type="gramEnd"/>
+      <w:r>
+        <w:t>(</w:t>
+      </w:r>
+    </w:p>
+    <w:p>
+      <w:pPr>
+        <w:spacing w:after="0" w:line="240" w:lineRule="auto"/>
+        <w:ind w:left="720"/>
+      </w:pPr>
+      <w:r>
+        <w:t xml:space="preserve">    ExpectedConditions.visibilityOfElementLocated(By.id("resultTable"))</w:t>
+      </w:r>
+    </w:p>
+    <w:p>
+      <w:pPr>
+        <w:spacing w:after="0" w:line="240" w:lineRule="auto"/>
+        <w:ind w:left="720"/>
+      </w:pPr>
+      <w:r>
+        <w:lastRenderedPageBreak/>
         <w:t>);</w:t>
       </w:r>
-      <w:proofErr w:type="gramEnd"/>
-    </w:p>
-    <w:p>
-      <w:pPr>
-        <w:spacing w:after="0" w:line="240" w:lineRule="auto"/>
-        <w:ind w:left="720"/>
-      </w:pPr>
-    </w:p>
-    <w:p>
-      <w:pPr>
-        <w:spacing w:after="0" w:line="240" w:lineRule="auto"/>
-        <w:ind w:left="720"/>
-      </w:pPr>
-      <w:r>
-        <w:t>// Wait for result to appear</w:t>
-      </w:r>
-    </w:p>
-    <w:p>
-      <w:pPr>
-        <w:spacing w:after="0" w:line="240" w:lineRule="auto"/>
-        <w:ind w:left="720"/>
-      </w:pPr>
-      <w:proofErr w:type="spellStart"/>
-      <w:r>
-        <w:t>WebDriverWait</w:t>
-      </w:r>
-      <w:proofErr w:type="spellEnd"/>
-      <w:r>
-        <w:t xml:space="preserve"> wait = new </w:t>
-      </w:r>
-      <w:proofErr w:type="spellStart"/>
-      <w:proofErr w:type="gramStart"/>
-      <w:r>
-        <w:t>WebDriverWait</w:t>
+    </w:p>
+    <w:p>
+      <w:pPr>
+        <w:spacing w:after="0" w:line="240" w:lineRule="auto"/>
+        <w:ind w:left="720"/>
+      </w:pPr>
+    </w:p>
+    <w:p>
+      <w:pPr>
+        <w:spacing w:after="0" w:line="240" w:lineRule="auto"/>
+        <w:ind w:left="720"/>
+      </w:pPr>
+      <w:proofErr w:type="spellStart"/>
+      <w:r>
+        <w:t>System.out.println</w:t>
       </w:r>
       <w:proofErr w:type="spellEnd"/>
       <w:r>
         <w:t>(</w:t>
       </w:r>
-      <w:proofErr w:type="gramEnd"/>
-      <w:r>
-        <w:t xml:space="preserve">driver, </w:t>
-      </w:r>
-      <w:proofErr w:type="spellStart"/>
-      <w:r>
-        <w:t>Duration.ofSeconds</w:t>
-      </w:r>
-      <w:proofErr w:type="spellEnd"/>
-      <w:r>
-        <w:t>(10)</w:t>
-      </w:r>
-      <w:proofErr w:type="gramStart"/>
-      <w:r>
-        <w:t>);</w:t>
-      </w:r>
-      <w:proofErr w:type="gramEnd"/>
-    </w:p>
-    <w:p>
-      <w:pPr>
-        <w:spacing w:after="0" w:line="240" w:lineRule="auto"/>
-        <w:ind w:left="720"/>
-      </w:pPr>
-      <w:proofErr w:type="spellStart"/>
-      <w:r>
-        <w:t>WebElement</w:t>
-      </w:r>
-      <w:proofErr w:type="spellEnd"/>
-      <w:r>
-        <w:t xml:space="preserve"> result = </w:t>
-      </w:r>
-      <w:proofErr w:type="spellStart"/>
-      <w:proofErr w:type="gramStart"/>
-      <w:r>
-        <w:t>wait.until</w:t>
-      </w:r>
-      <w:proofErr w:type="spellEnd"/>
-      <w:proofErr w:type="gramEnd"/>
-      <w:r>
-        <w:t>(</w:t>
-      </w:r>
-    </w:p>
-    <w:p>
-      <w:pPr>
-        <w:spacing w:after="0" w:line="240" w:lineRule="auto"/>
-        <w:ind w:left="720"/>
-      </w:pPr>
-      <w:r>
-        <w:t xml:space="preserve">    ExpectedConditions.visibilityOfElementLocated(By.id("resultTable"))</w:t>
-      </w:r>
-    </w:p>
-    <w:p>
-      <w:pPr>
-        <w:spacing w:after="0" w:line="240" w:lineRule="auto"/>
-        <w:ind w:left="720"/>
-      </w:pPr>
-      <w:r>
-        <w:t>);</w:t>
-      </w:r>
-    </w:p>
-    <w:p>
-      <w:pPr>
-        <w:spacing w:after="0" w:line="240" w:lineRule="auto"/>
-        <w:ind w:left="720"/>
-      </w:pPr>
-    </w:p>
-    <w:p>
-      <w:pPr>
-        <w:spacing w:after="0" w:line="240" w:lineRule="auto"/>
-        <w:ind w:left="720"/>
-      </w:pPr>
-      <w:proofErr w:type="spellStart"/>
-      <w:r>
-        <w:t>System.out.println</w:t>
-      </w:r>
-      <w:proofErr w:type="spellEnd"/>
-      <w:r>
-        <w:t>(</w:t>
-      </w:r>
       <w:proofErr w:type="spellStart"/>
       <w:proofErr w:type="gramStart"/>
       <w:r>
@@ -13490,13 +12972,8 @@
       <w:proofErr w:type="spellEnd"/>
       <w:proofErr w:type="gramEnd"/>
       <w:r>
-        <w:t>()</w:t>
-      </w:r>
-      <w:proofErr w:type="gramStart"/>
-      <w:r>
-        <w:t>);</w:t>
-      </w:r>
-      <w:proofErr w:type="gramEnd"/>
+        <w:t>());</w:t>
+      </w:r>
     </w:p>
     <w:p>
       <w:pPr>
@@ -13640,13 +13117,8 @@
       </w:r>
       <w:proofErr w:type="spellEnd"/>
       <w:r>
-        <w:t>(10)</w:t>
-      </w:r>
-      <w:proofErr w:type="gramStart"/>
-      <w:r>
-        <w:t>);</w:t>
-      </w:r>
-      <w:proofErr w:type="gramEnd"/>
+        <w:t>(10));</w:t>
+      </w:r>
     </w:p>
     <w:p>
       <w:pPr>
@@ -13680,13 +13152,8 @@
       </w:r>
       <w:proofErr w:type="spellEnd"/>
       <w:r>
-        <w:t>()</w:t>
-      </w:r>
-      <w:proofErr w:type="gramStart"/>
-      <w:r>
-        <w:t>);</w:t>
-      </w:r>
-      <w:proofErr w:type="gramEnd"/>
+        <w:t>());</w:t>
+      </w:r>
     </w:p>
     <w:p>
       <w:pPr>
@@ -13724,13 +13191,8 @@
       <w:proofErr w:type="spellEnd"/>
       <w:proofErr w:type="gramEnd"/>
       <w:r>
-        <w:t>()</w:t>
-      </w:r>
-      <w:proofErr w:type="gramStart"/>
-      <w:r>
-        <w:t>);</w:t>
-      </w:r>
-      <w:proofErr w:type="gramEnd"/>
+        <w:t>());</w:t>
+      </w:r>
     </w:p>
     <w:p>
       <w:pPr>
@@ -13879,7 +13341,6 @@
           <w:szCs w:val="36"/>
           <w:highlight w:val="yellow"/>
         </w:rPr>
-        <w:lastRenderedPageBreak/>
         <w:t>Basic and Critical Selenium challenges</w:t>
       </w:r>
     </w:p>
@@ -14012,6 +13473,7 @@
         <w:ind w:left="720"/>
       </w:pPr>
       <w:r>
+        <w:lastRenderedPageBreak/>
         <w:t>11. Platform independence limitations</w:t>
       </w:r>
     </w:p>
@@ -14240,15 +13702,7 @@
         <w:ind w:left="720"/>
       </w:pPr>
       <w:r>
-        <w:t xml:space="preserve">2. </w:t>
-      </w:r>
-      <w:proofErr w:type="spellStart"/>
-      <w:r>
-        <w:t>ElementNotVisibleException</w:t>
-      </w:r>
-      <w:proofErr w:type="spellEnd"/>
-      <w:r>
-        <w:t xml:space="preserve"> – Element is present but not visible</w:t>
+        <w:t>2. ElementNotVisibleException – Element is present but not visible</w:t>
       </w:r>
     </w:p>
     <w:p>
@@ -14548,6 +14002,24 @@
       <w:r>
         <w:t xml:space="preserve"> – Wrong domain for cookie operations</w:t>
       </w:r>
+    </w:p>
+    <w:p>
+      <w:pPr>
+        <w:spacing w:after="0" w:line="240" w:lineRule="auto"/>
+        <w:rPr>
+          <w:sz w:val="22"/>
+          <w:szCs w:val="22"/>
+        </w:rPr>
+      </w:pPr>
+    </w:p>
+    <w:p>
+      <w:pPr>
+        <w:spacing w:after="0" w:line="240" w:lineRule="auto"/>
+        <w:rPr>
+          <w:sz w:val="22"/>
+          <w:szCs w:val="22"/>
+        </w:rPr>
+      </w:pPr>
     </w:p>
     <w:p>
       <w:pPr>
@@ -14586,6 +14058,7 @@
           <w:szCs w:val="36"/>
           <w:highlight w:val="yellow"/>
         </w:rPr>
+        <w:lastRenderedPageBreak/>
         <w:t>Chrome, Firefox Profile and PROXY setup</w:t>
       </w:r>
     </w:p>
@@ -14645,26 +14118,132 @@
       </w:r>
       <w:proofErr w:type="spellEnd"/>
       <w:r>
-        <w:t>/binary"</w:t>
-      </w:r>
-      <w:proofErr w:type="gramStart"/>
+        <w:t>/binary");</w:t>
+      </w:r>
+    </w:p>
+    <w:p>
+      <w:pPr>
+        <w:spacing w:after="0" w:line="240" w:lineRule="auto"/>
+        <w:ind w:left="720"/>
+      </w:pPr>
+      <w:proofErr w:type="spellStart"/>
+      <w:r>
+        <w:t>FirefoxProfile</w:t>
+      </w:r>
+      <w:proofErr w:type="spellEnd"/>
+      <w:r>
+        <w:t xml:space="preserve"> </w:t>
+      </w:r>
+      <w:proofErr w:type="spellStart"/>
+      <w:r>
+        <w:t>fp</w:t>
+      </w:r>
+      <w:proofErr w:type="spellEnd"/>
+      <w:r>
+        <w:t xml:space="preserve"> = new </w:t>
+      </w:r>
+      <w:proofErr w:type="spellStart"/>
+      <w:proofErr w:type="gramStart"/>
+      <w:r>
+        <w:t>FirefoxProfile</w:t>
+      </w:r>
+      <w:proofErr w:type="spellEnd"/>
+      <w:r>
+        <w:t>(</w:t>
+      </w:r>
+      <w:proofErr w:type="gramEnd"/>
       <w:r>
         <w:t>);</w:t>
       </w:r>
-      <w:proofErr w:type="gramEnd"/>
-    </w:p>
-    <w:p>
-      <w:pPr>
-        <w:spacing w:after="0" w:line="240" w:lineRule="auto"/>
-        <w:ind w:left="720"/>
-      </w:pPr>
-      <w:proofErr w:type="spellStart"/>
-      <w:r>
-        <w:t>FirefoxProfile</w:t>
-      </w:r>
-      <w:proofErr w:type="spellEnd"/>
-      <w:r>
-        <w:t xml:space="preserve"> </w:t>
+    </w:p>
+    <w:p>
+      <w:pPr>
+        <w:spacing w:after="0" w:line="240" w:lineRule="auto"/>
+        <w:ind w:left="720"/>
+      </w:pPr>
+      <w:r>
+        <w:t xml:space="preserve">File </w:t>
+      </w:r>
+      <w:proofErr w:type="spellStart"/>
+      <w:r>
+        <w:t>file</w:t>
+      </w:r>
+      <w:proofErr w:type="spellEnd"/>
+      <w:r>
+        <w:t xml:space="preserve"> = new File("path/to/</w:t>
+      </w:r>
+      <w:proofErr w:type="spellStart"/>
+      <w:r>
+        <w:t>extension.xpi</w:t>
+      </w:r>
+      <w:proofErr w:type="spellEnd"/>
+      <w:r>
+        <w:t>");</w:t>
+      </w:r>
+    </w:p>
+    <w:p>
+      <w:pPr>
+        <w:spacing w:after="0" w:line="240" w:lineRule="auto"/>
+        <w:ind w:left="720"/>
+      </w:pPr>
+      <w:proofErr w:type="spellStart"/>
+      <w:proofErr w:type="gramStart"/>
+      <w:r>
+        <w:t>fp.addExtension</w:t>
+      </w:r>
+      <w:proofErr w:type="spellEnd"/>
+      <w:proofErr w:type="gramEnd"/>
+      <w:r>
+        <w:t>(file);</w:t>
+      </w:r>
+    </w:p>
+    <w:p>
+      <w:pPr>
+        <w:spacing w:after="0" w:line="240" w:lineRule="auto"/>
+        <w:ind w:left="720"/>
+      </w:pPr>
+      <w:proofErr w:type="spellStart"/>
+      <w:r>
+        <w:t>DesiredCapabilities</w:t>
+      </w:r>
+      <w:proofErr w:type="spellEnd"/>
+      <w:r>
+        <w:t xml:space="preserve"> dc = </w:t>
+      </w:r>
+      <w:proofErr w:type="spellStart"/>
+      <w:r>
+        <w:t>DesiredCapabilities.firefox</w:t>
+      </w:r>
+      <w:proofErr w:type="spellEnd"/>
+      <w:r>
+        <w:t>();</w:t>
+      </w:r>
+    </w:p>
+    <w:p>
+      <w:pPr>
+        <w:spacing w:after="0" w:line="240" w:lineRule="auto"/>
+        <w:ind w:left="720"/>
+      </w:pPr>
+      <w:proofErr w:type="spellStart"/>
+      <w:r>
+        <w:t>dc.</w:t>
+      </w:r>
+      <w:proofErr w:type="gramStart"/>
+      <w:r>
+        <w:t>setCapability</w:t>
+      </w:r>
+      <w:proofErr w:type="spellEnd"/>
+      <w:r>
+        <w:t>(</w:t>
+      </w:r>
+      <w:proofErr w:type="spellStart"/>
+      <w:proofErr w:type="gramEnd"/>
+      <w:r>
+        <w:t>FirefoxDriver.PROFILE</w:t>
+      </w:r>
+      <w:proofErr w:type="spellEnd"/>
+      <w:r>
+        <w:t xml:space="preserve">, </w:t>
       </w:r>
       <w:proofErr w:type="spellStart"/>
       <w:r>
@@ -14672,133 +14251,8 @@
       </w:r>
       <w:proofErr w:type="spellEnd"/>
       <w:r>
-        <w:t xml:space="preserve"> = new </w:t>
-      </w:r>
-      <w:proofErr w:type="spellStart"/>
-      <w:proofErr w:type="gramStart"/>
-      <w:r>
-        <w:t>FirefoxProfile</w:t>
-      </w:r>
-      <w:proofErr w:type="spellEnd"/>
-      <w:r>
-        <w:t>();</w:t>
-      </w:r>
-      <w:proofErr w:type="gramEnd"/>
-    </w:p>
-    <w:p>
-      <w:pPr>
-        <w:spacing w:after="0" w:line="240" w:lineRule="auto"/>
-        <w:ind w:left="720"/>
-      </w:pPr>
-      <w:r>
-        <w:t xml:space="preserve">File </w:t>
-      </w:r>
-      <w:proofErr w:type="spellStart"/>
-      <w:r>
-        <w:t>file</w:t>
-      </w:r>
-      <w:proofErr w:type="spellEnd"/>
-      <w:r>
-        <w:t xml:space="preserve"> = new File("path/to/</w:t>
-      </w:r>
-      <w:proofErr w:type="spellStart"/>
-      <w:r>
-        <w:t>extension.xpi</w:t>
-      </w:r>
-      <w:proofErr w:type="spellEnd"/>
-      <w:r>
-        <w:t>"</w:t>
-      </w:r>
-      <w:proofErr w:type="gramStart"/>
-      <w:r>
         <w:t>);</w:t>
       </w:r>
-      <w:proofErr w:type="gramEnd"/>
-    </w:p>
-    <w:p>
-      <w:pPr>
-        <w:spacing w:after="0" w:line="240" w:lineRule="auto"/>
-        <w:ind w:left="720"/>
-      </w:pPr>
-      <w:proofErr w:type="spellStart"/>
-      <w:proofErr w:type="gramStart"/>
-      <w:r>
-        <w:t>fp.addExtension</w:t>
-      </w:r>
-      <w:proofErr w:type="spellEnd"/>
-      <w:proofErr w:type="gramEnd"/>
-      <w:r>
-        <w:t>(file</w:t>
-      </w:r>
-      <w:proofErr w:type="gramStart"/>
-      <w:r>
-        <w:t>);</w:t>
-      </w:r>
-      <w:proofErr w:type="gramEnd"/>
-    </w:p>
-    <w:p>
-      <w:pPr>
-        <w:spacing w:after="0" w:line="240" w:lineRule="auto"/>
-        <w:ind w:left="720"/>
-      </w:pPr>
-      <w:proofErr w:type="spellStart"/>
-      <w:r>
-        <w:t>DesiredCapabilities</w:t>
-      </w:r>
-      <w:proofErr w:type="spellEnd"/>
-      <w:r>
-        <w:t xml:space="preserve"> dc = </w:t>
-      </w:r>
-      <w:proofErr w:type="spellStart"/>
-      <w:r>
-        <w:t>DesiredCapabilities.firefox</w:t>
-      </w:r>
-      <w:proofErr w:type="spellEnd"/>
-      <w:r>
-        <w:t>(</w:t>
-      </w:r>
-      <w:proofErr w:type="gramStart"/>
-      <w:r>
-        <w:t>);</w:t>
-      </w:r>
-      <w:proofErr w:type="gramEnd"/>
-    </w:p>
-    <w:p>
-      <w:pPr>
-        <w:spacing w:after="0" w:line="240" w:lineRule="auto"/>
-        <w:ind w:left="720"/>
-      </w:pPr>
-      <w:proofErr w:type="spellStart"/>
-      <w:r>
-        <w:t>dc.</w:t>
-      </w:r>
-      <w:proofErr w:type="gramStart"/>
-      <w:r>
-        <w:t>setCapability</w:t>
-      </w:r>
-      <w:proofErr w:type="spellEnd"/>
-      <w:r>
-        <w:t>(</w:t>
-      </w:r>
-      <w:proofErr w:type="spellStart"/>
-      <w:proofErr w:type="gramEnd"/>
-      <w:r>
-        <w:t>FirefoxDriver.PROFILE</w:t>
-      </w:r>
-      <w:proofErr w:type="spellEnd"/>
-      <w:r>
-        <w:t xml:space="preserve">, </w:t>
-      </w:r>
-      <w:proofErr w:type="spellStart"/>
-      <w:r>
-        <w:t>fp</w:t>
-      </w:r>
-      <w:proofErr w:type="spellEnd"/>
-      <w:proofErr w:type="gramStart"/>
-      <w:r>
-        <w:t>);</w:t>
-      </w:r>
-      <w:proofErr w:type="gramEnd"/>
     </w:p>
     <w:p>
       <w:pPr>
@@ -14818,13 +14272,8 @@
       </w:r>
       <w:proofErr w:type="spellEnd"/>
       <w:r>
-        <w:t>(dc</w:t>
-      </w:r>
-      <w:proofErr w:type="gramStart"/>
-      <w:r>
-        <w:t>);</w:t>
-      </w:r>
-      <w:proofErr w:type="gramEnd"/>
+        <w:t>(dc);</w:t>
+      </w:r>
     </w:p>
     <w:p>
       <w:pPr>
@@ -14889,152 +14338,133 @@
       </w:r>
       <w:proofErr w:type="spellEnd"/>
       <w:r>
-        <w:t>", "path/to/chromedriver.exe"</w:t>
-      </w:r>
-      <w:proofErr w:type="gramStart"/>
+        <w:t>", "path/to/chromedriver.exe");</w:t>
+      </w:r>
+    </w:p>
+    <w:p>
+      <w:pPr>
+        <w:spacing w:after="0" w:line="240" w:lineRule="auto"/>
+        <w:ind w:left="720"/>
+      </w:pPr>
+      <w:proofErr w:type="spellStart"/>
+      <w:r>
+        <w:t>ChromeOptions</w:t>
+      </w:r>
+      <w:proofErr w:type="spellEnd"/>
+      <w:r>
+        <w:t xml:space="preserve"> options = new </w:t>
+      </w:r>
+      <w:proofErr w:type="spellStart"/>
+      <w:proofErr w:type="gramStart"/>
+      <w:r>
+        <w:t>ChromeOptions</w:t>
+      </w:r>
+      <w:proofErr w:type="spellEnd"/>
+      <w:r>
+        <w:t>(</w:t>
+      </w:r>
+      <w:proofErr w:type="gramEnd"/>
       <w:r>
         <w:t>);</w:t>
       </w:r>
-      <w:proofErr w:type="gramEnd"/>
-    </w:p>
-    <w:p>
-      <w:pPr>
-        <w:spacing w:after="0" w:line="240" w:lineRule="auto"/>
-        <w:ind w:left="720"/>
-      </w:pPr>
-      <w:proofErr w:type="spellStart"/>
-      <w:r>
-        <w:t>ChromeOptions</w:t>
-      </w:r>
-      <w:proofErr w:type="spellEnd"/>
-      <w:r>
-        <w:t xml:space="preserve"> options = new </w:t>
-      </w:r>
-      <w:proofErr w:type="spellStart"/>
-      <w:proofErr w:type="gramStart"/>
-      <w:r>
-        <w:t>ChromeOptions</w:t>
+    </w:p>
+    <w:p>
+      <w:pPr>
+        <w:spacing w:after="0" w:line="240" w:lineRule="auto"/>
+        <w:ind w:left="720"/>
+      </w:pPr>
+      <w:r>
+        <w:t xml:space="preserve">File </w:t>
+      </w:r>
+      <w:proofErr w:type="spellStart"/>
+      <w:r>
+        <w:t>extFile</w:t>
+      </w:r>
+      <w:proofErr w:type="spellEnd"/>
+      <w:r>
+        <w:t xml:space="preserve"> = new File("path/to/</w:t>
+      </w:r>
+      <w:proofErr w:type="spellStart"/>
+      <w:r>
+        <w:t>extension.crx</w:t>
+      </w:r>
+      <w:proofErr w:type="spellEnd"/>
+      <w:r>
+        <w:t>");</w:t>
+      </w:r>
+    </w:p>
+    <w:p>
+      <w:pPr>
+        <w:spacing w:after="0" w:line="240" w:lineRule="auto"/>
+        <w:ind w:left="720"/>
+      </w:pPr>
+      <w:proofErr w:type="spellStart"/>
+      <w:proofErr w:type="gramStart"/>
+      <w:r>
+        <w:t>options.addExtensions</w:t>
+      </w:r>
+      <w:proofErr w:type="spellEnd"/>
+      <w:proofErr w:type="gramEnd"/>
+      <w:r>
+        <w:t>(</w:t>
+      </w:r>
+      <w:proofErr w:type="spellStart"/>
+      <w:r>
+        <w:t>extFile</w:t>
+      </w:r>
+      <w:proofErr w:type="spellEnd"/>
+      <w:r>
+        <w:t>);</w:t>
+      </w:r>
+    </w:p>
+    <w:p>
+      <w:pPr>
+        <w:spacing w:after="0" w:line="240" w:lineRule="auto"/>
+        <w:ind w:left="720"/>
+      </w:pPr>
+      <w:proofErr w:type="spellStart"/>
+      <w:r>
+        <w:t>DesiredCapabilities</w:t>
+      </w:r>
+      <w:proofErr w:type="spellEnd"/>
+      <w:r>
+        <w:t xml:space="preserve"> dc = </w:t>
+      </w:r>
+      <w:proofErr w:type="spellStart"/>
+      <w:r>
+        <w:t>DesiredCapabilities.chrome</w:t>
       </w:r>
       <w:proofErr w:type="spellEnd"/>
       <w:r>
         <w:t>();</w:t>
       </w:r>
-      <w:proofErr w:type="gramEnd"/>
-    </w:p>
-    <w:p>
-      <w:pPr>
-        <w:spacing w:after="0" w:line="240" w:lineRule="auto"/>
-        <w:ind w:left="720"/>
-      </w:pPr>
-      <w:r>
-        <w:t xml:space="preserve">File </w:t>
-      </w:r>
-      <w:proofErr w:type="spellStart"/>
-      <w:r>
-        <w:t>extFile</w:t>
-      </w:r>
-      <w:proofErr w:type="spellEnd"/>
-      <w:r>
-        <w:t xml:space="preserve"> = new File("path/to/</w:t>
-      </w:r>
-      <w:proofErr w:type="spellStart"/>
-      <w:r>
-        <w:t>extension.crx</w:t>
-      </w:r>
-      <w:proofErr w:type="spellEnd"/>
-      <w:r>
-        <w:t>"</w:t>
-      </w:r>
-      <w:proofErr w:type="gramStart"/>
-      <w:r>
-        <w:t>);</w:t>
-      </w:r>
-      <w:proofErr w:type="gramEnd"/>
-    </w:p>
-    <w:p>
-      <w:pPr>
-        <w:spacing w:after="0" w:line="240" w:lineRule="auto"/>
-        <w:ind w:left="720"/>
-      </w:pPr>
-      <w:proofErr w:type="spellStart"/>
-      <w:proofErr w:type="gramStart"/>
-      <w:r>
-        <w:t>options.addExtensions</w:t>
-      </w:r>
-      <w:proofErr w:type="spellEnd"/>
-      <w:proofErr w:type="gramEnd"/>
+    </w:p>
+    <w:p>
+      <w:pPr>
+        <w:spacing w:after="0" w:line="240" w:lineRule="auto"/>
+        <w:ind w:left="720"/>
+      </w:pPr>
+      <w:proofErr w:type="spellStart"/>
+      <w:r>
+        <w:t>dc.</w:t>
+      </w:r>
+      <w:proofErr w:type="gramStart"/>
+      <w:r>
+        <w:t>setCapability</w:t>
+      </w:r>
+      <w:proofErr w:type="spellEnd"/>
       <w:r>
         <w:t>(</w:t>
       </w:r>
       <w:proofErr w:type="spellStart"/>
-      <w:r>
-        <w:t>extFile</w:t>
-      </w:r>
-      <w:proofErr w:type="spellEnd"/>
-      <w:proofErr w:type="gramStart"/>
-      <w:r>
-        <w:t>);</w:t>
-      </w:r>
-      <w:proofErr w:type="gramEnd"/>
-    </w:p>
-    <w:p>
-      <w:pPr>
-        <w:spacing w:after="0" w:line="240" w:lineRule="auto"/>
-        <w:ind w:left="720"/>
-      </w:pPr>
-      <w:proofErr w:type="spellStart"/>
-      <w:r>
-        <w:t>DesiredCapabilities</w:t>
-      </w:r>
-      <w:proofErr w:type="spellEnd"/>
-      <w:r>
-        <w:t xml:space="preserve"> dc = </w:t>
-      </w:r>
-      <w:proofErr w:type="spellStart"/>
-      <w:r>
-        <w:t>DesiredCapabilities.chrome</w:t>
-      </w:r>
-      <w:proofErr w:type="spellEnd"/>
-      <w:r>
-        <w:t>(</w:t>
-      </w:r>
-      <w:proofErr w:type="gramStart"/>
-      <w:r>
-        <w:t>);</w:t>
-      </w:r>
-      <w:proofErr w:type="gramEnd"/>
-    </w:p>
-    <w:p>
-      <w:pPr>
-        <w:spacing w:after="0" w:line="240" w:lineRule="auto"/>
-        <w:ind w:left="720"/>
-      </w:pPr>
-      <w:proofErr w:type="spellStart"/>
-      <w:r>
-        <w:t>dc.</w:t>
-      </w:r>
-      <w:proofErr w:type="gramStart"/>
-      <w:r>
-        <w:t>setCapability</w:t>
-      </w:r>
-      <w:proofErr w:type="spellEnd"/>
-      <w:r>
-        <w:t>(</w:t>
-      </w:r>
-      <w:proofErr w:type="spellStart"/>
       <w:proofErr w:type="gramEnd"/>
       <w:r>
         <w:t>ChromeOptions.CAPABILITY</w:t>
       </w:r>
       <w:proofErr w:type="spellEnd"/>
       <w:r>
-        <w:t>, options</w:t>
-      </w:r>
-      <w:proofErr w:type="gramStart"/>
-      <w:r>
-        <w:t>);</w:t>
-      </w:r>
-      <w:proofErr w:type="gramEnd"/>
+        <w:t>, options);</w:t>
+      </w:r>
     </w:p>
     <w:p>
       <w:pPr>
@@ -15050,13 +14480,8 @@
       </w:r>
       <w:proofErr w:type="spellEnd"/>
       <w:r>
-        <w:t>(dc</w:t>
-      </w:r>
-      <w:proofErr w:type="gramStart"/>
-      <w:r>
-        <w:t>);</w:t>
-      </w:r>
-      <w:proofErr w:type="gramEnd"/>
+        <w:t>(dc);</w:t>
+      </w:r>
     </w:p>
     <w:p>
       <w:pPr>
@@ -15099,13 +14524,8 @@
         <w:ind w:left="720"/>
       </w:pPr>
       <w:r>
-        <w:t>String PROXY = "localhost:8080</w:t>
-      </w:r>
-      <w:proofErr w:type="gramStart"/>
-      <w:r>
-        <w:t>";</w:t>
-      </w:r>
-      <w:proofErr w:type="gramEnd"/>
+        <w:t>String PROXY = "localhost:8080";</w:t>
+      </w:r>
     </w:p>
     <w:p>
       <w:pPr>
@@ -15125,9 +14545,12 @@
       </w:r>
       <w:proofErr w:type="gramStart"/>
       <w:r>
-        <w:t>Proxy();</w:t>
-      </w:r>
-      <w:proofErr w:type="gramEnd"/>
+        <w:t>Proxy(</w:t>
+      </w:r>
+      <w:proofErr w:type="gramEnd"/>
+      <w:r>
+        <w:t>);</w:t>
+      </w:r>
     </w:p>
     <w:p>
       <w:pPr>
@@ -15168,37 +14591,35 @@
       <w:proofErr w:type="spellEnd"/>
       <w:proofErr w:type="gramEnd"/>
       <w:r>
-        <w:t>(PROXY</w:t>
-      </w:r>
-      <w:proofErr w:type="gramStart"/>
+        <w:t>(PROXY);</w:t>
+      </w:r>
+    </w:p>
+    <w:p>
+      <w:pPr>
+        <w:spacing w:after="0" w:line="240" w:lineRule="auto"/>
+        <w:ind w:left="720"/>
+      </w:pPr>
+      <w:proofErr w:type="spellStart"/>
+      <w:r>
+        <w:t>DesiredCapabilities</w:t>
+      </w:r>
+      <w:proofErr w:type="spellEnd"/>
+      <w:r>
+        <w:t xml:space="preserve"> cap = new </w:t>
+      </w:r>
+      <w:proofErr w:type="spellStart"/>
+      <w:proofErr w:type="gramStart"/>
+      <w:r>
+        <w:t>DesiredCapabilities</w:t>
+      </w:r>
+      <w:proofErr w:type="spellEnd"/>
+      <w:r>
+        <w:t>(</w:t>
+      </w:r>
+      <w:proofErr w:type="gramEnd"/>
       <w:r>
         <w:t>);</w:t>
       </w:r>
-      <w:proofErr w:type="gramEnd"/>
-    </w:p>
-    <w:p>
-      <w:pPr>
-        <w:spacing w:after="0" w:line="240" w:lineRule="auto"/>
-        <w:ind w:left="720"/>
-      </w:pPr>
-      <w:proofErr w:type="spellStart"/>
-      <w:r>
-        <w:t>DesiredCapabilities</w:t>
-      </w:r>
-      <w:proofErr w:type="spellEnd"/>
-      <w:r>
-        <w:t xml:space="preserve"> cap = new </w:t>
-      </w:r>
-      <w:proofErr w:type="spellStart"/>
-      <w:proofErr w:type="gramStart"/>
-      <w:r>
-        <w:t>DesiredCapabilities</w:t>
-      </w:r>
-      <w:proofErr w:type="spellEnd"/>
-      <w:r>
-        <w:t>();</w:t>
-      </w:r>
-      <w:proofErr w:type="gramEnd"/>
     </w:p>
     <w:p>
       <w:pPr>
@@ -15221,13 +14642,8 @@
       </w:r>
       <w:proofErr w:type="spellEnd"/>
       <w:r>
-        <w:t>, proxy</w:t>
-      </w:r>
-      <w:proofErr w:type="gramStart"/>
-      <w:r>
-        <w:t>);</w:t>
-      </w:r>
-      <w:proofErr w:type="gramEnd"/>
+        <w:t>, proxy);</w:t>
+      </w:r>
     </w:p>
     <w:p>
       <w:pPr>
@@ -15243,13 +14659,8 @@
       </w:r>
       <w:proofErr w:type="spellEnd"/>
       <w:r>
-        <w:t>(cap</w:t>
-      </w:r>
-      <w:proofErr w:type="gramStart"/>
-      <w:r>
-        <w:t>);</w:t>
-      </w:r>
-      <w:proofErr w:type="gramEnd"/>
+        <w:t>(cap);</w:t>
+      </w:r>
     </w:p>
     <w:p>
       <w:pPr>
@@ -15265,13 +14676,8 @@
       </w:r>
       <w:proofErr w:type="spellEnd"/>
       <w:r>
-        <w:t>(cap</w:t>
-      </w:r>
-      <w:proofErr w:type="gramStart"/>
-      <w:r>
-        <w:t>);</w:t>
-      </w:r>
-      <w:proofErr w:type="gramEnd"/>
+        <w:t>(cap);</w:t>
+      </w:r>
     </w:p>
     <w:p>
       <w:pPr>
@@ -15299,7 +14705,6 @@
           <w:sz w:val="32"/>
           <w:szCs w:val="32"/>
         </w:rPr>
-        <w:lastRenderedPageBreak/>
         <w:t xml:space="preserve">                                           </w:t>
       </w:r>
       <w:r>
@@ -16188,7 +15593,6 @@
         <w:ind w:left="1440"/>
       </w:pPr>
       <w:r>
-        <w:lastRenderedPageBreak/>
         <w:t xml:space="preserve">     - </w:t>
       </w:r>
       <w:proofErr w:type="gramStart"/>
@@ -16815,7 +16219,6 @@
           <w:szCs w:val="26"/>
           <w:highlight w:val="green"/>
         </w:rPr>
-        <w:lastRenderedPageBreak/>
         <w:t>5. Other Important Interfaces</w:t>
       </w:r>
     </w:p>
@@ -17005,6 +16408,7 @@
         <w:ind w:left="720"/>
       </w:pPr>
       <w:r>
+        <w:lastRenderedPageBreak/>
         <w:t xml:space="preserve">      - Capabilities </w:t>
       </w:r>
       <w:proofErr w:type="spellStart"/>
@@ -17579,7 +16983,6 @@
           <w:sz w:val="22"/>
           <w:szCs w:val="22"/>
         </w:rPr>
-        <w:lastRenderedPageBreak/>
         <w:t xml:space="preserve"> </w:t>
       </w:r>
       <w:r>
@@ -17727,160 +17130,218 @@
       </w:r>
       <w:proofErr w:type="gramEnd"/>
       <w:r>
+        <w:t>.ChromeDriver</w:t>
+      </w:r>
+      <w:proofErr w:type="spellEnd"/>
+      <w:r>
+        <w:t>;</w:t>
+      </w:r>
+    </w:p>
+    <w:p>
+      <w:pPr>
+        <w:spacing w:after="0" w:line="240" w:lineRule="auto"/>
+        <w:ind w:left="720"/>
+      </w:pPr>
+      <w:r>
+        <w:t xml:space="preserve">import </w:t>
+      </w:r>
+      <w:proofErr w:type="spellStart"/>
+      <w:proofErr w:type="gramStart"/>
+      <w:r>
+        <w:t>org.openqa</w:t>
+      </w:r>
+      <w:proofErr w:type="gramEnd"/>
+      <w:r>
         <w:t>.</w:t>
       </w:r>
       <w:proofErr w:type="gramStart"/>
       <w:r>
+        <w:t>selenium.Cookie</w:t>
+      </w:r>
+      <w:proofErr w:type="spellEnd"/>
+      <w:proofErr w:type="gramEnd"/>
+      <w:r>
+        <w:t>;</w:t>
+      </w:r>
+    </w:p>
+    <w:p>
+      <w:pPr>
+        <w:spacing w:after="0" w:line="240" w:lineRule="auto"/>
+        <w:ind w:left="720"/>
+      </w:pPr>
+      <w:r>
+        <w:lastRenderedPageBreak/>
+        <w:t xml:space="preserve">import </w:t>
+      </w:r>
+      <w:proofErr w:type="spellStart"/>
+      <w:proofErr w:type="gramStart"/>
+      <w:r>
+        <w:t>java.util</w:t>
+      </w:r>
+      <w:proofErr w:type="gramEnd"/>
+      <w:r>
+        <w:t>.Set</w:t>
+      </w:r>
+      <w:proofErr w:type="spellEnd"/>
+      <w:r>
+        <w:t>;</w:t>
+      </w:r>
+    </w:p>
+    <w:p>
+      <w:pPr>
+        <w:spacing w:after="0" w:line="240" w:lineRule="auto"/>
+        <w:ind w:left="720"/>
+      </w:pPr>
+    </w:p>
+    <w:p>
+      <w:pPr>
+        <w:spacing w:after="0" w:line="240" w:lineRule="auto"/>
+        <w:ind w:left="720"/>
+      </w:pPr>
+      <w:proofErr w:type="gramStart"/>
+      <w:r>
+        <w:t>public</w:t>
+      </w:r>
+      <w:proofErr w:type="gramEnd"/>
+      <w:r>
+        <w:t xml:space="preserve"> class </w:t>
+      </w:r>
+      <w:proofErr w:type="spellStart"/>
+      <w:r>
+        <w:t>CookiesExample</w:t>
+      </w:r>
+      <w:proofErr w:type="spellEnd"/>
+      <w:r>
+        <w:t xml:space="preserve"> {</w:t>
+      </w:r>
+    </w:p>
+    <w:p>
+      <w:pPr>
+        <w:spacing w:after="0" w:line="240" w:lineRule="auto"/>
+        <w:ind w:left="720"/>
+      </w:pPr>
+      <w:r>
+        <w:t xml:space="preserve">    public static void </w:t>
+      </w:r>
+      <w:proofErr w:type="gramStart"/>
+      <w:r>
+        <w:t>main(String[</w:t>
+      </w:r>
+      <w:proofErr w:type="gramEnd"/>
+      <w:r>
+        <w:t xml:space="preserve">] </w:t>
+      </w:r>
+      <w:proofErr w:type="spellStart"/>
+      <w:proofErr w:type="gramStart"/>
+      <w:r>
+        <w:t>args</w:t>
+      </w:r>
+      <w:proofErr w:type="spellEnd"/>
+      <w:r>
+        <w:t>) {</w:t>
+      </w:r>
+      <w:proofErr w:type="gramEnd"/>
+    </w:p>
+    <w:p>
+      <w:pPr>
+        <w:spacing w:after="0" w:line="240" w:lineRule="auto"/>
+        <w:ind w:left="720"/>
+      </w:pPr>
+      <w:r>
+        <w:t xml:space="preserve">        WebDriver driver = new </w:t>
+      </w:r>
+      <w:proofErr w:type="spellStart"/>
+      <w:proofErr w:type="gramStart"/>
+      <w:r>
         <w:t>ChromeDriver</w:t>
       </w:r>
       <w:proofErr w:type="spellEnd"/>
       <w:r>
-        <w:t>;</w:t>
-      </w:r>
-      <w:proofErr w:type="gramEnd"/>
-    </w:p>
-    <w:p>
-      <w:pPr>
-        <w:spacing w:after="0" w:line="240" w:lineRule="auto"/>
-        <w:ind w:left="720"/>
-      </w:pPr>
-      <w:r>
-        <w:t xml:space="preserve">import </w:t>
-      </w:r>
-      <w:proofErr w:type="spellStart"/>
-      <w:proofErr w:type="gramStart"/>
-      <w:r>
-        <w:t>org.openqa</w:t>
-      </w:r>
-      <w:proofErr w:type="gramEnd"/>
-      <w:r>
-        <w:t>.</w:t>
-      </w:r>
-      <w:proofErr w:type="gramStart"/>
-      <w:r>
-        <w:t>selenium.Cookie</w:t>
-      </w:r>
-      <w:proofErr w:type="spellEnd"/>
-      <w:proofErr w:type="gramEnd"/>
-      <w:r>
-        <w:t>;</w:t>
-      </w:r>
-    </w:p>
-    <w:p>
-      <w:pPr>
-        <w:spacing w:after="0" w:line="240" w:lineRule="auto"/>
-        <w:ind w:left="720"/>
-      </w:pPr>
-      <w:r>
-        <w:t xml:space="preserve">import </w:t>
-      </w:r>
-      <w:proofErr w:type="spellStart"/>
-      <w:proofErr w:type="gramStart"/>
-      <w:r>
-        <w:t>java.util</w:t>
-      </w:r>
-      <w:proofErr w:type="gramEnd"/>
-      <w:r>
-        <w:t>.</w:t>
-      </w:r>
-      <w:proofErr w:type="gramStart"/>
-      <w:r>
-        <w:t>Set</w:t>
-      </w:r>
-      <w:proofErr w:type="spellEnd"/>
-      <w:r>
-        <w:t>;</w:t>
-      </w:r>
-      <w:proofErr w:type="gramEnd"/>
-    </w:p>
-    <w:p>
-      <w:pPr>
-        <w:spacing w:after="0" w:line="240" w:lineRule="auto"/>
-        <w:ind w:left="720"/>
-      </w:pPr>
-    </w:p>
-    <w:p>
-      <w:pPr>
-        <w:spacing w:after="0" w:line="240" w:lineRule="auto"/>
-        <w:ind w:left="720"/>
-      </w:pPr>
-      <w:proofErr w:type="gramStart"/>
-      <w:r>
-        <w:t>public</w:t>
-      </w:r>
-      <w:proofErr w:type="gramEnd"/>
-      <w:r>
-        <w:t xml:space="preserve"> class </w:t>
-      </w:r>
-      <w:proofErr w:type="spellStart"/>
-      <w:r>
-        <w:t>CookiesExample</w:t>
-      </w:r>
-      <w:proofErr w:type="spellEnd"/>
-      <w:r>
-        <w:t xml:space="preserve"> {</w:t>
-      </w:r>
-    </w:p>
-    <w:p>
-      <w:pPr>
-        <w:spacing w:after="0" w:line="240" w:lineRule="auto"/>
-        <w:ind w:left="720"/>
-      </w:pPr>
-      <w:r>
-        <w:t xml:space="preserve">    public static void </w:t>
-      </w:r>
-      <w:proofErr w:type="gramStart"/>
-      <w:r>
-        <w:t>main(String[</w:t>
-      </w:r>
-      <w:proofErr w:type="gramEnd"/>
-      <w:r>
-        <w:t xml:space="preserve">] </w:t>
-      </w:r>
-      <w:proofErr w:type="spellStart"/>
-      <w:proofErr w:type="gramStart"/>
-      <w:r>
-        <w:t>args</w:t>
-      </w:r>
-      <w:proofErr w:type="spellEnd"/>
-      <w:r>
-        <w:t>) {</w:t>
-      </w:r>
-      <w:proofErr w:type="gramEnd"/>
-    </w:p>
-    <w:p>
-      <w:pPr>
-        <w:spacing w:after="0" w:line="240" w:lineRule="auto"/>
-        <w:ind w:left="720"/>
-      </w:pPr>
-      <w:r>
-        <w:t xml:space="preserve">        WebDriver driver = new </w:t>
-      </w:r>
-      <w:proofErr w:type="spellStart"/>
-      <w:proofErr w:type="gramStart"/>
-      <w:r>
-        <w:t>ChromeDriver</w:t>
-      </w:r>
-      <w:proofErr w:type="spellEnd"/>
+        <w:t>(</w:t>
+      </w:r>
+      <w:proofErr w:type="gramEnd"/>
+      <w:r>
+        <w:t>);</w:t>
+      </w:r>
+    </w:p>
+    <w:p>
+      <w:pPr>
+        <w:spacing w:after="0" w:line="240" w:lineRule="auto"/>
+        <w:ind w:left="720"/>
+      </w:pPr>
+    </w:p>
+    <w:p>
+      <w:pPr>
+        <w:spacing w:after="0" w:line="240" w:lineRule="auto"/>
+        <w:ind w:left="720"/>
+      </w:pPr>
+      <w:r>
+        <w:t xml:space="preserve">        // Open website</w:t>
+      </w:r>
+    </w:p>
+    <w:p>
+      <w:pPr>
+        <w:spacing w:after="0" w:line="240" w:lineRule="auto"/>
+        <w:ind w:left="720"/>
+      </w:pPr>
+      <w:r>
+        <w:t xml:space="preserve">        </w:t>
+      </w:r>
+      <w:proofErr w:type="spellStart"/>
+      <w:r>
+        <w:t>driver.get</w:t>
+      </w:r>
+      <w:proofErr w:type="spellEnd"/>
+      <w:r>
+        <w:t>("https://www.flipkart.com");</w:t>
+      </w:r>
+    </w:p>
+    <w:p>
+      <w:pPr>
+        <w:spacing w:after="0" w:line="240" w:lineRule="auto"/>
+        <w:ind w:left="720"/>
+      </w:pPr>
+    </w:p>
+    <w:p>
+      <w:pPr>
+        <w:spacing w:after="0" w:line="240" w:lineRule="auto"/>
+        <w:ind w:left="720"/>
+      </w:pPr>
+      <w:r>
+        <w:t xml:space="preserve">        // 1. Get all cookies</w:t>
+      </w:r>
+    </w:p>
+    <w:p>
+      <w:pPr>
+        <w:spacing w:after="0" w:line="240" w:lineRule="auto"/>
+        <w:ind w:left="720"/>
+      </w:pPr>
+      <w:r>
+        <w:t xml:space="preserve">        Set&lt;Cookie&gt; cookies = </w:t>
+      </w:r>
+      <w:proofErr w:type="spellStart"/>
+      <w:proofErr w:type="gramStart"/>
+      <w:r>
+        <w:t>driver.manage</w:t>
+      </w:r>
+      <w:proofErr w:type="spellEnd"/>
+      <w:proofErr w:type="gramEnd"/>
+      <w:r>
+        <w:t>(</w:t>
+      </w:r>
+      <w:proofErr w:type="gramStart"/>
+      <w:r>
+        <w:t>).</w:t>
+      </w:r>
+      <w:proofErr w:type="spellStart"/>
+      <w:r>
+        <w:t>getCookies</w:t>
+      </w:r>
+      <w:proofErr w:type="spellEnd"/>
+      <w:proofErr w:type="gramEnd"/>
       <w:r>
         <w:t>();</w:t>
       </w:r>
-      <w:proofErr w:type="gramEnd"/>
-    </w:p>
-    <w:p>
-      <w:pPr>
-        <w:spacing w:after="0" w:line="240" w:lineRule="auto"/>
-        <w:ind w:left="720"/>
-      </w:pPr>
-    </w:p>
-    <w:p>
-      <w:pPr>
-        <w:spacing w:after="0" w:line="240" w:lineRule="auto"/>
-        <w:ind w:left="720"/>
-      </w:pPr>
-      <w:r>
-        <w:t xml:space="preserve">        // Open website</w:t>
-      </w:r>
     </w:p>
     <w:p>
       <w:pPr>
@@ -17892,40 +17353,318 @@
       </w:r>
       <w:proofErr w:type="spellStart"/>
       <w:r>
-        <w:t>driver.get</w:t>
-      </w:r>
-      <w:proofErr w:type="spellEnd"/>
-      <w:r>
-        <w:t>("https://www.flipkart.com"</w:t>
-      </w:r>
-      <w:proofErr w:type="gramStart"/>
+        <w:t>System.out.println</w:t>
+      </w:r>
+      <w:proofErr w:type="spellEnd"/>
+      <w:r>
+        <w:t xml:space="preserve">("Total Cookies: " + </w:t>
+      </w:r>
+      <w:proofErr w:type="spellStart"/>
+      <w:proofErr w:type="gramStart"/>
+      <w:r>
+        <w:t>cookies.size</w:t>
+      </w:r>
+      <w:proofErr w:type="spellEnd"/>
+      <w:proofErr w:type="gramEnd"/>
+      <w:r>
+        <w:t>());</w:t>
+      </w:r>
+    </w:p>
+    <w:p>
+      <w:pPr>
+        <w:spacing w:after="0" w:line="240" w:lineRule="auto"/>
+        <w:ind w:left="720"/>
+      </w:pPr>
+      <w:r>
+        <w:t xml:space="preserve">        for (Cookie </w:t>
+      </w:r>
+      <w:proofErr w:type="gramStart"/>
+      <w:r>
+        <w:t>c :</w:t>
+      </w:r>
+      <w:proofErr w:type="gramEnd"/>
+      <w:r>
+        <w:t xml:space="preserve"> </w:t>
+      </w:r>
+      <w:proofErr w:type="gramStart"/>
+      <w:r>
+        <w:t>cookies) {</w:t>
+      </w:r>
+      <w:proofErr w:type="gramEnd"/>
+    </w:p>
+    <w:p>
+      <w:pPr>
+        <w:spacing w:after="0" w:line="240" w:lineRule="auto"/>
+        <w:ind w:left="720"/>
+      </w:pPr>
+      <w:r>
+        <w:t xml:space="preserve">            </w:t>
+      </w:r>
+      <w:proofErr w:type="spellStart"/>
+      <w:r>
+        <w:t>System.out.println</w:t>
+      </w:r>
+      <w:proofErr w:type="spellEnd"/>
+      <w:r>
+        <w:t>(</w:t>
+      </w:r>
+      <w:proofErr w:type="spellStart"/>
+      <w:proofErr w:type="gramStart"/>
+      <w:r>
+        <w:t>c.getName</w:t>
+      </w:r>
+      <w:proofErr w:type="spellEnd"/>
+      <w:proofErr w:type="gramEnd"/>
+      <w:r>
+        <w:t xml:space="preserve">() + </w:t>
+      </w:r>
+      <w:proofErr w:type="gramStart"/>
+      <w:r>
+        <w:t>" :</w:t>
+      </w:r>
+      <w:proofErr w:type="gramEnd"/>
+      <w:r>
+        <w:t xml:space="preserve"> " + </w:t>
+      </w:r>
+      <w:proofErr w:type="spellStart"/>
+      <w:proofErr w:type="gramStart"/>
+      <w:r>
+        <w:t>c.getValue</w:t>
+      </w:r>
+      <w:proofErr w:type="spellEnd"/>
+      <w:proofErr w:type="gramEnd"/>
+      <w:r>
+        <w:t>());</w:t>
+      </w:r>
+    </w:p>
+    <w:p>
+      <w:pPr>
+        <w:spacing w:after="0" w:line="240" w:lineRule="auto"/>
+        <w:ind w:left="720"/>
+      </w:pPr>
+      <w:r>
+        <w:t xml:space="preserve">        }</w:t>
+      </w:r>
+    </w:p>
+    <w:p>
+      <w:pPr>
+        <w:spacing w:after="0" w:line="240" w:lineRule="auto"/>
+        <w:ind w:left="720"/>
+      </w:pPr>
+    </w:p>
+    <w:p>
+      <w:pPr>
+        <w:spacing w:after="0" w:line="240" w:lineRule="auto"/>
+        <w:ind w:left="720"/>
+      </w:pPr>
+      <w:r>
+        <w:t xml:space="preserve">        // 2. Get a specific cookie by name</w:t>
+      </w:r>
+    </w:p>
+    <w:p>
+      <w:pPr>
+        <w:spacing w:after="0" w:line="240" w:lineRule="auto"/>
+        <w:ind w:left="720"/>
+      </w:pPr>
+      <w:r>
+        <w:t xml:space="preserve">        Cookie </w:t>
+      </w:r>
+      <w:proofErr w:type="spellStart"/>
+      <w:r>
+        <w:t>sessionCookie</w:t>
+      </w:r>
+      <w:proofErr w:type="spellEnd"/>
+      <w:r>
+        <w:t xml:space="preserve"> = </w:t>
+      </w:r>
+      <w:proofErr w:type="spellStart"/>
+      <w:proofErr w:type="gramStart"/>
+      <w:r>
+        <w:t>driver.manage</w:t>
+      </w:r>
+      <w:proofErr w:type="spellEnd"/>
+      <w:proofErr w:type="gramEnd"/>
+      <w:r>
+        <w:t>(</w:t>
+      </w:r>
+      <w:proofErr w:type="gramStart"/>
+      <w:r>
+        <w:t>).</w:t>
+      </w:r>
+      <w:proofErr w:type="spellStart"/>
+      <w:r>
+        <w:t>getCookieNamed</w:t>
+      </w:r>
+      <w:proofErr w:type="spellEnd"/>
+      <w:proofErr w:type="gramEnd"/>
+      <w:r>
+        <w:t>("session-id");</w:t>
+      </w:r>
+    </w:p>
+    <w:p>
+      <w:pPr>
+        <w:spacing w:after="0" w:line="240" w:lineRule="auto"/>
+        <w:ind w:left="720"/>
+      </w:pPr>
+      <w:r>
+        <w:t xml:space="preserve">        if (</w:t>
+      </w:r>
+      <w:proofErr w:type="spellStart"/>
+      <w:proofErr w:type="gramStart"/>
+      <w:r>
+        <w:t>sessionCookie</w:t>
+      </w:r>
+      <w:proofErr w:type="spellEnd"/>
+      <w:r>
+        <w:t xml:space="preserve"> !</w:t>
+      </w:r>
+      <w:proofErr w:type="gramEnd"/>
+      <w:r>
+        <w:t xml:space="preserve">= </w:t>
+      </w:r>
+      <w:proofErr w:type="gramStart"/>
+      <w:r>
+        <w:t>null) {</w:t>
+      </w:r>
+      <w:proofErr w:type="gramEnd"/>
+    </w:p>
+    <w:p>
+      <w:pPr>
+        <w:spacing w:after="0" w:line="240" w:lineRule="auto"/>
+        <w:ind w:left="720"/>
+      </w:pPr>
+      <w:r>
+        <w:t xml:space="preserve">            </w:t>
+      </w:r>
+      <w:proofErr w:type="spellStart"/>
+      <w:r>
+        <w:t>System.out.println</w:t>
+      </w:r>
+      <w:proofErr w:type="spellEnd"/>
+      <w:r>
+        <w:t xml:space="preserve">("Session Cookie: " + </w:t>
+      </w:r>
+      <w:proofErr w:type="spellStart"/>
+      <w:r>
+        <w:t>sessionCookie.getValue</w:t>
+      </w:r>
+      <w:proofErr w:type="spellEnd"/>
+      <w:r>
+        <w:t>());</w:t>
+      </w:r>
+    </w:p>
+    <w:p>
+      <w:pPr>
+        <w:spacing w:after="0" w:line="240" w:lineRule="auto"/>
+        <w:ind w:left="720"/>
+      </w:pPr>
+      <w:r>
+        <w:t xml:space="preserve">        }</w:t>
+      </w:r>
+    </w:p>
+    <w:p>
+      <w:pPr>
+        <w:spacing w:after="0" w:line="240" w:lineRule="auto"/>
+        <w:ind w:left="720"/>
+      </w:pPr>
+    </w:p>
+    <w:p>
+      <w:pPr>
+        <w:spacing w:after="0" w:line="240" w:lineRule="auto"/>
+        <w:ind w:left="720"/>
+      </w:pPr>
+      <w:r>
+        <w:t xml:space="preserve">        // 3. Add a new cookie</w:t>
+      </w:r>
+    </w:p>
+    <w:p>
+      <w:pPr>
+        <w:spacing w:after="0" w:line="240" w:lineRule="auto"/>
+        <w:ind w:left="720"/>
+      </w:pPr>
+      <w:r>
+        <w:t xml:space="preserve">        Cookie </w:t>
+      </w:r>
+      <w:proofErr w:type="spellStart"/>
+      <w:r>
+        <w:t>newCookie</w:t>
+      </w:r>
+      <w:proofErr w:type="spellEnd"/>
+      <w:r>
+        <w:t xml:space="preserve"> = new </w:t>
+      </w:r>
+      <w:proofErr w:type="gramStart"/>
+      <w:r>
+        <w:t>Cookie(</w:t>
+      </w:r>
+      <w:proofErr w:type="gramEnd"/>
+      <w:r>
+        <w:t>"</w:t>
+      </w:r>
+      <w:proofErr w:type="spellStart"/>
+      <w:r>
+        <w:t>myCookie</w:t>
+      </w:r>
+      <w:proofErr w:type="spellEnd"/>
+      <w:r>
+        <w:t>", "12345");</w:t>
+      </w:r>
+    </w:p>
+    <w:p>
+      <w:pPr>
+        <w:spacing w:after="0" w:line="240" w:lineRule="auto"/>
+        <w:ind w:left="720"/>
+      </w:pPr>
+      <w:r>
+        <w:t xml:space="preserve">        </w:t>
+      </w:r>
+      <w:proofErr w:type="spellStart"/>
+      <w:proofErr w:type="gramStart"/>
+      <w:r>
+        <w:t>driver.manage</w:t>
+      </w:r>
+      <w:proofErr w:type="spellEnd"/>
+      <w:proofErr w:type="gramEnd"/>
+      <w:r>
+        <w:t>(</w:t>
+      </w:r>
+      <w:proofErr w:type="gramStart"/>
+      <w:r>
+        <w:t>).</w:t>
+      </w:r>
+      <w:proofErr w:type="spellStart"/>
+      <w:r>
+        <w:t>addCookie</w:t>
+      </w:r>
+      <w:proofErr w:type="spellEnd"/>
+      <w:proofErr w:type="gramEnd"/>
+      <w:r>
+        <w:t>(</w:t>
+      </w:r>
+      <w:proofErr w:type="spellStart"/>
+      <w:r>
+        <w:t>newCookie</w:t>
+      </w:r>
+      <w:proofErr w:type="spellEnd"/>
       <w:r>
         <w:t>);</w:t>
       </w:r>
-      <w:proofErr w:type="gramEnd"/>
-    </w:p>
-    <w:p>
-      <w:pPr>
-        <w:spacing w:after="0" w:line="240" w:lineRule="auto"/>
-        <w:ind w:left="720"/>
-      </w:pPr>
-    </w:p>
-    <w:p>
-      <w:pPr>
-        <w:spacing w:after="0" w:line="240" w:lineRule="auto"/>
-        <w:ind w:left="720"/>
-      </w:pPr>
-      <w:r>
-        <w:t xml:space="preserve">        // 1. Get all cookies</w:t>
-      </w:r>
-    </w:p>
-    <w:p>
-      <w:pPr>
-        <w:spacing w:after="0" w:line="240" w:lineRule="auto"/>
-        <w:ind w:left="720"/>
-      </w:pPr>
-      <w:r>
-        <w:t xml:space="preserve">        Set&lt;Cookie&gt; cookies = </w:t>
+    </w:p>
+    <w:p>
+      <w:pPr>
+        <w:spacing w:after="0" w:line="240" w:lineRule="auto"/>
+        <w:ind w:left="720"/>
+      </w:pPr>
+      <w:r>
+        <w:t xml:space="preserve">        </w:t>
+      </w:r>
+      <w:proofErr w:type="spellStart"/>
+      <w:r>
+        <w:t>System.out.println</w:t>
+      </w:r>
+      <w:proofErr w:type="spellEnd"/>
+      <w:r>
+        <w:t xml:space="preserve">("Cookie added: " + </w:t>
       </w:r>
       <w:proofErr w:type="spellStart"/>
       <w:proofErr w:type="gramStart"/>
@@ -17943,7 +17682,49 @@
       </w:r>
       <w:proofErr w:type="spellStart"/>
       <w:r>
-        <w:t>getCookies</w:t>
+        <w:t>getCookieNamed</w:t>
+      </w:r>
+      <w:proofErr w:type="spellEnd"/>
+      <w:proofErr w:type="gramEnd"/>
+      <w:r>
+        <w:t>("</w:t>
+      </w:r>
+      <w:proofErr w:type="spellStart"/>
+      <w:r>
+        <w:t>myCookie</w:t>
+      </w:r>
+      <w:proofErr w:type="spellEnd"/>
+      <w:r>
+        <w:t>"));</w:t>
+      </w:r>
+    </w:p>
+    <w:p>
+      <w:pPr>
+        <w:spacing w:after="0" w:line="240" w:lineRule="auto"/>
+        <w:ind w:left="720"/>
+      </w:pPr>
+    </w:p>
+    <w:p>
+      <w:pPr>
+        <w:spacing w:after="0" w:line="240" w:lineRule="auto"/>
+        <w:ind w:left="720"/>
+      </w:pPr>
+      <w:r>
+        <w:t xml:space="preserve">        // 4. Delete a specific cookie</w:t>
+      </w:r>
+    </w:p>
+    <w:p>
+      <w:pPr>
+        <w:spacing w:after="0" w:line="240" w:lineRule="auto"/>
+        <w:ind w:left="720"/>
+      </w:pPr>
+      <w:r>
+        <w:t xml:space="preserve">        </w:t>
+      </w:r>
+      <w:proofErr w:type="spellStart"/>
+      <w:proofErr w:type="gramStart"/>
+      <w:r>
+        <w:t>driver.manage</w:t>
       </w:r>
       <w:proofErr w:type="spellEnd"/>
       <w:proofErr w:type="gramEnd"/>
@@ -17952,9 +17733,25 @@
       </w:r>
       <w:proofErr w:type="gramStart"/>
       <w:r>
-        <w:t>);</w:t>
-      </w:r>
-      <w:proofErr w:type="gramEnd"/>
+        <w:t>).</w:t>
+      </w:r>
+      <w:proofErr w:type="spellStart"/>
+      <w:r>
+        <w:t>deleteCookieNamed</w:t>
+      </w:r>
+      <w:proofErr w:type="spellEnd"/>
+      <w:proofErr w:type="gramEnd"/>
+      <w:r>
+        <w:t>("</w:t>
+      </w:r>
+      <w:proofErr w:type="spellStart"/>
+      <w:r>
+        <w:t>myCookie</w:t>
+      </w:r>
+      <w:proofErr w:type="spellEnd"/>
+      <w:r>
+        <w:t>");</w:t>
+      </w:r>
     </w:p>
     <w:p>
       <w:pPr>
@@ -17970,53 +17767,71 @@
       </w:r>
       <w:proofErr w:type="spellEnd"/>
       <w:r>
-        <w:t xml:space="preserve">("Total Cookies: " + </w:t>
-      </w:r>
-      <w:proofErr w:type="spellStart"/>
-      <w:proofErr w:type="gramStart"/>
-      <w:r>
-        <w:t>cookies.size</w:t>
-      </w:r>
-      <w:proofErr w:type="spellEnd"/>
-      <w:proofErr w:type="gramEnd"/>
-      <w:r>
-        <w:t>()</w:t>
-      </w:r>
-      <w:proofErr w:type="gramStart"/>
-      <w:r>
-        <w:t>);</w:t>
-      </w:r>
-      <w:proofErr w:type="gramEnd"/>
-    </w:p>
-    <w:p>
-      <w:pPr>
-        <w:spacing w:after="0" w:line="240" w:lineRule="auto"/>
-        <w:ind w:left="720"/>
-      </w:pPr>
-      <w:r>
-        <w:t xml:space="preserve">        for (Cookie </w:t>
-      </w:r>
-      <w:proofErr w:type="gramStart"/>
-      <w:r>
-        <w:t>c :</w:t>
-      </w:r>
-      <w:proofErr w:type="gramEnd"/>
-      <w:r>
-        <w:t xml:space="preserve"> </w:t>
-      </w:r>
-      <w:proofErr w:type="gramStart"/>
-      <w:r>
-        <w:t>cookies) {</w:t>
-      </w:r>
-      <w:proofErr w:type="gramEnd"/>
-    </w:p>
-    <w:p>
-      <w:pPr>
-        <w:spacing w:after="0" w:line="240" w:lineRule="auto"/>
-        <w:ind w:left="720"/>
-      </w:pPr>
-      <w:r>
-        <w:t xml:space="preserve">            </w:t>
+        <w:t>("Cookie '</w:t>
+      </w:r>
+      <w:proofErr w:type="spellStart"/>
+      <w:r>
+        <w:t>myCookie</w:t>
+      </w:r>
+      <w:proofErr w:type="spellEnd"/>
+      <w:r>
+        <w:t>' deleted.");</w:t>
+      </w:r>
+    </w:p>
+    <w:p>
+      <w:pPr>
+        <w:spacing w:after="0" w:line="240" w:lineRule="auto"/>
+        <w:ind w:left="720"/>
+      </w:pPr>
+    </w:p>
+    <w:p>
+      <w:pPr>
+        <w:spacing w:after="0" w:line="240" w:lineRule="auto"/>
+        <w:ind w:left="720"/>
+      </w:pPr>
+      <w:r>
+        <w:t xml:space="preserve">        // 5. Delete all cookies</w:t>
+      </w:r>
+    </w:p>
+    <w:p>
+      <w:pPr>
+        <w:spacing w:after="0" w:line="240" w:lineRule="auto"/>
+        <w:ind w:left="720"/>
+      </w:pPr>
+      <w:r>
+        <w:t xml:space="preserve">        </w:t>
+      </w:r>
+      <w:proofErr w:type="spellStart"/>
+      <w:proofErr w:type="gramStart"/>
+      <w:r>
+        <w:t>driver.manage</w:t>
+      </w:r>
+      <w:proofErr w:type="spellEnd"/>
+      <w:proofErr w:type="gramEnd"/>
+      <w:r>
+        <w:t>(</w:t>
+      </w:r>
+      <w:proofErr w:type="gramStart"/>
+      <w:r>
+        <w:t>).</w:t>
+      </w:r>
+      <w:proofErr w:type="spellStart"/>
+      <w:r>
+        <w:t>deleteAllCookies</w:t>
+      </w:r>
+      <w:proofErr w:type="spellEnd"/>
+      <w:proofErr w:type="gramEnd"/>
+      <w:r>
+        <w:t>();</w:t>
+      </w:r>
+    </w:p>
+    <w:p>
+      <w:pPr>
+        <w:spacing w:after="0" w:line="240" w:lineRule="auto"/>
+        <w:ind w:left="720"/>
+      </w:pPr>
+      <w:r>
+        <w:t xml:space="preserve">        </w:t>
       </w:r>
       <w:proofErr w:type="spellStart"/>
       <w:r>
@@ -18024,229 +17839,14 @@
       </w:r>
       <w:proofErr w:type="spellEnd"/>
       <w:r>
-        <w:t>(</w:t>
-      </w:r>
-      <w:proofErr w:type="spellStart"/>
-      <w:proofErr w:type="gramStart"/>
-      <w:r>
-        <w:t>c.getName</w:t>
-      </w:r>
-      <w:proofErr w:type="spellEnd"/>
-      <w:proofErr w:type="gramEnd"/>
-      <w:r>
-        <w:t xml:space="preserve">() + </w:t>
-      </w:r>
-      <w:proofErr w:type="gramStart"/>
-      <w:r>
-        <w:t>" :</w:t>
-      </w:r>
-      <w:proofErr w:type="gramEnd"/>
-      <w:r>
-        <w:t xml:space="preserve"> " + </w:t>
-      </w:r>
-      <w:proofErr w:type="spellStart"/>
-      <w:proofErr w:type="gramStart"/>
-      <w:r>
-        <w:t>c.getValue</w:t>
-      </w:r>
-      <w:proofErr w:type="spellEnd"/>
-      <w:proofErr w:type="gramEnd"/>
-      <w:r>
-        <w:t>()</w:t>
-      </w:r>
-      <w:proofErr w:type="gramStart"/>
-      <w:r>
-        <w:t>);</w:t>
-      </w:r>
-      <w:proofErr w:type="gramEnd"/>
-    </w:p>
-    <w:p>
-      <w:pPr>
-        <w:spacing w:after="0" w:line="240" w:lineRule="auto"/>
-        <w:ind w:left="720"/>
-      </w:pPr>
-      <w:r>
-        <w:t xml:space="preserve">        }</w:t>
-      </w:r>
-    </w:p>
-    <w:p>
-      <w:pPr>
-        <w:spacing w:after="0" w:line="240" w:lineRule="auto"/>
-        <w:ind w:left="720"/>
-      </w:pPr>
-    </w:p>
-    <w:p>
-      <w:pPr>
-        <w:spacing w:after="0" w:line="240" w:lineRule="auto"/>
-        <w:ind w:left="720"/>
-      </w:pPr>
-      <w:r>
-        <w:t xml:space="preserve">        // 2. Get a specific cookie by name</w:t>
-      </w:r>
-    </w:p>
-    <w:p>
-      <w:pPr>
-        <w:spacing w:after="0" w:line="240" w:lineRule="auto"/>
-        <w:ind w:left="720"/>
-      </w:pPr>
-      <w:r>
-        <w:t xml:space="preserve">        Cookie </w:t>
-      </w:r>
-      <w:proofErr w:type="spellStart"/>
-      <w:r>
-        <w:t>sessionCookie</w:t>
-      </w:r>
-      <w:proofErr w:type="spellEnd"/>
-      <w:r>
-        <w:t xml:space="preserve"> = </w:t>
-      </w:r>
-      <w:proofErr w:type="spellStart"/>
-      <w:proofErr w:type="gramStart"/>
-      <w:r>
-        <w:t>driver.manage</w:t>
-      </w:r>
-      <w:proofErr w:type="spellEnd"/>
-      <w:proofErr w:type="gramEnd"/>
-      <w:r>
-        <w:t>(</w:t>
-      </w:r>
-      <w:proofErr w:type="gramStart"/>
-      <w:r>
-        <w:t>).</w:t>
-      </w:r>
-      <w:proofErr w:type="spellStart"/>
-      <w:r>
-        <w:t>getCookieNamed</w:t>
-      </w:r>
-      <w:proofErr w:type="spellEnd"/>
-      <w:proofErr w:type="gramEnd"/>
-      <w:r>
-        <w:t>("session-id"</w:t>
-      </w:r>
-      <w:proofErr w:type="gramStart"/>
-      <w:r>
-        <w:t>);</w:t>
-      </w:r>
-      <w:proofErr w:type="gramEnd"/>
-    </w:p>
-    <w:p>
-      <w:pPr>
-        <w:spacing w:after="0" w:line="240" w:lineRule="auto"/>
-        <w:ind w:left="720"/>
-      </w:pPr>
-      <w:r>
-        <w:t xml:space="preserve">        if (</w:t>
-      </w:r>
-      <w:proofErr w:type="spellStart"/>
-      <w:proofErr w:type="gramStart"/>
-      <w:r>
-        <w:t>sessionCookie</w:t>
-      </w:r>
-      <w:proofErr w:type="spellEnd"/>
-      <w:r>
-        <w:t xml:space="preserve"> !</w:t>
-      </w:r>
-      <w:proofErr w:type="gramEnd"/>
-      <w:r>
-        <w:t xml:space="preserve">= </w:t>
-      </w:r>
-      <w:proofErr w:type="gramStart"/>
-      <w:r>
-        <w:t>null) {</w:t>
-      </w:r>
-      <w:proofErr w:type="gramEnd"/>
-    </w:p>
-    <w:p>
-      <w:pPr>
-        <w:spacing w:after="0" w:line="240" w:lineRule="auto"/>
-        <w:ind w:left="720"/>
-      </w:pPr>
-      <w:r>
-        <w:t xml:space="preserve">            </w:t>
-      </w:r>
-      <w:proofErr w:type="spellStart"/>
-      <w:r>
-        <w:t>System.out.println</w:t>
-      </w:r>
-      <w:proofErr w:type="spellEnd"/>
-      <w:r>
-        <w:t xml:space="preserve">("Session Cookie: " + </w:t>
-      </w:r>
-      <w:proofErr w:type="spellStart"/>
-      <w:r>
-        <w:t>sessionCookie.getValue</w:t>
-      </w:r>
-      <w:proofErr w:type="spellEnd"/>
-      <w:r>
-        <w:t>()</w:t>
-      </w:r>
-      <w:proofErr w:type="gramStart"/>
-      <w:r>
-        <w:t>);</w:t>
-      </w:r>
-      <w:proofErr w:type="gramEnd"/>
-    </w:p>
-    <w:p>
-      <w:pPr>
-        <w:spacing w:after="0" w:line="240" w:lineRule="auto"/>
-        <w:ind w:left="720"/>
-      </w:pPr>
-      <w:r>
-        <w:t xml:space="preserve">        }</w:t>
-      </w:r>
-    </w:p>
-    <w:p>
-      <w:pPr>
-        <w:spacing w:after="0" w:line="240" w:lineRule="auto"/>
-        <w:ind w:left="720"/>
-      </w:pPr>
-    </w:p>
-    <w:p>
-      <w:pPr>
-        <w:spacing w:after="0" w:line="240" w:lineRule="auto"/>
-        <w:ind w:left="720"/>
-      </w:pPr>
-      <w:r>
-        <w:t xml:space="preserve">        // 3. Add a new cookie</w:t>
-      </w:r>
-    </w:p>
-    <w:p>
-      <w:pPr>
-        <w:spacing w:after="0" w:line="240" w:lineRule="auto"/>
-        <w:ind w:left="720"/>
-      </w:pPr>
-      <w:r>
-        <w:t xml:space="preserve">        Cookie </w:t>
-      </w:r>
-      <w:proofErr w:type="spellStart"/>
-      <w:r>
-        <w:t>newCookie</w:t>
-      </w:r>
-      <w:proofErr w:type="spellEnd"/>
-      <w:r>
-        <w:t xml:space="preserve"> = new </w:t>
-      </w:r>
-      <w:proofErr w:type="gramStart"/>
-      <w:r>
-        <w:t>Cookie(</w:t>
-      </w:r>
-      <w:proofErr w:type="gramEnd"/>
-      <w:r>
-        <w:t>"</w:t>
-      </w:r>
-      <w:proofErr w:type="spellStart"/>
-      <w:r>
-        <w:t>myCookie</w:t>
-      </w:r>
-      <w:proofErr w:type="spellEnd"/>
-      <w:r>
-        <w:t>", "12345"</w:t>
-      </w:r>
-      <w:proofErr w:type="gramStart"/>
-      <w:r>
-        <w:t>);</w:t>
-      </w:r>
-      <w:proofErr w:type="gramEnd"/>
+        <w:t>("All cookies deleted.");</w:t>
+      </w:r>
+    </w:p>
+    <w:p>
+      <w:pPr>
+        <w:spacing w:after="0" w:line="240" w:lineRule="auto"/>
+        <w:ind w:left="720"/>
+      </w:pPr>
     </w:p>
     <w:p>
       <w:pPr>
@@ -18259,284 +17859,13 @@
       <w:proofErr w:type="spellStart"/>
       <w:proofErr w:type="gramStart"/>
       <w:r>
-        <w:t>driver.manage</w:t>
-      </w:r>
-      <w:proofErr w:type="spellEnd"/>
-      <w:proofErr w:type="gramEnd"/>
-      <w:r>
-        <w:t>(</w:t>
-      </w:r>
-      <w:proofErr w:type="gramStart"/>
-      <w:r>
-        <w:t>).</w:t>
-      </w:r>
-      <w:proofErr w:type="spellStart"/>
-      <w:r>
-        <w:t>addCookie</w:t>
-      </w:r>
-      <w:proofErr w:type="spellEnd"/>
-      <w:proofErr w:type="gramEnd"/>
-      <w:r>
-        <w:t>(</w:t>
-      </w:r>
-      <w:proofErr w:type="spellStart"/>
-      <w:r>
-        <w:t>newCookie</w:t>
-      </w:r>
-      <w:proofErr w:type="spellEnd"/>
-      <w:proofErr w:type="gramStart"/>
-      <w:r>
-        <w:t>);</w:t>
-      </w:r>
-      <w:proofErr w:type="gramEnd"/>
-    </w:p>
-    <w:p>
-      <w:pPr>
-        <w:spacing w:after="0" w:line="240" w:lineRule="auto"/>
-        <w:ind w:left="720"/>
-      </w:pPr>
-      <w:r>
-        <w:t xml:space="preserve">        </w:t>
-      </w:r>
-      <w:proofErr w:type="spellStart"/>
-      <w:r>
-        <w:t>System.out.println</w:t>
-      </w:r>
-      <w:proofErr w:type="spellEnd"/>
-      <w:r>
-        <w:t xml:space="preserve">("Cookie added: " + </w:t>
-      </w:r>
-      <w:proofErr w:type="spellStart"/>
-      <w:proofErr w:type="gramStart"/>
-      <w:r>
-        <w:t>driver.manage</w:t>
-      </w:r>
-      <w:proofErr w:type="spellEnd"/>
-      <w:proofErr w:type="gramEnd"/>
-      <w:r>
-        <w:t>(</w:t>
-      </w:r>
-      <w:proofErr w:type="gramStart"/>
-      <w:r>
-        <w:t>).</w:t>
-      </w:r>
-      <w:proofErr w:type="spellStart"/>
-      <w:r>
-        <w:t>getCookieNamed</w:t>
-      </w:r>
-      <w:proofErr w:type="spellEnd"/>
-      <w:proofErr w:type="gramEnd"/>
-      <w:r>
-        <w:t>("</w:t>
-      </w:r>
-      <w:proofErr w:type="spellStart"/>
-      <w:r>
-        <w:t>myCookie</w:t>
-      </w:r>
-      <w:proofErr w:type="spellEnd"/>
-      <w:r>
-        <w:t>")</w:t>
-      </w:r>
-      <w:proofErr w:type="gramStart"/>
-      <w:r>
-        <w:t>);</w:t>
-      </w:r>
-      <w:proofErr w:type="gramEnd"/>
-    </w:p>
-    <w:p>
-      <w:pPr>
-        <w:spacing w:after="0" w:line="240" w:lineRule="auto"/>
-        <w:ind w:left="720"/>
-      </w:pPr>
-    </w:p>
-    <w:p>
-      <w:pPr>
-        <w:spacing w:after="0" w:line="240" w:lineRule="auto"/>
-        <w:ind w:left="720"/>
-      </w:pPr>
-      <w:r>
-        <w:t xml:space="preserve">        // 4. Delete a specific cookie</w:t>
-      </w:r>
-    </w:p>
-    <w:p>
-      <w:pPr>
-        <w:spacing w:after="0" w:line="240" w:lineRule="auto"/>
-        <w:ind w:left="720"/>
-      </w:pPr>
-      <w:r>
-        <w:t xml:space="preserve">        </w:t>
-      </w:r>
-      <w:proofErr w:type="spellStart"/>
-      <w:proofErr w:type="gramStart"/>
-      <w:r>
-        <w:t>driver.manage</w:t>
-      </w:r>
-      <w:proofErr w:type="spellEnd"/>
-      <w:proofErr w:type="gramEnd"/>
-      <w:r>
-        <w:t>(</w:t>
-      </w:r>
-      <w:proofErr w:type="gramStart"/>
-      <w:r>
-        <w:t>).</w:t>
-      </w:r>
-      <w:proofErr w:type="spellStart"/>
-      <w:r>
-        <w:t>deleteCookieNamed</w:t>
-      </w:r>
-      <w:proofErr w:type="spellEnd"/>
-      <w:proofErr w:type="gramEnd"/>
-      <w:r>
-        <w:t>("</w:t>
-      </w:r>
-      <w:proofErr w:type="spellStart"/>
-      <w:r>
-        <w:t>myCookie</w:t>
-      </w:r>
-      <w:proofErr w:type="spellEnd"/>
-      <w:r>
-        <w:t>"</w:t>
-      </w:r>
-      <w:proofErr w:type="gramStart"/>
-      <w:r>
-        <w:t>);</w:t>
-      </w:r>
-      <w:proofErr w:type="gramEnd"/>
-    </w:p>
-    <w:p>
-      <w:pPr>
-        <w:spacing w:after="0" w:line="240" w:lineRule="auto"/>
-        <w:ind w:left="720"/>
-      </w:pPr>
-      <w:r>
-        <w:t xml:space="preserve">        </w:t>
-      </w:r>
-      <w:proofErr w:type="spellStart"/>
-      <w:r>
-        <w:t>System.out.println</w:t>
-      </w:r>
-      <w:proofErr w:type="spellEnd"/>
-      <w:r>
-        <w:t>("Cookie '</w:t>
-      </w:r>
-      <w:proofErr w:type="spellStart"/>
-      <w:r>
-        <w:t>myCookie</w:t>
-      </w:r>
-      <w:proofErr w:type="spellEnd"/>
-      <w:r>
-        <w:t>' deleted."</w:t>
-      </w:r>
-      <w:proofErr w:type="gramStart"/>
-      <w:r>
-        <w:t>);</w:t>
-      </w:r>
-      <w:proofErr w:type="gramEnd"/>
-    </w:p>
-    <w:p>
-      <w:pPr>
-        <w:spacing w:after="0" w:line="240" w:lineRule="auto"/>
-        <w:ind w:left="720"/>
-      </w:pPr>
-    </w:p>
-    <w:p>
-      <w:pPr>
-        <w:spacing w:after="0" w:line="240" w:lineRule="auto"/>
-        <w:ind w:left="720"/>
-      </w:pPr>
-      <w:r>
-        <w:lastRenderedPageBreak/>
-        <w:t xml:space="preserve">        // 5. Delete all cookies</w:t>
-      </w:r>
-    </w:p>
-    <w:p>
-      <w:pPr>
-        <w:spacing w:after="0" w:line="240" w:lineRule="auto"/>
-        <w:ind w:left="720"/>
-      </w:pPr>
-      <w:r>
-        <w:t xml:space="preserve">        </w:t>
-      </w:r>
-      <w:proofErr w:type="spellStart"/>
-      <w:proofErr w:type="gramStart"/>
-      <w:r>
-        <w:t>driver.manage</w:t>
-      </w:r>
-      <w:proofErr w:type="spellEnd"/>
-      <w:proofErr w:type="gramEnd"/>
-      <w:r>
-        <w:t>(</w:t>
-      </w:r>
-      <w:proofErr w:type="gramStart"/>
-      <w:r>
-        <w:t>).</w:t>
-      </w:r>
-      <w:proofErr w:type="spellStart"/>
-      <w:r>
-        <w:t>deleteAllCookies</w:t>
-      </w:r>
-      <w:proofErr w:type="spellEnd"/>
-      <w:proofErr w:type="gramEnd"/>
-      <w:r>
-        <w:t>(</w:t>
-      </w:r>
-      <w:proofErr w:type="gramStart"/>
-      <w:r>
-        <w:t>);</w:t>
-      </w:r>
-      <w:proofErr w:type="gramEnd"/>
-    </w:p>
-    <w:p>
-      <w:pPr>
-        <w:spacing w:after="0" w:line="240" w:lineRule="auto"/>
-        <w:ind w:left="720"/>
-      </w:pPr>
-      <w:r>
-        <w:t xml:space="preserve">        </w:t>
-      </w:r>
-      <w:proofErr w:type="spellStart"/>
-      <w:r>
-        <w:t>System.out.println</w:t>
-      </w:r>
-      <w:proofErr w:type="spellEnd"/>
-      <w:r>
-        <w:t>("All cookies deleted."</w:t>
-      </w:r>
-      <w:proofErr w:type="gramStart"/>
-      <w:r>
-        <w:t>);</w:t>
-      </w:r>
-      <w:proofErr w:type="gramEnd"/>
-    </w:p>
-    <w:p>
-      <w:pPr>
-        <w:spacing w:after="0" w:line="240" w:lineRule="auto"/>
-        <w:ind w:left="720"/>
-      </w:pPr>
-    </w:p>
-    <w:p>
-      <w:pPr>
-        <w:spacing w:after="0" w:line="240" w:lineRule="auto"/>
-        <w:ind w:left="720"/>
-      </w:pPr>
-      <w:r>
-        <w:t xml:space="preserve">        </w:t>
-      </w:r>
-      <w:proofErr w:type="spellStart"/>
-      <w:proofErr w:type="gramStart"/>
-      <w:r>
         <w:t>driver.quit</w:t>
       </w:r>
       <w:proofErr w:type="spellEnd"/>
       <w:proofErr w:type="gramEnd"/>
       <w:r>
-        <w:t>(</w:t>
-      </w:r>
-      <w:proofErr w:type="gramStart"/>
-      <w:r>
-        <w:t>);</w:t>
-      </w:r>
-      <w:proofErr w:type="gramEnd"/>
+        <w:t>();</w:t>
+      </w:r>
     </w:p>
     <w:p>
       <w:pPr>
@@ -18834,9 +18163,9 @@
       </w:r>
     </w:p>
     <w:sectPr>
-      <w:headerReference w:type="even" r:id="rId12"/>
-      <w:headerReference w:type="default" r:id="rId13"/>
-      <w:headerReference w:type="first" r:id="rId14"/>
+      <w:headerReference w:type="even" r:id="rId13"/>
+      <w:headerReference w:type="default" r:id="rId14"/>
+      <w:headerReference w:type="first" r:id="rId15"/>
       <w:pgSz w:w="12240" w:h="15840"/>
       <w:pgMar w:top="1440" w:right="1440" w:bottom="1440" w:left="1440" w:header="720" w:footer="720" w:gutter="0"/>
       <w:pgBorders w:offsetFrom="page">
@@ -22151,6 +21480,7 @@
     <w:rsid w:val="00334527"/>
     <w:rsid w:val="00337BF2"/>
     <w:rsid w:val="00446063"/>
+    <w:rsid w:val="006366E8"/>
     <w:rsid w:val="006D290C"/>
     <w:rsid w:val="00773665"/>
     <w:rsid w:val="00790A6B"/>
@@ -22159,6 +21489,7 @@
     <w:rsid w:val="009B6067"/>
     <w:rsid w:val="00A32237"/>
     <w:rsid w:val="00A3388F"/>
+    <w:rsid w:val="00B62020"/>
     <w:rsid w:val="00C04D45"/>
     <w:rsid w:val="00C64D4D"/>
     <w:rsid w:val="00C66A09"/>
@@ -22945,7 +22276,12 @@
 </file>
 
 <file path=customXml/item1.xml><?xml version="1.0" encoding="utf-8"?>
-<b:Sources xmlns:b="http://schemas.openxmlformats.org/officeDocument/2006/bibliography" xmlns="http://schemas.openxmlformats.org/officeDocument/2006/bibliography" SelectedStyle="\APASixthEditionOfficeOnline.xsl" StyleName="APA" Version="6"/>
+<?mso-contentType ?>
+<FormTemplates xmlns="http://schemas.microsoft.com/sharepoint/v3/contenttype/forms">
+  <Display>DocumentLibraryForm</Display>
+  <Edit>DocumentLibraryForm</Edit>
+  <New>DocumentLibraryForm</New>
+</FormTemplates>
 </file>
 
 <file path=customXml/item2.xml><?xml version="1.0" encoding="utf-8"?>
@@ -22957,12 +22293,7 @@
 </file>
 
 <file path=customXml/item3.xml><?xml version="1.0" encoding="utf-8"?>
-<?mso-contentType ?>
-<FormTemplates xmlns="http://schemas.microsoft.com/sharepoint/v3/contenttype/forms">
-  <Display>DocumentLibraryForm</Display>
-  <Edit>DocumentLibraryForm</Edit>
-  <New>DocumentLibraryForm</New>
-</FormTemplates>
+<b:Sources xmlns:b="http://schemas.openxmlformats.org/officeDocument/2006/bibliography" xmlns="http://schemas.openxmlformats.org/officeDocument/2006/bibliography" SelectedStyle="\APASixthEditionOfficeOnline.xsl" StyleName="APA" Version="6"/>
 </file>
 
 <file path=customXml/item4.xml><?xml version="1.0" encoding="utf-8"?>
@@ -23199,9 +22530,9 @@
 </file>
 
 <file path=customXml/itemProps1.xml><?xml version="1.0" encoding="utf-8"?>
-<ds:datastoreItem xmlns:ds="http://schemas.openxmlformats.org/officeDocument/2006/customXml" ds:itemID="{9653A7B0-396C-41D9-B609-FFA5D0531ACD}">
+<ds:datastoreItem xmlns:ds="http://schemas.openxmlformats.org/officeDocument/2006/customXml" ds:itemID="{4E3EB5EB-808D-49A6-B270-91367E0BA6F2}">
   <ds:schemaRefs>
-    <ds:schemaRef ds:uri="http://schemas.openxmlformats.org/officeDocument/2006/bibliography"/>
+    <ds:schemaRef ds:uri="http://schemas.microsoft.com/sharepoint/v3/contenttype/forms"/>
   </ds:schemaRefs>
 </ds:datastoreItem>
 </file>
@@ -23217,9 +22548,9 @@
 </file>
 
 <file path=customXml/itemProps3.xml><?xml version="1.0" encoding="utf-8"?>
-<ds:datastoreItem xmlns:ds="http://schemas.openxmlformats.org/officeDocument/2006/customXml" ds:itemID="{4E3EB5EB-808D-49A6-B270-91367E0BA6F2}">
+<ds:datastoreItem xmlns:ds="http://schemas.openxmlformats.org/officeDocument/2006/customXml" ds:itemID="{9653A7B0-396C-41D9-B609-FFA5D0531ACD}">
   <ds:schemaRefs>
-    <ds:schemaRef ds:uri="http://schemas.microsoft.com/sharepoint/v3/contenttype/forms"/>
+    <ds:schemaRef ds:uri="http://schemas.openxmlformats.org/officeDocument/2006/bibliography"/>
   </ds:schemaRefs>
 </ds:datastoreItem>
 </file>
